--- a/src/main/resources/templates/GiaiNgan/de-xuat-giai-ngan.docx
+++ b/src/main/resources/templates/GiaiNgan/de-xuat-giai-ngan.docx
@@ -31,21 +31,7 @@
         <w:rPr>
           <w:rFonts w:asciiTheme="majorHAnsi" w:hAnsiTheme="majorHAnsi" w:cstheme="majorHAnsi"/>
         </w:rPr>
-        <w:t xml:space="preserve">P. Cao </w:t>
-      </w:r>
-      <w:proofErr w:type="spellStart"/>
-      <w:r>
-        <w:rPr>
-          <w:rFonts w:asciiTheme="majorHAnsi" w:hAnsiTheme="majorHAnsi" w:cstheme="majorHAnsi"/>
-        </w:rPr>
-        <w:t>Lãnh</w:t>
-      </w:r>
-      <w:proofErr w:type="spellEnd"/>
-      <w:r>
-        <w:rPr>
-          <w:rFonts w:asciiTheme="majorHAnsi" w:hAnsiTheme="majorHAnsi" w:cstheme="majorHAnsi"/>
-        </w:rPr>
-        <w:t xml:space="preserve">, </w:t>
+        <w:t xml:space="preserve">P. Cao Lãnh, </w:t>
       </w:r>
       <w:r>
         <w:rPr>
@@ -631,170 +617,48 @@
           <w:i/>
           <w:iCs/>
         </w:rPr>
-        <w:t xml:space="preserve">(để kinh doanh xe ô tô khác, phụ tùng và các bộ phận phụ trợ xe ô tô từ HTC-VN và Vinfast, các nhu cầu </w:t>
-      </w:r>
-      <w:proofErr w:type="spellStart"/>
+        <w:t>(để kinh doanh xe ô tô khác, phụ tùng và các bộ phận phụ trợ xe ô tô từ HTC-VN và Vinfast, các nhu cầu vốn lưu động khác,</w:t>
+      </w:r>
       <w:r>
         <w:rPr>
           <w:rFonts w:asciiTheme="majorHAnsi" w:hAnsiTheme="majorHAnsi" w:cstheme="majorHAnsi"/>
           <w:i/>
           <w:iCs/>
         </w:rPr>
-        <w:t>vốn</w:t>
-      </w:r>
-      <w:proofErr w:type="spellEnd"/>
+        <w:t>…</w:t>
+      </w:r>
       <w:r>
         <w:rPr>
           <w:rFonts w:asciiTheme="majorHAnsi" w:hAnsiTheme="majorHAnsi" w:cstheme="majorHAnsi"/>
           <w:i/>
           <w:iCs/>
         </w:rPr>
+        <w:t>)</w:t>
+      </w:r>
+      <w:r>
+        <w:rPr>
+          <w:rFonts w:asciiTheme="majorHAnsi" w:hAnsiTheme="majorHAnsi" w:cstheme="majorHAnsi"/>
+        </w:rPr>
+        <w:t>:Tài sản bảo đảm là bất động sản/tiền gửi và đáp ứng tỷ lệ tài sản bảo đảm bằng bất động sản/tiền gửi tối thiểu là 78%.</w:t>
+      </w:r>
+      <w:r>
+        <w:rPr>
+          <w:rFonts w:asciiTheme="majorHAnsi" w:hAnsiTheme="majorHAnsi" w:cstheme="majorHAnsi"/>
+        </w:rPr>
         <w:t xml:space="preserve"> </w:t>
       </w:r>
-      <w:proofErr w:type="spellStart"/>
+      <w:r>
+        <w:rPr>
+          <w:rFonts w:asciiTheme="majorHAnsi" w:hAnsiTheme="majorHAnsi" w:cstheme="majorHAnsi"/>
+        </w:rPr>
+        <w:t xml:space="preserve">Hiện tại tài sản bảo đảm là quyền sử dụng đất và tài sản gắn liền với đất theo Giấy chứng nhận QSD đất, QSH nhà ở và tài sản khác gắn liền với đất số phát hành CY 605654, số vào sổ CS07342 do Sở Tài nguyên và Môi trường tỉnh Đồng Tháp cấp ngày 29/01/2021 </w:t>
+      </w:r>
       <w:r>
         <w:rPr>
           <w:rFonts w:asciiTheme="majorHAnsi" w:hAnsiTheme="majorHAnsi" w:cstheme="majorHAnsi"/>
           <w:i/>
           <w:iCs/>
         </w:rPr>
-        <w:t>lưu</w:t>
-      </w:r>
-      <w:proofErr w:type="spellEnd"/>
-      <w:r>
-        <w:rPr>
-          <w:rFonts w:asciiTheme="majorHAnsi" w:hAnsiTheme="majorHAnsi" w:cstheme="majorHAnsi"/>
-          <w:i/>
-          <w:iCs/>
-        </w:rPr>
-        <w:t xml:space="preserve"> </w:t>
-      </w:r>
-      <w:proofErr w:type="spellStart"/>
-      <w:r>
-        <w:rPr>
-          <w:rFonts w:asciiTheme="majorHAnsi" w:hAnsiTheme="majorHAnsi" w:cstheme="majorHAnsi"/>
-          <w:i/>
-          <w:iCs/>
-        </w:rPr>
-        <w:t>động</w:t>
-      </w:r>
-      <w:proofErr w:type="spellEnd"/>
-      <w:r>
-        <w:rPr>
-          <w:rFonts w:asciiTheme="majorHAnsi" w:hAnsiTheme="majorHAnsi" w:cstheme="majorHAnsi"/>
-          <w:i/>
-          <w:iCs/>
-        </w:rPr>
-        <w:t xml:space="preserve"> </w:t>
-      </w:r>
-      <w:proofErr w:type="spellStart"/>
-      <w:proofErr w:type="gramStart"/>
-      <w:r>
-        <w:rPr>
-          <w:rFonts w:asciiTheme="majorHAnsi" w:hAnsiTheme="majorHAnsi" w:cstheme="majorHAnsi"/>
-          <w:i/>
-          <w:iCs/>
-        </w:rPr>
-        <w:t>khác</w:t>
-      </w:r>
-      <w:proofErr w:type="spellEnd"/>
-      <w:r>
-        <w:rPr>
-          <w:rFonts w:asciiTheme="majorHAnsi" w:hAnsiTheme="majorHAnsi" w:cstheme="majorHAnsi"/>
-          <w:i/>
-          <w:iCs/>
-        </w:rPr>
-        <w:t>,</w:t>
-      </w:r>
-      <w:r>
-        <w:rPr>
-          <w:rFonts w:asciiTheme="majorHAnsi" w:hAnsiTheme="majorHAnsi" w:cstheme="majorHAnsi"/>
-          <w:i/>
-          <w:iCs/>
-        </w:rPr>
-        <w:t>…</w:t>
-      </w:r>
-      <w:r>
-        <w:rPr>
-          <w:rFonts w:asciiTheme="majorHAnsi" w:hAnsiTheme="majorHAnsi" w:cstheme="majorHAnsi"/>
-          <w:i/>
-          <w:iCs/>
-        </w:rPr>
-        <w:t>)</w:t>
-      </w:r>
-      <w:r>
-        <w:rPr>
-          <w:rFonts w:asciiTheme="majorHAnsi" w:hAnsiTheme="majorHAnsi" w:cstheme="majorHAnsi"/>
-        </w:rPr>
-        <w:t>:Tài</w:t>
-      </w:r>
-      <w:proofErr w:type="gramEnd"/>
-      <w:r>
-        <w:rPr>
-          <w:rFonts w:asciiTheme="majorHAnsi" w:hAnsiTheme="majorHAnsi" w:cstheme="majorHAnsi"/>
-        </w:rPr>
-        <w:t xml:space="preserve"> </w:t>
-      </w:r>
-      <w:proofErr w:type="spellStart"/>
-      <w:r>
-        <w:rPr>
-          <w:rFonts w:asciiTheme="majorHAnsi" w:hAnsiTheme="majorHAnsi" w:cstheme="majorHAnsi"/>
-        </w:rPr>
-        <w:t>sản</w:t>
-      </w:r>
-      <w:proofErr w:type="spellEnd"/>
-      <w:r>
-        <w:rPr>
-          <w:rFonts w:asciiTheme="majorHAnsi" w:hAnsiTheme="majorHAnsi" w:cstheme="majorHAnsi"/>
-        </w:rPr>
-        <w:t xml:space="preserve"> </w:t>
-      </w:r>
-      <w:proofErr w:type="spellStart"/>
-      <w:r>
-        <w:rPr>
-          <w:rFonts w:asciiTheme="majorHAnsi" w:hAnsiTheme="majorHAnsi" w:cstheme="majorHAnsi"/>
-        </w:rPr>
-        <w:t>bảo</w:t>
-      </w:r>
-      <w:proofErr w:type="spellEnd"/>
-      <w:r>
-        <w:rPr>
-          <w:rFonts w:asciiTheme="majorHAnsi" w:hAnsiTheme="majorHAnsi" w:cstheme="majorHAnsi"/>
-        </w:rPr>
-        <w:t xml:space="preserve"> </w:t>
-      </w:r>
-      <w:proofErr w:type="spellStart"/>
-      <w:r>
-        <w:rPr>
-          <w:rFonts w:asciiTheme="majorHAnsi" w:hAnsiTheme="majorHAnsi" w:cstheme="majorHAnsi"/>
-        </w:rPr>
-        <w:t>đảm</w:t>
-      </w:r>
-      <w:proofErr w:type="spellEnd"/>
-      <w:r>
-        <w:rPr>
-          <w:rFonts w:asciiTheme="majorHAnsi" w:hAnsiTheme="majorHAnsi" w:cstheme="majorHAnsi"/>
-        </w:rPr>
-        <w:t xml:space="preserve"> là bất động sản/tiền gửi và đáp ứng tỷ lệ tài sản bảo đảm bằng bất động sản/tiền gửi tối thiểu là 78%.</w:t>
-      </w:r>
-      <w:r>
-        <w:rPr>
-          <w:rFonts w:asciiTheme="majorHAnsi" w:hAnsiTheme="majorHAnsi" w:cstheme="majorHAnsi"/>
-        </w:rPr>
-        <w:t xml:space="preserve"> </w:t>
-      </w:r>
-      <w:r>
-        <w:rPr>
-          <w:rFonts w:asciiTheme="majorHAnsi" w:hAnsiTheme="majorHAnsi" w:cstheme="majorHAnsi"/>
-        </w:rPr>
-        <w:t xml:space="preserve">Hiện tại tài sản bảo đảm là quyền sử dụng đất và tài sản gắn liền với đất theo Giấy chứng nhận QSD đất, QSH nhà ở và tài sản khác gắn liền với đất số phát hành CY 605654, số vào sổ CS07342 do Sở Tài nguyên và Môi trường tỉnh Đồng Tháp cấp ngày 29/01/2021 </w:t>
-      </w:r>
-      <w:r>
-        <w:rPr>
-          <w:rFonts w:asciiTheme="majorHAnsi" w:hAnsiTheme="majorHAnsi" w:cstheme="majorHAnsi"/>
-          <w:i/>
-          <w:iCs/>
-        </w:rPr>
         <w:t>(theo Hợp đồng thế chấp số 01/2021/10987477/HĐBĐ ngày 29/03/2021).</w:t>
       </w:r>
     </w:p>
@@ -815,49 +679,7 @@
         <w:rPr>
           <w:rFonts w:asciiTheme="majorHAnsi" w:hAnsiTheme="majorHAnsi" w:cstheme="majorHAnsi"/>
         </w:rPr>
-        <w:t xml:space="preserve">Trong mọi trường hợp, tổng dư nợ được bảo đảm bằng bất động sản tại mọi thời điểm tối đa </w:t>
-      </w:r>
-      <w:proofErr w:type="spellStart"/>
-      <w:r>
-        <w:rPr>
-          <w:rFonts w:asciiTheme="majorHAnsi" w:hAnsiTheme="majorHAnsi" w:cstheme="majorHAnsi"/>
-        </w:rPr>
-        <w:t>là</w:t>
-      </w:r>
-      <w:proofErr w:type="spellEnd"/>
-      <w:r>
-        <w:rPr>
-          <w:rFonts w:asciiTheme="majorHAnsi" w:hAnsiTheme="majorHAnsi" w:cstheme="majorHAnsi"/>
-        </w:rPr>
-        <w:t xml:space="preserve"> 9 </w:t>
-      </w:r>
-      <w:proofErr w:type="spellStart"/>
-      <w:r>
-        <w:rPr>
-          <w:rFonts w:asciiTheme="majorHAnsi" w:hAnsiTheme="majorHAnsi" w:cstheme="majorHAnsi"/>
-        </w:rPr>
-        <w:t>tỷ</w:t>
-      </w:r>
-      <w:proofErr w:type="spellEnd"/>
-      <w:r>
-        <w:rPr>
-          <w:rFonts w:asciiTheme="majorHAnsi" w:hAnsiTheme="majorHAnsi" w:cstheme="majorHAnsi"/>
-        </w:rPr>
-        <w:t xml:space="preserve"> </w:t>
-      </w:r>
-      <w:proofErr w:type="spellStart"/>
-      <w:r>
-        <w:rPr>
-          <w:rFonts w:asciiTheme="majorHAnsi" w:hAnsiTheme="majorHAnsi" w:cstheme="majorHAnsi"/>
-        </w:rPr>
-        <w:t>đồng</w:t>
-      </w:r>
-      <w:proofErr w:type="spellEnd"/>
-      <w:r>
-        <w:rPr>
-          <w:rFonts w:asciiTheme="majorHAnsi" w:hAnsiTheme="majorHAnsi" w:cstheme="majorHAnsi"/>
-        </w:rPr>
-        <w:t>.</w:t>
+        <w:t>Trong mọi trường hợp, tổng dư nợ được bảo đảm bằng bất động sản tại mọi thời điểm tối đa là 9 tỷ đồng.</w:t>
       </w:r>
     </w:p>
     <w:tbl>
@@ -962,16 +784,8 @@
               <w:rPr>
                 <w:rFonts w:asciiTheme="majorHAnsi" w:hAnsiTheme="majorHAnsi" w:cstheme="majorHAnsi"/>
               </w:rPr>
-              <w:t xml:space="preserve">Trong </w:t>
-            </w:r>
-            <w:proofErr w:type="spellStart"/>
-            <w:r>
-              <w:rPr>
-                <w:rFonts w:asciiTheme="majorHAnsi" w:hAnsiTheme="majorHAnsi" w:cstheme="majorHAnsi"/>
-              </w:rPr>
-              <w:t>đó</w:t>
-            </w:r>
-            <w:proofErr w:type="spellEnd"/>
+              <w:t>Trong đó</w:t>
+            </w:r>
           </w:p>
         </w:tc>
         <w:tc>
@@ -1019,119 +833,7 @@
               <w:rPr>
                 <w:rFonts w:asciiTheme="majorHAnsi" w:hAnsiTheme="majorHAnsi" w:cstheme="majorHAnsi"/>
               </w:rPr>
-              <w:t>+ TSHTTTL (</w:t>
-            </w:r>
-            <w:proofErr w:type="spellStart"/>
-            <w:r>
-              <w:rPr>
-                <w:rFonts w:asciiTheme="majorHAnsi" w:hAnsiTheme="majorHAnsi" w:cstheme="majorHAnsi"/>
-              </w:rPr>
-              <w:t>xe</w:t>
-            </w:r>
-            <w:proofErr w:type="spellEnd"/>
-            <w:r>
-              <w:rPr>
-                <w:rFonts w:asciiTheme="majorHAnsi" w:hAnsiTheme="majorHAnsi" w:cstheme="majorHAnsi"/>
-              </w:rPr>
-              <w:t xml:space="preserve"> ô </w:t>
-            </w:r>
-            <w:proofErr w:type="spellStart"/>
-            <w:r>
-              <w:rPr>
-                <w:rFonts w:asciiTheme="majorHAnsi" w:hAnsiTheme="majorHAnsi" w:cstheme="majorHAnsi"/>
-              </w:rPr>
-              <w:t>tô</w:t>
-            </w:r>
-            <w:proofErr w:type="spellEnd"/>
-            <w:r>
-              <w:rPr>
-                <w:rFonts w:asciiTheme="majorHAnsi" w:hAnsiTheme="majorHAnsi" w:cstheme="majorHAnsi"/>
-              </w:rPr>
-              <w:t xml:space="preserve">, </w:t>
-            </w:r>
-            <w:proofErr w:type="spellStart"/>
-            <w:r>
-              <w:rPr>
-                <w:rFonts w:asciiTheme="majorHAnsi" w:hAnsiTheme="majorHAnsi" w:cstheme="majorHAnsi"/>
-              </w:rPr>
-              <w:t>đã</w:t>
-            </w:r>
-            <w:proofErr w:type="spellEnd"/>
-            <w:r>
-              <w:rPr>
-                <w:rFonts w:asciiTheme="majorHAnsi" w:hAnsiTheme="majorHAnsi" w:cstheme="majorHAnsi"/>
-              </w:rPr>
-              <w:t xml:space="preserve"> </w:t>
-            </w:r>
-            <w:proofErr w:type="spellStart"/>
-            <w:r>
-              <w:rPr>
-                <w:rFonts w:asciiTheme="majorHAnsi" w:hAnsiTheme="majorHAnsi" w:cstheme="majorHAnsi"/>
-              </w:rPr>
-              <w:t>nhận</w:t>
-            </w:r>
-            <w:proofErr w:type="spellEnd"/>
-            <w:r>
-              <w:rPr>
-                <w:rFonts w:asciiTheme="majorHAnsi" w:hAnsiTheme="majorHAnsi" w:cstheme="majorHAnsi"/>
-              </w:rPr>
-              <w:t xml:space="preserve"> </w:t>
-            </w:r>
-            <w:proofErr w:type="spellStart"/>
-            <w:r>
-              <w:rPr>
-                <w:rFonts w:asciiTheme="majorHAnsi" w:hAnsiTheme="majorHAnsi" w:cstheme="majorHAnsi"/>
-              </w:rPr>
-              <w:t>hồ</w:t>
-            </w:r>
-            <w:proofErr w:type="spellEnd"/>
-            <w:r>
-              <w:rPr>
-                <w:rFonts w:asciiTheme="majorHAnsi" w:hAnsiTheme="majorHAnsi" w:cstheme="majorHAnsi"/>
-              </w:rPr>
-              <w:t xml:space="preserve"> </w:t>
-            </w:r>
-            <w:proofErr w:type="spellStart"/>
-            <w:r>
-              <w:rPr>
-                <w:rFonts w:asciiTheme="majorHAnsi" w:hAnsiTheme="majorHAnsi" w:cstheme="majorHAnsi"/>
-              </w:rPr>
-              <w:t>sơ</w:t>
-            </w:r>
-            <w:proofErr w:type="spellEnd"/>
-            <w:r>
-              <w:rPr>
-                <w:rFonts w:asciiTheme="majorHAnsi" w:hAnsiTheme="majorHAnsi" w:cstheme="majorHAnsi"/>
-              </w:rPr>
-              <w:t xml:space="preserve"> </w:t>
-            </w:r>
-            <w:proofErr w:type="spellStart"/>
-            <w:r>
-              <w:rPr>
-                <w:rFonts w:asciiTheme="majorHAnsi" w:hAnsiTheme="majorHAnsi" w:cstheme="majorHAnsi"/>
-              </w:rPr>
-              <w:t>nhập</w:t>
-            </w:r>
-            <w:proofErr w:type="spellEnd"/>
-            <w:r>
-              <w:rPr>
-                <w:rFonts w:asciiTheme="majorHAnsi" w:hAnsiTheme="majorHAnsi" w:cstheme="majorHAnsi"/>
-              </w:rPr>
-              <w:t xml:space="preserve"> </w:t>
-            </w:r>
-            <w:proofErr w:type="spellStart"/>
-            <w:r>
-              <w:rPr>
-                <w:rFonts w:asciiTheme="majorHAnsi" w:hAnsiTheme="majorHAnsi" w:cstheme="majorHAnsi"/>
-              </w:rPr>
-              <w:t>kho</w:t>
-            </w:r>
-            <w:proofErr w:type="spellEnd"/>
-            <w:r>
-              <w:rPr>
-                <w:rFonts w:asciiTheme="majorHAnsi" w:hAnsiTheme="majorHAnsi" w:cstheme="majorHAnsi"/>
-              </w:rPr>
-              <w:t>):</w:t>
+              <w:t>+ TSHTTTL (xe ô tô, đã nhận hồ sơ nhập kho):</w:t>
             </w:r>
           </w:p>
         </w:tc>
@@ -1163,19 +865,8 @@
                 <w:bCs/>
                 <w:color w:val="EE0000"/>
               </w:rPr>
-              <w:t xml:space="preserve"> </w:t>
-            </w:r>
-            <w:proofErr w:type="spellStart"/>
-            <w:r>
-              <w:rPr>
-                <w:rFonts w:asciiTheme="majorHAnsi" w:hAnsiTheme="majorHAnsi" w:cstheme="majorHAnsi"/>
-                <w:b/>
-                <w:bCs/>
-                <w:color w:val="EE0000"/>
-              </w:rPr>
-              <w:t>đồng</w:t>
-            </w:r>
-            <w:proofErr w:type="spellEnd"/>
+              <w:t xml:space="preserve"> đồng</w:t>
+            </w:r>
           </w:p>
         </w:tc>
       </w:tr>
@@ -1196,49 +887,7 @@
               <w:rPr>
                 <w:rFonts w:asciiTheme="majorHAnsi" w:hAnsiTheme="majorHAnsi" w:cstheme="majorHAnsi"/>
               </w:rPr>
-              <w:t xml:space="preserve">+ </w:t>
-            </w:r>
-            <w:proofErr w:type="spellStart"/>
-            <w:r>
-              <w:rPr>
-                <w:rFonts w:asciiTheme="majorHAnsi" w:hAnsiTheme="majorHAnsi" w:cstheme="majorHAnsi"/>
-              </w:rPr>
-              <w:t>Bất</w:t>
-            </w:r>
-            <w:proofErr w:type="spellEnd"/>
-            <w:r>
-              <w:rPr>
-                <w:rFonts w:asciiTheme="majorHAnsi" w:hAnsiTheme="majorHAnsi" w:cstheme="majorHAnsi"/>
-              </w:rPr>
-              <w:t xml:space="preserve"> </w:t>
-            </w:r>
-            <w:proofErr w:type="spellStart"/>
-            <w:r>
-              <w:rPr>
-                <w:rFonts w:asciiTheme="majorHAnsi" w:hAnsiTheme="majorHAnsi" w:cstheme="majorHAnsi"/>
-              </w:rPr>
-              <w:t>động</w:t>
-            </w:r>
-            <w:proofErr w:type="spellEnd"/>
-            <w:r>
-              <w:rPr>
-                <w:rFonts w:asciiTheme="majorHAnsi" w:hAnsiTheme="majorHAnsi" w:cstheme="majorHAnsi"/>
-              </w:rPr>
-              <w:t xml:space="preserve"> </w:t>
-            </w:r>
-            <w:proofErr w:type="spellStart"/>
-            <w:r>
-              <w:rPr>
-                <w:rFonts w:asciiTheme="majorHAnsi" w:hAnsiTheme="majorHAnsi" w:cstheme="majorHAnsi"/>
-              </w:rPr>
-              <w:t>sản</w:t>
-            </w:r>
-            <w:proofErr w:type="spellEnd"/>
-            <w:r>
-              <w:rPr>
-                <w:rFonts w:asciiTheme="majorHAnsi" w:hAnsiTheme="majorHAnsi" w:cstheme="majorHAnsi"/>
-              </w:rPr>
-              <w:t>:</w:t>
+              <w:t>+ Bất động sản:</w:t>
             </w:r>
           </w:p>
         </w:tc>
@@ -1259,17 +908,8 @@
                 <w:rFonts w:asciiTheme="majorHAnsi" w:hAnsiTheme="majorHAnsi" w:cstheme="majorHAnsi"/>
                 <w:color w:val="EE0000"/>
               </w:rPr>
-              <w:t xml:space="preserve">8,910,000,000 </w:t>
-            </w:r>
-            <w:proofErr w:type="spellStart"/>
-            <w:r>
-              <w:rPr>
-                <w:rFonts w:asciiTheme="majorHAnsi" w:hAnsiTheme="majorHAnsi" w:cstheme="majorHAnsi"/>
-                <w:color w:val="EE0000"/>
-              </w:rPr>
-              <w:t>đồng</w:t>
-            </w:r>
-            <w:proofErr w:type="spellEnd"/>
+              <w:t>8,910,000,000 đồng</w:t>
+            </w:r>
           </w:p>
         </w:tc>
       </w:tr>
@@ -1288,86 +928,8 @@
               <w:rPr>
                 <w:rFonts w:asciiTheme="majorHAnsi" w:hAnsiTheme="majorHAnsi" w:cstheme="majorHAnsi"/>
               </w:rPr>
-              <w:t xml:space="preserve">→ </w:t>
-            </w:r>
-            <w:proofErr w:type="spellStart"/>
-            <w:r>
-              <w:rPr>
-                <w:rFonts w:asciiTheme="majorHAnsi" w:hAnsiTheme="majorHAnsi" w:cstheme="majorHAnsi"/>
-              </w:rPr>
-              <w:t>Giá</w:t>
-            </w:r>
-            <w:proofErr w:type="spellEnd"/>
-            <w:r>
-              <w:rPr>
-                <w:rFonts w:asciiTheme="majorHAnsi" w:hAnsiTheme="majorHAnsi" w:cstheme="majorHAnsi"/>
-              </w:rPr>
-              <w:t xml:space="preserve"> </w:t>
-            </w:r>
-            <w:proofErr w:type="spellStart"/>
-            <w:r>
-              <w:rPr>
-                <w:rFonts w:asciiTheme="majorHAnsi" w:hAnsiTheme="majorHAnsi" w:cstheme="majorHAnsi"/>
-              </w:rPr>
-              <w:t>trị</w:t>
-            </w:r>
-            <w:proofErr w:type="spellEnd"/>
-            <w:r>
-              <w:rPr>
-                <w:rFonts w:asciiTheme="majorHAnsi" w:hAnsiTheme="majorHAnsi" w:cstheme="majorHAnsi"/>
-              </w:rPr>
-              <w:t xml:space="preserve"> TSBĐ </w:t>
-            </w:r>
-            <w:proofErr w:type="spellStart"/>
-            <w:r>
-              <w:rPr>
-                <w:rFonts w:asciiTheme="majorHAnsi" w:hAnsiTheme="majorHAnsi" w:cstheme="majorHAnsi"/>
-              </w:rPr>
-              <w:t>sau</w:t>
-            </w:r>
-            <w:proofErr w:type="spellEnd"/>
-            <w:r>
-              <w:rPr>
-                <w:rFonts w:asciiTheme="majorHAnsi" w:hAnsiTheme="majorHAnsi" w:cstheme="majorHAnsi"/>
-              </w:rPr>
-              <w:t xml:space="preserve"> </w:t>
-            </w:r>
-            <w:proofErr w:type="spellStart"/>
-            <w:r>
-              <w:rPr>
-                <w:rFonts w:asciiTheme="majorHAnsi" w:hAnsiTheme="majorHAnsi" w:cstheme="majorHAnsi"/>
-              </w:rPr>
-              <w:t>khi</w:t>
-            </w:r>
-            <w:proofErr w:type="spellEnd"/>
-            <w:r>
-              <w:rPr>
-                <w:rFonts w:asciiTheme="majorHAnsi" w:hAnsiTheme="majorHAnsi" w:cstheme="majorHAnsi"/>
-              </w:rPr>
-              <w:t xml:space="preserve"> </w:t>
-            </w:r>
-            <w:proofErr w:type="spellStart"/>
-            <w:r>
-              <w:rPr>
-                <w:rFonts w:asciiTheme="majorHAnsi" w:hAnsiTheme="majorHAnsi" w:cstheme="majorHAnsi"/>
-              </w:rPr>
-              <w:t>nhân</w:t>
-            </w:r>
-            <w:proofErr w:type="spellEnd"/>
-            <w:r>
-              <w:rPr>
-                <w:rFonts w:asciiTheme="majorHAnsi" w:hAnsiTheme="majorHAnsi" w:cstheme="majorHAnsi"/>
-              </w:rPr>
-              <w:t xml:space="preserve"> </w:t>
-            </w:r>
-            <w:proofErr w:type="spellStart"/>
-            <w:r>
-              <w:rPr>
-                <w:rFonts w:asciiTheme="majorHAnsi" w:hAnsiTheme="majorHAnsi" w:cstheme="majorHAnsi"/>
-              </w:rPr>
-              <w:t>hệ</w:t>
-            </w:r>
-            <w:proofErr w:type="spellEnd"/>
+              <w:t>→ Giá trị TSBĐ sau khi nhân hệ</w:t>
+            </w:r>
           </w:p>
         </w:tc>
         <w:tc>
@@ -1399,17 +961,8 @@
                 <w:rFonts w:asciiTheme="majorHAnsi" w:hAnsiTheme="majorHAnsi" w:cstheme="majorHAnsi"/>
                 <w:color w:val="EE0000"/>
               </w:rPr>
-              <w:t xml:space="preserve">27,892,638,950 </w:t>
-            </w:r>
-            <w:proofErr w:type="spellStart"/>
-            <w:r>
-              <w:rPr>
-                <w:rFonts w:asciiTheme="majorHAnsi" w:hAnsiTheme="majorHAnsi" w:cstheme="majorHAnsi"/>
-                <w:color w:val="EE0000"/>
-              </w:rPr>
-              <w:t>đồng</w:t>
-            </w:r>
-            <w:proofErr w:type="spellEnd"/>
+              <w:t>27,892,638,950 đồng</w:t>
+            </w:r>
           </w:p>
         </w:tc>
       </w:tr>
@@ -1428,16 +981,8 @@
               <w:rPr>
                 <w:rFonts w:asciiTheme="majorHAnsi" w:hAnsiTheme="majorHAnsi" w:cstheme="majorHAnsi"/>
               </w:rPr>
-              <w:t xml:space="preserve">Trong </w:t>
-            </w:r>
-            <w:proofErr w:type="spellStart"/>
-            <w:r>
-              <w:rPr>
-                <w:rFonts w:asciiTheme="majorHAnsi" w:hAnsiTheme="majorHAnsi" w:cstheme="majorHAnsi"/>
-              </w:rPr>
-              <w:t>đó</w:t>
-            </w:r>
-            <w:proofErr w:type="spellEnd"/>
+              <w:t>Trong đó</w:t>
+            </w:r>
           </w:p>
         </w:tc>
         <w:tc>
@@ -1483,49 +1028,7 @@
               <w:rPr>
                 <w:rFonts w:asciiTheme="majorHAnsi" w:hAnsiTheme="majorHAnsi" w:cstheme="majorHAnsi"/>
               </w:rPr>
-              <w:t>+ TSHTTTL (</w:t>
-            </w:r>
-            <w:proofErr w:type="spellStart"/>
-            <w:r>
-              <w:rPr>
-                <w:rFonts w:asciiTheme="majorHAnsi" w:hAnsiTheme="majorHAnsi" w:cstheme="majorHAnsi"/>
-              </w:rPr>
-              <w:t>xe</w:t>
-            </w:r>
-            <w:proofErr w:type="spellEnd"/>
-            <w:r>
-              <w:rPr>
-                <w:rFonts w:asciiTheme="majorHAnsi" w:hAnsiTheme="majorHAnsi" w:cstheme="majorHAnsi"/>
-              </w:rPr>
-              <w:t xml:space="preserve"> ô </w:t>
-            </w:r>
-            <w:proofErr w:type="spellStart"/>
-            <w:r>
-              <w:rPr>
-                <w:rFonts w:asciiTheme="majorHAnsi" w:hAnsiTheme="majorHAnsi" w:cstheme="majorHAnsi"/>
-              </w:rPr>
-              <w:t>tô</w:t>
-            </w:r>
-            <w:proofErr w:type="spellEnd"/>
-            <w:r>
-              <w:rPr>
-                <w:rFonts w:asciiTheme="majorHAnsi" w:hAnsiTheme="majorHAnsi" w:cstheme="majorHAnsi"/>
-              </w:rPr>
-              <w:t xml:space="preserve">, </w:t>
-            </w:r>
-            <w:proofErr w:type="spellStart"/>
-            <w:r>
-              <w:rPr>
-                <w:rFonts w:asciiTheme="majorHAnsi" w:hAnsiTheme="majorHAnsi" w:cstheme="majorHAnsi"/>
-              </w:rPr>
-              <w:t>đã</w:t>
-            </w:r>
-            <w:proofErr w:type="spellEnd"/>
-            <w:r>
-              <w:rPr>
-                <w:rFonts w:asciiTheme="majorHAnsi" w:hAnsiTheme="majorHAnsi" w:cstheme="majorHAnsi"/>
-              </w:rPr>
-              <w:t xml:space="preserve"> nhận hồ sơ nhập kho):</w:t>
+              <w:t>+ TSHTTTL (xe ô tô, đã nhận hồ sơ nhập kho):</w:t>
             </w:r>
           </w:p>
         </w:tc>
@@ -1568,49 +1071,7 @@
               <w:rPr>
                 <w:rFonts w:asciiTheme="majorHAnsi" w:hAnsiTheme="majorHAnsi" w:cstheme="majorHAnsi"/>
               </w:rPr>
-              <w:t xml:space="preserve">+ </w:t>
-            </w:r>
-            <w:proofErr w:type="spellStart"/>
-            <w:r>
-              <w:rPr>
-                <w:rFonts w:asciiTheme="majorHAnsi" w:hAnsiTheme="majorHAnsi" w:cstheme="majorHAnsi"/>
-              </w:rPr>
-              <w:t>Bất</w:t>
-            </w:r>
-            <w:proofErr w:type="spellEnd"/>
-            <w:r>
-              <w:rPr>
-                <w:rFonts w:asciiTheme="majorHAnsi" w:hAnsiTheme="majorHAnsi" w:cstheme="majorHAnsi"/>
-              </w:rPr>
-              <w:t xml:space="preserve"> </w:t>
-            </w:r>
-            <w:proofErr w:type="spellStart"/>
-            <w:r>
-              <w:rPr>
-                <w:rFonts w:asciiTheme="majorHAnsi" w:hAnsiTheme="majorHAnsi" w:cstheme="majorHAnsi"/>
-              </w:rPr>
-              <w:t>động</w:t>
-            </w:r>
-            <w:proofErr w:type="spellEnd"/>
-            <w:r>
-              <w:rPr>
-                <w:rFonts w:asciiTheme="majorHAnsi" w:hAnsiTheme="majorHAnsi" w:cstheme="majorHAnsi"/>
-              </w:rPr>
-              <w:t xml:space="preserve"> </w:t>
-            </w:r>
-            <w:proofErr w:type="spellStart"/>
-            <w:r>
-              <w:rPr>
-                <w:rFonts w:asciiTheme="majorHAnsi" w:hAnsiTheme="majorHAnsi" w:cstheme="majorHAnsi"/>
-              </w:rPr>
-              <w:t>sản</w:t>
-            </w:r>
-            <w:proofErr w:type="spellEnd"/>
-            <w:r>
-              <w:rPr>
-                <w:rFonts w:asciiTheme="majorHAnsi" w:hAnsiTheme="majorHAnsi" w:cstheme="majorHAnsi"/>
-              </w:rPr>
-              <w:t>:</w:t>
+              <w:t>+ Bất động sản:</w:t>
             </w:r>
           </w:p>
         </w:tc>
@@ -1654,55 +1115,21 @@
                 <w:rFonts w:asciiTheme="majorHAnsi" w:hAnsiTheme="majorHAnsi" w:cstheme="majorHAnsi"/>
                 <w:i/>
               </w:rPr>
-              <w:t xml:space="preserve">-GHTD </w:t>
-            </w:r>
-            <w:proofErr w:type="spellStart"/>
+              <w:t>-GHTD được sử</w:t>
+            </w:r>
             <w:r>
               <w:rPr>
                 <w:rFonts w:asciiTheme="majorHAnsi" w:hAnsiTheme="majorHAnsi" w:cstheme="majorHAnsi"/>
                 <w:i/>
               </w:rPr>
-              <w:t>được</w:t>
-            </w:r>
-            <w:proofErr w:type="spellEnd"/>
+              <w:t xml:space="preserve"> </w:t>
+            </w:r>
             <w:r>
               <w:rPr>
                 <w:rFonts w:asciiTheme="majorHAnsi" w:hAnsiTheme="majorHAnsi" w:cstheme="majorHAnsi"/>
                 <w:i/>
               </w:rPr>
-              <w:t xml:space="preserve"> </w:t>
-            </w:r>
-            <w:proofErr w:type="spellStart"/>
-            <w:r>
-              <w:rPr>
-                <w:rFonts w:asciiTheme="majorHAnsi" w:hAnsiTheme="majorHAnsi" w:cstheme="majorHAnsi"/>
-                <w:i/>
-              </w:rPr>
-              <w:t>sử</w:t>
-            </w:r>
-            <w:proofErr w:type="spellEnd"/>
-            <w:r>
-              <w:rPr>
-                <w:rFonts w:asciiTheme="majorHAnsi" w:hAnsiTheme="majorHAnsi" w:cstheme="majorHAnsi"/>
-                <w:i/>
-              </w:rPr>
-              <w:t xml:space="preserve"> </w:t>
-            </w:r>
-            <w:proofErr w:type="spellStart"/>
-            <w:r>
-              <w:rPr>
-                <w:rFonts w:asciiTheme="majorHAnsi" w:hAnsiTheme="majorHAnsi" w:cstheme="majorHAnsi"/>
-                <w:i/>
-              </w:rPr>
-              <w:t>dụng</w:t>
-            </w:r>
-            <w:proofErr w:type="spellEnd"/>
-            <w:r>
-              <w:rPr>
-                <w:rFonts w:asciiTheme="majorHAnsi" w:hAnsiTheme="majorHAnsi" w:cstheme="majorHAnsi"/>
-                <w:i/>
-              </w:rPr>
-              <w:t>:</w:t>
+              <w:t>dụng:</w:t>
             </w:r>
           </w:p>
         </w:tc>
@@ -1738,17 +1165,8 @@
                 <w:rFonts w:asciiTheme="majorHAnsi" w:hAnsiTheme="majorHAnsi" w:cstheme="majorHAnsi"/>
                 <w:color w:val="4472C4" w:themeColor="accent1"/>
               </w:rPr>
-              <w:t xml:space="preserve">60,000,000,000 </w:t>
-            </w:r>
-            <w:proofErr w:type="spellStart"/>
-            <w:r>
-              <w:rPr>
-                <w:rFonts w:asciiTheme="majorHAnsi" w:hAnsiTheme="majorHAnsi" w:cstheme="majorHAnsi"/>
-                <w:color w:val="4472C4" w:themeColor="accent1"/>
-              </w:rPr>
-              <w:t>đồng</w:t>
-            </w:r>
-            <w:proofErr w:type="spellEnd"/>
+              <w:t>60,000,000,000 đồng</w:t>
+            </w:r>
           </w:p>
         </w:tc>
       </w:tr>
@@ -1865,35 +1283,7 @@
         <w:rPr>
           <w:rFonts w:asciiTheme="majorHAnsi" w:hAnsiTheme="majorHAnsi" w:cstheme="majorHAnsi"/>
         </w:rPr>
-        <w:t xml:space="preserve">Tình hình giao dịch tại BIDV Đồng Tháp: </w:t>
-      </w:r>
-      <w:proofErr w:type="spellStart"/>
-      <w:r>
-        <w:rPr>
-          <w:rFonts w:asciiTheme="majorHAnsi" w:hAnsiTheme="majorHAnsi" w:cstheme="majorHAnsi"/>
-        </w:rPr>
-        <w:t>Đến</w:t>
-      </w:r>
-      <w:proofErr w:type="spellEnd"/>
-      <w:r>
-        <w:rPr>
-          <w:rFonts w:asciiTheme="majorHAnsi" w:hAnsiTheme="majorHAnsi" w:cstheme="majorHAnsi"/>
-        </w:rPr>
-        <w:t xml:space="preserve"> </w:t>
-      </w:r>
-      <w:proofErr w:type="spellStart"/>
-      <w:r>
-        <w:rPr>
-          <w:rFonts w:asciiTheme="majorHAnsi" w:hAnsiTheme="majorHAnsi" w:cstheme="majorHAnsi"/>
-        </w:rPr>
-        <w:t>ngày</w:t>
-      </w:r>
-      <w:proofErr w:type="spellEnd"/>
-      <w:r>
-        <w:rPr>
-          <w:rFonts w:asciiTheme="majorHAnsi" w:hAnsiTheme="majorHAnsi" w:cstheme="majorHAnsi"/>
-        </w:rPr>
-        <w:t xml:space="preserve"> </w:t>
+        <w:t xml:space="preserve">Tình hình giao dịch tại BIDV Đồng Tháp: Đến ngày </w:t>
       </w:r>
       <w:r>
         <w:rPr>
@@ -1940,23 +1330,7 @@
           <w:rFonts w:asciiTheme="majorHAnsi" w:hAnsiTheme="majorHAnsi" w:cstheme="majorHAnsi"/>
           <w:color w:val="4472C4" w:themeColor="accent1"/>
         </w:rPr>
-        <w:t xml:space="preserve">38,731,972,700 </w:t>
-      </w:r>
-      <w:proofErr w:type="spellStart"/>
-      <w:r>
-        <w:rPr>
-          <w:rFonts w:asciiTheme="majorHAnsi" w:hAnsiTheme="majorHAnsi" w:cstheme="majorHAnsi"/>
-          <w:color w:val="4472C4" w:themeColor="accent1"/>
-        </w:rPr>
-        <w:t>đồng</w:t>
-      </w:r>
-      <w:proofErr w:type="spellEnd"/>
-      <w:r>
-        <w:rPr>
-          <w:rFonts w:asciiTheme="majorHAnsi" w:hAnsiTheme="majorHAnsi" w:cstheme="majorHAnsi"/>
-          <w:color w:val="4472C4" w:themeColor="accent1"/>
-        </w:rPr>
-        <w:t xml:space="preserve"> </w:t>
+        <w:t xml:space="preserve">38,731,972,700 đồng </w:t>
       </w:r>
     </w:p>
     <w:p>
@@ -1988,125 +1362,61 @@
         <w:rPr>
           <w:rFonts w:asciiTheme="majorHAnsi" w:hAnsiTheme="majorHAnsi" w:cstheme="majorHAnsi"/>
         </w:rPr>
-        <w:t xml:space="preserve">đến </w:t>
-      </w:r>
-      <w:proofErr w:type="spellStart"/>
-      <w:r>
-        <w:rPr>
-          <w:rFonts w:asciiTheme="majorHAnsi" w:hAnsiTheme="majorHAnsi" w:cstheme="majorHAnsi"/>
-        </w:rPr>
-        <w:t>hết</w:t>
-      </w:r>
-      <w:proofErr w:type="spellEnd"/>
+        <w:t>đến hết ngày 3</w:t>
+      </w:r>
+      <w:r>
+        <w:rPr>
+          <w:rFonts w:asciiTheme="majorHAnsi" w:hAnsiTheme="majorHAnsi" w:cstheme="majorHAnsi"/>
+        </w:rPr>
+        <w:t>1</w:t>
+      </w:r>
+      <w:r>
+        <w:rPr>
+          <w:rFonts w:asciiTheme="majorHAnsi" w:hAnsiTheme="majorHAnsi" w:cstheme="majorHAnsi"/>
+        </w:rPr>
+        <w:t>/</w:t>
+      </w:r>
+      <w:r>
+        <w:rPr>
+          <w:rFonts w:asciiTheme="majorHAnsi" w:hAnsiTheme="majorHAnsi" w:cstheme="majorHAnsi"/>
+        </w:rPr>
+        <w:t>12</w:t>
+      </w:r>
+      <w:r>
+        <w:rPr>
+          <w:rFonts w:asciiTheme="majorHAnsi" w:hAnsiTheme="majorHAnsi" w:cstheme="majorHAnsi"/>
+        </w:rPr>
+        <w:t>/202</w:t>
+      </w:r>
+      <w:r>
+        <w:rPr>
+          <w:rFonts w:asciiTheme="majorHAnsi" w:hAnsiTheme="majorHAnsi" w:cstheme="majorHAnsi"/>
+        </w:rPr>
+        <w:t>4</w:t>
+      </w:r>
       <w:r>
         <w:rPr>
           <w:rFonts w:asciiTheme="majorHAnsi" w:hAnsiTheme="majorHAnsi" w:cstheme="majorHAnsi"/>
         </w:rPr>
         <w:t xml:space="preserve"> </w:t>
       </w:r>
-      <w:proofErr w:type="spellStart"/>
-      <w:r>
-        <w:rPr>
-          <w:rFonts w:asciiTheme="majorHAnsi" w:hAnsiTheme="majorHAnsi" w:cstheme="majorHAnsi"/>
-        </w:rPr>
-        <w:t>ngày</w:t>
-      </w:r>
-      <w:proofErr w:type="spellEnd"/>
-      <w:r>
-        <w:rPr>
-          <w:rFonts w:asciiTheme="majorHAnsi" w:hAnsiTheme="majorHAnsi" w:cstheme="majorHAnsi"/>
-        </w:rPr>
-        <w:t xml:space="preserve"> 3</w:t>
-      </w:r>
-      <w:r>
-        <w:rPr>
-          <w:rFonts w:asciiTheme="majorHAnsi" w:hAnsiTheme="majorHAnsi" w:cstheme="majorHAnsi"/>
-        </w:rPr>
-        <w:t>1</w:t>
-      </w:r>
-      <w:r>
-        <w:rPr>
-          <w:rFonts w:asciiTheme="majorHAnsi" w:hAnsiTheme="majorHAnsi" w:cstheme="majorHAnsi"/>
-        </w:rPr>
-        <w:t>/</w:t>
-      </w:r>
-      <w:r>
-        <w:rPr>
-          <w:rFonts w:asciiTheme="majorHAnsi" w:hAnsiTheme="majorHAnsi" w:cstheme="majorHAnsi"/>
-        </w:rPr>
-        <w:t>12</w:t>
-      </w:r>
-      <w:r>
-        <w:rPr>
-          <w:rFonts w:asciiTheme="majorHAnsi" w:hAnsiTheme="majorHAnsi" w:cstheme="majorHAnsi"/>
-        </w:rPr>
-        <w:t>/202</w:t>
-      </w:r>
-      <w:r>
-        <w:rPr>
-          <w:rFonts w:asciiTheme="majorHAnsi" w:hAnsiTheme="majorHAnsi" w:cstheme="majorHAnsi"/>
-        </w:rPr>
-        <w:t>4</w:t>
-      </w:r>
-      <w:r>
-        <w:rPr>
-          <w:rFonts w:asciiTheme="majorHAnsi" w:hAnsiTheme="majorHAnsi" w:cstheme="majorHAnsi"/>
-        </w:rPr>
-        <w:t xml:space="preserve"> </w:t>
-      </w:r>
       <w:r>
         <w:rPr>
           <w:rFonts w:asciiTheme="majorHAnsi" w:hAnsiTheme="majorHAnsi" w:cstheme="majorHAnsi"/>
         </w:rPr>
         <w:t>(</w:t>
       </w:r>
-      <w:proofErr w:type="spellStart"/>
-      <w:r>
-        <w:rPr>
-          <w:rFonts w:asciiTheme="majorHAnsi" w:hAnsiTheme="majorHAnsi" w:cstheme="majorHAnsi"/>
-        </w:rPr>
-        <w:t>theo</w:t>
-      </w:r>
-      <w:proofErr w:type="spellEnd"/>
-      <w:r>
-        <w:rPr>
-          <w:rFonts w:asciiTheme="majorHAnsi" w:hAnsiTheme="majorHAnsi" w:cstheme="majorHAnsi"/>
-        </w:rPr>
-        <w:t xml:space="preserve"> </w:t>
-      </w:r>
-      <w:r>
-        <w:rPr>
-          <w:rFonts w:asciiTheme="majorHAnsi" w:hAnsiTheme="majorHAnsi" w:cstheme="majorHAnsi"/>
-        </w:rPr>
-        <w:t xml:space="preserve">BCTC </w:t>
-      </w:r>
-      <w:proofErr w:type="spellStart"/>
-      <w:r>
-        <w:rPr>
-          <w:rFonts w:asciiTheme="majorHAnsi" w:hAnsiTheme="majorHAnsi" w:cstheme="majorHAnsi"/>
-        </w:rPr>
-        <w:t>của</w:t>
-      </w:r>
-      <w:proofErr w:type="spellEnd"/>
-      <w:r>
-        <w:rPr>
-          <w:rFonts w:asciiTheme="majorHAnsi" w:hAnsiTheme="majorHAnsi" w:cstheme="majorHAnsi"/>
-        </w:rPr>
-        <w:t xml:space="preserve"> </w:t>
-      </w:r>
-      <w:proofErr w:type="spellStart"/>
-      <w:r>
-        <w:rPr>
-          <w:rFonts w:asciiTheme="majorHAnsi" w:hAnsiTheme="majorHAnsi" w:cstheme="majorHAnsi"/>
-        </w:rPr>
-        <w:t>công</w:t>
-      </w:r>
-      <w:proofErr w:type="spellEnd"/>
-      <w:r>
-        <w:rPr>
-          <w:rFonts w:asciiTheme="majorHAnsi" w:hAnsiTheme="majorHAnsi" w:cstheme="majorHAnsi"/>
-        </w:rPr>
-        <w:t xml:space="preserve"> ty)</w:t>
+      <w:r>
+        <w:rPr>
+          <w:rFonts w:asciiTheme="majorHAnsi" w:hAnsiTheme="majorHAnsi" w:cstheme="majorHAnsi"/>
+        </w:rPr>
+        <w:t xml:space="preserve">theo </w:t>
+      </w:r>
+      <w:r>
+        <w:rPr>
+          <w:rFonts w:asciiTheme="majorHAnsi" w:hAnsiTheme="majorHAnsi" w:cstheme="majorHAnsi"/>
+        </w:rPr>
+        <w:t>BCTC của công ty)</w:t>
       </w:r>
     </w:p>
     <w:p>
@@ -3029,37 +2339,12 @@
           <w:rFonts w:asciiTheme="majorHAnsi" w:hAnsiTheme="majorHAnsi" w:cstheme="majorHAnsi"/>
         </w:rPr>
       </w:pPr>
-      <w:proofErr w:type="spellStart"/>
       <w:r>
         <w:rPr>
           <w:rFonts w:asciiTheme="majorHAnsi" w:hAnsiTheme="majorHAnsi" w:cstheme="majorHAnsi"/>
           <w:u w:val="single"/>
         </w:rPr>
-        <w:t>Kết</w:t>
-      </w:r>
-      <w:proofErr w:type="spellEnd"/>
-      <w:r>
-        <w:rPr>
-          <w:rFonts w:asciiTheme="majorHAnsi" w:hAnsiTheme="majorHAnsi" w:cstheme="majorHAnsi"/>
-          <w:u w:val="single"/>
-        </w:rPr>
-        <w:t xml:space="preserve"> </w:t>
-      </w:r>
-      <w:proofErr w:type="spellStart"/>
-      <w:r>
-        <w:rPr>
-          <w:rFonts w:asciiTheme="majorHAnsi" w:hAnsiTheme="majorHAnsi" w:cstheme="majorHAnsi"/>
-          <w:u w:val="single"/>
-        </w:rPr>
-        <w:t>luận</w:t>
-      </w:r>
-      <w:proofErr w:type="spellEnd"/>
-      <w:r>
-        <w:rPr>
-          <w:rFonts w:asciiTheme="majorHAnsi" w:hAnsiTheme="majorHAnsi" w:cstheme="majorHAnsi"/>
-          <w:u w:val="single"/>
-        </w:rPr>
-        <w:t>:</w:t>
+        <w:t>Kết luận:</w:t>
       </w:r>
     </w:p>
     <w:p>
@@ -3740,56 +3025,12 @@
                 <w:rFonts w:asciiTheme="majorHAnsi" w:hAnsiTheme="majorHAnsi" w:cstheme="majorHAnsi"/>
               </w:rPr>
             </w:pPr>
-            <w:proofErr w:type="spellStart"/>
-            <w:r>
-              <w:rPr>
-                <w:rFonts w:asciiTheme="majorHAnsi" w:hAnsiTheme="majorHAnsi" w:cstheme="majorHAnsi"/>
-              </w:rPr>
-              <w:t>Lãi</w:t>
-            </w:r>
-            <w:proofErr w:type="spellEnd"/>
-            <w:r>
-              <w:rPr>
-                <w:rFonts w:asciiTheme="majorHAnsi" w:hAnsiTheme="majorHAnsi" w:cstheme="majorHAnsi"/>
-              </w:rPr>
-              <w:t xml:space="preserve"> </w:t>
-            </w:r>
-            <w:proofErr w:type="spellStart"/>
-            <w:r>
-              <w:rPr>
-                <w:rFonts w:asciiTheme="majorHAnsi" w:hAnsiTheme="majorHAnsi" w:cstheme="majorHAnsi"/>
-              </w:rPr>
-              <w:t>suất</w:t>
-            </w:r>
-            <w:proofErr w:type="spellEnd"/>
-            <w:r>
-              <w:rPr>
-                <w:rFonts w:asciiTheme="majorHAnsi" w:hAnsiTheme="majorHAnsi" w:cstheme="majorHAnsi"/>
-              </w:rPr>
-              <w:t xml:space="preserve"> </w:t>
-            </w:r>
-            <w:proofErr w:type="spellStart"/>
-            <w:r>
-              <w:rPr>
-                <w:rFonts w:asciiTheme="majorHAnsi" w:hAnsiTheme="majorHAnsi" w:cstheme="majorHAnsi"/>
-              </w:rPr>
-              <w:t>cho</w:t>
-            </w:r>
-            <w:proofErr w:type="spellEnd"/>
-            <w:r>
-              <w:rPr>
-                <w:rFonts w:asciiTheme="majorHAnsi" w:hAnsiTheme="majorHAnsi" w:cstheme="majorHAnsi"/>
-              </w:rPr>
-              <w:t xml:space="preserve"> </w:t>
-            </w:r>
-            <w:proofErr w:type="spellStart"/>
-            <w:r>
-              <w:rPr>
-                <w:rFonts w:asciiTheme="majorHAnsi" w:hAnsiTheme="majorHAnsi" w:cstheme="majorHAnsi"/>
-              </w:rPr>
-              <w:t>vay</w:t>
-            </w:r>
-            <w:proofErr w:type="spellEnd"/>
+            <w:r>
+              <w:rPr>
+                <w:rFonts w:asciiTheme="majorHAnsi" w:hAnsiTheme="majorHAnsi" w:cstheme="majorHAnsi"/>
+              </w:rPr>
+              <w:t>Lãi suất cho vay</w:t>
+            </w:r>
           </w:p>
         </w:tc>
         <w:tc>
@@ -3812,16 +3053,8 @@
               <w:rPr>
                 <w:rFonts w:asciiTheme="majorHAnsi" w:hAnsiTheme="majorHAnsi" w:cstheme="majorHAnsi"/>
               </w:rPr>
-              <w:t xml:space="preserve">7,0%/ </w:t>
-            </w:r>
-            <w:proofErr w:type="spellStart"/>
-            <w:r>
-              <w:rPr>
-                <w:rFonts w:asciiTheme="majorHAnsi" w:hAnsiTheme="majorHAnsi" w:cstheme="majorHAnsi"/>
-              </w:rPr>
-              <w:t>năm</w:t>
-            </w:r>
-            <w:proofErr w:type="spellEnd"/>
+              <w:t>7,0%/ năm</w:t>
+            </w:r>
           </w:p>
         </w:tc>
         <w:tc>
@@ -3845,217 +3078,13 @@
               <w:rPr>
                 <w:rFonts w:asciiTheme="majorHAnsi" w:hAnsiTheme="majorHAnsi" w:cstheme="majorHAnsi"/>
               </w:rPr>
-              <w:t>(</w:t>
-            </w:r>
-            <w:proofErr w:type="spellStart"/>
-            <w:r>
-              <w:rPr>
-                <w:rFonts w:asciiTheme="majorHAnsi" w:hAnsiTheme="majorHAnsi" w:cstheme="majorHAnsi"/>
-              </w:rPr>
-              <w:t>theo</w:t>
-            </w:r>
-            <w:proofErr w:type="spellEnd"/>
-            <w:r>
-              <w:rPr>
-                <w:rFonts w:asciiTheme="majorHAnsi" w:hAnsiTheme="majorHAnsi" w:cstheme="majorHAnsi"/>
-              </w:rPr>
-              <w:t xml:space="preserve"> </w:t>
-            </w:r>
-            <w:proofErr w:type="spellStart"/>
-            <w:r>
-              <w:rPr>
-                <w:rFonts w:asciiTheme="majorHAnsi" w:hAnsiTheme="majorHAnsi" w:cstheme="majorHAnsi"/>
-              </w:rPr>
-              <w:t>tờ</w:t>
-            </w:r>
-            <w:proofErr w:type="spellEnd"/>
-            <w:r>
-              <w:rPr>
-                <w:rFonts w:asciiTheme="majorHAnsi" w:hAnsiTheme="majorHAnsi" w:cstheme="majorHAnsi"/>
-              </w:rPr>
-              <w:t xml:space="preserve"> </w:t>
-            </w:r>
-            <w:proofErr w:type="spellStart"/>
-            <w:r>
-              <w:rPr>
-                <w:rFonts w:asciiTheme="majorHAnsi" w:hAnsiTheme="majorHAnsi" w:cstheme="majorHAnsi"/>
-              </w:rPr>
-              <w:t>trình</w:t>
-            </w:r>
-            <w:proofErr w:type="spellEnd"/>
-            <w:r>
-              <w:rPr>
-                <w:rFonts w:asciiTheme="majorHAnsi" w:hAnsiTheme="majorHAnsi" w:cstheme="majorHAnsi"/>
-              </w:rPr>
-              <w:t xml:space="preserve"> </w:t>
-            </w:r>
-            <w:proofErr w:type="spellStart"/>
-            <w:r>
-              <w:rPr>
-                <w:rFonts w:asciiTheme="majorHAnsi" w:hAnsiTheme="majorHAnsi" w:cstheme="majorHAnsi"/>
-              </w:rPr>
-              <w:t>số</w:t>
-            </w:r>
-            <w:proofErr w:type="spellEnd"/>
-            <w:r>
-              <w:rPr>
-                <w:rFonts w:asciiTheme="majorHAnsi" w:hAnsiTheme="majorHAnsi" w:cstheme="majorHAnsi"/>
-              </w:rPr>
-              <w:t xml:space="preserve"> 986/</w:t>
-            </w:r>
-            <w:proofErr w:type="spellStart"/>
-            <w:r>
-              <w:rPr>
-                <w:rFonts w:asciiTheme="majorHAnsi" w:hAnsiTheme="majorHAnsi" w:cstheme="majorHAnsi"/>
-              </w:rPr>
-              <w:t>TTr</w:t>
-            </w:r>
-            <w:proofErr w:type="spellEnd"/>
-            <w:r>
-              <w:rPr>
-                <w:rFonts w:asciiTheme="majorHAnsi" w:hAnsiTheme="majorHAnsi" w:cstheme="majorHAnsi"/>
-              </w:rPr>
-              <w:t xml:space="preserve">-KHND </w:t>
-            </w:r>
-            <w:proofErr w:type="spellStart"/>
-            <w:r>
-              <w:rPr>
-                <w:rFonts w:asciiTheme="majorHAnsi" w:hAnsiTheme="majorHAnsi" w:cstheme="majorHAnsi"/>
-              </w:rPr>
-              <w:t>ngày</w:t>
-            </w:r>
-            <w:proofErr w:type="spellEnd"/>
-            <w:r>
-              <w:rPr>
-                <w:rFonts w:asciiTheme="majorHAnsi" w:hAnsiTheme="majorHAnsi" w:cstheme="majorHAnsi"/>
-              </w:rPr>
-              <w:t xml:space="preserve"> 25/11/2025, </w:t>
-            </w:r>
-            <w:proofErr w:type="spellStart"/>
-            <w:r>
-              <w:rPr>
-                <w:rFonts w:asciiTheme="majorHAnsi" w:hAnsiTheme="majorHAnsi" w:cstheme="majorHAnsi"/>
-              </w:rPr>
-              <w:t>áp</w:t>
-            </w:r>
-            <w:proofErr w:type="spellEnd"/>
-            <w:r>
-              <w:rPr>
-                <w:rFonts w:asciiTheme="majorHAnsi" w:hAnsiTheme="majorHAnsi" w:cstheme="majorHAnsi"/>
-              </w:rPr>
-              <w:t xml:space="preserve"> </w:t>
-            </w:r>
-            <w:proofErr w:type="spellStart"/>
-            <w:r>
-              <w:rPr>
-                <w:rFonts w:asciiTheme="majorHAnsi" w:hAnsiTheme="majorHAnsi" w:cstheme="majorHAnsi"/>
-              </w:rPr>
-              <w:t>dụng</w:t>
-            </w:r>
-            <w:proofErr w:type="spellEnd"/>
-            <w:r>
-              <w:rPr>
-                <w:rFonts w:asciiTheme="majorHAnsi" w:hAnsiTheme="majorHAnsi" w:cstheme="majorHAnsi"/>
-              </w:rPr>
-              <w:t xml:space="preserve"> </w:t>
-            </w:r>
-            <w:proofErr w:type="spellStart"/>
-            <w:r>
-              <w:rPr>
-                <w:rFonts w:asciiTheme="majorHAnsi" w:hAnsiTheme="majorHAnsi" w:cstheme="majorHAnsi"/>
-              </w:rPr>
-              <w:t>cho</w:t>
-            </w:r>
-            <w:proofErr w:type="spellEnd"/>
-            <w:r>
-              <w:rPr>
-                <w:rFonts w:asciiTheme="majorHAnsi" w:hAnsiTheme="majorHAnsi" w:cstheme="majorHAnsi"/>
-              </w:rPr>
-              <w:t xml:space="preserve"> </w:t>
-            </w:r>
-            <w:proofErr w:type="spellStart"/>
-            <w:r>
-              <w:rPr>
-                <w:rFonts w:asciiTheme="majorHAnsi" w:hAnsiTheme="majorHAnsi" w:cstheme="majorHAnsi"/>
-              </w:rPr>
-              <w:t>vay</w:t>
-            </w:r>
-            <w:proofErr w:type="spellEnd"/>
-            <w:r>
-              <w:rPr>
-                <w:rFonts w:asciiTheme="majorHAnsi" w:hAnsiTheme="majorHAnsi" w:cstheme="majorHAnsi"/>
-              </w:rPr>
-              <w:t xml:space="preserve"> </w:t>
-            </w:r>
-            <w:proofErr w:type="spellStart"/>
-            <w:r>
-              <w:rPr>
-                <w:rFonts w:asciiTheme="majorHAnsi" w:hAnsiTheme="majorHAnsi" w:cstheme="majorHAnsi"/>
-              </w:rPr>
-              <w:t>thông</w:t>
-            </w:r>
-            <w:proofErr w:type="spellEnd"/>
-            <w:r>
-              <w:rPr>
-                <w:rFonts w:asciiTheme="majorHAnsi" w:hAnsiTheme="majorHAnsi" w:cstheme="majorHAnsi"/>
-              </w:rPr>
-              <w:t xml:space="preserve"> </w:t>
-            </w:r>
-            <w:proofErr w:type="spellStart"/>
-            <w:r>
-              <w:rPr>
-                <w:rFonts w:asciiTheme="majorHAnsi" w:hAnsiTheme="majorHAnsi" w:cstheme="majorHAnsi"/>
-              </w:rPr>
-              <w:t>thường</w:t>
-            </w:r>
-            <w:proofErr w:type="spellEnd"/>
-            <w:r>
-              <w:rPr>
-                <w:rFonts w:asciiTheme="majorHAnsi" w:hAnsiTheme="majorHAnsi" w:cstheme="majorHAnsi"/>
-              </w:rPr>
-              <w:t xml:space="preserve">, </w:t>
-            </w:r>
-            <w:proofErr w:type="spellStart"/>
-            <w:r>
-              <w:rPr>
-                <w:rFonts w:asciiTheme="majorHAnsi" w:hAnsiTheme="majorHAnsi" w:cstheme="majorHAnsi"/>
-              </w:rPr>
-              <w:t>đảm</w:t>
-            </w:r>
-            <w:proofErr w:type="spellEnd"/>
-            <w:r>
-              <w:rPr>
-                <w:rFonts w:asciiTheme="majorHAnsi" w:hAnsiTheme="majorHAnsi" w:cstheme="majorHAnsi"/>
-              </w:rPr>
-              <w:t xml:space="preserve"> </w:t>
-            </w:r>
-            <w:proofErr w:type="spellStart"/>
-            <w:r>
-              <w:rPr>
-                <w:rFonts w:asciiTheme="majorHAnsi" w:hAnsiTheme="majorHAnsi" w:cstheme="majorHAnsi"/>
-              </w:rPr>
-              <w:t>bảo</w:t>
-            </w:r>
-            <w:proofErr w:type="spellEnd"/>
-            <w:r>
-              <w:rPr>
-                <w:rFonts w:asciiTheme="majorHAnsi" w:hAnsiTheme="majorHAnsi" w:cstheme="majorHAnsi"/>
-              </w:rPr>
-              <w:t xml:space="preserve"> NIM </w:t>
-            </w:r>
-            <w:proofErr w:type="spellStart"/>
-            <w:r>
-              <w:rPr>
-                <w:rFonts w:asciiTheme="majorHAnsi" w:hAnsiTheme="majorHAnsi" w:cstheme="majorHAnsi"/>
-              </w:rPr>
-              <w:t>tối</w:t>
-            </w:r>
-            <w:proofErr w:type="spellEnd"/>
-            <w:r>
-              <w:rPr>
-                <w:rFonts w:asciiTheme="majorHAnsi" w:hAnsiTheme="majorHAnsi" w:cstheme="majorHAnsi"/>
-              </w:rPr>
-              <w:t xml:space="preserve"> thiểu theo tờ trình được phê duyệt).</w:t>
+              <w:t>(theo tờ trình số 986/TTr-KHND ngày 25/11/2025, áp dụng cho vay</w:t>
+            </w:r>
+            <w:r>
+              <w:rPr>
+                <w:rFonts w:asciiTheme="majorHAnsi" w:hAnsiTheme="majorHAnsi" w:cstheme="majorHAnsi"/>
+              </w:rPr>
+              <w:t xml:space="preserve"> thông thường, đảm bảo NIM tối thiểu theo tờ trình được phê duyệt).</w:t>
             </w:r>
           </w:p>
         </w:tc>
@@ -4173,61 +3202,11 @@
                 <w:rFonts w:asciiTheme="majorHAnsi" w:hAnsiTheme="majorHAnsi" w:cstheme="majorHAnsi"/>
               </w:rPr>
             </w:pPr>
-            <w:proofErr w:type="spellStart"/>
-            <w:r>
-              <w:rPr>
-                <w:rFonts w:asciiTheme="majorHAnsi" w:hAnsiTheme="majorHAnsi" w:cstheme="majorHAnsi"/>
-              </w:rPr>
-              <w:t>Chênh</w:t>
-            </w:r>
-            <w:proofErr w:type="spellEnd"/>
-            <w:r>
-              <w:rPr>
-                <w:rFonts w:asciiTheme="majorHAnsi" w:hAnsiTheme="majorHAnsi" w:cstheme="majorHAnsi"/>
-              </w:rPr>
-              <w:t xml:space="preserve"> </w:t>
-            </w:r>
-            <w:proofErr w:type="spellStart"/>
-            <w:r>
-              <w:rPr>
-                <w:rFonts w:asciiTheme="majorHAnsi" w:hAnsiTheme="majorHAnsi" w:cstheme="majorHAnsi"/>
-              </w:rPr>
-              <w:t>lệch</w:t>
-            </w:r>
-            <w:proofErr w:type="spellEnd"/>
-            <w:r>
-              <w:rPr>
-                <w:rFonts w:asciiTheme="majorHAnsi" w:hAnsiTheme="majorHAnsi" w:cstheme="majorHAnsi"/>
-              </w:rPr>
-              <w:t xml:space="preserve"> </w:t>
-            </w:r>
-            <w:proofErr w:type="spellStart"/>
-            <w:r>
-              <w:rPr>
-                <w:rFonts w:asciiTheme="majorHAnsi" w:hAnsiTheme="majorHAnsi" w:cstheme="majorHAnsi"/>
-              </w:rPr>
-              <w:t>thu</w:t>
-            </w:r>
-            <w:proofErr w:type="spellEnd"/>
-            <w:r>
-              <w:rPr>
-                <w:rFonts w:asciiTheme="majorHAnsi" w:hAnsiTheme="majorHAnsi" w:cstheme="majorHAnsi"/>
-              </w:rPr>
-              <w:t xml:space="preserve"> </w:t>
-            </w:r>
-            <w:proofErr w:type="spellStart"/>
-            <w:r>
-              <w:rPr>
-                <w:rFonts w:asciiTheme="majorHAnsi" w:hAnsiTheme="majorHAnsi" w:cstheme="majorHAnsi"/>
-              </w:rPr>
-              <w:t>được</w:t>
-            </w:r>
-            <w:proofErr w:type="spellEnd"/>
-            <w:r>
-              <w:rPr>
-                <w:rFonts w:asciiTheme="majorHAnsi" w:hAnsiTheme="majorHAnsi" w:cstheme="majorHAnsi"/>
-              </w:rPr>
-              <w:t xml:space="preserve"> </w:t>
+            <w:r>
+              <w:rPr>
+                <w:rFonts w:asciiTheme="majorHAnsi" w:hAnsiTheme="majorHAnsi" w:cstheme="majorHAnsi"/>
+              </w:rPr>
+              <w:t xml:space="preserve">Chênh lệch thu được </w:t>
             </w:r>
           </w:p>
         </w:tc>
@@ -4374,115 +3353,71 @@
         <w:rPr>
           <w:rFonts w:asciiTheme="majorHAnsi" w:hAnsiTheme="majorHAnsi" w:cstheme="majorHAnsi"/>
         </w:rPr>
-        <w:t xml:space="preserve">Tổng HMTD đã sử dụng tại BIDV Đồng Tháp (kể cả khoản giải ngân theo </w:t>
-      </w:r>
-      <w:proofErr w:type="spellStart"/>
-      <w:r>
-        <w:rPr>
-          <w:rFonts w:asciiTheme="majorHAnsi" w:hAnsiTheme="majorHAnsi" w:cstheme="majorHAnsi"/>
-        </w:rPr>
-        <w:t>đề</w:t>
-      </w:r>
-      <w:proofErr w:type="spellEnd"/>
-      <w:r>
-        <w:rPr>
-          <w:rFonts w:asciiTheme="majorHAnsi" w:hAnsiTheme="majorHAnsi" w:cstheme="majorHAnsi"/>
+        <w:t xml:space="preserve">Tổng HMTD đã sử dụng tại BIDV Đồng Tháp (kể cả khoản giải ngân theo đề xuất này): </w:t>
+      </w:r>
+      <w:r>
+        <w:rPr>
+          <w:rFonts w:asciiTheme="majorHAnsi" w:hAnsiTheme="majorHAnsi" w:cstheme="majorHAnsi"/>
+          <w:color w:val="4472C4" w:themeColor="accent1"/>
+        </w:rPr>
+        <w:t>42</w:t>
+      </w:r>
+      <w:r>
+        <w:rPr>
+          <w:rFonts w:asciiTheme="majorHAnsi" w:hAnsiTheme="majorHAnsi" w:cstheme="majorHAnsi"/>
+          <w:color w:val="4472C4" w:themeColor="accent1"/>
+        </w:rPr>
+        <w:t>,</w:t>
+      </w:r>
+      <w:r>
+        <w:rPr>
+          <w:rFonts w:asciiTheme="majorHAnsi" w:hAnsiTheme="majorHAnsi" w:cstheme="majorHAnsi"/>
+          <w:color w:val="4472C4" w:themeColor="accent1"/>
+        </w:rPr>
+        <w:t>421</w:t>
+      </w:r>
+      <w:r>
+        <w:rPr>
+          <w:rFonts w:asciiTheme="majorHAnsi" w:hAnsiTheme="majorHAnsi" w:cstheme="majorHAnsi"/>
+          <w:color w:val="4472C4" w:themeColor="accent1"/>
+        </w:rPr>
+        <w:t>,</w:t>
+      </w:r>
+      <w:r>
+        <w:rPr>
+          <w:rFonts w:asciiTheme="majorHAnsi" w:hAnsiTheme="majorHAnsi" w:cstheme="majorHAnsi"/>
+          <w:color w:val="4472C4" w:themeColor="accent1"/>
+        </w:rPr>
+        <w:t>252</w:t>
+      </w:r>
+      <w:r>
+        <w:rPr>
+          <w:rFonts w:asciiTheme="majorHAnsi" w:hAnsiTheme="majorHAnsi" w:cstheme="majorHAnsi"/>
+          <w:color w:val="4472C4" w:themeColor="accent1"/>
+        </w:rPr>
+        <w:t>,</w:t>
+      </w:r>
+      <w:r>
+        <w:rPr>
+          <w:rFonts w:asciiTheme="majorHAnsi" w:hAnsiTheme="majorHAnsi" w:cstheme="majorHAnsi"/>
+          <w:color w:val="4472C4" w:themeColor="accent1"/>
+        </w:rPr>
+        <w:t>700</w:t>
+      </w:r>
+      <w:r>
+        <w:rPr>
+          <w:rFonts w:asciiTheme="majorHAnsi" w:hAnsiTheme="majorHAnsi" w:cstheme="majorHAnsi"/>
+          <w:color w:val="4472C4" w:themeColor="accent1"/>
         </w:rPr>
         <w:t xml:space="preserve"> </w:t>
       </w:r>
-      <w:proofErr w:type="spellStart"/>
-      <w:r>
-        <w:rPr>
-          <w:rFonts w:asciiTheme="majorHAnsi" w:hAnsiTheme="majorHAnsi" w:cstheme="majorHAnsi"/>
-        </w:rPr>
-        <w:t>xuất</w:t>
-      </w:r>
-      <w:proofErr w:type="spellEnd"/>
-      <w:r>
-        <w:rPr>
-          <w:rFonts w:asciiTheme="majorHAnsi" w:hAnsiTheme="majorHAnsi" w:cstheme="majorHAnsi"/>
-        </w:rPr>
-        <w:t xml:space="preserve"> </w:t>
-      </w:r>
-      <w:proofErr w:type="spellStart"/>
-      <w:r>
-        <w:rPr>
-          <w:rFonts w:asciiTheme="majorHAnsi" w:hAnsiTheme="majorHAnsi" w:cstheme="majorHAnsi"/>
-        </w:rPr>
-        <w:t>này</w:t>
-      </w:r>
-      <w:proofErr w:type="spellEnd"/>
-      <w:r>
-        <w:rPr>
-          <w:rFonts w:asciiTheme="majorHAnsi" w:hAnsiTheme="majorHAnsi" w:cstheme="majorHAnsi"/>
-        </w:rPr>
-        <w:t xml:space="preserve">): </w:t>
-      </w:r>
       <w:r>
         <w:rPr>
           <w:rFonts w:asciiTheme="majorHAnsi" w:hAnsiTheme="majorHAnsi" w:cstheme="majorHAnsi"/>
           <w:color w:val="4472C4" w:themeColor="accent1"/>
         </w:rPr>
-        <w:t>42</w:t>
-      </w:r>
-      <w:r>
-        <w:rPr>
-          <w:rFonts w:asciiTheme="majorHAnsi" w:hAnsiTheme="majorHAnsi" w:cstheme="majorHAnsi"/>
-          <w:color w:val="4472C4" w:themeColor="accent1"/>
-        </w:rPr>
-        <w:t>,</w:t>
-      </w:r>
-      <w:r>
-        <w:rPr>
-          <w:rFonts w:asciiTheme="majorHAnsi" w:hAnsiTheme="majorHAnsi" w:cstheme="majorHAnsi"/>
-          <w:color w:val="4472C4" w:themeColor="accent1"/>
-        </w:rPr>
-        <w:t>421</w:t>
-      </w:r>
-      <w:r>
-        <w:rPr>
-          <w:rFonts w:asciiTheme="majorHAnsi" w:hAnsiTheme="majorHAnsi" w:cstheme="majorHAnsi"/>
-          <w:color w:val="4472C4" w:themeColor="accent1"/>
-        </w:rPr>
-        <w:t>,</w:t>
-      </w:r>
-      <w:r>
-        <w:rPr>
-          <w:rFonts w:asciiTheme="majorHAnsi" w:hAnsiTheme="majorHAnsi" w:cstheme="majorHAnsi"/>
-          <w:color w:val="4472C4" w:themeColor="accent1"/>
-        </w:rPr>
-        <w:t>252</w:t>
-      </w:r>
-      <w:r>
-        <w:rPr>
-          <w:rFonts w:asciiTheme="majorHAnsi" w:hAnsiTheme="majorHAnsi" w:cstheme="majorHAnsi"/>
-          <w:color w:val="4472C4" w:themeColor="accent1"/>
-        </w:rPr>
-        <w:t>,</w:t>
-      </w:r>
-      <w:r>
-        <w:rPr>
-          <w:rFonts w:asciiTheme="majorHAnsi" w:hAnsiTheme="majorHAnsi" w:cstheme="majorHAnsi"/>
-          <w:color w:val="4472C4" w:themeColor="accent1"/>
-        </w:rPr>
-        <w:t>700</w:t>
-      </w:r>
-      <w:r>
-        <w:rPr>
-          <w:rFonts w:asciiTheme="majorHAnsi" w:hAnsiTheme="majorHAnsi" w:cstheme="majorHAnsi"/>
-          <w:color w:val="4472C4" w:themeColor="accent1"/>
-        </w:rPr>
-        <w:t xml:space="preserve"> </w:t>
-      </w:r>
-      <w:proofErr w:type="spellStart"/>
-      <w:r>
-        <w:rPr>
-          <w:rFonts w:asciiTheme="majorHAnsi" w:hAnsiTheme="majorHAnsi" w:cstheme="majorHAnsi"/>
-          <w:color w:val="4472C4" w:themeColor="accent1"/>
-        </w:rPr>
         <w:t>đồng</w:t>
       </w:r>
-      <w:proofErr w:type="spellEnd"/>
     </w:p>
     <w:p>
       <w:pPr>
@@ -4543,71 +3478,7 @@
           <w:rFonts w:asciiTheme="majorHAnsi" w:hAnsiTheme="majorHAnsi" w:cstheme="majorHAnsi"/>
           <w:color w:val="FF0000"/>
         </w:rPr>
-        <w:t xml:space="preserve">Mục đích: Vay thanh toán tiền còn lại tương đương 75% giá trị đối với số lượng xe mà Cty TNHH Kinh doanh Thương mại và Dịch vụ Vinfast (VINFAST) đã giao cho khách hàng và bộ hồ sơ xe tương ứng đã được giao cho BIDV Đồng Tháp, </w:t>
-      </w:r>
-      <w:proofErr w:type="spellStart"/>
-      <w:r>
-        <w:rPr>
-          <w:rFonts w:asciiTheme="majorHAnsi" w:hAnsiTheme="majorHAnsi" w:cstheme="majorHAnsi"/>
-          <w:color w:val="FF0000"/>
-        </w:rPr>
-        <w:t>cụ</w:t>
-      </w:r>
-      <w:proofErr w:type="spellEnd"/>
-      <w:r>
-        <w:rPr>
-          <w:rFonts w:asciiTheme="majorHAnsi" w:hAnsiTheme="majorHAnsi" w:cstheme="majorHAnsi"/>
-          <w:color w:val="FF0000"/>
-        </w:rPr>
-        <w:t xml:space="preserve"> </w:t>
-      </w:r>
-      <w:proofErr w:type="spellStart"/>
-      <w:r>
-        <w:rPr>
-          <w:rFonts w:asciiTheme="majorHAnsi" w:hAnsiTheme="majorHAnsi" w:cstheme="majorHAnsi"/>
-          <w:color w:val="FF0000"/>
-        </w:rPr>
-        <w:t>thể</w:t>
-      </w:r>
-      <w:proofErr w:type="spellEnd"/>
-      <w:r>
-        <w:rPr>
-          <w:rFonts w:asciiTheme="majorHAnsi" w:hAnsiTheme="majorHAnsi" w:cstheme="majorHAnsi"/>
-          <w:color w:val="FF0000"/>
-        </w:rPr>
-        <w:t xml:space="preserve"> </w:t>
-      </w:r>
-      <w:proofErr w:type="spellStart"/>
-      <w:r>
-        <w:rPr>
-          <w:rFonts w:asciiTheme="majorHAnsi" w:hAnsiTheme="majorHAnsi" w:cstheme="majorHAnsi"/>
-          <w:color w:val="FF0000"/>
-        </w:rPr>
-        <w:t>như</w:t>
-      </w:r>
-      <w:proofErr w:type="spellEnd"/>
-      <w:r>
-        <w:rPr>
-          <w:rFonts w:asciiTheme="majorHAnsi" w:hAnsiTheme="majorHAnsi" w:cstheme="majorHAnsi"/>
-          <w:color w:val="FF0000"/>
-        </w:rPr>
-        <w:t xml:space="preserve"> </w:t>
-      </w:r>
-      <w:proofErr w:type="spellStart"/>
-      <w:r>
-        <w:rPr>
-          <w:rFonts w:asciiTheme="majorHAnsi" w:hAnsiTheme="majorHAnsi" w:cstheme="majorHAnsi"/>
-          <w:color w:val="FF0000"/>
-        </w:rPr>
-        <w:t>sau</w:t>
-      </w:r>
-      <w:proofErr w:type="spellEnd"/>
-      <w:r>
-        <w:rPr>
-          <w:rFonts w:asciiTheme="majorHAnsi" w:hAnsiTheme="majorHAnsi" w:cstheme="majorHAnsi"/>
-          <w:color w:val="FF0000"/>
-        </w:rPr>
-        <w:t>:</w:t>
+        <w:t>Mục đích: Vay thanh toán tiền còn lại tương đương 75% giá trị đối với số lượng xe mà Cty TNHH Kinh doanh Thương mại và Dịch vụ Vinfast (VINFAST) đã giao cho khách hàng và bộ hồ sơ xe tương ứng đã được giao cho BIDV Đồng Tháp, cụ thể như sau:</w:t>
       </w:r>
     </w:p>
     <w:p>
@@ -4622,8 +3493,8 @@
     <w:tbl>
       <w:tblPr>
         <w:tblStyle w:val="TableGrid0"/>
-        <w:tblW w:w="8603" w:type="dxa"/>
-        <w:tblInd w:w="319" w:type="dxa"/>
+        <w:tblW w:w="9720" w:type="dxa"/>
+        <w:tblInd w:w="-459" w:type="dxa"/>
         <w:tblCellMar>
           <w:top w:w="106" w:type="dxa"/>
           <w:left w:w="35" w:type="dxa"/>
@@ -4631,10 +3502,10 @@
         <w:tblLook w:val="04A0" w:firstRow="1" w:lastRow="0" w:firstColumn="1" w:lastColumn="0" w:noHBand="0" w:noVBand="1"/>
       </w:tblPr>
       <w:tblGrid>
-        <w:gridCol w:w="356"/>
-        <w:gridCol w:w="2718"/>
+        <w:gridCol w:w="540"/>
+        <w:gridCol w:w="3312"/>
         <w:gridCol w:w="1701"/>
-        <w:gridCol w:w="3828"/>
+        <w:gridCol w:w="4167"/>
       </w:tblGrid>
       <w:tr>
         <w:trPr>
@@ -4642,7 +3513,7 @@
         </w:trPr>
         <w:tc>
           <w:tcPr>
-            <w:tcW w:w="356" w:type="dxa"/>
+            <w:tcW w:w="540" w:type="dxa"/>
             <w:tcBorders>
               <w:top w:val="single" w:sz="7" w:space="0" w:color="000000"/>
               <w:left w:val="single" w:sz="7" w:space="0" w:color="000000"/>
@@ -4668,7 +3539,7 @@
         </w:tc>
         <w:tc>
           <w:tcPr>
-            <w:tcW w:w="2718" w:type="dxa"/>
+            <w:tcW w:w="3312" w:type="dxa"/>
             <w:tcBorders>
               <w:top w:val="single" w:sz="7" w:space="0" w:color="000000"/>
               <w:left w:val="single" w:sz="7" w:space="0" w:color="000000"/>
@@ -4723,7 +3594,7 @@
         </w:tc>
         <w:tc>
           <w:tcPr>
-            <w:tcW w:w="3828" w:type="dxa"/>
+            <w:tcW w:w="4167" w:type="dxa"/>
             <w:tcBorders>
               <w:top w:val="single" w:sz="7" w:space="0" w:color="000000"/>
               <w:left w:val="single" w:sz="7" w:space="0" w:color="000000"/>
@@ -4756,7 +3627,7 @@
         </w:trPr>
         <w:tc>
           <w:tcPr>
-            <w:tcW w:w="356" w:type="dxa"/>
+            <w:tcW w:w="540" w:type="dxa"/>
             <w:tcBorders>
               <w:top w:val="single" w:sz="7" w:space="0" w:color="000000"/>
               <w:left w:val="single" w:sz="7" w:space="0" w:color="000000"/>
@@ -4784,7 +3655,7 @@
         </w:tc>
         <w:tc>
           <w:tcPr>
-            <w:tcW w:w="2718" w:type="dxa"/>
+            <w:tcW w:w="3312" w:type="dxa"/>
             <w:tcBorders>
               <w:top w:val="single" w:sz="7" w:space="0" w:color="000000"/>
               <w:left w:val="single" w:sz="7" w:space="0" w:color="000000"/>
@@ -4851,7 +3722,7 @@
         </w:tc>
         <w:tc>
           <w:tcPr>
-            <w:tcW w:w="3828" w:type="dxa"/>
+            <w:tcW w:w="4167" w:type="dxa"/>
             <w:tcBorders>
               <w:top w:val="single" w:sz="7" w:space="0" w:color="000000"/>
               <w:left w:val="single" w:sz="7" w:space="0" w:color="000000"/>
@@ -4908,7 +3779,7 @@
         </w:trPr>
         <w:tc>
           <w:tcPr>
-            <w:tcW w:w="356" w:type="dxa"/>
+            <w:tcW w:w="540" w:type="dxa"/>
             <w:tcBorders>
               <w:top w:val="single" w:sz="7" w:space="0" w:color="000000"/>
               <w:left w:val="single" w:sz="7" w:space="0" w:color="000000"/>
@@ -4936,7 +3807,7 @@
         </w:tc>
         <w:tc>
           <w:tcPr>
-            <w:tcW w:w="2718" w:type="dxa"/>
+            <w:tcW w:w="3312" w:type="dxa"/>
             <w:tcBorders>
               <w:top w:val="single" w:sz="7" w:space="0" w:color="000000"/>
               <w:left w:val="single" w:sz="7" w:space="0" w:color="000000"/>
@@ -5009,7 +3880,7 @@
         </w:tc>
         <w:tc>
           <w:tcPr>
-            <w:tcW w:w="3828" w:type="dxa"/>
+            <w:tcW w:w="4167" w:type="dxa"/>
             <w:tcBorders>
               <w:top w:val="single" w:sz="7" w:space="0" w:color="000000"/>
               <w:left w:val="single" w:sz="7" w:space="0" w:color="000000"/>
@@ -5051,23 +3922,7 @@
                 <w:rFonts w:asciiTheme="majorHAnsi" w:hAnsiTheme="majorHAnsi" w:cstheme="majorHAnsi"/>
                 <w:color w:val="FF0000"/>
               </w:rPr>
-              <w:t xml:space="preserve">UNC </w:t>
-            </w:r>
-            <w:proofErr w:type="spellStart"/>
-            <w:r>
-              <w:rPr>
-                <w:rFonts w:asciiTheme="majorHAnsi" w:hAnsiTheme="majorHAnsi" w:cstheme="majorHAnsi"/>
-                <w:color w:val="FF0000"/>
-              </w:rPr>
-              <w:t>ngày</w:t>
-            </w:r>
-            <w:proofErr w:type="spellEnd"/>
-            <w:r>
-              <w:rPr>
-                <w:rFonts w:asciiTheme="majorHAnsi" w:hAnsiTheme="majorHAnsi" w:cstheme="majorHAnsi"/>
-                <w:color w:val="FF0000"/>
-              </w:rPr>
-              <w:t xml:space="preserve"> 04/02/2026</w:t>
+              <w:t>UNC ngày 04/02/2026</w:t>
             </w:r>
           </w:p>
           <w:p>
@@ -5087,7 +3942,7 @@
         </w:trPr>
         <w:tc>
           <w:tcPr>
-            <w:tcW w:w="356" w:type="dxa"/>
+            <w:tcW w:w="540" w:type="dxa"/>
             <w:tcBorders>
               <w:top w:val="single" w:sz="7" w:space="0" w:color="000000"/>
               <w:left w:val="single" w:sz="7" w:space="0" w:color="000000"/>
@@ -5116,7 +3971,7 @@
         </w:tc>
         <w:tc>
           <w:tcPr>
-            <w:tcW w:w="2718" w:type="dxa"/>
+            <w:tcW w:w="3312" w:type="dxa"/>
             <w:tcBorders>
               <w:top w:val="single" w:sz="7" w:space="0" w:color="000000"/>
               <w:left w:val="single" w:sz="7" w:space="0" w:color="000000"/>
@@ -5136,287 +3991,7 @@
               <w:rPr>
                 <w:rFonts w:asciiTheme="majorHAnsi" w:hAnsiTheme="majorHAnsi" w:cstheme="majorHAnsi"/>
               </w:rPr>
-              <w:t xml:space="preserve">Thanh </w:t>
-            </w:r>
-            <w:proofErr w:type="spellStart"/>
-            <w:r>
-              <w:rPr>
-                <w:rFonts w:asciiTheme="majorHAnsi" w:hAnsiTheme="majorHAnsi" w:cstheme="majorHAnsi"/>
-              </w:rPr>
-              <w:t>toán</w:t>
-            </w:r>
-            <w:proofErr w:type="spellEnd"/>
-            <w:r>
-              <w:rPr>
-                <w:rFonts w:asciiTheme="majorHAnsi" w:hAnsiTheme="majorHAnsi" w:cstheme="majorHAnsi"/>
-              </w:rPr>
-              <w:t xml:space="preserve"> 75% </w:t>
-            </w:r>
-            <w:proofErr w:type="spellStart"/>
-            <w:r>
-              <w:rPr>
-                <w:rFonts w:asciiTheme="majorHAnsi" w:hAnsiTheme="majorHAnsi" w:cstheme="majorHAnsi"/>
-              </w:rPr>
-              <w:t>giá</w:t>
-            </w:r>
-            <w:proofErr w:type="spellEnd"/>
-            <w:r>
-              <w:rPr>
-                <w:rFonts w:asciiTheme="majorHAnsi" w:hAnsiTheme="majorHAnsi" w:cstheme="majorHAnsi"/>
-              </w:rPr>
-              <w:t xml:space="preserve"> </w:t>
-            </w:r>
-            <w:proofErr w:type="spellStart"/>
-            <w:r>
-              <w:rPr>
-                <w:rFonts w:asciiTheme="majorHAnsi" w:hAnsiTheme="majorHAnsi" w:cstheme="majorHAnsi"/>
-              </w:rPr>
-              <w:t>trị</w:t>
-            </w:r>
-            <w:proofErr w:type="spellEnd"/>
-            <w:r>
-              <w:rPr>
-                <w:rFonts w:asciiTheme="majorHAnsi" w:hAnsiTheme="majorHAnsi" w:cstheme="majorHAnsi"/>
-              </w:rPr>
-              <w:t xml:space="preserve"> </w:t>
-            </w:r>
-            <w:proofErr w:type="spellStart"/>
-            <w:r>
-              <w:rPr>
-                <w:rFonts w:asciiTheme="majorHAnsi" w:hAnsiTheme="majorHAnsi" w:cstheme="majorHAnsi"/>
-              </w:rPr>
-              <w:t>xe</w:t>
-            </w:r>
-            <w:proofErr w:type="spellEnd"/>
-            <w:r>
-              <w:rPr>
-                <w:rFonts w:asciiTheme="majorHAnsi" w:hAnsiTheme="majorHAnsi" w:cstheme="majorHAnsi"/>
-              </w:rPr>
-              <w:t xml:space="preserve"> </w:t>
-            </w:r>
-            <w:proofErr w:type="spellStart"/>
-            <w:r>
-              <w:rPr>
-                <w:rFonts w:asciiTheme="majorHAnsi" w:hAnsiTheme="majorHAnsi" w:cstheme="majorHAnsi"/>
-              </w:rPr>
-              <w:t>hoặc</w:t>
-            </w:r>
-            <w:proofErr w:type="spellEnd"/>
-            <w:r>
-              <w:rPr>
-                <w:rFonts w:asciiTheme="majorHAnsi" w:hAnsiTheme="majorHAnsi" w:cstheme="majorHAnsi"/>
-              </w:rPr>
-              <w:t xml:space="preserve"> </w:t>
-            </w:r>
-            <w:proofErr w:type="spellStart"/>
-            <w:r>
-              <w:rPr>
-                <w:rFonts w:asciiTheme="majorHAnsi" w:hAnsiTheme="majorHAnsi" w:cstheme="majorHAnsi"/>
-              </w:rPr>
-              <w:t>các</w:t>
-            </w:r>
-            <w:proofErr w:type="spellEnd"/>
-            <w:r>
-              <w:rPr>
-                <w:rFonts w:asciiTheme="majorHAnsi" w:hAnsiTheme="majorHAnsi" w:cstheme="majorHAnsi"/>
-              </w:rPr>
-              <w:t xml:space="preserve"> </w:t>
-            </w:r>
-            <w:proofErr w:type="spellStart"/>
-            <w:r>
-              <w:rPr>
-                <w:rFonts w:asciiTheme="majorHAnsi" w:hAnsiTheme="majorHAnsi" w:cstheme="majorHAnsi"/>
-              </w:rPr>
-              <w:t>xe</w:t>
-            </w:r>
-            <w:proofErr w:type="spellEnd"/>
-            <w:r>
-              <w:rPr>
-                <w:rFonts w:asciiTheme="majorHAnsi" w:hAnsiTheme="majorHAnsi" w:cstheme="majorHAnsi"/>
-              </w:rPr>
-              <w:t xml:space="preserve">: - Xe ô </w:t>
-            </w:r>
-            <w:proofErr w:type="spellStart"/>
-            <w:r>
-              <w:rPr>
-                <w:rFonts w:asciiTheme="majorHAnsi" w:hAnsiTheme="majorHAnsi" w:cstheme="majorHAnsi"/>
-              </w:rPr>
-              <w:t>tô</w:t>
-            </w:r>
-            <w:proofErr w:type="spellEnd"/>
-            <w:r>
-              <w:rPr>
-                <w:rFonts w:asciiTheme="majorHAnsi" w:hAnsiTheme="majorHAnsi" w:cstheme="majorHAnsi"/>
-              </w:rPr>
-              <w:t xml:space="preserve"> </w:t>
-            </w:r>
-            <w:proofErr w:type="spellStart"/>
-            <w:r>
-              <w:rPr>
-                <w:rFonts w:asciiTheme="majorHAnsi" w:hAnsiTheme="majorHAnsi" w:cstheme="majorHAnsi"/>
-              </w:rPr>
-              <w:t>chở</w:t>
-            </w:r>
-            <w:proofErr w:type="spellEnd"/>
-            <w:r>
-              <w:rPr>
-                <w:rFonts w:asciiTheme="majorHAnsi" w:hAnsiTheme="majorHAnsi" w:cstheme="majorHAnsi"/>
-              </w:rPr>
-              <w:t xml:space="preserve"> </w:t>
-            </w:r>
-            <w:proofErr w:type="spellStart"/>
-            <w:r>
-              <w:rPr>
-                <w:rFonts w:asciiTheme="majorHAnsi" w:hAnsiTheme="majorHAnsi" w:cstheme="majorHAnsi"/>
-              </w:rPr>
-              <w:t>người</w:t>
-            </w:r>
-            <w:proofErr w:type="spellEnd"/>
-            <w:r>
-              <w:rPr>
-                <w:rFonts w:asciiTheme="majorHAnsi" w:hAnsiTheme="majorHAnsi" w:cstheme="majorHAnsi"/>
-              </w:rPr>
-              <w:t xml:space="preserve">, </w:t>
-            </w:r>
-            <w:proofErr w:type="spellStart"/>
-            <w:r>
-              <w:rPr>
-                <w:rFonts w:asciiTheme="majorHAnsi" w:hAnsiTheme="majorHAnsi" w:cstheme="majorHAnsi"/>
-              </w:rPr>
-              <w:t>nhãn</w:t>
-            </w:r>
-            <w:proofErr w:type="spellEnd"/>
-            <w:r>
-              <w:rPr>
-                <w:rFonts w:asciiTheme="majorHAnsi" w:hAnsiTheme="majorHAnsi" w:cstheme="majorHAnsi"/>
-              </w:rPr>
-              <w:t xml:space="preserve"> </w:t>
-            </w:r>
-            <w:proofErr w:type="spellStart"/>
-            <w:r>
-              <w:rPr>
-                <w:rFonts w:asciiTheme="majorHAnsi" w:hAnsiTheme="majorHAnsi" w:cstheme="majorHAnsi"/>
-              </w:rPr>
-              <w:t>hiệu</w:t>
-            </w:r>
-            <w:proofErr w:type="spellEnd"/>
-            <w:r>
-              <w:rPr>
-                <w:rFonts w:asciiTheme="majorHAnsi" w:hAnsiTheme="majorHAnsi" w:cstheme="majorHAnsi"/>
-              </w:rPr>
-              <w:t xml:space="preserve"> </w:t>
-            </w:r>
-            <w:proofErr w:type="spellStart"/>
-            <w:r>
-              <w:rPr>
-                <w:rFonts w:asciiTheme="majorHAnsi" w:hAnsiTheme="majorHAnsi" w:cstheme="majorHAnsi"/>
-              </w:rPr>
-              <w:t>Vinfast</w:t>
-            </w:r>
-            <w:proofErr w:type="spellEnd"/>
-            <w:r>
-              <w:rPr>
-                <w:rFonts w:asciiTheme="majorHAnsi" w:hAnsiTheme="majorHAnsi" w:cstheme="majorHAnsi"/>
-              </w:rPr>
-              <w:t xml:space="preserve"> LIMO GREEN (</w:t>
-            </w:r>
-            <w:proofErr w:type="spellStart"/>
-            <w:r>
-              <w:rPr>
-                <w:rFonts w:asciiTheme="majorHAnsi" w:hAnsiTheme="majorHAnsi" w:cstheme="majorHAnsi"/>
-              </w:rPr>
-              <w:t>xe</w:t>
-            </w:r>
-            <w:proofErr w:type="spellEnd"/>
-            <w:r>
-              <w:rPr>
-                <w:rFonts w:asciiTheme="majorHAnsi" w:hAnsiTheme="majorHAnsi" w:cstheme="majorHAnsi"/>
-              </w:rPr>
-              <w:t xml:space="preserve"> </w:t>
-            </w:r>
-            <w:proofErr w:type="spellStart"/>
-            <w:r>
-              <w:rPr>
-                <w:rFonts w:asciiTheme="majorHAnsi" w:hAnsiTheme="majorHAnsi" w:cstheme="majorHAnsi"/>
-              </w:rPr>
-              <w:t>điện</w:t>
-            </w:r>
-            <w:proofErr w:type="spellEnd"/>
-            <w:r>
-              <w:rPr>
-                <w:rFonts w:asciiTheme="majorHAnsi" w:hAnsiTheme="majorHAnsi" w:cstheme="majorHAnsi"/>
-              </w:rPr>
-              <w:t xml:space="preserve">), </w:t>
-            </w:r>
-            <w:proofErr w:type="spellStart"/>
-            <w:r>
-              <w:rPr>
-                <w:rFonts w:asciiTheme="majorHAnsi" w:hAnsiTheme="majorHAnsi" w:cstheme="majorHAnsi"/>
-              </w:rPr>
-              <w:t>mới</w:t>
-            </w:r>
-            <w:proofErr w:type="spellEnd"/>
-            <w:r>
-              <w:rPr>
-                <w:rFonts w:asciiTheme="majorHAnsi" w:hAnsiTheme="majorHAnsi" w:cstheme="majorHAnsi"/>
-              </w:rPr>
-              <w:t xml:space="preserve"> 100%, </w:t>
-            </w:r>
-            <w:proofErr w:type="spellStart"/>
-            <w:r>
-              <w:rPr>
-                <w:rFonts w:asciiTheme="majorHAnsi" w:hAnsiTheme="majorHAnsi" w:cstheme="majorHAnsi"/>
-              </w:rPr>
-              <w:t>xuất</w:t>
-            </w:r>
-            <w:proofErr w:type="spellEnd"/>
-            <w:r>
-              <w:rPr>
-                <w:rFonts w:asciiTheme="majorHAnsi" w:hAnsiTheme="majorHAnsi" w:cstheme="majorHAnsi"/>
-              </w:rPr>
-              <w:t xml:space="preserve"> </w:t>
-            </w:r>
-            <w:proofErr w:type="spellStart"/>
-            <w:r>
-              <w:rPr>
-                <w:rFonts w:asciiTheme="majorHAnsi" w:hAnsiTheme="majorHAnsi" w:cstheme="majorHAnsi"/>
-              </w:rPr>
-              <w:t>xứ</w:t>
-            </w:r>
-            <w:proofErr w:type="spellEnd"/>
-            <w:r>
-              <w:rPr>
-                <w:rFonts w:asciiTheme="majorHAnsi" w:hAnsiTheme="majorHAnsi" w:cstheme="majorHAnsi"/>
-              </w:rPr>
-              <w:t xml:space="preserve">: Việt Nam, </w:t>
-            </w:r>
-            <w:proofErr w:type="spellStart"/>
-            <w:r>
-              <w:rPr>
-                <w:rFonts w:asciiTheme="majorHAnsi" w:hAnsiTheme="majorHAnsi" w:cstheme="majorHAnsi"/>
-              </w:rPr>
-              <w:t>số</w:t>
-            </w:r>
-            <w:proofErr w:type="spellEnd"/>
-            <w:r>
-              <w:rPr>
-                <w:rFonts w:asciiTheme="majorHAnsi" w:hAnsiTheme="majorHAnsi" w:cstheme="majorHAnsi"/>
-              </w:rPr>
-              <w:t xml:space="preserve"> </w:t>
-            </w:r>
-            <w:proofErr w:type="spellStart"/>
-            <w:r>
-              <w:rPr>
-                <w:rFonts w:asciiTheme="majorHAnsi" w:hAnsiTheme="majorHAnsi" w:cstheme="majorHAnsi"/>
-              </w:rPr>
-              <w:t>khung</w:t>
-            </w:r>
-            <w:proofErr w:type="spellEnd"/>
-            <w:r>
-              <w:rPr>
-                <w:rFonts w:asciiTheme="majorHAnsi" w:hAnsiTheme="majorHAnsi" w:cstheme="majorHAnsi"/>
-              </w:rPr>
-              <w:t xml:space="preserve">: </w:t>
+              <w:t xml:space="preserve">Thanh toán 75% giá trị xe hoặc các xe: - Xe ô tô chở người, nhãn hiệu Vinfast LIMO GREEN (xe điện), mới 100%, xuất xứ: Việt Nam, số khung: </w:t>
             </w:r>
           </w:p>
           <w:p>
@@ -5430,35 +4005,7 @@
               <w:rPr>
                 <w:rFonts w:asciiTheme="majorHAnsi" w:hAnsiTheme="majorHAnsi" w:cstheme="majorHAnsi"/>
               </w:rPr>
-              <w:t xml:space="preserve">RLLVFPNT7TH703980, </w:t>
-            </w:r>
-            <w:proofErr w:type="spellStart"/>
-            <w:r>
-              <w:rPr>
-                <w:rFonts w:asciiTheme="majorHAnsi" w:hAnsiTheme="majorHAnsi" w:cstheme="majorHAnsi"/>
-              </w:rPr>
-              <w:t>số</w:t>
-            </w:r>
-            <w:proofErr w:type="spellEnd"/>
-            <w:r>
-              <w:rPr>
-                <w:rFonts w:asciiTheme="majorHAnsi" w:hAnsiTheme="majorHAnsi" w:cstheme="majorHAnsi"/>
-              </w:rPr>
-              <w:t xml:space="preserve"> </w:t>
-            </w:r>
-            <w:proofErr w:type="spellStart"/>
-            <w:r>
-              <w:rPr>
-                <w:rFonts w:asciiTheme="majorHAnsi" w:hAnsiTheme="majorHAnsi" w:cstheme="majorHAnsi"/>
-              </w:rPr>
-              <w:t>máy</w:t>
-            </w:r>
-            <w:proofErr w:type="spellEnd"/>
-            <w:r>
-              <w:rPr>
-                <w:rFonts w:asciiTheme="majorHAnsi" w:hAnsiTheme="majorHAnsi" w:cstheme="majorHAnsi"/>
-              </w:rPr>
-              <w:t>: ENBALB25C110270</w:t>
+              <w:t>RLLVFPNT7TH703980, số máy: ENBALB25C110270</w:t>
             </w:r>
           </w:p>
         </w:tc>
@@ -5497,7 +4044,7 @@
         </w:tc>
         <w:tc>
           <w:tcPr>
-            <w:tcW w:w="3828" w:type="dxa"/>
+            <w:tcW w:w="4167" w:type="dxa"/>
             <w:tcBorders>
               <w:top w:val="single" w:sz="7" w:space="0" w:color="000000"/>
               <w:left w:val="single" w:sz="7" w:space="0" w:color="000000"/>
@@ -5518,188 +4065,28 @@
                 <w:rFonts w:asciiTheme="majorHAnsi" w:hAnsiTheme="majorHAnsi" w:cstheme="majorHAnsi"/>
               </w:rPr>
             </w:pPr>
-            <w:proofErr w:type="spellStart"/>
             <w:r>
               <w:rPr>
                 <w:rFonts w:asciiTheme="majorHAnsi" w:hAnsiTheme="majorHAnsi" w:cstheme="majorHAnsi"/>
                 <w:color w:val="FF0000"/>
               </w:rPr>
-              <w:t>Hồ</w:t>
-            </w:r>
-            <w:proofErr w:type="spellEnd"/>
-            <w:r>
+              <w:t>Hồ sơ xe và các đề nghị có liên quan.</w:t>
+            </w:r>
+          </w:p>
+          <w:p>
+            <w:pPr>
+              <w:spacing w:after="1" w:line="259" w:lineRule="auto"/>
               <w:rPr>
                 <w:rFonts w:asciiTheme="majorHAnsi" w:hAnsiTheme="majorHAnsi" w:cstheme="majorHAnsi"/>
                 <w:color w:val="FF0000"/>
               </w:rPr>
-              <w:t xml:space="preserve"> </w:t>
-            </w:r>
-            <w:proofErr w:type="spellStart"/>
+            </w:pPr>
             <w:r>
               <w:rPr>
                 <w:rFonts w:asciiTheme="majorHAnsi" w:hAnsiTheme="majorHAnsi" w:cstheme="majorHAnsi"/>
                 <w:color w:val="FF0000"/>
               </w:rPr>
-              <w:t>sơ</w:t>
-            </w:r>
-            <w:proofErr w:type="spellEnd"/>
-            <w:r>
-              <w:rPr>
-                <w:rFonts w:asciiTheme="majorHAnsi" w:hAnsiTheme="majorHAnsi" w:cstheme="majorHAnsi"/>
-                <w:color w:val="FF0000"/>
-              </w:rPr>
-              <w:t xml:space="preserve"> </w:t>
-            </w:r>
-            <w:proofErr w:type="spellStart"/>
-            <w:r>
-              <w:rPr>
-                <w:rFonts w:asciiTheme="majorHAnsi" w:hAnsiTheme="majorHAnsi" w:cstheme="majorHAnsi"/>
-                <w:color w:val="FF0000"/>
-              </w:rPr>
-              <w:t>xe</w:t>
-            </w:r>
-            <w:proofErr w:type="spellEnd"/>
-            <w:r>
-              <w:rPr>
-                <w:rFonts w:asciiTheme="majorHAnsi" w:hAnsiTheme="majorHAnsi" w:cstheme="majorHAnsi"/>
-                <w:color w:val="FF0000"/>
-              </w:rPr>
-              <w:t xml:space="preserve"> </w:t>
-            </w:r>
-            <w:proofErr w:type="spellStart"/>
-            <w:r>
-              <w:rPr>
-                <w:rFonts w:asciiTheme="majorHAnsi" w:hAnsiTheme="majorHAnsi" w:cstheme="majorHAnsi"/>
-                <w:color w:val="FF0000"/>
-              </w:rPr>
-              <w:t>và</w:t>
-            </w:r>
-            <w:proofErr w:type="spellEnd"/>
-            <w:r>
-              <w:rPr>
-                <w:rFonts w:asciiTheme="majorHAnsi" w:hAnsiTheme="majorHAnsi" w:cstheme="majorHAnsi"/>
-                <w:color w:val="FF0000"/>
-              </w:rPr>
-              <w:t xml:space="preserve"> </w:t>
-            </w:r>
-            <w:proofErr w:type="spellStart"/>
-            <w:r>
-              <w:rPr>
-                <w:rFonts w:asciiTheme="majorHAnsi" w:hAnsiTheme="majorHAnsi" w:cstheme="majorHAnsi"/>
-                <w:color w:val="FF0000"/>
-              </w:rPr>
-              <w:t>các</w:t>
-            </w:r>
-            <w:proofErr w:type="spellEnd"/>
-            <w:r>
-              <w:rPr>
-                <w:rFonts w:asciiTheme="majorHAnsi" w:hAnsiTheme="majorHAnsi" w:cstheme="majorHAnsi"/>
-                <w:color w:val="FF0000"/>
-              </w:rPr>
-              <w:t xml:space="preserve"> </w:t>
-            </w:r>
-            <w:proofErr w:type="spellStart"/>
-            <w:r>
-              <w:rPr>
-                <w:rFonts w:asciiTheme="majorHAnsi" w:hAnsiTheme="majorHAnsi" w:cstheme="majorHAnsi"/>
-                <w:color w:val="FF0000"/>
-              </w:rPr>
-              <w:t>đề</w:t>
-            </w:r>
-            <w:proofErr w:type="spellEnd"/>
-            <w:r>
-              <w:rPr>
-                <w:rFonts w:asciiTheme="majorHAnsi" w:hAnsiTheme="majorHAnsi" w:cstheme="majorHAnsi"/>
-                <w:color w:val="FF0000"/>
-              </w:rPr>
-              <w:t xml:space="preserve"> </w:t>
-            </w:r>
-            <w:proofErr w:type="spellStart"/>
-            <w:r>
-              <w:rPr>
-                <w:rFonts w:asciiTheme="majorHAnsi" w:hAnsiTheme="majorHAnsi" w:cstheme="majorHAnsi"/>
-                <w:color w:val="FF0000"/>
-              </w:rPr>
-              <w:t>nghị</w:t>
-            </w:r>
-            <w:proofErr w:type="spellEnd"/>
-            <w:r>
-              <w:rPr>
-                <w:rFonts w:asciiTheme="majorHAnsi" w:hAnsiTheme="majorHAnsi" w:cstheme="majorHAnsi"/>
-                <w:color w:val="FF0000"/>
-              </w:rPr>
-              <w:t xml:space="preserve"> </w:t>
-            </w:r>
-            <w:proofErr w:type="spellStart"/>
-            <w:r>
-              <w:rPr>
-                <w:rFonts w:asciiTheme="majorHAnsi" w:hAnsiTheme="majorHAnsi" w:cstheme="majorHAnsi"/>
-                <w:color w:val="FF0000"/>
-              </w:rPr>
-              <w:t>có</w:t>
-            </w:r>
-            <w:proofErr w:type="spellEnd"/>
-            <w:r>
-              <w:rPr>
-                <w:rFonts w:asciiTheme="majorHAnsi" w:hAnsiTheme="majorHAnsi" w:cstheme="majorHAnsi"/>
-                <w:color w:val="FF0000"/>
-              </w:rPr>
-              <w:t xml:space="preserve"> </w:t>
-            </w:r>
-            <w:proofErr w:type="spellStart"/>
-            <w:r>
-              <w:rPr>
-                <w:rFonts w:asciiTheme="majorHAnsi" w:hAnsiTheme="majorHAnsi" w:cstheme="majorHAnsi"/>
-                <w:color w:val="FF0000"/>
-              </w:rPr>
-              <w:t>liên</w:t>
-            </w:r>
-            <w:proofErr w:type="spellEnd"/>
-            <w:r>
-              <w:rPr>
-                <w:rFonts w:asciiTheme="majorHAnsi" w:hAnsiTheme="majorHAnsi" w:cstheme="majorHAnsi"/>
-                <w:color w:val="FF0000"/>
-              </w:rPr>
-              <w:t xml:space="preserve"> </w:t>
-            </w:r>
-            <w:proofErr w:type="spellStart"/>
-            <w:r>
-              <w:rPr>
-                <w:rFonts w:asciiTheme="majorHAnsi" w:hAnsiTheme="majorHAnsi" w:cstheme="majorHAnsi"/>
-                <w:color w:val="FF0000"/>
-              </w:rPr>
-              <w:t>quan</w:t>
-            </w:r>
-            <w:proofErr w:type="spellEnd"/>
-            <w:r>
-              <w:rPr>
-                <w:rFonts w:asciiTheme="majorHAnsi" w:hAnsiTheme="majorHAnsi" w:cstheme="majorHAnsi"/>
-                <w:color w:val="FF0000"/>
-              </w:rPr>
-              <w:t>.</w:t>
-            </w:r>
-          </w:p>
-          <w:p>
-            <w:pPr>
-              <w:spacing w:after="1" w:line="259" w:lineRule="auto"/>
-              <w:rPr>
-                <w:rFonts w:asciiTheme="majorHAnsi" w:hAnsiTheme="majorHAnsi" w:cstheme="majorHAnsi"/>
-                <w:color w:val="FF0000"/>
-              </w:rPr>
-            </w:pPr>
-            <w:r>
-              <w:rPr>
-                <w:rFonts w:asciiTheme="majorHAnsi" w:hAnsiTheme="majorHAnsi" w:cstheme="majorHAnsi"/>
-                <w:color w:val="FF0000"/>
-              </w:rPr>
-              <w:t>-</w:t>
-            </w:r>
-            <w:r>
-              <w:rPr>
-                <w:rFonts w:asciiTheme="majorHAnsi" w:hAnsiTheme="majorHAnsi" w:cstheme="majorHAnsi"/>
-                <w:color w:val="FF0000"/>
-              </w:rPr>
-              <w:t>UNC ngày 04/02/2026</w:t>
+              <w:t>-UNC ngày 04/02/2026</w:t>
             </w:r>
           </w:p>
         </w:tc>
@@ -5710,7 +4097,7 @@
         </w:trPr>
         <w:tc>
           <w:tcPr>
-            <w:tcW w:w="356" w:type="dxa"/>
+            <w:tcW w:w="540" w:type="dxa"/>
             <w:tcBorders>
               <w:top w:val="single" w:sz="7" w:space="0" w:color="000000"/>
               <w:left w:val="single" w:sz="7" w:space="0" w:color="000000"/>
@@ -5738,7 +4125,7 @@
         </w:tc>
         <w:tc>
           <w:tcPr>
-            <w:tcW w:w="2718" w:type="dxa"/>
+            <w:tcW w:w="3312" w:type="dxa"/>
             <w:tcBorders>
               <w:top w:val="single" w:sz="7" w:space="0" w:color="000000"/>
               <w:left w:val="single" w:sz="7" w:space="0" w:color="000000"/>
@@ -5758,287 +4145,7 @@
               <w:rPr>
                 <w:rFonts w:asciiTheme="majorHAnsi" w:hAnsiTheme="majorHAnsi" w:cstheme="majorHAnsi"/>
               </w:rPr>
-              <w:t xml:space="preserve">Thanh </w:t>
-            </w:r>
-            <w:proofErr w:type="spellStart"/>
-            <w:r>
-              <w:rPr>
-                <w:rFonts w:asciiTheme="majorHAnsi" w:hAnsiTheme="majorHAnsi" w:cstheme="majorHAnsi"/>
-              </w:rPr>
-              <w:t>toán</w:t>
-            </w:r>
-            <w:proofErr w:type="spellEnd"/>
-            <w:r>
-              <w:rPr>
-                <w:rFonts w:asciiTheme="majorHAnsi" w:hAnsiTheme="majorHAnsi" w:cstheme="majorHAnsi"/>
-              </w:rPr>
-              <w:t xml:space="preserve"> 75% </w:t>
-            </w:r>
-            <w:proofErr w:type="spellStart"/>
-            <w:r>
-              <w:rPr>
-                <w:rFonts w:asciiTheme="majorHAnsi" w:hAnsiTheme="majorHAnsi" w:cstheme="majorHAnsi"/>
-              </w:rPr>
-              <w:t>giá</w:t>
-            </w:r>
-            <w:proofErr w:type="spellEnd"/>
-            <w:r>
-              <w:rPr>
-                <w:rFonts w:asciiTheme="majorHAnsi" w:hAnsiTheme="majorHAnsi" w:cstheme="majorHAnsi"/>
-              </w:rPr>
-              <w:t xml:space="preserve"> </w:t>
-            </w:r>
-            <w:proofErr w:type="spellStart"/>
-            <w:r>
-              <w:rPr>
-                <w:rFonts w:asciiTheme="majorHAnsi" w:hAnsiTheme="majorHAnsi" w:cstheme="majorHAnsi"/>
-              </w:rPr>
-              <w:t>trị</w:t>
-            </w:r>
-            <w:proofErr w:type="spellEnd"/>
-            <w:r>
-              <w:rPr>
-                <w:rFonts w:asciiTheme="majorHAnsi" w:hAnsiTheme="majorHAnsi" w:cstheme="majorHAnsi"/>
-              </w:rPr>
-              <w:t xml:space="preserve"> </w:t>
-            </w:r>
-            <w:proofErr w:type="spellStart"/>
-            <w:r>
-              <w:rPr>
-                <w:rFonts w:asciiTheme="majorHAnsi" w:hAnsiTheme="majorHAnsi" w:cstheme="majorHAnsi"/>
-              </w:rPr>
-              <w:t>xe</w:t>
-            </w:r>
-            <w:proofErr w:type="spellEnd"/>
-            <w:r>
-              <w:rPr>
-                <w:rFonts w:asciiTheme="majorHAnsi" w:hAnsiTheme="majorHAnsi" w:cstheme="majorHAnsi"/>
-              </w:rPr>
-              <w:t xml:space="preserve"> </w:t>
-            </w:r>
-            <w:proofErr w:type="spellStart"/>
-            <w:r>
-              <w:rPr>
-                <w:rFonts w:asciiTheme="majorHAnsi" w:hAnsiTheme="majorHAnsi" w:cstheme="majorHAnsi"/>
-              </w:rPr>
-              <w:t>hoặc</w:t>
-            </w:r>
-            <w:proofErr w:type="spellEnd"/>
-            <w:r>
-              <w:rPr>
-                <w:rFonts w:asciiTheme="majorHAnsi" w:hAnsiTheme="majorHAnsi" w:cstheme="majorHAnsi"/>
-              </w:rPr>
-              <w:t xml:space="preserve"> </w:t>
-            </w:r>
-            <w:proofErr w:type="spellStart"/>
-            <w:r>
-              <w:rPr>
-                <w:rFonts w:asciiTheme="majorHAnsi" w:hAnsiTheme="majorHAnsi" w:cstheme="majorHAnsi"/>
-              </w:rPr>
-              <w:t>các</w:t>
-            </w:r>
-            <w:proofErr w:type="spellEnd"/>
-            <w:r>
-              <w:rPr>
-                <w:rFonts w:asciiTheme="majorHAnsi" w:hAnsiTheme="majorHAnsi" w:cstheme="majorHAnsi"/>
-              </w:rPr>
-              <w:t xml:space="preserve"> </w:t>
-            </w:r>
-            <w:proofErr w:type="spellStart"/>
-            <w:r>
-              <w:rPr>
-                <w:rFonts w:asciiTheme="majorHAnsi" w:hAnsiTheme="majorHAnsi" w:cstheme="majorHAnsi"/>
-              </w:rPr>
-              <w:t>xe</w:t>
-            </w:r>
-            <w:proofErr w:type="spellEnd"/>
-            <w:r>
-              <w:rPr>
-                <w:rFonts w:asciiTheme="majorHAnsi" w:hAnsiTheme="majorHAnsi" w:cstheme="majorHAnsi"/>
-              </w:rPr>
-              <w:t xml:space="preserve">: - Xe ô </w:t>
-            </w:r>
-            <w:proofErr w:type="spellStart"/>
-            <w:r>
-              <w:rPr>
-                <w:rFonts w:asciiTheme="majorHAnsi" w:hAnsiTheme="majorHAnsi" w:cstheme="majorHAnsi"/>
-              </w:rPr>
-              <w:t>tô</w:t>
-            </w:r>
-            <w:proofErr w:type="spellEnd"/>
-            <w:r>
-              <w:rPr>
-                <w:rFonts w:asciiTheme="majorHAnsi" w:hAnsiTheme="majorHAnsi" w:cstheme="majorHAnsi"/>
-              </w:rPr>
-              <w:t xml:space="preserve"> </w:t>
-            </w:r>
-            <w:proofErr w:type="spellStart"/>
-            <w:r>
-              <w:rPr>
-                <w:rFonts w:asciiTheme="majorHAnsi" w:hAnsiTheme="majorHAnsi" w:cstheme="majorHAnsi"/>
-              </w:rPr>
-              <w:t>chở</w:t>
-            </w:r>
-            <w:proofErr w:type="spellEnd"/>
-            <w:r>
-              <w:rPr>
-                <w:rFonts w:asciiTheme="majorHAnsi" w:hAnsiTheme="majorHAnsi" w:cstheme="majorHAnsi"/>
-              </w:rPr>
-              <w:t xml:space="preserve"> </w:t>
-            </w:r>
-            <w:proofErr w:type="spellStart"/>
-            <w:r>
-              <w:rPr>
-                <w:rFonts w:asciiTheme="majorHAnsi" w:hAnsiTheme="majorHAnsi" w:cstheme="majorHAnsi"/>
-              </w:rPr>
-              <w:t>người</w:t>
-            </w:r>
-            <w:proofErr w:type="spellEnd"/>
-            <w:r>
-              <w:rPr>
-                <w:rFonts w:asciiTheme="majorHAnsi" w:hAnsiTheme="majorHAnsi" w:cstheme="majorHAnsi"/>
-              </w:rPr>
-              <w:t xml:space="preserve">, </w:t>
-            </w:r>
-            <w:proofErr w:type="spellStart"/>
-            <w:r>
-              <w:rPr>
-                <w:rFonts w:asciiTheme="majorHAnsi" w:hAnsiTheme="majorHAnsi" w:cstheme="majorHAnsi"/>
-              </w:rPr>
-              <w:t>nhãn</w:t>
-            </w:r>
-            <w:proofErr w:type="spellEnd"/>
-            <w:r>
-              <w:rPr>
-                <w:rFonts w:asciiTheme="majorHAnsi" w:hAnsiTheme="majorHAnsi" w:cstheme="majorHAnsi"/>
-              </w:rPr>
-              <w:t xml:space="preserve"> </w:t>
-            </w:r>
-            <w:proofErr w:type="spellStart"/>
-            <w:r>
-              <w:rPr>
-                <w:rFonts w:asciiTheme="majorHAnsi" w:hAnsiTheme="majorHAnsi" w:cstheme="majorHAnsi"/>
-              </w:rPr>
-              <w:t>hiệu</w:t>
-            </w:r>
-            <w:proofErr w:type="spellEnd"/>
-            <w:r>
-              <w:rPr>
-                <w:rFonts w:asciiTheme="majorHAnsi" w:hAnsiTheme="majorHAnsi" w:cstheme="majorHAnsi"/>
-              </w:rPr>
-              <w:t xml:space="preserve"> </w:t>
-            </w:r>
-            <w:proofErr w:type="spellStart"/>
-            <w:r>
-              <w:rPr>
-                <w:rFonts w:asciiTheme="majorHAnsi" w:hAnsiTheme="majorHAnsi" w:cstheme="majorHAnsi"/>
-              </w:rPr>
-              <w:t>Vinfast</w:t>
-            </w:r>
-            <w:proofErr w:type="spellEnd"/>
-            <w:r>
-              <w:rPr>
-                <w:rFonts w:asciiTheme="majorHAnsi" w:hAnsiTheme="majorHAnsi" w:cstheme="majorHAnsi"/>
-              </w:rPr>
-              <w:t xml:space="preserve"> LIMO GREEN (</w:t>
-            </w:r>
-            <w:proofErr w:type="spellStart"/>
-            <w:r>
-              <w:rPr>
-                <w:rFonts w:asciiTheme="majorHAnsi" w:hAnsiTheme="majorHAnsi" w:cstheme="majorHAnsi"/>
-              </w:rPr>
-              <w:t>xe</w:t>
-            </w:r>
-            <w:proofErr w:type="spellEnd"/>
-            <w:r>
-              <w:rPr>
-                <w:rFonts w:asciiTheme="majorHAnsi" w:hAnsiTheme="majorHAnsi" w:cstheme="majorHAnsi"/>
-              </w:rPr>
-              <w:t xml:space="preserve"> </w:t>
-            </w:r>
-            <w:proofErr w:type="spellStart"/>
-            <w:r>
-              <w:rPr>
-                <w:rFonts w:asciiTheme="majorHAnsi" w:hAnsiTheme="majorHAnsi" w:cstheme="majorHAnsi"/>
-              </w:rPr>
-              <w:t>điện</w:t>
-            </w:r>
-            <w:proofErr w:type="spellEnd"/>
-            <w:r>
-              <w:rPr>
-                <w:rFonts w:asciiTheme="majorHAnsi" w:hAnsiTheme="majorHAnsi" w:cstheme="majorHAnsi"/>
-              </w:rPr>
-              <w:t xml:space="preserve">), </w:t>
-            </w:r>
-            <w:proofErr w:type="spellStart"/>
-            <w:r>
-              <w:rPr>
-                <w:rFonts w:asciiTheme="majorHAnsi" w:hAnsiTheme="majorHAnsi" w:cstheme="majorHAnsi"/>
-              </w:rPr>
-              <w:t>mới</w:t>
-            </w:r>
-            <w:proofErr w:type="spellEnd"/>
-            <w:r>
-              <w:rPr>
-                <w:rFonts w:asciiTheme="majorHAnsi" w:hAnsiTheme="majorHAnsi" w:cstheme="majorHAnsi"/>
-              </w:rPr>
-              <w:t xml:space="preserve"> 100%, </w:t>
-            </w:r>
-            <w:proofErr w:type="spellStart"/>
-            <w:r>
-              <w:rPr>
-                <w:rFonts w:asciiTheme="majorHAnsi" w:hAnsiTheme="majorHAnsi" w:cstheme="majorHAnsi"/>
-              </w:rPr>
-              <w:t>xuất</w:t>
-            </w:r>
-            <w:proofErr w:type="spellEnd"/>
-            <w:r>
-              <w:rPr>
-                <w:rFonts w:asciiTheme="majorHAnsi" w:hAnsiTheme="majorHAnsi" w:cstheme="majorHAnsi"/>
-              </w:rPr>
-              <w:t xml:space="preserve"> </w:t>
-            </w:r>
-            <w:proofErr w:type="spellStart"/>
-            <w:r>
-              <w:rPr>
-                <w:rFonts w:asciiTheme="majorHAnsi" w:hAnsiTheme="majorHAnsi" w:cstheme="majorHAnsi"/>
-              </w:rPr>
-              <w:t>xứ</w:t>
-            </w:r>
-            <w:proofErr w:type="spellEnd"/>
-            <w:r>
-              <w:rPr>
-                <w:rFonts w:asciiTheme="majorHAnsi" w:hAnsiTheme="majorHAnsi" w:cstheme="majorHAnsi"/>
-              </w:rPr>
-              <w:t xml:space="preserve">: Việt Nam, </w:t>
-            </w:r>
-            <w:proofErr w:type="spellStart"/>
-            <w:r>
-              <w:rPr>
-                <w:rFonts w:asciiTheme="majorHAnsi" w:hAnsiTheme="majorHAnsi" w:cstheme="majorHAnsi"/>
-              </w:rPr>
-              <w:t>số</w:t>
-            </w:r>
-            <w:proofErr w:type="spellEnd"/>
-            <w:r>
-              <w:rPr>
-                <w:rFonts w:asciiTheme="majorHAnsi" w:hAnsiTheme="majorHAnsi" w:cstheme="majorHAnsi"/>
-              </w:rPr>
-              <w:t xml:space="preserve"> </w:t>
-            </w:r>
-            <w:proofErr w:type="spellStart"/>
-            <w:r>
-              <w:rPr>
-                <w:rFonts w:asciiTheme="majorHAnsi" w:hAnsiTheme="majorHAnsi" w:cstheme="majorHAnsi"/>
-              </w:rPr>
-              <w:t>khung</w:t>
-            </w:r>
-            <w:proofErr w:type="spellEnd"/>
-            <w:r>
-              <w:rPr>
-                <w:rFonts w:asciiTheme="majorHAnsi" w:hAnsiTheme="majorHAnsi" w:cstheme="majorHAnsi"/>
-              </w:rPr>
-              <w:t xml:space="preserve">: </w:t>
+              <w:t xml:space="preserve">Thanh toán 75% giá trị xe hoặc các xe: - Xe ô tô chở người, nhãn hiệu Vinfast LIMO GREEN (xe điện), mới 100%, xuất xứ: Việt Nam, số khung: </w:t>
             </w:r>
           </w:p>
           <w:p>
@@ -6052,35 +4159,7 @@
               <w:rPr>
                 <w:rFonts w:asciiTheme="majorHAnsi" w:hAnsiTheme="majorHAnsi" w:cstheme="majorHAnsi"/>
               </w:rPr>
-              <w:t xml:space="preserve">RLLVFPNT7TH713229, </w:t>
-            </w:r>
-            <w:proofErr w:type="spellStart"/>
-            <w:r>
-              <w:rPr>
-                <w:rFonts w:asciiTheme="majorHAnsi" w:hAnsiTheme="majorHAnsi" w:cstheme="majorHAnsi"/>
-              </w:rPr>
-              <w:t>số</w:t>
-            </w:r>
-            <w:proofErr w:type="spellEnd"/>
-            <w:r>
-              <w:rPr>
-                <w:rFonts w:asciiTheme="majorHAnsi" w:hAnsiTheme="majorHAnsi" w:cstheme="majorHAnsi"/>
-              </w:rPr>
-              <w:t xml:space="preserve"> </w:t>
-            </w:r>
-            <w:proofErr w:type="spellStart"/>
-            <w:r>
-              <w:rPr>
-                <w:rFonts w:asciiTheme="majorHAnsi" w:hAnsiTheme="majorHAnsi" w:cstheme="majorHAnsi"/>
-              </w:rPr>
-              <w:t>máy</w:t>
-            </w:r>
-            <w:proofErr w:type="spellEnd"/>
-            <w:r>
-              <w:rPr>
-                <w:rFonts w:asciiTheme="majorHAnsi" w:hAnsiTheme="majorHAnsi" w:cstheme="majorHAnsi"/>
-              </w:rPr>
-              <w:t>: ENBALB25C200032</w:t>
+              <w:t>RLLVFPNT7TH713229, số máy: ENBALB25C200032</w:t>
             </w:r>
           </w:p>
         </w:tc>
@@ -6113,7 +4192,7 @@
         </w:tc>
         <w:tc>
           <w:tcPr>
-            <w:tcW w:w="3828" w:type="dxa"/>
+            <w:tcW w:w="4167" w:type="dxa"/>
             <w:tcBorders>
               <w:top w:val="single" w:sz="7" w:space="0" w:color="000000"/>
               <w:left w:val="single" w:sz="7" w:space="0" w:color="000000"/>
@@ -6134,165 +4213,12 @@
                 <w:rFonts w:asciiTheme="majorHAnsi" w:hAnsiTheme="majorHAnsi" w:cstheme="majorHAnsi"/>
               </w:rPr>
             </w:pPr>
-            <w:proofErr w:type="spellStart"/>
             <w:r>
               <w:rPr>
                 <w:rFonts w:asciiTheme="majorHAnsi" w:hAnsiTheme="majorHAnsi" w:cstheme="majorHAnsi"/>
                 <w:color w:val="FF0000"/>
               </w:rPr>
-              <w:t>Hồ</w:t>
-            </w:r>
-            <w:proofErr w:type="spellEnd"/>
-            <w:r>
-              <w:rPr>
-                <w:rFonts w:asciiTheme="majorHAnsi" w:hAnsiTheme="majorHAnsi" w:cstheme="majorHAnsi"/>
-                <w:color w:val="FF0000"/>
-              </w:rPr>
-              <w:t xml:space="preserve"> </w:t>
-            </w:r>
-            <w:proofErr w:type="spellStart"/>
-            <w:r>
-              <w:rPr>
-                <w:rFonts w:asciiTheme="majorHAnsi" w:hAnsiTheme="majorHAnsi" w:cstheme="majorHAnsi"/>
-                <w:color w:val="FF0000"/>
-              </w:rPr>
-              <w:t>sơ</w:t>
-            </w:r>
-            <w:proofErr w:type="spellEnd"/>
-            <w:r>
-              <w:rPr>
-                <w:rFonts w:asciiTheme="majorHAnsi" w:hAnsiTheme="majorHAnsi" w:cstheme="majorHAnsi"/>
-                <w:color w:val="FF0000"/>
-              </w:rPr>
-              <w:t xml:space="preserve"> </w:t>
-            </w:r>
-            <w:proofErr w:type="spellStart"/>
-            <w:r>
-              <w:rPr>
-                <w:rFonts w:asciiTheme="majorHAnsi" w:hAnsiTheme="majorHAnsi" w:cstheme="majorHAnsi"/>
-                <w:color w:val="FF0000"/>
-              </w:rPr>
-              <w:t>xe</w:t>
-            </w:r>
-            <w:proofErr w:type="spellEnd"/>
-            <w:r>
-              <w:rPr>
-                <w:rFonts w:asciiTheme="majorHAnsi" w:hAnsiTheme="majorHAnsi" w:cstheme="majorHAnsi"/>
-                <w:color w:val="FF0000"/>
-              </w:rPr>
-              <w:t xml:space="preserve"> </w:t>
-            </w:r>
-            <w:proofErr w:type="spellStart"/>
-            <w:r>
-              <w:rPr>
-                <w:rFonts w:asciiTheme="majorHAnsi" w:hAnsiTheme="majorHAnsi" w:cstheme="majorHAnsi"/>
-                <w:color w:val="FF0000"/>
-              </w:rPr>
-              <w:t>và</w:t>
-            </w:r>
-            <w:proofErr w:type="spellEnd"/>
-            <w:r>
-              <w:rPr>
-                <w:rFonts w:asciiTheme="majorHAnsi" w:hAnsiTheme="majorHAnsi" w:cstheme="majorHAnsi"/>
-                <w:color w:val="FF0000"/>
-              </w:rPr>
-              <w:t xml:space="preserve"> </w:t>
-            </w:r>
-            <w:proofErr w:type="spellStart"/>
-            <w:r>
-              <w:rPr>
-                <w:rFonts w:asciiTheme="majorHAnsi" w:hAnsiTheme="majorHAnsi" w:cstheme="majorHAnsi"/>
-                <w:color w:val="FF0000"/>
-              </w:rPr>
-              <w:t>các</w:t>
-            </w:r>
-            <w:proofErr w:type="spellEnd"/>
-            <w:r>
-              <w:rPr>
-                <w:rFonts w:asciiTheme="majorHAnsi" w:hAnsiTheme="majorHAnsi" w:cstheme="majorHAnsi"/>
-                <w:color w:val="FF0000"/>
-              </w:rPr>
-              <w:t xml:space="preserve"> </w:t>
-            </w:r>
-            <w:proofErr w:type="spellStart"/>
-            <w:r>
-              <w:rPr>
-                <w:rFonts w:asciiTheme="majorHAnsi" w:hAnsiTheme="majorHAnsi" w:cstheme="majorHAnsi"/>
-                <w:color w:val="FF0000"/>
-              </w:rPr>
-              <w:t>đề</w:t>
-            </w:r>
-            <w:proofErr w:type="spellEnd"/>
-            <w:r>
-              <w:rPr>
-                <w:rFonts w:asciiTheme="majorHAnsi" w:hAnsiTheme="majorHAnsi" w:cstheme="majorHAnsi"/>
-                <w:color w:val="FF0000"/>
-              </w:rPr>
-              <w:t xml:space="preserve"> </w:t>
-            </w:r>
-            <w:proofErr w:type="spellStart"/>
-            <w:r>
-              <w:rPr>
-                <w:rFonts w:asciiTheme="majorHAnsi" w:hAnsiTheme="majorHAnsi" w:cstheme="majorHAnsi"/>
-                <w:color w:val="FF0000"/>
-              </w:rPr>
-              <w:t>nghị</w:t>
-            </w:r>
-            <w:proofErr w:type="spellEnd"/>
-            <w:r>
-              <w:rPr>
-                <w:rFonts w:asciiTheme="majorHAnsi" w:hAnsiTheme="majorHAnsi" w:cstheme="majorHAnsi"/>
-                <w:color w:val="FF0000"/>
-              </w:rPr>
-              <w:t xml:space="preserve"> </w:t>
-            </w:r>
-            <w:proofErr w:type="spellStart"/>
-            <w:r>
-              <w:rPr>
-                <w:rFonts w:asciiTheme="majorHAnsi" w:hAnsiTheme="majorHAnsi" w:cstheme="majorHAnsi"/>
-                <w:color w:val="FF0000"/>
-              </w:rPr>
-              <w:t>có</w:t>
-            </w:r>
-            <w:proofErr w:type="spellEnd"/>
-            <w:r>
-              <w:rPr>
-                <w:rFonts w:asciiTheme="majorHAnsi" w:hAnsiTheme="majorHAnsi" w:cstheme="majorHAnsi"/>
-                <w:color w:val="FF0000"/>
-              </w:rPr>
-              <w:t xml:space="preserve"> </w:t>
-            </w:r>
-            <w:proofErr w:type="spellStart"/>
-            <w:r>
-              <w:rPr>
-                <w:rFonts w:asciiTheme="majorHAnsi" w:hAnsiTheme="majorHAnsi" w:cstheme="majorHAnsi"/>
-                <w:color w:val="FF0000"/>
-              </w:rPr>
-              <w:t>liên</w:t>
-            </w:r>
-            <w:proofErr w:type="spellEnd"/>
-            <w:r>
-              <w:rPr>
-                <w:rFonts w:asciiTheme="majorHAnsi" w:hAnsiTheme="majorHAnsi" w:cstheme="majorHAnsi"/>
-                <w:color w:val="FF0000"/>
-              </w:rPr>
-              <w:t xml:space="preserve"> </w:t>
-            </w:r>
-            <w:proofErr w:type="spellStart"/>
-            <w:r>
-              <w:rPr>
-                <w:rFonts w:asciiTheme="majorHAnsi" w:hAnsiTheme="majorHAnsi" w:cstheme="majorHAnsi"/>
-                <w:color w:val="FF0000"/>
-              </w:rPr>
-              <w:t>quan</w:t>
-            </w:r>
-            <w:proofErr w:type="spellEnd"/>
-            <w:r>
-              <w:rPr>
-                <w:rFonts w:asciiTheme="majorHAnsi" w:hAnsiTheme="majorHAnsi" w:cstheme="majorHAnsi"/>
-                <w:color w:val="FF0000"/>
-              </w:rPr>
-              <w:t>.</w:t>
+              <w:t>Hồ sơ xe và các đề nghị có liên quan.</w:t>
             </w:r>
           </w:p>
           <w:p>
@@ -6313,23 +4239,7 @@
                 <w:rFonts w:asciiTheme="majorHAnsi" w:hAnsiTheme="majorHAnsi" w:cstheme="majorHAnsi"/>
                 <w:color w:val="FF0000"/>
               </w:rPr>
-              <w:t xml:space="preserve">UNC </w:t>
-            </w:r>
-            <w:proofErr w:type="spellStart"/>
-            <w:r>
-              <w:rPr>
-                <w:rFonts w:asciiTheme="majorHAnsi" w:hAnsiTheme="majorHAnsi" w:cstheme="majorHAnsi"/>
-                <w:color w:val="FF0000"/>
-              </w:rPr>
-              <w:t>ngày</w:t>
-            </w:r>
-            <w:proofErr w:type="spellEnd"/>
-            <w:r>
-              <w:rPr>
-                <w:rFonts w:asciiTheme="majorHAnsi" w:hAnsiTheme="majorHAnsi" w:cstheme="majorHAnsi"/>
-                <w:color w:val="FF0000"/>
-              </w:rPr>
-              <w:t xml:space="preserve"> 04/02/2026</w:t>
+              <w:t>UNC ngày 04/02/2026</w:t>
             </w:r>
           </w:p>
         </w:tc>
@@ -6340,7 +4250,7 @@
         </w:trPr>
         <w:tc>
           <w:tcPr>
-            <w:tcW w:w="356" w:type="dxa"/>
+            <w:tcW w:w="540" w:type="dxa"/>
             <w:tcBorders>
               <w:top w:val="single" w:sz="7" w:space="0" w:color="000000"/>
               <w:left w:val="single" w:sz="7" w:space="0" w:color="000000"/>
@@ -6368,7 +4278,7 @@
         </w:tc>
         <w:tc>
           <w:tcPr>
-            <w:tcW w:w="2718" w:type="dxa"/>
+            <w:tcW w:w="3312" w:type="dxa"/>
             <w:tcBorders>
               <w:top w:val="single" w:sz="7" w:space="0" w:color="000000"/>
               <w:left w:val="single" w:sz="7" w:space="0" w:color="000000"/>
@@ -6388,287 +4298,7 @@
               <w:rPr>
                 <w:rFonts w:asciiTheme="majorHAnsi" w:hAnsiTheme="majorHAnsi" w:cstheme="majorHAnsi"/>
               </w:rPr>
-              <w:t xml:space="preserve">Thanh </w:t>
-            </w:r>
-            <w:proofErr w:type="spellStart"/>
-            <w:r>
-              <w:rPr>
-                <w:rFonts w:asciiTheme="majorHAnsi" w:hAnsiTheme="majorHAnsi" w:cstheme="majorHAnsi"/>
-              </w:rPr>
-              <w:t>toán</w:t>
-            </w:r>
-            <w:proofErr w:type="spellEnd"/>
-            <w:r>
-              <w:rPr>
-                <w:rFonts w:asciiTheme="majorHAnsi" w:hAnsiTheme="majorHAnsi" w:cstheme="majorHAnsi"/>
-              </w:rPr>
-              <w:t xml:space="preserve"> 75% </w:t>
-            </w:r>
-            <w:proofErr w:type="spellStart"/>
-            <w:r>
-              <w:rPr>
-                <w:rFonts w:asciiTheme="majorHAnsi" w:hAnsiTheme="majorHAnsi" w:cstheme="majorHAnsi"/>
-              </w:rPr>
-              <w:t>giá</w:t>
-            </w:r>
-            <w:proofErr w:type="spellEnd"/>
-            <w:r>
-              <w:rPr>
-                <w:rFonts w:asciiTheme="majorHAnsi" w:hAnsiTheme="majorHAnsi" w:cstheme="majorHAnsi"/>
-              </w:rPr>
-              <w:t xml:space="preserve"> </w:t>
-            </w:r>
-            <w:proofErr w:type="spellStart"/>
-            <w:r>
-              <w:rPr>
-                <w:rFonts w:asciiTheme="majorHAnsi" w:hAnsiTheme="majorHAnsi" w:cstheme="majorHAnsi"/>
-              </w:rPr>
-              <w:t>trị</w:t>
-            </w:r>
-            <w:proofErr w:type="spellEnd"/>
-            <w:r>
-              <w:rPr>
-                <w:rFonts w:asciiTheme="majorHAnsi" w:hAnsiTheme="majorHAnsi" w:cstheme="majorHAnsi"/>
-              </w:rPr>
-              <w:t xml:space="preserve"> </w:t>
-            </w:r>
-            <w:proofErr w:type="spellStart"/>
-            <w:r>
-              <w:rPr>
-                <w:rFonts w:asciiTheme="majorHAnsi" w:hAnsiTheme="majorHAnsi" w:cstheme="majorHAnsi"/>
-              </w:rPr>
-              <w:t>xe</w:t>
-            </w:r>
-            <w:proofErr w:type="spellEnd"/>
-            <w:r>
-              <w:rPr>
-                <w:rFonts w:asciiTheme="majorHAnsi" w:hAnsiTheme="majorHAnsi" w:cstheme="majorHAnsi"/>
-              </w:rPr>
-              <w:t xml:space="preserve"> </w:t>
-            </w:r>
-            <w:proofErr w:type="spellStart"/>
-            <w:r>
-              <w:rPr>
-                <w:rFonts w:asciiTheme="majorHAnsi" w:hAnsiTheme="majorHAnsi" w:cstheme="majorHAnsi"/>
-              </w:rPr>
-              <w:t>hoặc</w:t>
-            </w:r>
-            <w:proofErr w:type="spellEnd"/>
-            <w:r>
-              <w:rPr>
-                <w:rFonts w:asciiTheme="majorHAnsi" w:hAnsiTheme="majorHAnsi" w:cstheme="majorHAnsi"/>
-              </w:rPr>
-              <w:t xml:space="preserve"> </w:t>
-            </w:r>
-            <w:proofErr w:type="spellStart"/>
-            <w:r>
-              <w:rPr>
-                <w:rFonts w:asciiTheme="majorHAnsi" w:hAnsiTheme="majorHAnsi" w:cstheme="majorHAnsi"/>
-              </w:rPr>
-              <w:t>các</w:t>
-            </w:r>
-            <w:proofErr w:type="spellEnd"/>
-            <w:r>
-              <w:rPr>
-                <w:rFonts w:asciiTheme="majorHAnsi" w:hAnsiTheme="majorHAnsi" w:cstheme="majorHAnsi"/>
-              </w:rPr>
-              <w:t xml:space="preserve"> </w:t>
-            </w:r>
-            <w:proofErr w:type="spellStart"/>
-            <w:r>
-              <w:rPr>
-                <w:rFonts w:asciiTheme="majorHAnsi" w:hAnsiTheme="majorHAnsi" w:cstheme="majorHAnsi"/>
-              </w:rPr>
-              <w:t>xe</w:t>
-            </w:r>
-            <w:proofErr w:type="spellEnd"/>
-            <w:r>
-              <w:rPr>
-                <w:rFonts w:asciiTheme="majorHAnsi" w:hAnsiTheme="majorHAnsi" w:cstheme="majorHAnsi"/>
-              </w:rPr>
-              <w:t xml:space="preserve">: - Xe ô </w:t>
-            </w:r>
-            <w:proofErr w:type="spellStart"/>
-            <w:r>
-              <w:rPr>
-                <w:rFonts w:asciiTheme="majorHAnsi" w:hAnsiTheme="majorHAnsi" w:cstheme="majorHAnsi"/>
-              </w:rPr>
-              <w:t>tô</w:t>
-            </w:r>
-            <w:proofErr w:type="spellEnd"/>
-            <w:r>
-              <w:rPr>
-                <w:rFonts w:asciiTheme="majorHAnsi" w:hAnsiTheme="majorHAnsi" w:cstheme="majorHAnsi"/>
-              </w:rPr>
-              <w:t xml:space="preserve"> </w:t>
-            </w:r>
-            <w:proofErr w:type="spellStart"/>
-            <w:r>
-              <w:rPr>
-                <w:rFonts w:asciiTheme="majorHAnsi" w:hAnsiTheme="majorHAnsi" w:cstheme="majorHAnsi"/>
-              </w:rPr>
-              <w:t>chở</w:t>
-            </w:r>
-            <w:proofErr w:type="spellEnd"/>
-            <w:r>
-              <w:rPr>
-                <w:rFonts w:asciiTheme="majorHAnsi" w:hAnsiTheme="majorHAnsi" w:cstheme="majorHAnsi"/>
-              </w:rPr>
-              <w:t xml:space="preserve"> </w:t>
-            </w:r>
-            <w:proofErr w:type="spellStart"/>
-            <w:r>
-              <w:rPr>
-                <w:rFonts w:asciiTheme="majorHAnsi" w:hAnsiTheme="majorHAnsi" w:cstheme="majorHAnsi"/>
-              </w:rPr>
-              <w:t>người</w:t>
-            </w:r>
-            <w:proofErr w:type="spellEnd"/>
-            <w:r>
-              <w:rPr>
-                <w:rFonts w:asciiTheme="majorHAnsi" w:hAnsiTheme="majorHAnsi" w:cstheme="majorHAnsi"/>
-              </w:rPr>
-              <w:t xml:space="preserve">, </w:t>
-            </w:r>
-            <w:proofErr w:type="spellStart"/>
-            <w:r>
-              <w:rPr>
-                <w:rFonts w:asciiTheme="majorHAnsi" w:hAnsiTheme="majorHAnsi" w:cstheme="majorHAnsi"/>
-              </w:rPr>
-              <w:t>nhãn</w:t>
-            </w:r>
-            <w:proofErr w:type="spellEnd"/>
-            <w:r>
-              <w:rPr>
-                <w:rFonts w:asciiTheme="majorHAnsi" w:hAnsiTheme="majorHAnsi" w:cstheme="majorHAnsi"/>
-              </w:rPr>
-              <w:t xml:space="preserve"> </w:t>
-            </w:r>
-            <w:proofErr w:type="spellStart"/>
-            <w:r>
-              <w:rPr>
-                <w:rFonts w:asciiTheme="majorHAnsi" w:hAnsiTheme="majorHAnsi" w:cstheme="majorHAnsi"/>
-              </w:rPr>
-              <w:t>hiệu</w:t>
-            </w:r>
-            <w:proofErr w:type="spellEnd"/>
-            <w:r>
-              <w:rPr>
-                <w:rFonts w:asciiTheme="majorHAnsi" w:hAnsiTheme="majorHAnsi" w:cstheme="majorHAnsi"/>
-              </w:rPr>
-              <w:t xml:space="preserve"> </w:t>
-            </w:r>
-            <w:proofErr w:type="spellStart"/>
-            <w:r>
-              <w:rPr>
-                <w:rFonts w:asciiTheme="majorHAnsi" w:hAnsiTheme="majorHAnsi" w:cstheme="majorHAnsi"/>
-              </w:rPr>
-              <w:t>Vinfast</w:t>
-            </w:r>
-            <w:proofErr w:type="spellEnd"/>
-            <w:r>
-              <w:rPr>
-                <w:rFonts w:asciiTheme="majorHAnsi" w:hAnsiTheme="majorHAnsi" w:cstheme="majorHAnsi"/>
-              </w:rPr>
-              <w:t xml:space="preserve"> LIMO GREEN (</w:t>
-            </w:r>
-            <w:proofErr w:type="spellStart"/>
-            <w:r>
-              <w:rPr>
-                <w:rFonts w:asciiTheme="majorHAnsi" w:hAnsiTheme="majorHAnsi" w:cstheme="majorHAnsi"/>
-              </w:rPr>
-              <w:t>xe</w:t>
-            </w:r>
-            <w:proofErr w:type="spellEnd"/>
-            <w:r>
-              <w:rPr>
-                <w:rFonts w:asciiTheme="majorHAnsi" w:hAnsiTheme="majorHAnsi" w:cstheme="majorHAnsi"/>
-              </w:rPr>
-              <w:t xml:space="preserve"> </w:t>
-            </w:r>
-            <w:proofErr w:type="spellStart"/>
-            <w:r>
-              <w:rPr>
-                <w:rFonts w:asciiTheme="majorHAnsi" w:hAnsiTheme="majorHAnsi" w:cstheme="majorHAnsi"/>
-              </w:rPr>
-              <w:t>điện</w:t>
-            </w:r>
-            <w:proofErr w:type="spellEnd"/>
-            <w:r>
-              <w:rPr>
-                <w:rFonts w:asciiTheme="majorHAnsi" w:hAnsiTheme="majorHAnsi" w:cstheme="majorHAnsi"/>
-              </w:rPr>
-              <w:t xml:space="preserve">), </w:t>
-            </w:r>
-            <w:proofErr w:type="spellStart"/>
-            <w:r>
-              <w:rPr>
-                <w:rFonts w:asciiTheme="majorHAnsi" w:hAnsiTheme="majorHAnsi" w:cstheme="majorHAnsi"/>
-              </w:rPr>
-              <w:t>mới</w:t>
-            </w:r>
-            <w:proofErr w:type="spellEnd"/>
-            <w:r>
-              <w:rPr>
-                <w:rFonts w:asciiTheme="majorHAnsi" w:hAnsiTheme="majorHAnsi" w:cstheme="majorHAnsi"/>
-              </w:rPr>
-              <w:t xml:space="preserve"> 100%, </w:t>
-            </w:r>
-            <w:proofErr w:type="spellStart"/>
-            <w:r>
-              <w:rPr>
-                <w:rFonts w:asciiTheme="majorHAnsi" w:hAnsiTheme="majorHAnsi" w:cstheme="majorHAnsi"/>
-              </w:rPr>
-              <w:t>xuất</w:t>
-            </w:r>
-            <w:proofErr w:type="spellEnd"/>
-            <w:r>
-              <w:rPr>
-                <w:rFonts w:asciiTheme="majorHAnsi" w:hAnsiTheme="majorHAnsi" w:cstheme="majorHAnsi"/>
-              </w:rPr>
-              <w:t xml:space="preserve"> </w:t>
-            </w:r>
-            <w:proofErr w:type="spellStart"/>
-            <w:r>
-              <w:rPr>
-                <w:rFonts w:asciiTheme="majorHAnsi" w:hAnsiTheme="majorHAnsi" w:cstheme="majorHAnsi"/>
-              </w:rPr>
-              <w:t>xứ</w:t>
-            </w:r>
-            <w:proofErr w:type="spellEnd"/>
-            <w:r>
-              <w:rPr>
-                <w:rFonts w:asciiTheme="majorHAnsi" w:hAnsiTheme="majorHAnsi" w:cstheme="majorHAnsi"/>
-              </w:rPr>
-              <w:t xml:space="preserve">: Việt Nam, </w:t>
-            </w:r>
-            <w:proofErr w:type="spellStart"/>
-            <w:r>
-              <w:rPr>
-                <w:rFonts w:asciiTheme="majorHAnsi" w:hAnsiTheme="majorHAnsi" w:cstheme="majorHAnsi"/>
-              </w:rPr>
-              <w:t>số</w:t>
-            </w:r>
-            <w:proofErr w:type="spellEnd"/>
-            <w:r>
-              <w:rPr>
-                <w:rFonts w:asciiTheme="majorHAnsi" w:hAnsiTheme="majorHAnsi" w:cstheme="majorHAnsi"/>
-              </w:rPr>
-              <w:t xml:space="preserve"> </w:t>
-            </w:r>
-            <w:proofErr w:type="spellStart"/>
-            <w:r>
-              <w:rPr>
-                <w:rFonts w:asciiTheme="majorHAnsi" w:hAnsiTheme="majorHAnsi" w:cstheme="majorHAnsi"/>
-              </w:rPr>
-              <w:t>khung</w:t>
-            </w:r>
-            <w:proofErr w:type="spellEnd"/>
-            <w:r>
-              <w:rPr>
-                <w:rFonts w:asciiTheme="majorHAnsi" w:hAnsiTheme="majorHAnsi" w:cstheme="majorHAnsi"/>
-              </w:rPr>
-              <w:t xml:space="preserve">: </w:t>
+              <w:t xml:space="preserve">Thanh toán 75% giá trị xe hoặc các xe: - Xe ô tô chở người, nhãn hiệu Vinfast LIMO GREEN (xe điện), mới 100%, xuất xứ: Việt Nam, số khung: </w:t>
             </w:r>
           </w:p>
           <w:p>
@@ -6682,35 +4312,7 @@
               <w:rPr>
                 <w:rFonts w:asciiTheme="majorHAnsi" w:hAnsiTheme="majorHAnsi" w:cstheme="majorHAnsi"/>
               </w:rPr>
-              <w:t xml:space="preserve">RLLVFPNT0TH713508, </w:t>
-            </w:r>
-            <w:proofErr w:type="spellStart"/>
-            <w:r>
-              <w:rPr>
-                <w:rFonts w:asciiTheme="majorHAnsi" w:hAnsiTheme="majorHAnsi" w:cstheme="majorHAnsi"/>
-              </w:rPr>
-              <w:t>số</w:t>
-            </w:r>
-            <w:proofErr w:type="spellEnd"/>
-            <w:r>
-              <w:rPr>
-                <w:rFonts w:asciiTheme="majorHAnsi" w:hAnsiTheme="majorHAnsi" w:cstheme="majorHAnsi"/>
-              </w:rPr>
-              <w:t xml:space="preserve"> </w:t>
-            </w:r>
-            <w:proofErr w:type="spellStart"/>
-            <w:r>
-              <w:rPr>
-                <w:rFonts w:asciiTheme="majorHAnsi" w:hAnsiTheme="majorHAnsi" w:cstheme="majorHAnsi"/>
-              </w:rPr>
-              <w:t>máy</w:t>
-            </w:r>
-            <w:proofErr w:type="spellEnd"/>
-            <w:r>
-              <w:rPr>
-                <w:rFonts w:asciiTheme="majorHAnsi" w:hAnsiTheme="majorHAnsi" w:cstheme="majorHAnsi"/>
-              </w:rPr>
-              <w:t>: ENBALB25C280009</w:t>
+              <w:t>RLLVFPNT0TH713508, số máy: ENBALB25C280009</w:t>
             </w:r>
           </w:p>
         </w:tc>
@@ -6749,7 +4351,7 @@
         </w:tc>
         <w:tc>
           <w:tcPr>
-            <w:tcW w:w="3828" w:type="dxa"/>
+            <w:tcW w:w="4167" w:type="dxa"/>
             <w:tcBorders>
               <w:top w:val="single" w:sz="7" w:space="0" w:color="000000"/>
               <w:left w:val="single" w:sz="7" w:space="0" w:color="000000"/>
@@ -6770,165 +4372,12 @@
                 <w:rFonts w:asciiTheme="majorHAnsi" w:hAnsiTheme="majorHAnsi" w:cstheme="majorHAnsi"/>
               </w:rPr>
             </w:pPr>
-            <w:proofErr w:type="spellStart"/>
             <w:r>
               <w:rPr>
                 <w:rFonts w:asciiTheme="majorHAnsi" w:hAnsiTheme="majorHAnsi" w:cstheme="majorHAnsi"/>
                 <w:color w:val="FF0000"/>
               </w:rPr>
-              <w:t>Hồ</w:t>
-            </w:r>
-            <w:proofErr w:type="spellEnd"/>
-            <w:r>
-              <w:rPr>
-                <w:rFonts w:asciiTheme="majorHAnsi" w:hAnsiTheme="majorHAnsi" w:cstheme="majorHAnsi"/>
-                <w:color w:val="FF0000"/>
-              </w:rPr>
-              <w:t xml:space="preserve"> </w:t>
-            </w:r>
-            <w:proofErr w:type="spellStart"/>
-            <w:r>
-              <w:rPr>
-                <w:rFonts w:asciiTheme="majorHAnsi" w:hAnsiTheme="majorHAnsi" w:cstheme="majorHAnsi"/>
-                <w:color w:val="FF0000"/>
-              </w:rPr>
-              <w:t>sơ</w:t>
-            </w:r>
-            <w:proofErr w:type="spellEnd"/>
-            <w:r>
-              <w:rPr>
-                <w:rFonts w:asciiTheme="majorHAnsi" w:hAnsiTheme="majorHAnsi" w:cstheme="majorHAnsi"/>
-                <w:color w:val="FF0000"/>
-              </w:rPr>
-              <w:t xml:space="preserve"> </w:t>
-            </w:r>
-            <w:proofErr w:type="spellStart"/>
-            <w:r>
-              <w:rPr>
-                <w:rFonts w:asciiTheme="majorHAnsi" w:hAnsiTheme="majorHAnsi" w:cstheme="majorHAnsi"/>
-                <w:color w:val="FF0000"/>
-              </w:rPr>
-              <w:t>xe</w:t>
-            </w:r>
-            <w:proofErr w:type="spellEnd"/>
-            <w:r>
-              <w:rPr>
-                <w:rFonts w:asciiTheme="majorHAnsi" w:hAnsiTheme="majorHAnsi" w:cstheme="majorHAnsi"/>
-                <w:color w:val="FF0000"/>
-              </w:rPr>
-              <w:t xml:space="preserve"> </w:t>
-            </w:r>
-            <w:proofErr w:type="spellStart"/>
-            <w:r>
-              <w:rPr>
-                <w:rFonts w:asciiTheme="majorHAnsi" w:hAnsiTheme="majorHAnsi" w:cstheme="majorHAnsi"/>
-                <w:color w:val="FF0000"/>
-              </w:rPr>
-              <w:t>và</w:t>
-            </w:r>
-            <w:proofErr w:type="spellEnd"/>
-            <w:r>
-              <w:rPr>
-                <w:rFonts w:asciiTheme="majorHAnsi" w:hAnsiTheme="majorHAnsi" w:cstheme="majorHAnsi"/>
-                <w:color w:val="FF0000"/>
-              </w:rPr>
-              <w:t xml:space="preserve"> </w:t>
-            </w:r>
-            <w:proofErr w:type="spellStart"/>
-            <w:r>
-              <w:rPr>
-                <w:rFonts w:asciiTheme="majorHAnsi" w:hAnsiTheme="majorHAnsi" w:cstheme="majorHAnsi"/>
-                <w:color w:val="FF0000"/>
-              </w:rPr>
-              <w:t>các</w:t>
-            </w:r>
-            <w:proofErr w:type="spellEnd"/>
-            <w:r>
-              <w:rPr>
-                <w:rFonts w:asciiTheme="majorHAnsi" w:hAnsiTheme="majorHAnsi" w:cstheme="majorHAnsi"/>
-                <w:color w:val="FF0000"/>
-              </w:rPr>
-              <w:t xml:space="preserve"> </w:t>
-            </w:r>
-            <w:proofErr w:type="spellStart"/>
-            <w:r>
-              <w:rPr>
-                <w:rFonts w:asciiTheme="majorHAnsi" w:hAnsiTheme="majorHAnsi" w:cstheme="majorHAnsi"/>
-                <w:color w:val="FF0000"/>
-              </w:rPr>
-              <w:t>đề</w:t>
-            </w:r>
-            <w:proofErr w:type="spellEnd"/>
-            <w:r>
-              <w:rPr>
-                <w:rFonts w:asciiTheme="majorHAnsi" w:hAnsiTheme="majorHAnsi" w:cstheme="majorHAnsi"/>
-                <w:color w:val="FF0000"/>
-              </w:rPr>
-              <w:t xml:space="preserve"> </w:t>
-            </w:r>
-            <w:proofErr w:type="spellStart"/>
-            <w:r>
-              <w:rPr>
-                <w:rFonts w:asciiTheme="majorHAnsi" w:hAnsiTheme="majorHAnsi" w:cstheme="majorHAnsi"/>
-                <w:color w:val="FF0000"/>
-              </w:rPr>
-              <w:t>nghị</w:t>
-            </w:r>
-            <w:proofErr w:type="spellEnd"/>
-            <w:r>
-              <w:rPr>
-                <w:rFonts w:asciiTheme="majorHAnsi" w:hAnsiTheme="majorHAnsi" w:cstheme="majorHAnsi"/>
-                <w:color w:val="FF0000"/>
-              </w:rPr>
-              <w:t xml:space="preserve"> </w:t>
-            </w:r>
-            <w:proofErr w:type="spellStart"/>
-            <w:r>
-              <w:rPr>
-                <w:rFonts w:asciiTheme="majorHAnsi" w:hAnsiTheme="majorHAnsi" w:cstheme="majorHAnsi"/>
-                <w:color w:val="FF0000"/>
-              </w:rPr>
-              <w:t>có</w:t>
-            </w:r>
-            <w:proofErr w:type="spellEnd"/>
-            <w:r>
-              <w:rPr>
-                <w:rFonts w:asciiTheme="majorHAnsi" w:hAnsiTheme="majorHAnsi" w:cstheme="majorHAnsi"/>
-                <w:color w:val="FF0000"/>
-              </w:rPr>
-              <w:t xml:space="preserve"> </w:t>
-            </w:r>
-            <w:proofErr w:type="spellStart"/>
-            <w:r>
-              <w:rPr>
-                <w:rFonts w:asciiTheme="majorHAnsi" w:hAnsiTheme="majorHAnsi" w:cstheme="majorHAnsi"/>
-                <w:color w:val="FF0000"/>
-              </w:rPr>
-              <w:t>liên</w:t>
-            </w:r>
-            <w:proofErr w:type="spellEnd"/>
-            <w:r>
-              <w:rPr>
-                <w:rFonts w:asciiTheme="majorHAnsi" w:hAnsiTheme="majorHAnsi" w:cstheme="majorHAnsi"/>
-                <w:color w:val="FF0000"/>
-              </w:rPr>
-              <w:t xml:space="preserve"> </w:t>
-            </w:r>
-            <w:proofErr w:type="spellStart"/>
-            <w:r>
-              <w:rPr>
-                <w:rFonts w:asciiTheme="majorHAnsi" w:hAnsiTheme="majorHAnsi" w:cstheme="majorHAnsi"/>
-                <w:color w:val="FF0000"/>
-              </w:rPr>
-              <w:t>quan</w:t>
-            </w:r>
-            <w:proofErr w:type="spellEnd"/>
-            <w:r>
-              <w:rPr>
-                <w:rFonts w:asciiTheme="majorHAnsi" w:hAnsiTheme="majorHAnsi" w:cstheme="majorHAnsi"/>
-                <w:color w:val="FF0000"/>
-              </w:rPr>
-              <w:t>.</w:t>
+              <w:t>Hồ sơ xe và các đề nghị có liên quan.</w:t>
             </w:r>
           </w:p>
           <w:p>
@@ -6949,23 +4398,7 @@
                 <w:rFonts w:asciiTheme="majorHAnsi" w:hAnsiTheme="majorHAnsi" w:cstheme="majorHAnsi"/>
                 <w:color w:val="FF0000"/>
               </w:rPr>
-              <w:t xml:space="preserve">UNC </w:t>
-            </w:r>
-            <w:proofErr w:type="spellStart"/>
-            <w:r>
-              <w:rPr>
-                <w:rFonts w:asciiTheme="majorHAnsi" w:hAnsiTheme="majorHAnsi" w:cstheme="majorHAnsi"/>
-                <w:color w:val="FF0000"/>
-              </w:rPr>
-              <w:t>ngày</w:t>
-            </w:r>
-            <w:proofErr w:type="spellEnd"/>
-            <w:r>
-              <w:rPr>
-                <w:rFonts w:asciiTheme="majorHAnsi" w:hAnsiTheme="majorHAnsi" w:cstheme="majorHAnsi"/>
-                <w:color w:val="FF0000"/>
-              </w:rPr>
-              <w:t xml:space="preserve"> 04/02/2026</w:t>
+              <w:t>UNC ngày 04/02/2026</w:t>
             </w:r>
           </w:p>
         </w:tc>
@@ -7055,18 +4488,18 @@
     <w:tbl>
       <w:tblPr>
         <w:tblStyle w:val="TableGrid0"/>
-        <w:tblW w:w="8635" w:type="dxa"/>
-        <w:tblInd w:w="287" w:type="dxa"/>
+        <w:tblW w:w="9810" w:type="dxa"/>
+        <w:tblInd w:w="-459" w:type="dxa"/>
         <w:tblCellMar>
           <w:left w:w="35" w:type="dxa"/>
         </w:tblCellMar>
         <w:tblLook w:val="04A0" w:firstRow="1" w:lastRow="0" w:firstColumn="1" w:lastColumn="0" w:noHBand="0" w:noVBand="1"/>
       </w:tblPr>
       <w:tblGrid>
-        <w:gridCol w:w="322"/>
-        <w:gridCol w:w="2643"/>
+        <w:gridCol w:w="540"/>
+        <w:gridCol w:w="3171"/>
         <w:gridCol w:w="1805"/>
-        <w:gridCol w:w="3865"/>
+        <w:gridCol w:w="4294"/>
       </w:tblGrid>
       <w:tr>
         <w:trPr>
@@ -7074,7 +4507,7 @@
         </w:trPr>
         <w:tc>
           <w:tcPr>
-            <w:tcW w:w="322" w:type="dxa"/>
+            <w:tcW w:w="540" w:type="dxa"/>
             <w:tcBorders>
               <w:top w:val="single" w:sz="7" w:space="0" w:color="000000"/>
               <w:left w:val="single" w:sz="7" w:space="0" w:color="000000"/>
@@ -7103,7 +4536,7 @@
         </w:tc>
         <w:tc>
           <w:tcPr>
-            <w:tcW w:w="2643" w:type="dxa"/>
+            <w:tcW w:w="3171" w:type="dxa"/>
             <w:tcBorders>
               <w:top w:val="single" w:sz="7" w:space="0" w:color="000000"/>
               <w:left w:val="single" w:sz="7" w:space="0" w:color="000000"/>
@@ -7198,7 +4631,7 @@
         </w:tc>
         <w:tc>
           <w:tcPr>
-            <w:tcW w:w="3865" w:type="dxa"/>
+            <w:tcW w:w="4294" w:type="dxa"/>
             <w:tcBorders>
               <w:top w:val="single" w:sz="7" w:space="0" w:color="000000"/>
               <w:left w:val="single" w:sz="7" w:space="0" w:color="000000"/>
@@ -7255,7 +4688,7 @@
         </w:trPr>
         <w:tc>
           <w:tcPr>
-            <w:tcW w:w="322" w:type="dxa"/>
+            <w:tcW w:w="540" w:type="dxa"/>
             <w:tcBorders>
               <w:top w:val="single" w:sz="7" w:space="0" w:color="000000"/>
               <w:left w:val="single" w:sz="7" w:space="0" w:color="000000"/>
@@ -7283,7 +4716,7 @@
         </w:tc>
         <w:tc>
           <w:tcPr>
-            <w:tcW w:w="2643" w:type="dxa"/>
+            <w:tcW w:w="3171" w:type="dxa"/>
             <w:tcBorders>
               <w:top w:val="single" w:sz="7" w:space="0" w:color="000000"/>
               <w:left w:val="single" w:sz="7" w:space="0" w:color="000000"/>
@@ -7378,7 +4811,7 @@
         </w:tc>
         <w:tc>
           <w:tcPr>
-            <w:tcW w:w="3865" w:type="dxa"/>
+            <w:tcW w:w="4294" w:type="dxa"/>
             <w:tcBorders>
               <w:top w:val="single" w:sz="7" w:space="0" w:color="000000"/>
               <w:left w:val="single" w:sz="7" w:space="0" w:color="000000"/>
@@ -7435,7 +4868,7 @@
         </w:trPr>
         <w:tc>
           <w:tcPr>
-            <w:tcW w:w="322" w:type="dxa"/>
+            <w:tcW w:w="540" w:type="dxa"/>
             <w:tcBorders>
               <w:top w:val="single" w:sz="7" w:space="0" w:color="000000"/>
               <w:left w:val="single" w:sz="7" w:space="0" w:color="000000"/>
@@ -7463,7 +4896,7 @@
         </w:tc>
         <w:tc>
           <w:tcPr>
-            <w:tcW w:w="2643" w:type="dxa"/>
+            <w:tcW w:w="3171" w:type="dxa"/>
             <w:tcBorders>
               <w:top w:val="single" w:sz="7" w:space="0" w:color="000000"/>
               <w:left w:val="single" w:sz="7" w:space="0" w:color="000000"/>
@@ -7530,7 +4963,7 @@
         </w:tc>
         <w:tc>
           <w:tcPr>
-            <w:tcW w:w="3865" w:type="dxa"/>
+            <w:tcW w:w="4294" w:type="dxa"/>
             <w:tcBorders>
               <w:top w:val="single" w:sz="7" w:space="0" w:color="000000"/>
               <w:left w:val="single" w:sz="7" w:space="0" w:color="000000"/>
@@ -7587,7 +5020,7 @@
         </w:trPr>
         <w:tc>
           <w:tcPr>
-            <w:tcW w:w="322" w:type="dxa"/>
+            <w:tcW w:w="540" w:type="dxa"/>
             <w:tcBorders>
               <w:top w:val="single" w:sz="7" w:space="0" w:color="000000"/>
               <w:left w:val="single" w:sz="7" w:space="0" w:color="000000"/>
@@ -7606,7 +5039,7 @@
         </w:tc>
         <w:tc>
           <w:tcPr>
-            <w:tcW w:w="2643" w:type="dxa"/>
+            <w:tcW w:w="3171" w:type="dxa"/>
             <w:tcBorders>
               <w:top w:val="single" w:sz="7" w:space="0" w:color="000000"/>
               <w:left w:val="single" w:sz="7" w:space="0" w:color="000000"/>
@@ -7663,7 +5096,7 @@
         </w:tc>
         <w:tc>
           <w:tcPr>
-            <w:tcW w:w="3865" w:type="dxa"/>
+            <w:tcW w:w="4294" w:type="dxa"/>
             <w:tcBorders>
               <w:top w:val="single" w:sz="7" w:space="0" w:color="000000"/>
               <w:left w:val="single" w:sz="7" w:space="0" w:color="000000"/>
@@ -7711,35 +5144,7 @@
         <w:rPr>
           <w:rFonts w:asciiTheme="majorHAnsi" w:hAnsiTheme="majorHAnsi" w:cstheme="majorHAnsi"/>
         </w:rPr>
-        <w:t xml:space="preserve">- </w:t>
-      </w:r>
-      <w:proofErr w:type="spellStart"/>
-      <w:r>
-        <w:rPr>
-          <w:rFonts w:asciiTheme="majorHAnsi" w:hAnsiTheme="majorHAnsi" w:cstheme="majorHAnsi"/>
-        </w:rPr>
-        <w:t>Lãi</w:t>
-      </w:r>
-      <w:proofErr w:type="spellEnd"/>
-      <w:r>
-        <w:rPr>
-          <w:rFonts w:asciiTheme="majorHAnsi" w:hAnsiTheme="majorHAnsi" w:cstheme="majorHAnsi"/>
-        </w:rPr>
-        <w:t xml:space="preserve"> </w:t>
-      </w:r>
-      <w:proofErr w:type="spellStart"/>
-      <w:r>
-        <w:rPr>
-          <w:rFonts w:asciiTheme="majorHAnsi" w:hAnsiTheme="majorHAnsi" w:cstheme="majorHAnsi"/>
-        </w:rPr>
-        <w:t>suất</w:t>
-      </w:r>
-      <w:proofErr w:type="spellEnd"/>
-      <w:r>
-        <w:rPr>
-          <w:rFonts w:asciiTheme="majorHAnsi" w:hAnsiTheme="majorHAnsi" w:cstheme="majorHAnsi"/>
-        </w:rPr>
-        <w:t>:</w:t>
+        <w:t>- Lãi suất:</w:t>
       </w:r>
       <w:r>
         <w:rPr>
@@ -7752,17 +5157,8 @@
           <w:rFonts w:asciiTheme="majorHAnsi" w:hAnsiTheme="majorHAnsi" w:cstheme="majorHAnsi"/>
           <w:b/>
         </w:rPr>
-        <w:t>7.0%/</w:t>
-      </w:r>
-      <w:proofErr w:type="spellStart"/>
-      <w:r>
-        <w:rPr>
-          <w:rFonts w:asciiTheme="majorHAnsi" w:hAnsiTheme="majorHAnsi" w:cstheme="majorHAnsi"/>
-          <w:b/>
-        </w:rPr>
-        <w:t>năm</w:t>
-      </w:r>
-      <w:proofErr w:type="spellEnd"/>
+        <w:t>7.0%/năm</w:t>
+      </w:r>
     </w:p>
     <w:p>
       <w:pPr>
@@ -7792,47 +5188,11 @@
           <w:rFonts w:asciiTheme="majorHAnsi" w:hAnsiTheme="majorHAnsi" w:cstheme="majorHAnsi"/>
         </w:rPr>
       </w:pPr>
-      <w:proofErr w:type="spellStart"/>
-      <w:r>
-        <w:rPr>
-          <w:rFonts w:asciiTheme="majorHAnsi" w:hAnsiTheme="majorHAnsi" w:cstheme="majorHAnsi"/>
-        </w:rPr>
-        <w:t>Phí</w:t>
-      </w:r>
-      <w:proofErr w:type="spellEnd"/>
-      <w:r>
-        <w:rPr>
-          <w:rFonts w:asciiTheme="majorHAnsi" w:hAnsiTheme="majorHAnsi" w:cstheme="majorHAnsi"/>
-        </w:rPr>
-        <w:t xml:space="preserve">: Theo </w:t>
-      </w:r>
-      <w:proofErr w:type="spellStart"/>
-      <w:r>
-        <w:rPr>
-          <w:rFonts w:asciiTheme="majorHAnsi" w:hAnsiTheme="majorHAnsi" w:cstheme="majorHAnsi"/>
-        </w:rPr>
-        <w:t>quy</w:t>
-      </w:r>
-      <w:proofErr w:type="spellEnd"/>
-      <w:r>
-        <w:rPr>
-          <w:rFonts w:asciiTheme="majorHAnsi" w:hAnsiTheme="majorHAnsi" w:cstheme="majorHAnsi"/>
-        </w:rPr>
-        <w:t xml:space="preserve"> </w:t>
-      </w:r>
-      <w:proofErr w:type="spellStart"/>
-      <w:r>
-        <w:rPr>
-          <w:rFonts w:asciiTheme="majorHAnsi" w:hAnsiTheme="majorHAnsi" w:cstheme="majorHAnsi"/>
-        </w:rPr>
-        <w:t>định</w:t>
-      </w:r>
-      <w:proofErr w:type="spellEnd"/>
-      <w:r>
-        <w:rPr>
-          <w:rFonts w:asciiTheme="majorHAnsi" w:hAnsiTheme="majorHAnsi" w:cstheme="majorHAnsi"/>
-        </w:rPr>
-        <w:t xml:space="preserve"> BIDV</w:t>
+      <w:r>
+        <w:rPr>
+          <w:rFonts w:asciiTheme="majorHAnsi" w:hAnsiTheme="majorHAnsi" w:cstheme="majorHAnsi"/>
+        </w:rPr>
+        <w:t>Phí: Theo quy định BIDV</w:t>
       </w:r>
     </w:p>
     <w:p>
@@ -7943,35 +5303,7 @@
               <w:rPr>
                 <w:rFonts w:asciiTheme="majorHAnsi" w:hAnsiTheme="majorHAnsi" w:cstheme="majorHAnsi"/>
               </w:rPr>
-              <w:t>MỨC PHÍ (</w:t>
-            </w:r>
-            <w:proofErr w:type="spellStart"/>
-            <w:r>
-              <w:rPr>
-                <w:rFonts w:asciiTheme="majorHAnsi" w:hAnsiTheme="majorHAnsi" w:cstheme="majorHAnsi"/>
-              </w:rPr>
-              <w:t>chưa</w:t>
-            </w:r>
-            <w:proofErr w:type="spellEnd"/>
-            <w:r>
-              <w:rPr>
-                <w:rFonts w:asciiTheme="majorHAnsi" w:hAnsiTheme="majorHAnsi" w:cstheme="majorHAnsi"/>
-              </w:rPr>
-              <w:t xml:space="preserve"> bao </w:t>
-            </w:r>
-            <w:proofErr w:type="spellStart"/>
-            <w:r>
-              <w:rPr>
-                <w:rFonts w:asciiTheme="majorHAnsi" w:hAnsiTheme="majorHAnsi" w:cstheme="majorHAnsi"/>
-              </w:rPr>
-              <w:t>gồm</w:t>
-            </w:r>
-            <w:proofErr w:type="spellEnd"/>
-            <w:r>
-              <w:rPr>
-                <w:rFonts w:asciiTheme="majorHAnsi" w:hAnsiTheme="majorHAnsi" w:cstheme="majorHAnsi"/>
-              </w:rPr>
-              <w:t xml:space="preserve"> VAT)</w:t>
+              <w:t>MỨC PHÍ (chưa bao gồm VAT)</w:t>
             </w:r>
           </w:p>
         </w:tc>
@@ -7996,63 +5328,7 @@
               <w:rPr>
                 <w:rFonts w:asciiTheme="majorHAnsi" w:hAnsiTheme="majorHAnsi" w:cstheme="majorHAnsi"/>
               </w:rPr>
-              <w:t xml:space="preserve">Số tiền thu phí chuyển </w:t>
-            </w:r>
-            <w:proofErr w:type="spellStart"/>
-            <w:r>
-              <w:rPr>
-                <w:rFonts w:asciiTheme="majorHAnsi" w:hAnsiTheme="majorHAnsi" w:cstheme="majorHAnsi"/>
-              </w:rPr>
-              <w:t>tiền</w:t>
-            </w:r>
-            <w:proofErr w:type="spellEnd"/>
-            <w:r>
-              <w:rPr>
-                <w:rFonts w:asciiTheme="majorHAnsi" w:hAnsiTheme="majorHAnsi" w:cstheme="majorHAnsi"/>
-              </w:rPr>
-              <w:t xml:space="preserve"> </w:t>
-            </w:r>
-            <w:proofErr w:type="spellStart"/>
-            <w:r>
-              <w:rPr>
-                <w:rFonts w:asciiTheme="majorHAnsi" w:hAnsiTheme="majorHAnsi" w:cstheme="majorHAnsi"/>
-              </w:rPr>
-              <w:t>tại</w:t>
-            </w:r>
-            <w:proofErr w:type="spellEnd"/>
-            <w:r>
-              <w:rPr>
-                <w:rFonts w:asciiTheme="majorHAnsi" w:hAnsiTheme="majorHAnsi" w:cstheme="majorHAnsi"/>
-              </w:rPr>
-              <w:t xml:space="preserve"> </w:t>
-            </w:r>
-            <w:proofErr w:type="spellStart"/>
-            <w:r>
-              <w:rPr>
-                <w:rFonts w:asciiTheme="majorHAnsi" w:hAnsiTheme="majorHAnsi" w:cstheme="majorHAnsi"/>
-              </w:rPr>
-              <w:t>mục</w:t>
-            </w:r>
-            <w:proofErr w:type="spellEnd"/>
-            <w:r>
-              <w:rPr>
-                <w:rFonts w:asciiTheme="majorHAnsi" w:hAnsiTheme="majorHAnsi" w:cstheme="majorHAnsi"/>
-              </w:rPr>
-              <w:t xml:space="preserve"> 1 (</w:t>
-            </w:r>
-            <w:proofErr w:type="spellStart"/>
-            <w:r>
-              <w:rPr>
-                <w:rFonts w:asciiTheme="majorHAnsi" w:hAnsiTheme="majorHAnsi" w:cstheme="majorHAnsi"/>
-              </w:rPr>
-              <w:t>chưa</w:t>
-            </w:r>
-            <w:proofErr w:type="spellEnd"/>
-            <w:r>
-              <w:rPr>
-                <w:rFonts w:asciiTheme="majorHAnsi" w:hAnsiTheme="majorHAnsi" w:cstheme="majorHAnsi"/>
-              </w:rPr>
-              <w:t xml:space="preserve"> VAT)- </w:t>
+              <w:t xml:space="preserve">Số tiền thu phí chuyển tiền tại mục 1 (chưa VAT)- </w:t>
             </w:r>
           </w:p>
           <w:p>
@@ -8138,72 +5414,8 @@
               <w:rPr>
                 <w:rFonts w:asciiTheme="majorHAnsi" w:hAnsiTheme="majorHAnsi" w:cstheme="majorHAnsi"/>
               </w:rPr>
-              <w:t xml:space="preserve">Chuyển đi </w:t>
-            </w:r>
-            <w:proofErr w:type="spellStart"/>
-            <w:r>
-              <w:rPr>
-                <w:rFonts w:asciiTheme="majorHAnsi" w:hAnsiTheme="majorHAnsi" w:cstheme="majorHAnsi"/>
-              </w:rPr>
-              <w:t>cùng</w:t>
-            </w:r>
-            <w:proofErr w:type="spellEnd"/>
-            <w:r>
-              <w:rPr>
-                <w:rFonts w:asciiTheme="majorHAnsi" w:hAnsiTheme="majorHAnsi" w:cstheme="majorHAnsi"/>
-              </w:rPr>
-              <w:t xml:space="preserve"> </w:t>
-            </w:r>
-            <w:proofErr w:type="spellStart"/>
-            <w:r>
-              <w:rPr>
-                <w:rFonts w:asciiTheme="majorHAnsi" w:hAnsiTheme="majorHAnsi" w:cstheme="majorHAnsi"/>
-              </w:rPr>
-              <w:t>hệ</w:t>
-            </w:r>
-            <w:proofErr w:type="spellEnd"/>
-            <w:r>
-              <w:rPr>
-                <w:rFonts w:asciiTheme="majorHAnsi" w:hAnsiTheme="majorHAnsi" w:cstheme="majorHAnsi"/>
-              </w:rPr>
-              <w:t xml:space="preserve"> </w:t>
-            </w:r>
-            <w:proofErr w:type="spellStart"/>
-            <w:r>
-              <w:rPr>
-                <w:rFonts w:asciiTheme="majorHAnsi" w:hAnsiTheme="majorHAnsi" w:cstheme="majorHAnsi"/>
-              </w:rPr>
-              <w:t>thống</w:t>
-            </w:r>
-            <w:proofErr w:type="spellEnd"/>
-            <w:r>
-              <w:rPr>
-                <w:rFonts w:asciiTheme="majorHAnsi" w:hAnsiTheme="majorHAnsi" w:cstheme="majorHAnsi"/>
-              </w:rPr>
-              <w:t xml:space="preserve"> BIDV, </w:t>
-            </w:r>
-            <w:proofErr w:type="spellStart"/>
-            <w:r>
-              <w:rPr>
-                <w:rFonts w:asciiTheme="majorHAnsi" w:hAnsiTheme="majorHAnsi" w:cstheme="majorHAnsi"/>
-              </w:rPr>
-              <w:t>khác</w:t>
-            </w:r>
-            <w:proofErr w:type="spellEnd"/>
-            <w:r>
-              <w:rPr>
-                <w:rFonts w:asciiTheme="majorHAnsi" w:hAnsiTheme="majorHAnsi" w:cstheme="majorHAnsi"/>
-              </w:rPr>
-              <w:t xml:space="preserve"> chi </w:t>
-            </w:r>
-            <w:proofErr w:type="spellStart"/>
-            <w:r>
-              <w:rPr>
-                <w:rFonts w:asciiTheme="majorHAnsi" w:hAnsiTheme="majorHAnsi" w:cstheme="majorHAnsi"/>
-              </w:rPr>
-              <w:t>nhánh</w:t>
-            </w:r>
-            <w:proofErr w:type="spellEnd"/>
+              <w:t>Chuyển đi cùng hệ thống BIDV, khác chi nhánh</w:t>
+            </w:r>
           </w:p>
         </w:tc>
         <w:tc>
@@ -8239,33 +5451,11 @@
                 <w:rFonts w:asciiTheme="majorHAnsi" w:hAnsiTheme="majorHAnsi" w:cstheme="majorHAnsi"/>
               </w:rPr>
             </w:pPr>
-            <w:proofErr w:type="spellStart"/>
-            <w:r>
-              <w:rPr>
-                <w:rFonts w:asciiTheme="majorHAnsi" w:hAnsiTheme="majorHAnsi" w:cstheme="majorHAnsi"/>
-              </w:rPr>
-              <w:t>Tối</w:t>
-            </w:r>
-            <w:proofErr w:type="spellEnd"/>
-            <w:r>
-              <w:rPr>
-                <w:rFonts w:asciiTheme="majorHAnsi" w:hAnsiTheme="majorHAnsi" w:cstheme="majorHAnsi"/>
-              </w:rPr>
-              <w:t xml:space="preserve"> </w:t>
-            </w:r>
-            <w:proofErr w:type="spellStart"/>
-            <w:r>
-              <w:rPr>
-                <w:rFonts w:asciiTheme="majorHAnsi" w:hAnsiTheme="majorHAnsi" w:cstheme="majorHAnsi"/>
-              </w:rPr>
-              <w:t>thiểu</w:t>
-            </w:r>
-            <w:proofErr w:type="spellEnd"/>
-            <w:r>
-              <w:rPr>
-                <w:rFonts w:asciiTheme="majorHAnsi" w:hAnsiTheme="majorHAnsi" w:cstheme="majorHAnsi"/>
-              </w:rPr>
-              <w:t xml:space="preserve"> 10.000VND,</w:t>
+            <w:r>
+              <w:rPr>
+                <w:rFonts w:asciiTheme="majorHAnsi" w:hAnsiTheme="majorHAnsi" w:cstheme="majorHAnsi"/>
+              </w:rPr>
+              <w:t>Tối thiểu 10.000VND,</w:t>
             </w:r>
           </w:p>
           <w:p>
@@ -8280,35 +5470,7 @@
               <w:rPr>
                 <w:rFonts w:asciiTheme="majorHAnsi" w:hAnsiTheme="majorHAnsi" w:cstheme="majorHAnsi"/>
               </w:rPr>
-              <w:t xml:space="preserve"> </w:t>
-            </w:r>
-            <w:proofErr w:type="spellStart"/>
-            <w:r>
-              <w:rPr>
-                <w:rFonts w:asciiTheme="majorHAnsi" w:hAnsiTheme="majorHAnsi" w:cstheme="majorHAnsi"/>
-              </w:rPr>
-              <w:t>Tối</w:t>
-            </w:r>
-            <w:proofErr w:type="spellEnd"/>
-            <w:r>
-              <w:rPr>
-                <w:rFonts w:asciiTheme="majorHAnsi" w:hAnsiTheme="majorHAnsi" w:cstheme="majorHAnsi"/>
-              </w:rPr>
-              <w:t xml:space="preserve"> </w:t>
-            </w:r>
-            <w:proofErr w:type="spellStart"/>
-            <w:r>
-              <w:rPr>
-                <w:rFonts w:asciiTheme="majorHAnsi" w:hAnsiTheme="majorHAnsi" w:cstheme="majorHAnsi"/>
-              </w:rPr>
-              <w:t>đa</w:t>
-            </w:r>
-            <w:proofErr w:type="spellEnd"/>
-            <w:r>
-              <w:rPr>
-                <w:rFonts w:asciiTheme="majorHAnsi" w:hAnsiTheme="majorHAnsi" w:cstheme="majorHAnsi"/>
-              </w:rPr>
-              <w:t xml:space="preserve"> 500.000VND</w:t>
+              <w:t xml:space="preserve"> Tối đa 500.000VND</w:t>
             </w:r>
           </w:p>
         </w:tc>
@@ -8405,61 +5567,11 @@
           <w:rFonts w:asciiTheme="majorHAnsi" w:hAnsiTheme="majorHAnsi" w:cstheme="majorHAnsi"/>
         </w:rPr>
       </w:pPr>
-      <w:proofErr w:type="spellStart"/>
-      <w:r>
-        <w:rPr>
-          <w:rFonts w:asciiTheme="majorHAnsi" w:hAnsiTheme="majorHAnsi" w:cstheme="majorHAnsi"/>
-        </w:rPr>
-        <w:t>Số</w:t>
-      </w:r>
-      <w:proofErr w:type="spellEnd"/>
-      <w:r>
-        <w:rPr>
-          <w:rFonts w:asciiTheme="majorHAnsi" w:hAnsiTheme="majorHAnsi" w:cstheme="majorHAnsi"/>
-        </w:rPr>
-        <w:t xml:space="preserve"> </w:t>
-      </w:r>
-      <w:proofErr w:type="spellStart"/>
-      <w:r>
-        <w:rPr>
-          <w:rFonts w:asciiTheme="majorHAnsi" w:hAnsiTheme="majorHAnsi" w:cstheme="majorHAnsi"/>
-        </w:rPr>
-        <w:t>tài</w:t>
-      </w:r>
-      <w:proofErr w:type="spellEnd"/>
-      <w:r>
-        <w:rPr>
-          <w:rFonts w:asciiTheme="majorHAnsi" w:hAnsiTheme="majorHAnsi" w:cstheme="majorHAnsi"/>
-        </w:rPr>
-        <w:t xml:space="preserve"> </w:t>
-      </w:r>
-      <w:proofErr w:type="spellStart"/>
-      <w:r>
-        <w:rPr>
-          <w:rFonts w:asciiTheme="majorHAnsi" w:hAnsiTheme="majorHAnsi" w:cstheme="majorHAnsi"/>
-        </w:rPr>
-        <w:t>khoản</w:t>
-      </w:r>
-      <w:proofErr w:type="spellEnd"/>
-      <w:r>
-        <w:rPr>
-          <w:rFonts w:asciiTheme="majorHAnsi" w:hAnsiTheme="majorHAnsi" w:cstheme="majorHAnsi"/>
-        </w:rPr>
-        <w:t xml:space="preserve"> </w:t>
-      </w:r>
-      <w:proofErr w:type="spellStart"/>
-      <w:r>
-        <w:rPr>
-          <w:rFonts w:asciiTheme="majorHAnsi" w:hAnsiTheme="majorHAnsi" w:cstheme="majorHAnsi"/>
-        </w:rPr>
-        <w:t>thu</w:t>
-      </w:r>
-      <w:proofErr w:type="spellEnd"/>
-      <w:r>
-        <w:rPr>
-          <w:rFonts w:asciiTheme="majorHAnsi" w:hAnsiTheme="majorHAnsi" w:cstheme="majorHAnsi"/>
-        </w:rPr>
-        <w:t xml:space="preserve"> phí: 6910365441</w:t>
+      <w:r>
+        <w:rPr>
+          <w:rFonts w:asciiTheme="majorHAnsi" w:hAnsiTheme="majorHAnsi" w:cstheme="majorHAnsi"/>
+        </w:rPr>
+        <w:t>Số tài khoản thu phí: 6910365441</w:t>
       </w:r>
     </w:p>
     <w:p>
@@ -8712,16 +5824,8 @@
               <w:rPr>
                 <w:rFonts w:asciiTheme="majorHAnsi" w:hAnsiTheme="majorHAnsi" w:cstheme="majorHAnsi"/>
               </w:rPr>
-              <w:t xml:space="preserve">84 </w:t>
-            </w:r>
-            <w:proofErr w:type="spellStart"/>
-            <w:r>
-              <w:rPr>
-                <w:rFonts w:asciiTheme="majorHAnsi" w:hAnsiTheme="majorHAnsi" w:cstheme="majorHAnsi"/>
-              </w:rPr>
-              <w:t>ngày</w:t>
-            </w:r>
-            <w:proofErr w:type="spellEnd"/>
+              <w:t>84 ngày</w:t>
+            </w:r>
             <w:r>
               <w:rPr>
                 <w:rFonts w:asciiTheme="majorHAnsi" w:hAnsiTheme="majorHAnsi" w:cstheme="majorHAnsi"/>
@@ -8732,49 +5836,7 @@
               <w:rPr>
                 <w:rFonts w:asciiTheme="majorHAnsi" w:hAnsiTheme="majorHAnsi" w:cstheme="majorHAnsi"/>
               </w:rPr>
-              <w:t>(</w:t>
-            </w:r>
-            <w:proofErr w:type="spellStart"/>
-            <w:r>
-              <w:rPr>
-                <w:rFonts w:asciiTheme="majorHAnsi" w:hAnsiTheme="majorHAnsi" w:cstheme="majorHAnsi"/>
-              </w:rPr>
-              <w:t>Ngày</w:t>
-            </w:r>
-            <w:proofErr w:type="spellEnd"/>
-            <w:r>
-              <w:rPr>
-                <w:rFonts w:asciiTheme="majorHAnsi" w:hAnsiTheme="majorHAnsi" w:cstheme="majorHAnsi"/>
-              </w:rPr>
-              <w:t xml:space="preserve"> </w:t>
-            </w:r>
-            <w:proofErr w:type="spellStart"/>
-            <w:r>
-              <w:rPr>
-                <w:rFonts w:asciiTheme="majorHAnsi" w:hAnsiTheme="majorHAnsi" w:cstheme="majorHAnsi"/>
-              </w:rPr>
-              <w:t>giải</w:t>
-            </w:r>
-            <w:proofErr w:type="spellEnd"/>
-            <w:r>
-              <w:rPr>
-                <w:rFonts w:asciiTheme="majorHAnsi" w:hAnsiTheme="majorHAnsi" w:cstheme="majorHAnsi"/>
-              </w:rPr>
-              <w:t xml:space="preserve"> </w:t>
-            </w:r>
-            <w:proofErr w:type="spellStart"/>
-            <w:r>
-              <w:rPr>
-                <w:rFonts w:asciiTheme="majorHAnsi" w:hAnsiTheme="majorHAnsi" w:cstheme="majorHAnsi"/>
-              </w:rPr>
-              <w:t>ngân</w:t>
-            </w:r>
-            <w:proofErr w:type="spellEnd"/>
-            <w:r>
-              <w:rPr>
-                <w:rFonts w:asciiTheme="majorHAnsi" w:hAnsiTheme="majorHAnsi" w:cstheme="majorHAnsi"/>
-              </w:rPr>
-              <w:t>: 2/4/2026; Ngày thu nợ cuối cùng: 25/6/2026)</w:t>
+              <w:t>(Ngày giải ngân: 2/4/2026; Ngày thu nợ cuối cùng: 25/6/2026)</w:t>
             </w:r>
           </w:p>
         </w:tc>

--- a/src/main/resources/templates/GiaiNgan/de-xuat-giai-ngan.docx
+++ b/src/main/resources/templates/GiaiNgan/de-xuat-giai-ngan.docx
@@ -269,7 +269,31 @@
         <w:rPr>
           <w:rFonts w:asciiTheme="majorHAnsi" w:hAnsiTheme="majorHAnsi" w:cstheme="majorHAnsi"/>
         </w:rPr>
-        <w:t>Hợp đồng tín dụng hạn mức: 01/2025/10987477/HĐTD, ngày 09/05/2025 (gọi tắt: Hợp đồng tín dụng hạn mức).</w:t>
+        <w:t>Hợp đồng tín dụng hạn mức:</w:t>
+      </w:r>
+      <w:r>
+        <w:rPr>
+          <w:rFonts w:asciiTheme="majorHAnsi" w:hAnsiTheme="majorHAnsi" w:cstheme="majorHAnsi"/>
+        </w:rPr>
+        <w:t xml:space="preserve"> {{HDTD}}</w:t>
+      </w:r>
+      <w:r>
+        <w:rPr>
+          <w:rFonts w:asciiTheme="majorHAnsi" w:hAnsiTheme="majorHAnsi" w:cstheme="majorHAnsi"/>
+        </w:rPr>
+        <w:t xml:space="preserve">, ngày </w:t>
+      </w:r>
+      <w:r>
+        <w:rPr>
+          <w:rFonts w:asciiTheme="majorHAnsi" w:hAnsiTheme="majorHAnsi" w:cstheme="majorHAnsi"/>
+        </w:rPr>
+        <w:t>{{HDTD_DATE}}</w:t>
+      </w:r>
+      <w:r>
+        <w:rPr>
+          <w:rFonts w:asciiTheme="majorHAnsi" w:hAnsiTheme="majorHAnsi" w:cstheme="majorHAnsi"/>
+        </w:rPr>
+        <w:t xml:space="preserve"> (gọi tắt: Hợp đồng tín dụng hạn mức).</w:t>
       </w:r>
     </w:p>
     <w:p>
@@ -302,7 +326,44 @@
         <w:rPr>
           <w:rFonts w:asciiTheme="majorHAnsi" w:hAnsiTheme="majorHAnsi" w:cstheme="majorHAnsi"/>
         </w:rPr>
-        <w:t>: Từ ngày 09/05/2025 đến hết ngày 09/05/2026.</w:t>
+        <w:t xml:space="preserve">: Từ ngày </w:t>
+      </w:r>
+      <w:r>
+        <w:rPr>
+          <w:rFonts w:asciiTheme="majorHAnsi" w:hAnsiTheme="majorHAnsi" w:cstheme="majorHAnsi"/>
+        </w:rPr>
+        <w:t xml:space="preserve">{{HDTD_DATE} </w:t>
+      </w:r>
+      <w:r>
+        <w:rPr>
+          <w:rFonts w:asciiTheme="majorHAnsi" w:hAnsiTheme="majorHAnsi" w:cstheme="majorHAnsi"/>
+        </w:rPr>
+        <w:t>đến hết ngày</w:t>
+      </w:r>
+      <w:r>
+        <w:rPr>
+          <w:rFonts w:asciiTheme="majorHAnsi" w:hAnsiTheme="majorHAnsi" w:cstheme="majorHAnsi"/>
+        </w:rPr>
+        <w:t>{{HDTD_DATE_</w:t>
+      </w:r>
+      <w:r>
+        <w:rPr>
+          <w:rFonts w:asciiTheme="majorHAnsi" w:hAnsiTheme="majorHAnsi" w:cstheme="majorHAnsi"/>
+          <w:lang w:val="en"/>
+        </w:rPr>
+        <w:t>expired</w:t>
+      </w:r>
+      <w:r>
+        <w:rPr>
+          <w:rFonts w:asciiTheme="majorHAnsi" w:hAnsiTheme="majorHAnsi" w:cstheme="majorHAnsi"/>
+        </w:rPr>
+        <w:t>}}</w:t>
+      </w:r>
+      <w:r>
+        <w:rPr>
+          <w:rFonts w:asciiTheme="majorHAnsi" w:hAnsiTheme="majorHAnsi" w:cstheme="majorHAnsi"/>
+        </w:rPr>
+        <w:t>.</w:t>
       </w:r>
     </w:p>
     <w:p>
@@ -389,7 +450,19 @@
         <w:rPr>
           <w:rFonts w:asciiTheme="majorHAnsi" w:hAnsiTheme="majorHAnsi" w:cstheme="majorHAnsi"/>
         </w:rPr>
-        <w:t>Trường hợp khoản cấp tín dụng chỉ bảo đảm bằng tài sản hình thành từ vốn vay (TSHTTVV): Tỷ lệ cấp tín dụng tối đa là 85%/giá trị xe ô tô.</w:t>
+        <w:t xml:space="preserve">Trường hợp khoản cấp tín dụng chỉ bảo đảm bằng tài sản hình thành từ vốn vay (TSHTTVV): Tỷ lệ cấp tín dụng tối đa là </w:t>
+      </w:r>
+      <w:r>
+        <w:rPr>
+          <w:rFonts w:asciiTheme="majorHAnsi" w:hAnsiTheme="majorHAnsi" w:cstheme="majorHAnsi"/>
+        </w:rPr>
+        <w:t>85</w:t>
+      </w:r>
+      <w:r>
+        <w:rPr>
+          <w:rFonts w:asciiTheme="majorHAnsi" w:hAnsiTheme="majorHAnsi" w:cstheme="majorHAnsi"/>
+        </w:rPr>
+        <w:t>%/giá trị xe ô tô.</w:t>
       </w:r>
     </w:p>
     <w:p>
@@ -410,7 +483,19 @@
         <w:rPr>
           <w:rFonts w:asciiTheme="majorHAnsi" w:hAnsiTheme="majorHAnsi" w:cstheme="majorHAnsi"/>
         </w:rPr>
-        <w:t>Trường hợp Khách hàng có nhu cầu cấp tín dụng tăng thêm vượt mức 85% trên đây: Tỷ lệ phần cho vay tăng thêm tối đa (thông qua tăng tỷ lệ cho vay thanh toán tiền ứng trước) là 10%, trong đó:</w:t>
+        <w:t xml:space="preserve">Trường hợp Khách hàng có nhu cầu cấp tín dụng tăng thêm vượt mức </w:t>
+      </w:r>
+      <w:r>
+        <w:rPr>
+          <w:rFonts w:asciiTheme="majorHAnsi" w:hAnsiTheme="majorHAnsi" w:cstheme="majorHAnsi"/>
+        </w:rPr>
+        <w:t>85</w:t>
+      </w:r>
+      <w:r>
+        <w:rPr>
+          <w:rFonts w:asciiTheme="majorHAnsi" w:hAnsiTheme="majorHAnsi" w:cstheme="majorHAnsi"/>
+        </w:rPr>
+        <w:t>% trên đây: Tỷ lệ phần cho vay tăng thêm tối đa (thông qua tăng tỷ lệ cho vay thanh toán tiền ứng trước) là 10%, trong đó:</w:t>
       </w:r>
     </w:p>
     <w:p>
@@ -431,7 +516,19 @@
         <w:rPr>
           <w:rFonts w:asciiTheme="majorHAnsi" w:hAnsiTheme="majorHAnsi" w:cstheme="majorHAnsi"/>
         </w:rPr>
-        <w:t>Đối với phần dư nợ tương ứng tỷ lệ cho vay 85%: TSBĐ là TSHTTVV.</w:t>
+        <w:t>Đối với phần dư nợ tương ứng tỷ lệ cho vay</w:t>
+      </w:r>
+      <w:r>
+        <w:rPr>
+          <w:rFonts w:asciiTheme="majorHAnsi" w:hAnsiTheme="majorHAnsi" w:cstheme="majorHAnsi"/>
+        </w:rPr>
+        <w:t xml:space="preserve"> 85</w:t>
+      </w:r>
+      <w:r>
+        <w:rPr>
+          <w:rFonts w:asciiTheme="majorHAnsi" w:hAnsiTheme="majorHAnsi" w:cstheme="majorHAnsi"/>
+        </w:rPr>
+        <w:t>%: TSBĐ là TSHTTVV.</w:t>
       </w:r>
     </w:p>
     <w:p>
@@ -570,6 +667,7 @@
         <w:rPr>
           <w:rFonts w:asciiTheme="majorHAnsi" w:hAnsiTheme="majorHAnsi" w:cstheme="majorHAnsi"/>
         </w:rPr>
+        <w:lastRenderedPageBreak/>
         <w:t xml:space="preserve">+ </w:t>
       </w:r>
       <w:r>
@@ -602,7 +700,6 @@
         <w:rPr>
           <w:rFonts w:asciiTheme="majorHAnsi" w:hAnsiTheme="majorHAnsi" w:cstheme="majorHAnsi"/>
         </w:rPr>
-        <w:lastRenderedPageBreak/>
         <w:t xml:space="preserve">(3) </w:t>
       </w:r>
       <w:r>
@@ -698,14 +795,14 @@
         <w:tblLook w:val="04A0" w:firstRow="1" w:lastRow="0" w:firstColumn="1" w:lastColumn="0" w:noHBand="0" w:noVBand="1"/>
       </w:tblPr>
       <w:tblGrid>
-        <w:gridCol w:w="3119"/>
-        <w:gridCol w:w="2551"/>
-        <w:gridCol w:w="3588"/>
+        <w:gridCol w:w="2983"/>
+        <w:gridCol w:w="2783"/>
+        <w:gridCol w:w="3502"/>
       </w:tblGrid>
       <w:tr>
         <w:tc>
           <w:tcPr>
-            <w:tcW w:w="3119" w:type="dxa"/>
+            <w:tcW w:w="2983" w:type="dxa"/>
           </w:tcPr>
           <w:p>
             <w:pPr>
@@ -725,7 +822,7 @@
         </w:tc>
         <w:tc>
           <w:tcPr>
-            <w:tcW w:w="2551" w:type="dxa"/>
+            <w:tcW w:w="2783" w:type="dxa"/>
           </w:tcPr>
           <w:p>
             <w:pPr>
@@ -738,7 +835,7 @@
         </w:tc>
         <w:tc>
           <w:tcPr>
-            <w:tcW w:w="3588" w:type="dxa"/>
+            <w:tcW w:w="3502" w:type="dxa"/>
           </w:tcPr>
           <w:p>
             <w:pPr>
@@ -753,18 +850,11 @@
             <w:r>
               <w:rPr>
                 <w:rFonts w:asciiTheme="majorHAnsi" w:hAnsiTheme="majorHAnsi" w:cstheme="majorHAnsi"/>
-                <w:color w:val="EE0000"/>
-              </w:rPr>
-              <w:t>33,338,987,000</w:t>
-            </w:r>
-            <w:r>
-              <w:rPr>
-                <w:rFonts w:asciiTheme="majorHAnsi" w:hAnsiTheme="majorHAnsi" w:cstheme="majorHAnsi"/>
                 <w:b/>
                 <w:bCs/>
                 <w:color w:val="EE0000"/>
               </w:rPr>
-              <w:t>đồng</w:t>
+              <w:t>{{TONG_TSBD}}</w:t>
             </w:r>
           </w:p>
         </w:tc>
@@ -772,7 +862,7 @@
       <w:tr>
         <w:tc>
           <w:tcPr>
-            <w:tcW w:w="3119" w:type="dxa"/>
+            <w:tcW w:w="2983" w:type="dxa"/>
           </w:tcPr>
           <w:p>
             <w:pPr>
@@ -790,19 +880,19 @@
         </w:tc>
         <w:tc>
           <w:tcPr>
-            <w:tcW w:w="2551" w:type="dxa"/>
-          </w:tcPr>
-          <w:p>
-            <w:pPr>
-              <w:rPr>
-                <w:rFonts w:asciiTheme="majorHAnsi" w:hAnsiTheme="majorHAnsi" w:cstheme="majorHAnsi"/>
-              </w:rPr>
-            </w:pPr>
-          </w:p>
-        </w:tc>
-        <w:tc>
-          <w:tcPr>
-            <w:tcW w:w="3588" w:type="dxa"/>
+            <w:tcW w:w="2783" w:type="dxa"/>
+          </w:tcPr>
+          <w:p>
+            <w:pPr>
+              <w:rPr>
+                <w:rFonts w:asciiTheme="majorHAnsi" w:hAnsiTheme="majorHAnsi" w:cstheme="majorHAnsi"/>
+              </w:rPr>
+            </w:pPr>
+          </w:p>
+        </w:tc>
+        <w:tc>
+          <w:tcPr>
+            <w:tcW w:w="3502" w:type="dxa"/>
           </w:tcPr>
           <w:p>
             <w:pPr>
@@ -820,7 +910,7 @@
       <w:tr>
         <w:tc>
           <w:tcPr>
-            <w:tcW w:w="5670" w:type="dxa"/>
+            <w:tcW w:w="5766" w:type="dxa"/>
             <w:gridSpan w:val="2"/>
           </w:tcPr>
           <w:p>
@@ -839,7 +929,7 @@
         </w:tc>
         <w:tc>
           <w:tcPr>
-            <w:tcW w:w="3588" w:type="dxa"/>
+            <w:tcW w:w="3502" w:type="dxa"/>
           </w:tcPr>
           <w:p>
             <w:pPr>
@@ -856,16 +946,283 @@
                 <w:rFonts w:asciiTheme="majorHAnsi" w:hAnsiTheme="majorHAnsi" w:cstheme="majorHAnsi"/>
                 <w:color w:val="EE0000"/>
               </w:rPr>
-              <w:t>24,428,987,000</w:t>
-            </w:r>
-            <w:r>
+              <w:t>{{TONG_XE}}</w:t>
+            </w:r>
+          </w:p>
+        </w:tc>
+      </w:tr>
+      <w:tr>
+        <w:tc>
+          <w:tcPr>
+            <w:tcW w:w="5766" w:type="dxa"/>
+            <w:gridSpan w:val="2"/>
+          </w:tcPr>
+          <w:p>
+            <w:pPr>
+              <w:spacing w:after="66"/>
+              <w:rPr>
+                <w:rFonts w:asciiTheme="majorHAnsi" w:hAnsiTheme="majorHAnsi" w:cstheme="majorHAnsi"/>
+              </w:rPr>
+            </w:pPr>
+            <w:r>
+              <w:rPr>
+                <w:rFonts w:asciiTheme="majorHAnsi" w:hAnsiTheme="majorHAnsi" w:cstheme="majorHAnsi"/>
+              </w:rPr>
+              <w:t>+ Bất động sản:</w:t>
+            </w:r>
+          </w:p>
+        </w:tc>
+        <w:tc>
+          <w:tcPr>
+            <w:tcW w:w="3502" w:type="dxa"/>
+          </w:tcPr>
+          <w:p>
+            <w:pPr>
+              <w:jc w:val="right"/>
+              <w:rPr>
+                <w:rFonts w:asciiTheme="majorHAnsi" w:hAnsiTheme="majorHAnsi" w:cstheme="majorHAnsi"/>
+                <w:color w:val="EE0000"/>
+              </w:rPr>
+            </w:pPr>
+            <w:r>
+              <w:rPr>
+                <w:rFonts w:asciiTheme="majorHAnsi" w:hAnsiTheme="majorHAnsi" w:cstheme="majorHAnsi"/>
+                <w:color w:val="EE0000"/>
+              </w:rPr>
+              <w:t>{{TONGBDS}}</w:t>
+            </w:r>
+          </w:p>
+        </w:tc>
+      </w:tr>
+      <w:tr>
+        <w:tc>
+          <w:tcPr>
+            <w:tcW w:w="2983" w:type="dxa"/>
+          </w:tcPr>
+          <w:p>
+            <w:pPr>
+              <w:rPr>
+                <w:rFonts w:asciiTheme="majorHAnsi" w:hAnsiTheme="majorHAnsi" w:cstheme="majorHAnsi"/>
+              </w:rPr>
+            </w:pPr>
+            <w:r>
+              <w:rPr>
+                <w:rFonts w:asciiTheme="majorHAnsi" w:hAnsiTheme="majorHAnsi" w:cstheme="majorHAnsi"/>
+              </w:rPr>
+              <w:t>→ Giá trị TSBĐ sau khi nhân hệ</w:t>
+            </w:r>
+          </w:p>
+        </w:tc>
+        <w:tc>
+          <w:tcPr>
+            <w:tcW w:w="2783" w:type="dxa"/>
+          </w:tcPr>
+          <w:p>
+            <w:pPr>
+              <w:rPr>
+                <w:rFonts w:asciiTheme="majorHAnsi" w:hAnsiTheme="majorHAnsi" w:cstheme="majorHAnsi"/>
+              </w:rPr>
+            </w:pPr>
+          </w:p>
+        </w:tc>
+        <w:tc>
+          <w:tcPr>
+            <w:tcW w:w="3502" w:type="dxa"/>
+          </w:tcPr>
+          <w:p>
+            <w:pPr>
+              <w:jc w:val="right"/>
+              <w:rPr>
+                <w:rFonts w:asciiTheme="majorHAnsi" w:hAnsiTheme="majorHAnsi" w:cstheme="majorHAnsi"/>
+                <w:color w:val="EE0000"/>
+              </w:rPr>
+            </w:pPr>
+            <w:r>
+              <w:rPr>
+                <w:rFonts w:asciiTheme="majorHAnsi" w:hAnsiTheme="majorHAnsi" w:cstheme="majorHAnsi"/>
+                <w:color w:val="EE0000"/>
+              </w:rPr>
+              <w:t>{{TONG_HE}}</w:t>
+            </w:r>
+          </w:p>
+        </w:tc>
+      </w:tr>
+      <w:tr>
+        <w:tc>
+          <w:tcPr>
+            <w:tcW w:w="2983" w:type="dxa"/>
+          </w:tcPr>
+          <w:p>
+            <w:pPr>
+              <w:rPr>
+                <w:rFonts w:asciiTheme="majorHAnsi" w:hAnsiTheme="majorHAnsi" w:cstheme="majorHAnsi"/>
+              </w:rPr>
+            </w:pPr>
+            <w:r>
+              <w:rPr>
+                <w:rFonts w:asciiTheme="majorHAnsi" w:hAnsiTheme="majorHAnsi" w:cstheme="majorHAnsi"/>
+              </w:rPr>
+              <w:t>Trong đó</w:t>
+            </w:r>
+          </w:p>
+        </w:tc>
+        <w:tc>
+          <w:tcPr>
+            <w:tcW w:w="2783" w:type="dxa"/>
+          </w:tcPr>
+          <w:p>
+            <w:pPr>
+              <w:rPr>
+                <w:rFonts w:asciiTheme="majorHAnsi" w:hAnsiTheme="majorHAnsi" w:cstheme="majorHAnsi"/>
+              </w:rPr>
+            </w:pPr>
+          </w:p>
+        </w:tc>
+        <w:tc>
+          <w:tcPr>
+            <w:tcW w:w="3502" w:type="dxa"/>
+          </w:tcPr>
+          <w:p>
+            <w:pPr>
+              <w:jc w:val="right"/>
+              <w:rPr>
+                <w:rFonts w:asciiTheme="majorHAnsi" w:hAnsiTheme="majorHAnsi" w:cstheme="majorHAnsi"/>
+                <w:color w:val="EE0000"/>
+              </w:rPr>
+            </w:pPr>
+          </w:p>
+        </w:tc>
+      </w:tr>
+      <w:tr>
+        <w:tc>
+          <w:tcPr>
+            <w:tcW w:w="5766" w:type="dxa"/>
+            <w:gridSpan w:val="2"/>
+          </w:tcPr>
+          <w:p>
+            <w:pPr>
+              <w:rPr>
+                <w:rFonts w:asciiTheme="majorHAnsi" w:hAnsiTheme="majorHAnsi" w:cstheme="majorHAnsi"/>
+              </w:rPr>
+            </w:pPr>
+            <w:r>
+              <w:rPr>
+                <w:rFonts w:asciiTheme="majorHAnsi" w:hAnsiTheme="majorHAnsi" w:cstheme="majorHAnsi"/>
+              </w:rPr>
+              <w:t>+ TSHTTTL (xe ô tô, đã nhận hồ sơ nhập kho):</w:t>
+            </w:r>
+          </w:p>
+        </w:tc>
+        <w:tc>
+          <w:tcPr>
+            <w:tcW w:w="3502" w:type="dxa"/>
+          </w:tcPr>
+          <w:p>
+            <w:pPr>
+              <w:jc w:val="right"/>
+              <w:rPr>
+                <w:rFonts w:asciiTheme="majorHAnsi" w:hAnsiTheme="majorHAnsi" w:cstheme="majorHAnsi"/>
+                <w:color w:val="EE0000"/>
+              </w:rPr>
+            </w:pPr>
+            <w:r>
+              <w:rPr>
+                <w:rFonts w:asciiTheme="majorHAnsi" w:hAnsiTheme="majorHAnsi" w:cstheme="majorHAnsi"/>
+                <w:color w:val="EE0000"/>
+              </w:rPr>
+              <w:t>{{TONG_XE_0.85}}</w:t>
+            </w:r>
+          </w:p>
+        </w:tc>
+      </w:tr>
+      <w:tr>
+        <w:tc>
+          <w:tcPr>
+            <w:tcW w:w="5766" w:type="dxa"/>
+            <w:gridSpan w:val="2"/>
+          </w:tcPr>
+          <w:p>
+            <w:pPr>
+              <w:spacing w:after="59"/>
+              <w:rPr>
+                <w:rFonts w:asciiTheme="majorHAnsi" w:hAnsiTheme="majorHAnsi" w:cstheme="majorHAnsi"/>
+              </w:rPr>
+            </w:pPr>
+            <w:r>
+              <w:rPr>
+                <w:rFonts w:asciiTheme="majorHAnsi" w:hAnsiTheme="majorHAnsi" w:cstheme="majorHAnsi"/>
+              </w:rPr>
+              <w:t>+ Bất động sản:</w:t>
+            </w:r>
+          </w:p>
+        </w:tc>
+        <w:tc>
+          <w:tcPr>
+            <w:tcW w:w="3502" w:type="dxa"/>
+          </w:tcPr>
+          <w:p>
+            <w:pPr>
+              <w:jc w:val="right"/>
+              <w:rPr>
+                <w:rFonts w:asciiTheme="majorHAnsi" w:hAnsiTheme="majorHAnsi" w:cstheme="majorHAnsi"/>
+                <w:color w:val="EE0000"/>
+              </w:rPr>
+            </w:pPr>
+            <w:r>
+              <w:rPr>
+                <w:rFonts w:asciiTheme="majorHAnsi" w:hAnsiTheme="majorHAnsi" w:cstheme="majorHAnsi"/>
+                <w:color w:val="EE0000"/>
+              </w:rPr>
+              <w:t>{{TONGBDS_0.80}}</w:t>
+            </w:r>
+          </w:p>
+        </w:tc>
+      </w:tr>
+      <w:tr>
+        <w:tc>
+          <w:tcPr>
+            <w:tcW w:w="5766" w:type="dxa"/>
+            <w:gridSpan w:val="2"/>
+          </w:tcPr>
+          <w:p>
+            <w:pPr>
+              <w:rPr>
+                <w:rFonts w:asciiTheme="majorHAnsi" w:hAnsiTheme="majorHAnsi" w:cstheme="majorHAnsi"/>
+              </w:rPr>
+            </w:pPr>
+            <w:r>
+              <w:rPr>
+                <w:rFonts w:ascii="Times New Roman" w:hAnsi="Times New Roman" w:cs="Times New Roman"/>
+                <w:sz w:val="26"/>
+                <w:szCs w:val="26"/>
+              </w:rPr>
+              <w:t>-GHTD được sử dụng</w:t>
+            </w:r>
+          </w:p>
+        </w:tc>
+        <w:tc>
+          <w:tcPr>
+            <w:tcW w:w="3502" w:type="dxa"/>
+          </w:tcPr>
+          <w:p>
+            <w:pPr>
+              <w:jc w:val="right"/>
               <w:rPr>
                 <w:rFonts w:asciiTheme="majorHAnsi" w:hAnsiTheme="majorHAnsi" w:cstheme="majorHAnsi"/>
                 <w:b/>
                 <w:bCs/>
                 <w:color w:val="EE0000"/>
               </w:rPr>
-              <w:t xml:space="preserve"> đồng</w:t>
+            </w:pPr>
+            <w:r>
+              <w:rPr>
+                <w:rFonts w:ascii="Times New Roman" w:hAnsi="Times New Roman" w:cs="Times New Roman"/>
+                <w:b/>
+                <w:bCs/>
+                <w:sz w:val="26"/>
+                <w:szCs w:val="26"/>
+              </w:rPr>
+              <w:t>{{GHTD}}</w:t>
             </w:r>
           </w:p>
         </w:tc>
@@ -873,7 +1230,7 @@
       <w:tr>
         <w:tc>
           <w:tcPr>
-            <w:tcW w:w="5670" w:type="dxa"/>
+            <w:tcW w:w="5766" w:type="dxa"/>
             <w:gridSpan w:val="2"/>
           </w:tcPr>
           <w:p>
@@ -885,15 +1242,17 @@
             </w:pPr>
             <w:r>
               <w:rPr>
-                <w:rFonts w:asciiTheme="majorHAnsi" w:hAnsiTheme="majorHAnsi" w:cstheme="majorHAnsi"/>
-              </w:rPr>
-              <w:t>+ Bất động sản:</w:t>
-            </w:r>
-          </w:p>
-        </w:tc>
-        <w:tc>
-          <w:tcPr>
-            <w:tcW w:w="3588" w:type="dxa"/>
+                <w:rFonts w:ascii="Times New Roman" w:hAnsi="Times New Roman" w:cs="Times New Roman"/>
+                <w:sz w:val="26"/>
+                <w:szCs w:val="26"/>
+              </w:rPr>
+              <w:t>- GHTD đã sử dụng</w:t>
+            </w:r>
+          </w:p>
+        </w:tc>
+        <w:tc>
+          <w:tcPr>
+            <w:tcW w:w="3502" w:type="dxa"/>
           </w:tcPr>
           <w:p>
             <w:pPr>
@@ -905,10 +1264,13 @@
             </w:pPr>
             <w:r>
               <w:rPr>
-                <w:rFonts w:asciiTheme="majorHAnsi" w:hAnsiTheme="majorHAnsi" w:cstheme="majorHAnsi"/>
-                <w:color w:val="EE0000"/>
-              </w:rPr>
-              <w:t>8,910,000,000 đồng</w:t>
+                <w:rFonts w:ascii="Times New Roman" w:hAnsi="Times New Roman" w:cs="Times New Roman"/>
+                <w:b/>
+                <w:bCs/>
+                <w:sz w:val="26"/>
+                <w:szCs w:val="26"/>
+              </w:rPr>
+              <w:t>{{GHTDaSuDung}}</w:t>
             </w:r>
           </w:p>
         </w:tc>
@@ -916,37 +1278,31 @@
       <w:tr>
         <w:tc>
           <w:tcPr>
-            <w:tcW w:w="3119" w:type="dxa"/>
-          </w:tcPr>
-          <w:p>
-            <w:pPr>
-              <w:rPr>
-                <w:rFonts w:asciiTheme="majorHAnsi" w:hAnsiTheme="majorHAnsi" w:cstheme="majorHAnsi"/>
-              </w:rPr>
-            </w:pPr>
-            <w:r>
-              <w:rPr>
-                <w:rFonts w:asciiTheme="majorHAnsi" w:hAnsiTheme="majorHAnsi" w:cstheme="majorHAnsi"/>
-              </w:rPr>
-              <w:t>→ Giá trị TSBĐ sau khi nhân hệ</w:t>
-            </w:r>
-          </w:p>
-        </w:tc>
-        <w:tc>
-          <w:tcPr>
-            <w:tcW w:w="2551" w:type="dxa"/>
-          </w:tcPr>
-          <w:p>
-            <w:pPr>
-              <w:rPr>
-                <w:rFonts w:asciiTheme="majorHAnsi" w:hAnsiTheme="majorHAnsi" w:cstheme="majorHAnsi"/>
-              </w:rPr>
-            </w:pPr>
-          </w:p>
-        </w:tc>
-        <w:tc>
-          <w:tcPr>
-            <w:tcW w:w="3588" w:type="dxa"/>
+            <w:tcW w:w="5766" w:type="dxa"/>
+            <w:gridSpan w:val="2"/>
+          </w:tcPr>
+          <w:p>
+            <w:pPr>
+              <w:jc w:val="both"/>
+              <w:rPr>
+                <w:rFonts w:ascii="Times New Roman" w:hAnsi="Times New Roman" w:cs="Times New Roman"/>
+                <w:sz w:val="26"/>
+                <w:szCs w:val="26"/>
+              </w:rPr>
+            </w:pPr>
+            <w:r>
+              <w:rPr>
+                <w:rFonts w:ascii="Times New Roman" w:hAnsi="Times New Roman" w:cs="Times New Roman"/>
+                <w:sz w:val="26"/>
+                <w:szCs w:val="26"/>
+              </w:rPr>
+              <w:t>+ Dư nợ vay tiền còn lại (TSBĐ là xe ô tô):</w:t>
+            </w:r>
+          </w:p>
+        </w:tc>
+        <w:tc>
+          <w:tcPr>
+            <w:tcW w:w="3502" w:type="dxa"/>
           </w:tcPr>
           <w:p>
             <w:pPr>
@@ -958,10 +1314,30 @@
             </w:pPr>
             <w:r>
               <w:rPr>
-                <w:rFonts w:asciiTheme="majorHAnsi" w:hAnsiTheme="majorHAnsi" w:cstheme="majorHAnsi"/>
-                <w:color w:val="EE0000"/>
-              </w:rPr>
-              <w:t>27,892,638,950 đồng</w:t>
+                <w:rFonts w:ascii="Times New Roman" w:hAnsi="Times New Roman" w:cs="Times New Roman"/>
+                <w:color w:val="0070C0"/>
+                <w:sz w:val="26"/>
+                <w:szCs w:val="26"/>
+              </w:rPr>
+              <w:t>{{</w:t>
+            </w:r>
+            <w:r>
+              <w:rPr>
+                <w:rFonts w:ascii="Times New Roman" w:hAnsi="Times New Roman" w:cs="Times New Roman"/>
+                <w:color w:val="0070C0"/>
+                <w:sz w:val="26"/>
+                <w:szCs w:val="26"/>
+              </w:rPr>
+              <w:t>DuNoVay</w:t>
+            </w:r>
+            <w:r>
+              <w:rPr>
+                <w:rFonts w:ascii="Times New Roman" w:hAnsi="Times New Roman" w:cs="Times New Roman"/>
+                <w:color w:val="0070C0"/>
+                <w:sz w:val="26"/>
+                <w:szCs w:val="26"/>
+              </w:rPr>
+              <w:t>}}</w:t>
             </w:r>
           </w:p>
         </w:tc>
@@ -969,37 +1345,29 @@
       <w:tr>
         <w:tc>
           <w:tcPr>
-            <w:tcW w:w="3119" w:type="dxa"/>
-          </w:tcPr>
-          <w:p>
-            <w:pPr>
-              <w:rPr>
-                <w:rFonts w:asciiTheme="majorHAnsi" w:hAnsiTheme="majorHAnsi" w:cstheme="majorHAnsi"/>
-              </w:rPr>
-            </w:pPr>
-            <w:r>
-              <w:rPr>
-                <w:rFonts w:asciiTheme="majorHAnsi" w:hAnsiTheme="majorHAnsi" w:cstheme="majorHAnsi"/>
-              </w:rPr>
-              <w:t>Trong đó</w:t>
-            </w:r>
-          </w:p>
-        </w:tc>
-        <w:tc>
-          <w:tcPr>
-            <w:tcW w:w="2551" w:type="dxa"/>
-          </w:tcPr>
-          <w:p>
-            <w:pPr>
-              <w:rPr>
-                <w:rFonts w:asciiTheme="majorHAnsi" w:hAnsiTheme="majorHAnsi" w:cstheme="majorHAnsi"/>
-              </w:rPr>
-            </w:pPr>
-          </w:p>
-        </w:tc>
-        <w:tc>
-          <w:tcPr>
-            <w:tcW w:w="3588" w:type="dxa"/>
+            <w:tcW w:w="5766" w:type="dxa"/>
+            <w:gridSpan w:val="2"/>
+          </w:tcPr>
+          <w:p>
+            <w:pPr>
+              <w:spacing w:after="59"/>
+              <w:rPr>
+                <w:rFonts w:asciiTheme="majorHAnsi" w:hAnsiTheme="majorHAnsi" w:cstheme="majorHAnsi"/>
+              </w:rPr>
+            </w:pPr>
+            <w:r>
+              <w:rPr>
+                <w:rFonts w:ascii="Times New Roman" w:hAnsi="Times New Roman" w:cs="Times New Roman"/>
+                <w:sz w:val="26"/>
+                <w:szCs w:val="26"/>
+              </w:rPr>
+              <w:t>+ Số dư cấp bảo lãnh (TSBĐ hình thành từ vốn vay):</w:t>
+            </w:r>
+          </w:p>
+        </w:tc>
+        <w:tc>
+          <w:tcPr>
+            <w:tcW w:w="3502" w:type="dxa"/>
           </w:tcPr>
           <w:p>
             <w:pPr>
@@ -1009,47 +1377,101 @@
                 <w:color w:val="EE0000"/>
               </w:rPr>
             </w:pPr>
+            <w:r>
+              <w:rPr>
+                <w:rFonts w:ascii="Times New Roman" w:hAnsi="Times New Roman" w:cs="Times New Roman"/>
+                <w:color w:val="0070C0"/>
+                <w:sz w:val="26"/>
+                <w:szCs w:val="26"/>
+              </w:rPr>
+              <w:t>{{</w:t>
+            </w:r>
+            <w:r>
+              <w:rPr>
+                <w:rFonts w:ascii="Times New Roman" w:hAnsi="Times New Roman" w:cs="Times New Roman"/>
+                <w:color w:val="0070C0"/>
+                <w:sz w:val="26"/>
+                <w:szCs w:val="26"/>
+              </w:rPr>
+              <w:t>SoDuCap</w:t>
+            </w:r>
+            <w:r>
+              <w:rPr>
+                <w:rFonts w:ascii="Times New Roman" w:hAnsi="Times New Roman" w:cs="Times New Roman"/>
+                <w:color w:val="0070C0"/>
+                <w:sz w:val="26"/>
+                <w:szCs w:val="26"/>
+              </w:rPr>
+              <w:t>}}</w:t>
+            </w:r>
           </w:p>
         </w:tc>
       </w:tr>
       <w:tr>
         <w:tc>
           <w:tcPr>
-            <w:tcW w:w="5670" w:type="dxa"/>
+            <w:tcW w:w="5766" w:type="dxa"/>
             <w:gridSpan w:val="2"/>
           </w:tcPr>
           <w:p>
             <w:pPr>
-              <w:rPr>
-                <w:rFonts w:asciiTheme="majorHAnsi" w:hAnsiTheme="majorHAnsi" w:cstheme="majorHAnsi"/>
-              </w:rPr>
-            </w:pPr>
-            <w:r>
-              <w:rPr>
-                <w:rFonts w:asciiTheme="majorHAnsi" w:hAnsiTheme="majorHAnsi" w:cstheme="majorHAnsi"/>
-              </w:rPr>
-              <w:t>+ TSHTTTL (xe ô tô, đã nhận hồ sơ nhập kho):</w:t>
-            </w:r>
-          </w:p>
-        </w:tc>
-        <w:tc>
-          <w:tcPr>
-            <w:tcW w:w="3588" w:type="dxa"/>
+              <w:spacing w:after="59"/>
+              <w:rPr>
+                <w:rFonts w:ascii="Times New Roman" w:hAnsi="Times New Roman" w:cs="Times New Roman"/>
+                <w:sz w:val="26"/>
+                <w:szCs w:val="26"/>
+              </w:rPr>
+            </w:pPr>
+            <w:r>
+              <w:rPr>
+                <w:rFonts w:ascii="Times New Roman" w:hAnsi="Times New Roman" w:cs="Times New Roman"/>
+                <w:sz w:val="26"/>
+                <w:szCs w:val="26"/>
+              </w:rPr>
+              <w:t>+ Số dư vay ngắn hạn khác (TSBĐ là BĐS):</w:t>
+            </w:r>
+          </w:p>
+        </w:tc>
+        <w:tc>
+          <w:tcPr>
+            <w:tcW w:w="3502" w:type="dxa"/>
           </w:tcPr>
           <w:p>
             <w:pPr>
               <w:jc w:val="right"/>
               <w:rPr>
-                <w:rFonts w:asciiTheme="majorHAnsi" w:hAnsiTheme="majorHAnsi" w:cstheme="majorHAnsi"/>
-                <w:color w:val="EE0000"/>
-              </w:rPr>
-            </w:pPr>
-            <w:r>
-              <w:rPr>
-                <w:rFonts w:asciiTheme="majorHAnsi" w:hAnsiTheme="majorHAnsi" w:cstheme="majorHAnsi"/>
-                <w:color w:val="EE0000"/>
-              </w:rPr>
-              <w:t>20,764,638,950 đồng</w:t>
+                <w:rFonts w:ascii="Times New Roman" w:hAnsi="Times New Roman" w:cs="Times New Roman"/>
+                <w:color w:val="0070C0"/>
+                <w:sz w:val="26"/>
+                <w:szCs w:val="26"/>
+              </w:rPr>
+            </w:pPr>
+            <w:r>
+              <w:rPr>
+                <w:rFonts w:ascii="Times New Roman" w:hAnsi="Times New Roman" w:cs="Times New Roman"/>
+                <w:color w:val="0070C0"/>
+                <w:sz w:val="26"/>
+                <w:szCs w:val="26"/>
+              </w:rPr>
+              <w:t>{{</w:t>
+            </w:r>
+            <w:r>
+              <w:rPr>
+                <w:rFonts w:ascii="Times New Roman" w:hAnsi="Times New Roman" w:cs="Times New Roman"/>
+                <w:color w:val="0070C0"/>
+                <w:sz w:val="26"/>
+                <w:szCs w:val="26"/>
+              </w:rPr>
+              <w:t>SoDuVay</w:t>
+            </w:r>
+            <w:r>
+              <w:rPr>
+                <w:rFonts w:ascii="Times New Roman" w:hAnsi="Times New Roman" w:cs="Times New Roman"/>
+                <w:color w:val="0070C0"/>
+                <w:sz w:val="26"/>
+                <w:szCs w:val="26"/>
+              </w:rPr>
+              <w:t>}}</w:t>
             </w:r>
           </w:p>
         </w:tc>
@@ -1057,115 +1479,68 @@
       <w:tr>
         <w:tc>
           <w:tcPr>
-            <w:tcW w:w="5670" w:type="dxa"/>
+            <w:tcW w:w="5766" w:type="dxa"/>
             <w:gridSpan w:val="2"/>
           </w:tcPr>
           <w:p>
             <w:pPr>
               <w:spacing w:after="59"/>
               <w:rPr>
-                <w:rFonts w:asciiTheme="majorHAnsi" w:hAnsiTheme="majorHAnsi" w:cstheme="majorHAnsi"/>
-              </w:rPr>
-            </w:pPr>
-            <w:r>
-              <w:rPr>
-                <w:rFonts w:asciiTheme="majorHAnsi" w:hAnsiTheme="majorHAnsi" w:cstheme="majorHAnsi"/>
-              </w:rPr>
-              <w:t>+ Bất động sản:</w:t>
-            </w:r>
-          </w:p>
-        </w:tc>
-        <w:tc>
-          <w:tcPr>
-            <w:tcW w:w="3588" w:type="dxa"/>
+                <w:rFonts w:ascii="Times New Roman" w:hAnsi="Times New Roman" w:cs="Times New Roman"/>
+                <w:sz w:val="26"/>
+                <w:szCs w:val="26"/>
+              </w:rPr>
+            </w:pPr>
+            <w:r>
+              <w:rPr>
+                <w:rFonts w:ascii="Times New Roman" w:hAnsi="Times New Roman" w:cs="Times New Roman"/>
+                <w:sz w:val="26"/>
+                <w:szCs w:val="26"/>
+              </w:rPr>
+              <w:t>- GHTD còn được sử dụng</w:t>
+            </w:r>
+          </w:p>
+        </w:tc>
+        <w:tc>
+          <w:tcPr>
+            <w:tcW w:w="3502" w:type="dxa"/>
           </w:tcPr>
           <w:p>
             <w:pPr>
               <w:jc w:val="right"/>
               <w:rPr>
-                <w:rFonts w:asciiTheme="majorHAnsi" w:hAnsiTheme="majorHAnsi" w:cstheme="majorHAnsi"/>
-                <w:color w:val="EE0000"/>
-              </w:rPr>
-            </w:pPr>
-            <w:r>
-              <w:rPr>
-                <w:rFonts w:asciiTheme="majorHAnsi" w:hAnsiTheme="majorHAnsi" w:cstheme="majorHAnsi"/>
-                <w:color w:val="EE0000"/>
-              </w:rPr>
-              <w:t>7,128,000,000 đồng</w:t>
-            </w:r>
-          </w:p>
-        </w:tc>
-      </w:tr>
-      <w:tr>
-        <w:tc>
-          <w:tcPr>
-            <w:tcW w:w="3119" w:type="dxa"/>
-          </w:tcPr>
-          <w:p>
-            <w:pPr>
-              <w:spacing w:after="23" w:line="259" w:lineRule="auto"/>
-              <w:ind w:left="-5"/>
-              <w:rPr>
-                <w:rFonts w:asciiTheme="majorHAnsi" w:hAnsiTheme="majorHAnsi" w:cstheme="majorHAnsi"/>
-              </w:rPr>
-            </w:pPr>
-            <w:r>
-              <w:rPr>
-                <w:rFonts w:asciiTheme="majorHAnsi" w:hAnsiTheme="majorHAnsi" w:cstheme="majorHAnsi"/>
-                <w:i/>
-              </w:rPr>
-              <w:t>-GHTD được sử</w:t>
-            </w:r>
-            <w:r>
-              <w:rPr>
-                <w:rFonts w:asciiTheme="majorHAnsi" w:hAnsiTheme="majorHAnsi" w:cstheme="majorHAnsi"/>
-                <w:i/>
-              </w:rPr>
-              <w:t xml:space="preserve"> </w:t>
-            </w:r>
-            <w:r>
-              <w:rPr>
-                <w:rFonts w:asciiTheme="majorHAnsi" w:hAnsiTheme="majorHAnsi" w:cstheme="majorHAnsi"/>
-                <w:i/>
-              </w:rPr>
-              <w:t>dụng:</w:t>
-            </w:r>
-          </w:p>
-        </w:tc>
-        <w:tc>
-          <w:tcPr>
-            <w:tcW w:w="2551" w:type="dxa"/>
-          </w:tcPr>
-          <w:p>
-            <w:pPr>
-              <w:spacing w:after="59"/>
-              <w:ind w:left="365"/>
-              <w:rPr>
-                <w:rFonts w:asciiTheme="majorHAnsi" w:hAnsiTheme="majorHAnsi" w:cstheme="majorHAnsi"/>
-              </w:rPr>
-            </w:pPr>
-          </w:p>
-        </w:tc>
-        <w:tc>
-          <w:tcPr>
-            <w:tcW w:w="3588" w:type="dxa"/>
-          </w:tcPr>
-          <w:p>
-            <w:pPr>
-              <w:spacing w:before="155" w:line="259" w:lineRule="auto"/>
-              <w:ind w:right="-58"/>
-              <w:jc w:val="right"/>
-              <w:rPr>
-                <w:rFonts w:asciiTheme="majorHAnsi" w:hAnsiTheme="majorHAnsi" w:cstheme="majorHAnsi"/>
-              </w:rPr>
-            </w:pPr>
-            <w:r>
-              <w:rPr>
-                <w:rFonts w:asciiTheme="majorHAnsi" w:hAnsiTheme="majorHAnsi" w:cstheme="majorHAnsi"/>
-                <w:color w:val="4472C4" w:themeColor="accent1"/>
-              </w:rPr>
-              <w:t>60,000,000,000 đồng</w:t>
+                <w:rFonts w:ascii="Times New Roman" w:hAnsi="Times New Roman" w:cs="Times New Roman"/>
+                <w:color w:val="0070C0"/>
+                <w:sz w:val="26"/>
+                <w:szCs w:val="26"/>
+              </w:rPr>
+            </w:pPr>
+            <w:r>
+              <w:rPr>
+                <w:rFonts w:ascii="Times New Roman" w:hAnsi="Times New Roman" w:cs="Times New Roman"/>
+                <w:color w:val="0070C0"/>
+                <w:sz w:val="26"/>
+                <w:szCs w:val="26"/>
+              </w:rPr>
+              <w:t>{{GHTD</w:t>
+            </w:r>
+            <w:r>
+              <w:rPr>
+                <w:rFonts w:ascii="Times New Roman" w:hAnsi="Times New Roman" w:cs="Times New Roman"/>
+                <w:color w:val="0070C0"/>
+                <w:sz w:val="26"/>
+                <w:szCs w:val="26"/>
+              </w:rPr>
+              <w:t>ConSD</w:t>
+            </w:r>
+            <w:r>
+              <w:rPr>
+                <w:rFonts w:ascii="Times New Roman" w:hAnsi="Times New Roman" w:cs="Times New Roman"/>
+                <w:color w:val="0070C0"/>
+                <w:sz w:val="26"/>
+                <w:szCs w:val="26"/>
+              </w:rPr>
+              <w:t>}}</w:t>
             </w:r>
           </w:p>
         </w:tc>
@@ -1176,6 +1551,8 @@
         <w:spacing w:line="240" w:lineRule="auto"/>
         <w:rPr>
           <w:rFonts w:asciiTheme="majorHAnsi" w:hAnsiTheme="majorHAnsi" w:cstheme="majorHAnsi"/>
+          <w:b/>
+          <w:bCs/>
         </w:rPr>
       </w:pPr>
     </w:p>
@@ -1268,6 +1645,36 @@
     <w:p>
       <w:pPr>
         <w:spacing w:line="240" w:lineRule="auto"/>
+        <w:rPr>
+          <w:rFonts w:asciiTheme="majorHAnsi" w:hAnsiTheme="majorHAnsi" w:cstheme="majorHAnsi"/>
+          <w:b/>
+          <w:bCs/>
+        </w:rPr>
+      </w:pPr>
+      <w:r>
+        <w:rPr>
+          <w:rFonts w:asciiTheme="majorHAnsi" w:hAnsiTheme="majorHAnsi" w:cstheme="majorHAnsi"/>
+        </w:rPr>
+        <w:t xml:space="preserve">3.4 </w:t>
+      </w:r>
+      <w:r>
+        <w:rPr>
+          <w:rFonts w:asciiTheme="majorHAnsi" w:hAnsiTheme="majorHAnsi" w:cstheme="majorHAnsi"/>
+        </w:rPr>
+        <w:t xml:space="preserve">Tình hình giao dịch tại BIDV Đồng Tháp: Đến ngày </w:t>
+      </w:r>
+      <w:r>
+        <w:rPr>
+          <w:rFonts w:asciiTheme="majorHAnsi" w:hAnsiTheme="majorHAnsi" w:cstheme="majorHAnsi"/>
+          <w:i/>
+          <w:color w:val="4472C4" w:themeColor="accent1"/>
+        </w:rPr>
+        <w:t>{{GUARANTEE_DATE}}</w:t>
+      </w:r>
+    </w:p>
+    <w:p>
+      <w:pPr>
+        <w:spacing w:line="240" w:lineRule="auto"/>
         <w:ind w:right="440"/>
         <w:rPr>
           <w:rFonts w:asciiTheme="majorHAnsi" w:hAnsiTheme="majorHAnsi" w:cstheme="majorHAnsi"/>
@@ -1277,53 +1684,7 @@
         <w:rPr>
           <w:rFonts w:asciiTheme="majorHAnsi" w:hAnsiTheme="majorHAnsi" w:cstheme="majorHAnsi"/>
         </w:rPr>
-        <w:t xml:space="preserve">3.4 </w:t>
-      </w:r>
-      <w:r>
-        <w:rPr>
-          <w:rFonts w:asciiTheme="majorHAnsi" w:hAnsiTheme="majorHAnsi" w:cstheme="majorHAnsi"/>
-        </w:rPr>
-        <w:t xml:space="preserve">Tình hình giao dịch tại BIDV Đồng Tháp: Đến ngày </w:t>
-      </w:r>
-      <w:r>
-        <w:rPr>
-          <w:rFonts w:asciiTheme="majorHAnsi" w:hAnsiTheme="majorHAnsi" w:cstheme="majorHAnsi"/>
-          <w:color w:val="EE0000"/>
-        </w:rPr>
-        <w:t>02</w:t>
-      </w:r>
-      <w:r>
-        <w:rPr>
-          <w:rFonts w:asciiTheme="majorHAnsi" w:hAnsiTheme="majorHAnsi" w:cstheme="majorHAnsi"/>
-          <w:color w:val="EE0000"/>
-        </w:rPr>
-        <w:t>/</w:t>
-      </w:r>
-      <w:r>
-        <w:rPr>
-          <w:rFonts w:asciiTheme="majorHAnsi" w:hAnsiTheme="majorHAnsi" w:cstheme="majorHAnsi"/>
-          <w:color w:val="EE0000"/>
-        </w:rPr>
-        <w:t>04</w:t>
-      </w:r>
-      <w:r>
-        <w:rPr>
-          <w:rFonts w:asciiTheme="majorHAnsi" w:hAnsiTheme="majorHAnsi" w:cstheme="majorHAnsi"/>
-          <w:color w:val="EE0000"/>
-        </w:rPr>
-        <w:t>/2026</w:t>
-      </w:r>
-      <w:r>
-        <w:rPr>
-          <w:rFonts w:asciiTheme="majorHAnsi" w:hAnsiTheme="majorHAnsi" w:cstheme="majorHAnsi"/>
-        </w:rPr>
-        <w:t xml:space="preserve">:  </w:t>
-      </w:r>
-      <w:r>
-        <w:rPr>
-          <w:rFonts w:asciiTheme="majorHAnsi" w:hAnsiTheme="majorHAnsi" w:cstheme="majorHAnsi"/>
-        </w:rPr>
-        <w:t xml:space="preserve">             </w:t>
+        <w:t>:</w:t>
       </w:r>
       <w:r>
         <w:rPr>
@@ -1527,6 +1888,7 @@
               <w:rPr>
                 <w:rFonts w:asciiTheme="majorHAnsi" w:hAnsiTheme="majorHAnsi" w:cstheme="majorHAnsi"/>
               </w:rPr>
+              <w:lastRenderedPageBreak/>
               <w:t>- Giá vốn tăng bán:</w:t>
             </w:r>
           </w:p>
@@ -1926,7 +2288,6 @@
               <w:rPr>
                 <w:rFonts w:asciiTheme="majorHAnsi" w:hAnsiTheme="majorHAnsi" w:cstheme="majorHAnsi"/>
               </w:rPr>
-              <w:lastRenderedPageBreak/>
               <w:t>- Đầu tư tài chính ngắn hạn</w:t>
             </w:r>
           </w:p>
@@ -2541,11 +2902,9 @@
             <w:r>
               <w:rPr>
                 <w:rFonts w:asciiTheme="majorHAnsi" w:hAnsiTheme="majorHAnsi" w:cstheme="majorHAnsi"/>
-                <w:b/>
-                <w:bCs/>
                 <w:color w:val="4472C4" w:themeColor="accent1"/>
               </w:rPr>
-              <w:t>#name?</w:t>
+              <w:t>{{TONG}}</w:t>
             </w:r>
           </w:p>
         </w:tc>
@@ -2920,7 +3279,19 @@
               <w:rPr>
                 <w:rFonts w:asciiTheme="majorHAnsi" w:hAnsiTheme="majorHAnsi" w:cstheme="majorHAnsi"/>
               </w:rPr>
-              <w:t>84</w:t>
+              <w:t>{{</w:t>
+            </w:r>
+            <w:r>
+              <w:rPr>
+                <w:rFonts w:asciiTheme="majorHAnsi" w:hAnsiTheme="majorHAnsi" w:cstheme="majorHAnsi"/>
+              </w:rPr>
+              <w:t>expiry</w:t>
+            </w:r>
+            <w:r>
+              <w:rPr>
+                <w:rFonts w:asciiTheme="majorHAnsi" w:hAnsiTheme="majorHAnsi" w:cstheme="majorHAnsi"/>
+              </w:rPr>
+              <w:t>}}</w:t>
             </w:r>
             <w:r>
               <w:rPr>
@@ -3084,7 +3455,14 @@
               <w:rPr>
                 <w:rFonts w:asciiTheme="majorHAnsi" w:hAnsiTheme="majorHAnsi" w:cstheme="majorHAnsi"/>
               </w:rPr>
-              <w:t xml:space="preserve"> thông thường, đảm bảo NIM tối thiểu theo tờ trình được phê duyệt).</w:t>
+              <w:t xml:space="preserve"> thông thường, </w:t>
+            </w:r>
+            <w:r>
+              <w:rPr>
+                <w:rFonts w:asciiTheme="majorHAnsi" w:hAnsiTheme="majorHAnsi" w:cstheme="majorHAnsi"/>
+              </w:rPr>
+              <w:lastRenderedPageBreak/>
+              <w:t>đảm bảo NIM tối thiểu theo tờ trình được phê duyệt).</w:t>
             </w:r>
           </w:p>
         </w:tc>
@@ -3256,7 +3634,30 @@
                 <w:rFonts w:asciiTheme="majorHAnsi" w:hAnsiTheme="majorHAnsi" w:cstheme="majorHAnsi"/>
               </w:rPr>
               <w:tab/>
-              <w:t>3,689,280,000 x (7% - 5,86%)/365 x 84 = 9,679,054 đ</w:t>
+            </w:r>
+            <w:r>
+              <w:rPr>
+                <w:rFonts w:asciiTheme="majorHAnsi" w:hAnsiTheme="majorHAnsi" w:cstheme="majorHAnsi"/>
+              </w:rPr>
+              <w:t>{{TONG}}</w:t>
+            </w:r>
+            <w:r>
+              <w:rPr>
+                <w:rFonts w:asciiTheme="majorHAnsi" w:hAnsiTheme="majorHAnsi" w:cstheme="majorHAnsi"/>
+              </w:rPr>
+              <w:t xml:space="preserve"> x (7% - 5,86%)/365 x 84 = </w:t>
+            </w:r>
+            <w:r>
+              <w:rPr>
+                <w:rFonts w:asciiTheme="majorHAnsi" w:hAnsiTheme="majorHAnsi" w:cstheme="majorHAnsi"/>
+              </w:rPr>
+              <w:t>{{TONG_CL}}</w:t>
+            </w:r>
+            <w:r>
+              <w:rPr>
+                <w:rFonts w:asciiTheme="majorHAnsi" w:hAnsiTheme="majorHAnsi" w:cstheme="majorHAnsi"/>
+              </w:rPr>
+              <w:t xml:space="preserve"> đ</w:t>
             </w:r>
           </w:p>
         </w:tc>
@@ -3276,54 +3677,35 @@
         <w:spacing w:line="240" w:lineRule="auto"/>
         <w:rPr>
           <w:rFonts w:asciiTheme="majorHAnsi" w:hAnsiTheme="majorHAnsi" w:cstheme="majorHAnsi"/>
+        </w:rPr>
+      </w:pPr>
+      <w:r>
+        <w:rPr>
+          <w:rFonts w:asciiTheme="majorHAnsi" w:hAnsiTheme="majorHAnsi" w:cstheme="majorHAnsi"/>
           <w:b/>
         </w:rPr>
-      </w:pPr>
+        <w:t>IV. Ý KIẾN CỦA PHÒNG KHÁCH HÀNG DOANH NGHIỆP</w:t>
+      </w:r>
     </w:p>
     <w:p>
       <w:pPr>
         <w:spacing w:line="240" w:lineRule="auto"/>
         <w:rPr>
           <w:rFonts w:asciiTheme="majorHAnsi" w:hAnsiTheme="majorHAnsi" w:cstheme="majorHAnsi"/>
-          <w:b/>
-        </w:rPr>
-      </w:pPr>
+        </w:rPr>
+      </w:pPr>
+      <w:r>
+        <w:rPr>
+          <w:rFonts w:asciiTheme="majorHAnsi" w:hAnsiTheme="majorHAnsi" w:cstheme="majorHAnsi"/>
+        </w:rPr>
+        <w:t>Phòng KHDN đồng ý và kính trình Ban lãnh đạo nội dung sau:</w:t>
+      </w:r>
     </w:p>
     <w:p>
       <w:pPr>
         <w:spacing w:line="240" w:lineRule="auto"/>
         <w:rPr>
           <w:rFonts w:asciiTheme="majorHAnsi" w:hAnsiTheme="majorHAnsi" w:cstheme="majorHAnsi"/>
-        </w:rPr>
-      </w:pPr>
-      <w:r>
-        <w:rPr>
-          <w:rFonts w:asciiTheme="majorHAnsi" w:hAnsiTheme="majorHAnsi" w:cstheme="majorHAnsi"/>
-          <w:b/>
-        </w:rPr>
-        <w:lastRenderedPageBreak/>
-        <w:t>IV. Ý KIẾN CỦA PHÒNG KHÁCH HÀNG DOANH NGHIỆP</w:t>
-      </w:r>
-    </w:p>
-    <w:p>
-      <w:pPr>
-        <w:spacing w:line="240" w:lineRule="auto"/>
-        <w:rPr>
-          <w:rFonts w:asciiTheme="majorHAnsi" w:hAnsiTheme="majorHAnsi" w:cstheme="majorHAnsi"/>
-        </w:rPr>
-      </w:pPr>
-      <w:r>
-        <w:rPr>
-          <w:rFonts w:asciiTheme="majorHAnsi" w:hAnsiTheme="majorHAnsi" w:cstheme="majorHAnsi"/>
-        </w:rPr>
-        <w:t>Phòng KHDN đồng ý và kính trình Ban lãnh đạo nội dung sau:</w:t>
-      </w:r>
-    </w:p>
-    <w:p>
-      <w:pPr>
-        <w:spacing w:line="240" w:lineRule="auto"/>
-        <w:rPr>
-          <w:rFonts w:asciiTheme="majorHAnsi" w:hAnsiTheme="majorHAnsi" w:cstheme="majorHAnsi"/>
           <w:color w:val="007BB8"/>
         </w:rPr>
       </w:pPr>
@@ -3332,7 +3714,7 @@
           <w:rFonts w:asciiTheme="majorHAnsi" w:hAnsiTheme="majorHAnsi" w:cstheme="majorHAnsi"/>
           <w:color w:val="007BB8"/>
         </w:rPr>
-        <w:t xml:space="preserve">#name? </w:t>
+        <w:t>Đề nghị cho vay số tiền: {{TONG}} (Bằng chữ: {{TONG_TEXT}}</w:t>
       </w:r>
     </w:p>
     <w:p>
@@ -3353,70 +3735,13 @@
         <w:rPr>
           <w:rFonts w:asciiTheme="majorHAnsi" w:hAnsiTheme="majorHAnsi" w:cstheme="majorHAnsi"/>
         </w:rPr>
-        <w:t xml:space="preserve">Tổng HMTD đã sử dụng tại BIDV Đồng Tháp (kể cả khoản giải ngân theo đề xuất này): </w:t>
-      </w:r>
-      <w:r>
-        <w:rPr>
-          <w:rFonts w:asciiTheme="majorHAnsi" w:hAnsiTheme="majorHAnsi" w:cstheme="majorHAnsi"/>
-          <w:color w:val="4472C4" w:themeColor="accent1"/>
-        </w:rPr>
-        <w:t>42</w:t>
-      </w:r>
-      <w:r>
-        <w:rPr>
-          <w:rFonts w:asciiTheme="majorHAnsi" w:hAnsiTheme="majorHAnsi" w:cstheme="majorHAnsi"/>
-          <w:color w:val="4472C4" w:themeColor="accent1"/>
-        </w:rPr>
-        <w:t>,</w:t>
-      </w:r>
-      <w:r>
-        <w:rPr>
-          <w:rFonts w:asciiTheme="majorHAnsi" w:hAnsiTheme="majorHAnsi" w:cstheme="majorHAnsi"/>
-          <w:color w:val="4472C4" w:themeColor="accent1"/>
-        </w:rPr>
-        <w:t>421</w:t>
-      </w:r>
-      <w:r>
-        <w:rPr>
-          <w:rFonts w:asciiTheme="majorHAnsi" w:hAnsiTheme="majorHAnsi" w:cstheme="majorHAnsi"/>
-          <w:color w:val="4472C4" w:themeColor="accent1"/>
-        </w:rPr>
-        <w:t>,</w:t>
-      </w:r>
-      <w:r>
-        <w:rPr>
-          <w:rFonts w:asciiTheme="majorHAnsi" w:hAnsiTheme="majorHAnsi" w:cstheme="majorHAnsi"/>
-          <w:color w:val="4472C4" w:themeColor="accent1"/>
-        </w:rPr>
-        <w:t>252</w:t>
-      </w:r>
-      <w:r>
-        <w:rPr>
-          <w:rFonts w:asciiTheme="majorHAnsi" w:hAnsiTheme="majorHAnsi" w:cstheme="majorHAnsi"/>
-          <w:color w:val="4472C4" w:themeColor="accent1"/>
-        </w:rPr>
-        <w:t>,</w:t>
-      </w:r>
-      <w:r>
-        <w:rPr>
-          <w:rFonts w:asciiTheme="majorHAnsi" w:hAnsiTheme="majorHAnsi" w:cstheme="majorHAnsi"/>
-          <w:color w:val="4472C4" w:themeColor="accent1"/>
-        </w:rPr>
-        <w:t>700</w:t>
-      </w:r>
-      <w:r>
-        <w:rPr>
-          <w:rFonts w:asciiTheme="majorHAnsi" w:hAnsiTheme="majorHAnsi" w:cstheme="majorHAnsi"/>
-          <w:color w:val="4472C4" w:themeColor="accent1"/>
-        </w:rPr>
-        <w:t xml:space="preserve"> </w:t>
-      </w:r>
-      <w:r>
-        <w:rPr>
-          <w:rFonts w:asciiTheme="majorHAnsi" w:hAnsiTheme="majorHAnsi" w:cstheme="majorHAnsi"/>
-          <w:color w:val="4472C4" w:themeColor="accent1"/>
-        </w:rPr>
-        <w:t>đồng</w:t>
+        <w:t>Tổng HMTD đã sử dụng tại BIDV Đồng Tháp (kể cả khoản giải ngân theo đề xuất này):</w:t>
+      </w:r>
+      <w:r>
+        <w:rPr>
+          <w:rFonts w:asciiTheme="majorHAnsi" w:hAnsiTheme="majorHAnsi" w:cstheme="majorHAnsi"/>
+        </w:rPr>
+        <w:t xml:space="preserve"> {{GHTDSD_VAY}}</w:t>
       </w:r>
     </w:p>
     <w:p>
@@ -3478,7 +3803,49 @@
           <w:rFonts w:asciiTheme="majorHAnsi" w:hAnsiTheme="majorHAnsi" w:cstheme="majorHAnsi"/>
           <w:color w:val="FF0000"/>
         </w:rPr>
-        <w:t>Mục đích: Vay thanh toán tiền còn lại tương đương 75% giá trị đối với số lượng xe mà Cty TNHH Kinh doanh Thương mại và Dịch vụ Vinfast (VINFAST) đã giao cho khách hàng và bộ hồ sơ xe tương ứng đã được giao cho BIDV Đồng Tháp, cụ thể như sau:</w:t>
+        <w:t xml:space="preserve">Mục đích: Vay thanh toán tiền còn lại tương đương </w:t>
+      </w:r>
+      <w:r>
+        <w:rPr>
+          <w:rFonts w:asciiTheme="majorHAnsi" w:hAnsiTheme="majorHAnsi" w:cstheme="majorHAnsi"/>
+          <w:color w:val="FF0000"/>
+        </w:rPr>
+        <w:t>{{gate}}</w:t>
+      </w:r>
+      <w:r>
+        <w:rPr>
+          <w:rFonts w:asciiTheme="majorHAnsi" w:hAnsiTheme="majorHAnsi" w:cstheme="majorHAnsi"/>
+          <w:color w:val="FF0000"/>
+        </w:rPr>
+        <w:t xml:space="preserve">% giá trị đối với số lượng xe mà </w:t>
+      </w:r>
+      <w:r>
+        <w:rPr>
+          <w:rFonts w:asciiTheme="majorHAnsi" w:hAnsiTheme="majorHAnsi" w:cstheme="majorHAnsi"/>
+          <w:color w:val="FF0000"/>
+        </w:rPr>
+        <w:t>{{name}}</w:t>
+      </w:r>
+      <w:r>
+        <w:rPr>
+          <w:rFonts w:asciiTheme="majorHAnsi" w:hAnsiTheme="majorHAnsi" w:cstheme="majorHAnsi"/>
+          <w:color w:val="FF0000"/>
+        </w:rPr>
+        <w:t xml:space="preserve"> (</w:t>
+      </w:r>
+      <w:r>
+        <w:rPr>
+          <w:rFonts w:asciiTheme="majorHAnsi" w:hAnsiTheme="majorHAnsi" w:cstheme="majorHAnsi"/>
+          <w:color w:val="FF0000"/>
+        </w:rPr>
+        <w:t>{{code}}</w:t>
+      </w:r>
+      <w:r>
+        <w:rPr>
+          <w:rFonts w:asciiTheme="majorHAnsi" w:hAnsiTheme="majorHAnsi" w:cstheme="majorHAnsi"/>
+          <w:color w:val="FF0000"/>
+        </w:rPr>
+        <w:t>) đã giao cho khách hàng và bộ hồ sơ xe tương ứng đã được giao cho BIDV Đồng Tháp, cụ thể như sau:</w:t>
       </w:r>
     </w:p>
     <w:p>
@@ -3503,9 +3870,9 @@
       </w:tblPr>
       <w:tblGrid>
         <w:gridCol w:w="540"/>
-        <w:gridCol w:w="3312"/>
-        <w:gridCol w:w="1701"/>
-        <w:gridCol w:w="4167"/>
+        <w:gridCol w:w="3150"/>
+        <w:gridCol w:w="1890"/>
+        <w:gridCol w:w="4140"/>
       </w:tblGrid>
       <w:tr>
         <w:trPr>
@@ -3539,7 +3906,7 @@
         </w:tc>
         <w:tc>
           <w:tcPr>
-            <w:tcW w:w="3312" w:type="dxa"/>
+            <w:tcW w:w="3150" w:type="dxa"/>
             <w:tcBorders>
               <w:top w:val="single" w:sz="7" w:space="0" w:color="000000"/>
               <w:left w:val="single" w:sz="7" w:space="0" w:color="000000"/>
@@ -3567,7 +3934,7 @@
         </w:tc>
         <w:tc>
           <w:tcPr>
-            <w:tcW w:w="1701" w:type="dxa"/>
+            <w:tcW w:w="1890" w:type="dxa"/>
             <w:tcBorders>
               <w:top w:val="single" w:sz="7" w:space="0" w:color="000000"/>
               <w:left w:val="single" w:sz="7" w:space="0" w:color="000000"/>
@@ -3594,7 +3961,7 @@
         </w:tc>
         <w:tc>
           <w:tcPr>
-            <w:tcW w:w="4167" w:type="dxa"/>
+            <w:tcW w:w="4140" w:type="dxa"/>
             <w:tcBorders>
               <w:top w:val="single" w:sz="7" w:space="0" w:color="000000"/>
               <w:left w:val="single" w:sz="7" w:space="0" w:color="000000"/>
@@ -3655,7 +4022,7 @@
         </w:tc>
         <w:tc>
           <w:tcPr>
-            <w:tcW w:w="3312" w:type="dxa"/>
+            <w:tcW w:w="3150" w:type="dxa"/>
             <w:tcBorders>
               <w:top w:val="single" w:sz="7" w:space="0" w:color="000000"/>
               <w:left w:val="single" w:sz="7" w:space="0" w:color="000000"/>
@@ -3669,13 +4036,57 @@
               <w:spacing w:line="260" w:lineRule="auto"/>
               <w:rPr>
                 <w:rFonts w:asciiTheme="majorHAnsi" w:hAnsiTheme="majorHAnsi" w:cstheme="majorHAnsi"/>
-              </w:rPr>
-            </w:pPr>
-            <w:r>
-              <w:rPr>
-                <w:rFonts w:asciiTheme="majorHAnsi" w:hAnsiTheme="majorHAnsi" w:cstheme="majorHAnsi"/>
-              </w:rPr>
-              <w:t xml:space="preserve">Thanh toán 75% giá trị xe hoặc các xe: - Xe ô tô chở người, nhãn hiệu Vinfast LIMO GREEN (xe điện), mới 100%, xuất xứ: Việt Nam, số khung: </w:t>
+                <w:sz w:val="20"/>
+                <w:szCs w:val="20"/>
+              </w:rPr>
+            </w:pPr>
+            <w:r>
+              <w:rPr>
+                <w:rFonts w:asciiTheme="majorHAnsi" w:hAnsiTheme="majorHAnsi" w:cstheme="majorHAnsi"/>
+                <w:sz w:val="20"/>
+                <w:szCs w:val="20"/>
+              </w:rPr>
+              <w:t xml:space="preserve">Thanh toán </w:t>
+            </w:r>
+            <w:r>
+              <w:rPr>
+                <w:rFonts w:asciiTheme="majorHAnsi" w:hAnsiTheme="majorHAnsi" w:cstheme="majorHAnsi"/>
+                <w:sz w:val="20"/>
+                <w:szCs w:val="20"/>
+              </w:rPr>
+              <w:t>{{gate}}</w:t>
+            </w:r>
+            <w:r>
+              <w:rPr>
+                <w:rFonts w:asciiTheme="majorHAnsi" w:hAnsiTheme="majorHAnsi" w:cstheme="majorHAnsi"/>
+                <w:sz w:val="20"/>
+                <w:szCs w:val="20"/>
+              </w:rPr>
+              <w:t>% giá trị xe hoặc các xe</w:t>
+            </w:r>
+            <w:r>
+              <w:rPr>
+                <w:rFonts w:asciiTheme="majorHAnsi" w:hAnsiTheme="majorHAnsi" w:cstheme="majorHAnsi"/>
+                <w:sz w:val="20"/>
+                <w:szCs w:val="20"/>
+              </w:rPr>
+              <w:t xml:space="preserve"> </w:t>
+            </w:r>
+            <w:r>
+              <w:rPr>
+                <w:rFonts w:asciiTheme="majorHAnsi" w:hAnsiTheme="majorHAnsi" w:cstheme="majorHAnsi"/>
+                <w:sz w:val="20"/>
+                <w:szCs w:val="20"/>
+              </w:rPr>
+              <w:t>{{description}}</w:t>
+            </w:r>
+            <w:r>
+              <w:rPr>
+                <w:rFonts w:asciiTheme="majorHAnsi" w:hAnsiTheme="majorHAnsi" w:cstheme="majorHAnsi"/>
+                <w:sz w:val="20"/>
+                <w:szCs w:val="20"/>
+              </w:rPr>
+              <w:t xml:space="preserve">, số khung: </w:t>
             </w:r>
           </w:p>
           <w:p>
@@ -3688,14 +4099,40 @@
             <w:r>
               <w:rPr>
                 <w:rFonts w:asciiTheme="majorHAnsi" w:hAnsiTheme="majorHAnsi" w:cstheme="majorHAnsi"/>
-              </w:rPr>
-              <w:t>RLLVFPNT6TH711763, số máy: ENBALB25C150174</w:t>
-            </w:r>
-          </w:p>
-        </w:tc>
-        <w:tc>
-          <w:tcPr>
-            <w:tcW w:w="1701" w:type="dxa"/>
+                <w:sz w:val="20"/>
+                <w:szCs w:val="20"/>
+              </w:rPr>
+              <w:t>{{chassis}}</w:t>
+            </w:r>
+            <w:r>
+              <w:rPr>
+                <w:rFonts w:asciiTheme="majorHAnsi" w:hAnsiTheme="majorHAnsi" w:cstheme="majorHAnsi"/>
+                <w:sz w:val="20"/>
+                <w:szCs w:val="20"/>
+              </w:rPr>
+              <w:t>, số máy:</w:t>
+            </w:r>
+            <w:r>
+              <w:rPr>
+                <w:rFonts w:asciiTheme="majorHAnsi" w:hAnsiTheme="majorHAnsi" w:cstheme="majorHAnsi"/>
+                <w:sz w:val="20"/>
+                <w:szCs w:val="20"/>
+              </w:rPr>
+              <w:t xml:space="preserve"> </w:t>
+            </w:r>
+            <w:r>
+              <w:rPr>
+                <w:rFonts w:asciiTheme="majorHAnsi" w:hAnsiTheme="majorHAnsi" w:cstheme="majorHAnsi"/>
+                <w:sz w:val="20"/>
+                <w:szCs w:val="20"/>
+              </w:rPr>
+              <w:t>{{engine}}</w:t>
+            </w:r>
+          </w:p>
+        </w:tc>
+        <w:tc>
+          <w:tcPr>
+            <w:tcW w:w="1890" w:type="dxa"/>
             <w:tcBorders>
               <w:top w:val="single" w:sz="7" w:space="0" w:color="000000"/>
               <w:left w:val="single" w:sz="7" w:space="0" w:color="000000"/>
@@ -3708,21 +4145,26 @@
             <w:pPr>
               <w:spacing w:line="259" w:lineRule="auto"/>
               <w:ind w:left="43"/>
-              <w:rPr>
-                <w:rFonts w:asciiTheme="majorHAnsi" w:hAnsiTheme="majorHAnsi" w:cstheme="majorHAnsi"/>
-              </w:rPr>
-            </w:pPr>
-            <w:r>
-              <w:rPr>
-                <w:rFonts w:asciiTheme="majorHAnsi" w:hAnsiTheme="majorHAnsi" w:cstheme="majorHAnsi"/>
-              </w:rPr>
-              <w:t xml:space="preserve">    539,280,000 </w:t>
-            </w:r>
-          </w:p>
-        </w:tc>
-        <w:tc>
-          <w:tcPr>
-            <w:tcW w:w="4167" w:type="dxa"/>
+              <w:jc w:val="center"/>
+              <w:rPr>
+                <w:rFonts w:asciiTheme="majorHAnsi" w:hAnsiTheme="majorHAnsi" w:cstheme="majorHAnsi"/>
+              </w:rPr>
+            </w:pPr>
+            <w:r>
+              <w:rPr>
+                <w:rFonts w:asciiTheme="majorHAnsi" w:hAnsiTheme="majorHAnsi" w:cstheme="majorHAnsi"/>
+                <w:color w:val="0000CC"/>
+                <w:spacing w:val="-2"/>
+                <w:sz w:val="20"/>
+                <w:szCs w:val="20"/>
+              </w:rPr>
+              <w:t>{{price}}</w:t>
+            </w:r>
+          </w:p>
+        </w:tc>
+        <w:tc>
+          <w:tcPr>
+            <w:tcW w:w="4140" w:type="dxa"/>
             <w:tcBorders>
               <w:top w:val="single" w:sz="7" w:space="0" w:color="000000"/>
               <w:left w:val="single" w:sz="7" w:space="0" w:color="000000"/>
@@ -3753,29 +4195,46 @@
           </w:p>
           <w:p>
             <w:pPr>
-              <w:numPr>
-                <w:ilvl w:val="0"/>
-                <w:numId w:val="29"/>
-              </w:numPr>
+              <w:rPr>
+                <w:rFonts w:asciiTheme="majorHAnsi" w:hAnsiTheme="majorHAnsi" w:cstheme="majorHAnsi"/>
+                <w:b/>
+                <w:bCs/>
+              </w:rPr>
+            </w:pPr>
+            <w:r>
+              <w:rPr>
+                <w:rFonts w:asciiTheme="majorHAnsi" w:hAnsiTheme="majorHAnsi" w:cstheme="majorHAnsi"/>
+                <w:color w:val="FF0000"/>
+              </w:rPr>
+              <w:t xml:space="preserve">UNC ngày </w:t>
+            </w:r>
+            <w:r>
+              <w:rPr>
+                <w:rFonts w:asciiTheme="majorHAnsi" w:hAnsiTheme="majorHAnsi" w:cstheme="majorHAnsi"/>
+                <w:i/>
+                <w:color w:val="4472C4" w:themeColor="accent1"/>
+              </w:rPr>
+              <w:t>{{GUARANTEE_DATE}}</w:t>
+            </w:r>
+          </w:p>
+          <w:p>
+            <w:pPr>
               <w:spacing w:line="259" w:lineRule="auto"/>
-              <w:ind w:hanging="115"/>
-              <w:rPr>
-                <w:rFonts w:asciiTheme="majorHAnsi" w:hAnsiTheme="majorHAnsi" w:cstheme="majorHAnsi"/>
-              </w:rPr>
-            </w:pPr>
-            <w:r>
-              <w:rPr>
-                <w:rFonts w:asciiTheme="majorHAnsi" w:hAnsiTheme="majorHAnsi" w:cstheme="majorHAnsi"/>
-                <w:color w:val="FF0000"/>
-              </w:rPr>
-              <w:t>UNC ngày 04/02/2026</w:t>
-            </w:r>
+              <w:rPr>
+                <w:rFonts w:asciiTheme="majorHAnsi" w:hAnsiTheme="majorHAnsi" w:cstheme="majorHAnsi"/>
+              </w:rPr>
+            </w:pPr>
           </w:p>
         </w:tc>
       </w:tr>
       <w:tr>
+        <w:tblPrEx>
+          <w:tblCellMar>
+            <w:top w:w="0" w:type="dxa"/>
+          </w:tblCellMar>
+        </w:tblPrEx>
         <w:trPr>
-          <w:trHeight w:val="3253"/>
+          <w:trHeight w:val="367"/>
         </w:trPr>
         <w:tc>
           <w:tcPr>
@@ -3786,1337 +4245,96 @@
               <w:bottom w:val="single" w:sz="7" w:space="0" w:color="000000"/>
               <w:right w:val="single" w:sz="7" w:space="0" w:color="000000"/>
             </w:tcBorders>
-            <w:vAlign w:val="center"/>
-          </w:tcPr>
-          <w:p>
-            <w:pPr>
-              <w:spacing w:line="259" w:lineRule="auto"/>
-              <w:ind w:right="37"/>
-              <w:jc w:val="right"/>
-              <w:rPr>
-                <w:rFonts w:asciiTheme="majorHAnsi" w:hAnsiTheme="majorHAnsi" w:cstheme="majorHAnsi"/>
-              </w:rPr>
-            </w:pPr>
-            <w:r>
-              <w:rPr>
-                <w:rFonts w:asciiTheme="majorHAnsi" w:hAnsiTheme="majorHAnsi" w:cstheme="majorHAnsi"/>
-              </w:rPr>
-              <w:t>2</w:t>
-            </w:r>
-          </w:p>
-        </w:tc>
-        <w:tc>
-          <w:tcPr>
-            <w:tcW w:w="3312" w:type="dxa"/>
+          </w:tcPr>
+          <w:p>
+            <w:pPr>
+              <w:rPr>
+                <w:rFonts w:asciiTheme="majorHAnsi" w:hAnsiTheme="majorHAnsi" w:cstheme="majorHAnsi"/>
+              </w:rPr>
+            </w:pPr>
+          </w:p>
+        </w:tc>
+        <w:tc>
+          <w:tcPr>
+            <w:tcW w:w="3150" w:type="dxa"/>
             <w:tcBorders>
               <w:top w:val="single" w:sz="7" w:space="0" w:color="000000"/>
               <w:left w:val="single" w:sz="7" w:space="0" w:color="000000"/>
               <w:bottom w:val="single" w:sz="7" w:space="0" w:color="000000"/>
               <w:right w:val="single" w:sz="7" w:space="0" w:color="000000"/>
             </w:tcBorders>
-            <w:vAlign w:val="center"/>
-          </w:tcPr>
-          <w:p>
-            <w:pPr>
-              <w:spacing w:line="260" w:lineRule="auto"/>
-              <w:rPr>
-                <w:rFonts w:asciiTheme="majorHAnsi" w:hAnsiTheme="majorHAnsi" w:cstheme="majorHAnsi"/>
-              </w:rPr>
-            </w:pPr>
-            <w:r>
-              <w:rPr>
-                <w:rFonts w:asciiTheme="majorHAnsi" w:hAnsiTheme="majorHAnsi" w:cstheme="majorHAnsi"/>
-              </w:rPr>
-              <w:t xml:space="preserve">Thanh toán 75% giá trị xe hoặc các xe: - Xe ô tô chở người, nhãn hiệu Vinfast LIMO GREEN (xe điện), mới 100%, xuất xứ: Việt Nam, số khung: </w:t>
-            </w:r>
-          </w:p>
-          <w:p>
-            <w:pPr>
-              <w:spacing w:line="260" w:lineRule="auto"/>
-              <w:rPr>
-                <w:rFonts w:asciiTheme="majorHAnsi" w:hAnsiTheme="majorHAnsi" w:cstheme="majorHAnsi"/>
-              </w:rPr>
-            </w:pPr>
-            <w:r>
-              <w:rPr>
-                <w:rFonts w:asciiTheme="majorHAnsi" w:hAnsiTheme="majorHAnsi" w:cstheme="majorHAnsi"/>
-              </w:rPr>
-              <w:t>RLLVFPNT3TH703989, số máy: ENBALB25C070112</w:t>
-            </w:r>
-          </w:p>
-        </w:tc>
-        <w:tc>
-          <w:tcPr>
-            <w:tcW w:w="1701" w:type="dxa"/>
+          </w:tcPr>
+          <w:p>
+            <w:pPr>
+              <w:spacing w:line="259" w:lineRule="auto"/>
+              <w:ind w:right="19"/>
+              <w:jc w:val="center"/>
+              <w:rPr>
+                <w:rFonts w:asciiTheme="majorHAnsi" w:hAnsiTheme="majorHAnsi" w:cstheme="majorHAnsi"/>
+              </w:rPr>
+            </w:pPr>
+            <w:r>
+              <w:rPr>
+                <w:rFonts w:asciiTheme="majorHAnsi" w:hAnsiTheme="majorHAnsi" w:cstheme="majorHAnsi"/>
+                <w:b/>
+                <w:color w:val="0000CC"/>
+              </w:rPr>
+              <w:t>Tổng cộng</w:t>
+            </w:r>
+          </w:p>
+        </w:tc>
+        <w:tc>
+          <w:tcPr>
+            <w:tcW w:w="1890" w:type="dxa"/>
             <w:tcBorders>
               <w:top w:val="single" w:sz="7" w:space="0" w:color="000000"/>
               <w:left w:val="single" w:sz="7" w:space="0" w:color="000000"/>
               <w:bottom w:val="single" w:sz="7" w:space="0" w:color="000000"/>
               <w:right w:val="single" w:sz="7" w:space="0" w:color="000000"/>
             </w:tcBorders>
-            <w:vAlign w:val="center"/>
           </w:tcPr>
           <w:p>
             <w:pPr>
               <w:spacing w:line="259" w:lineRule="auto"/>
-              <w:ind w:left="43"/>
-              <w:rPr>
-                <w:rFonts w:asciiTheme="majorHAnsi" w:hAnsiTheme="majorHAnsi" w:cstheme="majorHAnsi"/>
-              </w:rPr>
-            </w:pPr>
-            <w:r>
-              <w:rPr>
-                <w:rFonts w:asciiTheme="majorHAnsi" w:hAnsiTheme="majorHAnsi" w:cstheme="majorHAnsi"/>
-              </w:rPr>
-              <w:t xml:space="preserve">  </w:t>
-            </w:r>
-            <w:r>
-              <w:rPr>
-                <w:rFonts w:asciiTheme="majorHAnsi" w:hAnsiTheme="majorHAnsi" w:cstheme="majorHAnsi"/>
-              </w:rPr>
-              <w:t>539,280,000</w:t>
-            </w:r>
-          </w:p>
-        </w:tc>
-        <w:tc>
-          <w:tcPr>
-            <w:tcW w:w="4167" w:type="dxa"/>
+              <w:ind w:left="67"/>
+              <w:jc w:val="center"/>
+              <w:rPr>
+                <w:rFonts w:asciiTheme="majorHAnsi" w:hAnsiTheme="majorHAnsi" w:cstheme="majorHAnsi"/>
+              </w:rPr>
+            </w:pPr>
+            <w:r>
+              <w:rPr>
+                <w:rFonts w:asciiTheme="majorHAnsi" w:hAnsiTheme="majorHAnsi" w:cstheme="majorHAnsi"/>
+                <w:b/>
+                <w:color w:val="0000CC"/>
+              </w:rPr>
+              <w:t>{{TONG}}</w:t>
+            </w:r>
+          </w:p>
+        </w:tc>
+        <w:tc>
+          <w:tcPr>
+            <w:tcW w:w="4140" w:type="dxa"/>
             <w:tcBorders>
               <w:top w:val="single" w:sz="7" w:space="0" w:color="000000"/>
               <w:left w:val="single" w:sz="7" w:space="0" w:color="000000"/>
               <w:bottom w:val="single" w:sz="7" w:space="0" w:color="000000"/>
               <w:right w:val="single" w:sz="7" w:space="0" w:color="000000"/>
             </w:tcBorders>
-            <w:vAlign w:val="center"/>
-          </w:tcPr>
-          <w:p>
-            <w:pPr>
-              <w:spacing w:after="1" w:line="259" w:lineRule="auto"/>
-              <w:rPr>
-                <w:rFonts w:asciiTheme="majorHAnsi" w:hAnsiTheme="majorHAnsi" w:cstheme="majorHAnsi"/>
-              </w:rPr>
-            </w:pPr>
-            <w:r>
-              <w:rPr>
-                <w:rFonts w:asciiTheme="majorHAnsi" w:hAnsiTheme="majorHAnsi" w:cstheme="majorHAnsi"/>
-                <w:color w:val="FF0000"/>
-              </w:rPr>
-              <w:t>-Hồ sơ xe và các đề nghị có liên quan.</w:t>
-            </w:r>
-          </w:p>
-          <w:p>
-            <w:pPr>
-              <w:numPr>
-                <w:ilvl w:val="0"/>
-                <w:numId w:val="29"/>
-              </w:numPr>
-              <w:spacing w:after="1" w:line="259" w:lineRule="auto"/>
-              <w:ind w:hanging="115"/>
-              <w:rPr>
-                <w:rFonts w:asciiTheme="majorHAnsi" w:hAnsiTheme="majorHAnsi" w:cstheme="majorHAnsi"/>
-                <w:color w:val="FF0000"/>
-              </w:rPr>
-            </w:pPr>
-            <w:r>
-              <w:rPr>
-                <w:rFonts w:asciiTheme="majorHAnsi" w:hAnsiTheme="majorHAnsi" w:cstheme="majorHAnsi"/>
-                <w:color w:val="FF0000"/>
-              </w:rPr>
-              <w:t>UNC ngày 04/02/2026</w:t>
-            </w:r>
-          </w:p>
-          <w:p>
-            <w:pPr>
-              <w:spacing w:after="1" w:line="259" w:lineRule="auto"/>
-              <w:rPr>
-                <w:rFonts w:asciiTheme="majorHAnsi" w:hAnsiTheme="majorHAnsi" w:cstheme="majorHAnsi"/>
-                <w:color w:val="FF0000"/>
-              </w:rPr>
-            </w:pPr>
-          </w:p>
-        </w:tc>
-      </w:tr>
-      <w:tr>
-        <w:trPr>
-          <w:trHeight w:val="3253"/>
-        </w:trPr>
-        <w:tc>
-          <w:tcPr>
-            <w:tcW w:w="540" w:type="dxa"/>
-            <w:tcBorders>
-              <w:top w:val="single" w:sz="7" w:space="0" w:color="000000"/>
-              <w:left w:val="single" w:sz="7" w:space="0" w:color="000000"/>
-              <w:bottom w:val="single" w:sz="7" w:space="0" w:color="000000"/>
-              <w:right w:val="single" w:sz="7" w:space="0" w:color="000000"/>
-            </w:tcBorders>
-            <w:vAlign w:val="center"/>
-          </w:tcPr>
-          <w:p>
-            <w:pPr>
-              <w:spacing w:line="259" w:lineRule="auto"/>
-              <w:ind w:right="37"/>
-              <w:jc w:val="right"/>
-              <w:rPr>
-                <w:rFonts w:asciiTheme="majorHAnsi" w:hAnsiTheme="majorHAnsi" w:cstheme="majorHAnsi"/>
-              </w:rPr>
-            </w:pPr>
-            <w:r>
-              <w:rPr>
-                <w:rFonts w:asciiTheme="majorHAnsi" w:hAnsiTheme="majorHAnsi" w:cstheme="majorHAnsi"/>
-              </w:rPr>
-              <w:lastRenderedPageBreak/>
-              <w:t>3</w:t>
-            </w:r>
-          </w:p>
-        </w:tc>
-        <w:tc>
-          <w:tcPr>
-            <w:tcW w:w="3312" w:type="dxa"/>
-            <w:tcBorders>
-              <w:top w:val="single" w:sz="7" w:space="0" w:color="000000"/>
-              <w:left w:val="single" w:sz="7" w:space="0" w:color="000000"/>
-              <w:bottom w:val="single" w:sz="7" w:space="0" w:color="000000"/>
-              <w:right w:val="single" w:sz="7" w:space="0" w:color="000000"/>
-            </w:tcBorders>
-            <w:vAlign w:val="center"/>
-          </w:tcPr>
-          <w:p>
-            <w:pPr>
-              <w:spacing w:line="260" w:lineRule="auto"/>
-              <w:rPr>
-                <w:rFonts w:asciiTheme="majorHAnsi" w:hAnsiTheme="majorHAnsi" w:cstheme="majorHAnsi"/>
-              </w:rPr>
-            </w:pPr>
-            <w:r>
-              <w:rPr>
-                <w:rFonts w:asciiTheme="majorHAnsi" w:hAnsiTheme="majorHAnsi" w:cstheme="majorHAnsi"/>
-              </w:rPr>
-              <w:t xml:space="preserve">Thanh toán 75% giá trị xe hoặc các xe: - Xe ô tô chở người, nhãn hiệu Vinfast LIMO GREEN (xe điện), mới 100%, xuất xứ: Việt Nam, số khung: </w:t>
-            </w:r>
-          </w:p>
-          <w:p>
-            <w:pPr>
-              <w:spacing w:line="260" w:lineRule="auto"/>
-              <w:rPr>
-                <w:rFonts w:asciiTheme="majorHAnsi" w:hAnsiTheme="majorHAnsi" w:cstheme="majorHAnsi"/>
-              </w:rPr>
-            </w:pPr>
-            <w:r>
-              <w:rPr>
-                <w:rFonts w:asciiTheme="majorHAnsi" w:hAnsiTheme="majorHAnsi" w:cstheme="majorHAnsi"/>
-              </w:rPr>
-              <w:t>RLLVFPNT7TH703980, số máy: ENBALB25C110270</w:t>
-            </w:r>
-          </w:p>
-        </w:tc>
-        <w:tc>
-          <w:tcPr>
-            <w:tcW w:w="1701" w:type="dxa"/>
-            <w:tcBorders>
-              <w:top w:val="single" w:sz="7" w:space="0" w:color="000000"/>
-              <w:left w:val="single" w:sz="7" w:space="0" w:color="000000"/>
-              <w:bottom w:val="single" w:sz="7" w:space="0" w:color="000000"/>
-              <w:right w:val="single" w:sz="7" w:space="0" w:color="000000"/>
-            </w:tcBorders>
-            <w:vAlign w:val="center"/>
-          </w:tcPr>
-          <w:p>
-            <w:pPr>
-              <w:spacing w:line="259" w:lineRule="auto"/>
-              <w:ind w:left="43"/>
-              <w:rPr>
-                <w:rFonts w:asciiTheme="majorHAnsi" w:hAnsiTheme="majorHAnsi" w:cstheme="majorHAnsi"/>
-              </w:rPr>
-            </w:pPr>
-            <w:r>
-              <w:rPr>
-                <w:rFonts w:asciiTheme="majorHAnsi" w:hAnsiTheme="majorHAnsi" w:cstheme="majorHAnsi"/>
-              </w:rPr>
-              <w:t xml:space="preserve">    </w:t>
-            </w:r>
-            <w:r>
-              <w:rPr>
-                <w:rFonts w:asciiTheme="majorHAnsi" w:hAnsiTheme="majorHAnsi" w:cstheme="majorHAnsi"/>
-              </w:rPr>
-              <w:t>539,280,000</w:t>
-            </w:r>
-          </w:p>
-        </w:tc>
-        <w:tc>
-          <w:tcPr>
-            <w:tcW w:w="4167" w:type="dxa"/>
-            <w:tcBorders>
-              <w:top w:val="single" w:sz="7" w:space="0" w:color="000000"/>
-              <w:left w:val="single" w:sz="7" w:space="0" w:color="000000"/>
-              <w:bottom w:val="single" w:sz="7" w:space="0" w:color="000000"/>
-              <w:right w:val="single" w:sz="7" w:space="0" w:color="000000"/>
-            </w:tcBorders>
-            <w:vAlign w:val="center"/>
-          </w:tcPr>
-          <w:p>
-            <w:pPr>
-              <w:numPr>
-                <w:ilvl w:val="0"/>
-                <w:numId w:val="29"/>
-              </w:numPr>
-              <w:spacing w:after="1" w:line="259" w:lineRule="auto"/>
-              <w:ind w:hanging="115"/>
-              <w:rPr>
-                <w:rFonts w:asciiTheme="majorHAnsi" w:hAnsiTheme="majorHAnsi" w:cstheme="majorHAnsi"/>
-              </w:rPr>
-            </w:pPr>
-            <w:r>
-              <w:rPr>
-                <w:rFonts w:asciiTheme="majorHAnsi" w:hAnsiTheme="majorHAnsi" w:cstheme="majorHAnsi"/>
-                <w:color w:val="FF0000"/>
-              </w:rPr>
-              <w:t>Hồ sơ xe và các đề nghị có liên quan.</w:t>
-            </w:r>
-          </w:p>
-          <w:p>
-            <w:pPr>
-              <w:spacing w:after="1" w:line="259" w:lineRule="auto"/>
-              <w:rPr>
-                <w:rFonts w:asciiTheme="majorHAnsi" w:hAnsiTheme="majorHAnsi" w:cstheme="majorHAnsi"/>
-                <w:color w:val="FF0000"/>
-              </w:rPr>
-            </w:pPr>
-            <w:r>
-              <w:rPr>
-                <w:rFonts w:asciiTheme="majorHAnsi" w:hAnsiTheme="majorHAnsi" w:cstheme="majorHAnsi"/>
-                <w:color w:val="FF0000"/>
-              </w:rPr>
-              <w:t>-UNC ngày 04/02/2026</w:t>
-            </w:r>
-          </w:p>
-        </w:tc>
-      </w:tr>
-      <w:tr>
-        <w:trPr>
-          <w:trHeight w:val="3253"/>
-        </w:trPr>
-        <w:tc>
-          <w:tcPr>
-            <w:tcW w:w="540" w:type="dxa"/>
-            <w:tcBorders>
-              <w:top w:val="single" w:sz="7" w:space="0" w:color="000000"/>
-              <w:left w:val="single" w:sz="7" w:space="0" w:color="000000"/>
-              <w:bottom w:val="single" w:sz="7" w:space="0" w:color="000000"/>
-              <w:right w:val="single" w:sz="7" w:space="0" w:color="000000"/>
-            </w:tcBorders>
-            <w:vAlign w:val="center"/>
-          </w:tcPr>
-          <w:p>
-            <w:pPr>
-              <w:spacing w:line="259" w:lineRule="auto"/>
-              <w:ind w:right="37"/>
-              <w:jc w:val="right"/>
-              <w:rPr>
-                <w:rFonts w:asciiTheme="majorHAnsi" w:hAnsiTheme="majorHAnsi" w:cstheme="majorHAnsi"/>
-              </w:rPr>
-            </w:pPr>
-            <w:r>
-              <w:rPr>
-                <w:rFonts w:asciiTheme="majorHAnsi" w:hAnsiTheme="majorHAnsi" w:cstheme="majorHAnsi"/>
-              </w:rPr>
-              <w:t>4</w:t>
-            </w:r>
-          </w:p>
-        </w:tc>
-        <w:tc>
-          <w:tcPr>
-            <w:tcW w:w="3312" w:type="dxa"/>
-            <w:tcBorders>
-              <w:top w:val="single" w:sz="7" w:space="0" w:color="000000"/>
-              <w:left w:val="single" w:sz="7" w:space="0" w:color="000000"/>
-              <w:bottom w:val="single" w:sz="7" w:space="0" w:color="000000"/>
-              <w:right w:val="single" w:sz="7" w:space="0" w:color="000000"/>
-            </w:tcBorders>
-            <w:vAlign w:val="center"/>
-          </w:tcPr>
-          <w:p>
-            <w:pPr>
-              <w:spacing w:line="260" w:lineRule="auto"/>
-              <w:rPr>
-                <w:rFonts w:asciiTheme="majorHAnsi" w:hAnsiTheme="majorHAnsi" w:cstheme="majorHAnsi"/>
-              </w:rPr>
-            </w:pPr>
-            <w:r>
-              <w:rPr>
-                <w:rFonts w:asciiTheme="majorHAnsi" w:hAnsiTheme="majorHAnsi" w:cstheme="majorHAnsi"/>
-              </w:rPr>
-              <w:t xml:space="preserve">Thanh toán 75% giá trị xe hoặc các xe: - Xe ô tô chở người, nhãn hiệu Vinfast LIMO GREEN (xe điện), mới 100%, xuất xứ: Việt Nam, số khung: </w:t>
-            </w:r>
-          </w:p>
-          <w:p>
-            <w:pPr>
-              <w:spacing w:line="260" w:lineRule="auto"/>
-              <w:rPr>
-                <w:rFonts w:asciiTheme="majorHAnsi" w:hAnsiTheme="majorHAnsi" w:cstheme="majorHAnsi"/>
-              </w:rPr>
-            </w:pPr>
-            <w:r>
-              <w:rPr>
-                <w:rFonts w:asciiTheme="majorHAnsi" w:hAnsiTheme="majorHAnsi" w:cstheme="majorHAnsi"/>
-              </w:rPr>
-              <w:t>RLLVFPNT7TH713229, số máy: ENBALB25C200032</w:t>
-            </w:r>
-          </w:p>
-        </w:tc>
-        <w:tc>
-          <w:tcPr>
-            <w:tcW w:w="1701" w:type="dxa"/>
-            <w:tcBorders>
-              <w:top w:val="single" w:sz="7" w:space="0" w:color="000000"/>
-              <w:left w:val="single" w:sz="7" w:space="0" w:color="000000"/>
-              <w:bottom w:val="single" w:sz="7" w:space="0" w:color="000000"/>
-              <w:right w:val="single" w:sz="7" w:space="0" w:color="000000"/>
-            </w:tcBorders>
-            <w:vAlign w:val="center"/>
-          </w:tcPr>
-          <w:p>
-            <w:pPr>
-              <w:spacing w:line="259" w:lineRule="auto"/>
-              <w:ind w:left="43"/>
-              <w:rPr>
-                <w:rFonts w:asciiTheme="majorHAnsi" w:hAnsiTheme="majorHAnsi" w:cstheme="majorHAnsi"/>
-              </w:rPr>
-            </w:pPr>
-            <w:r>
-              <w:rPr>
-                <w:rFonts w:asciiTheme="majorHAnsi" w:hAnsiTheme="majorHAnsi" w:cstheme="majorHAnsi"/>
-              </w:rPr>
-              <w:t xml:space="preserve">    539,280,000</w:t>
-            </w:r>
-          </w:p>
-        </w:tc>
-        <w:tc>
-          <w:tcPr>
-            <w:tcW w:w="4167" w:type="dxa"/>
-            <w:tcBorders>
-              <w:top w:val="single" w:sz="7" w:space="0" w:color="000000"/>
-              <w:left w:val="single" w:sz="7" w:space="0" w:color="000000"/>
-              <w:bottom w:val="single" w:sz="7" w:space="0" w:color="000000"/>
-              <w:right w:val="single" w:sz="7" w:space="0" w:color="000000"/>
-            </w:tcBorders>
-            <w:vAlign w:val="center"/>
-          </w:tcPr>
-          <w:p>
-            <w:pPr>
-              <w:numPr>
-                <w:ilvl w:val="0"/>
-                <w:numId w:val="29"/>
-              </w:numPr>
-              <w:spacing w:after="1" w:line="259" w:lineRule="auto"/>
-              <w:ind w:hanging="115"/>
-              <w:rPr>
-                <w:rFonts w:asciiTheme="majorHAnsi" w:hAnsiTheme="majorHAnsi" w:cstheme="majorHAnsi"/>
-              </w:rPr>
-            </w:pPr>
-            <w:r>
-              <w:rPr>
-                <w:rFonts w:asciiTheme="majorHAnsi" w:hAnsiTheme="majorHAnsi" w:cstheme="majorHAnsi"/>
-                <w:color w:val="FF0000"/>
-              </w:rPr>
-              <w:t>Hồ sơ xe và các đề nghị có liên quan.</w:t>
-            </w:r>
-          </w:p>
-          <w:p>
-            <w:pPr>
-              <w:numPr>
-                <w:ilvl w:val="0"/>
-                <w:numId w:val="29"/>
-              </w:numPr>
-              <w:spacing w:after="1" w:line="259" w:lineRule="auto"/>
-              <w:ind w:hanging="115"/>
-              <w:rPr>
-                <w:rFonts w:asciiTheme="majorHAnsi" w:hAnsiTheme="majorHAnsi" w:cstheme="majorHAnsi"/>
-                <w:color w:val="FF0000"/>
-              </w:rPr>
-            </w:pPr>
-            <w:r>
-              <w:rPr>
-                <w:rFonts w:asciiTheme="majorHAnsi" w:hAnsiTheme="majorHAnsi" w:cstheme="majorHAnsi"/>
-                <w:color w:val="FF0000"/>
-              </w:rPr>
-              <w:t>UNC ngày 04/02/2026</w:t>
-            </w:r>
-          </w:p>
-        </w:tc>
-      </w:tr>
-      <w:tr>
-        <w:trPr>
-          <w:trHeight w:val="3253"/>
-        </w:trPr>
-        <w:tc>
-          <w:tcPr>
-            <w:tcW w:w="540" w:type="dxa"/>
-            <w:tcBorders>
-              <w:top w:val="single" w:sz="7" w:space="0" w:color="000000"/>
-              <w:left w:val="single" w:sz="7" w:space="0" w:color="000000"/>
-              <w:bottom w:val="single" w:sz="7" w:space="0" w:color="000000"/>
-              <w:right w:val="single" w:sz="7" w:space="0" w:color="000000"/>
-            </w:tcBorders>
-            <w:vAlign w:val="center"/>
-          </w:tcPr>
-          <w:p>
-            <w:pPr>
-              <w:spacing w:line="259" w:lineRule="auto"/>
-              <w:ind w:right="37"/>
-              <w:jc w:val="right"/>
-              <w:rPr>
-                <w:rFonts w:asciiTheme="majorHAnsi" w:hAnsiTheme="majorHAnsi" w:cstheme="majorHAnsi"/>
-              </w:rPr>
-            </w:pPr>
-            <w:r>
-              <w:rPr>
-                <w:rFonts w:asciiTheme="majorHAnsi" w:hAnsiTheme="majorHAnsi" w:cstheme="majorHAnsi"/>
-              </w:rPr>
-              <w:t>5</w:t>
-            </w:r>
-          </w:p>
-        </w:tc>
-        <w:tc>
-          <w:tcPr>
-            <w:tcW w:w="3312" w:type="dxa"/>
-            <w:tcBorders>
-              <w:top w:val="single" w:sz="7" w:space="0" w:color="000000"/>
-              <w:left w:val="single" w:sz="7" w:space="0" w:color="000000"/>
-              <w:bottom w:val="single" w:sz="7" w:space="0" w:color="000000"/>
-              <w:right w:val="single" w:sz="7" w:space="0" w:color="000000"/>
-            </w:tcBorders>
-            <w:vAlign w:val="center"/>
-          </w:tcPr>
-          <w:p>
-            <w:pPr>
-              <w:spacing w:line="260" w:lineRule="auto"/>
-              <w:rPr>
-                <w:rFonts w:asciiTheme="majorHAnsi" w:hAnsiTheme="majorHAnsi" w:cstheme="majorHAnsi"/>
-              </w:rPr>
-            </w:pPr>
-            <w:r>
-              <w:rPr>
-                <w:rFonts w:asciiTheme="majorHAnsi" w:hAnsiTheme="majorHAnsi" w:cstheme="majorHAnsi"/>
-              </w:rPr>
-              <w:t xml:space="preserve">Thanh toán 75% giá trị xe hoặc các xe: - Xe ô tô chở người, nhãn hiệu Vinfast LIMO GREEN (xe điện), mới 100%, xuất xứ: Việt Nam, số khung: </w:t>
-            </w:r>
-          </w:p>
-          <w:p>
-            <w:pPr>
-              <w:spacing w:line="260" w:lineRule="auto"/>
-              <w:rPr>
-                <w:rFonts w:asciiTheme="majorHAnsi" w:hAnsiTheme="majorHAnsi" w:cstheme="majorHAnsi"/>
-              </w:rPr>
-            </w:pPr>
-            <w:r>
-              <w:rPr>
-                <w:rFonts w:asciiTheme="majorHAnsi" w:hAnsiTheme="majorHAnsi" w:cstheme="majorHAnsi"/>
-              </w:rPr>
-              <w:t>RLLVFPNT0TH713508, số máy: ENBALB25C280009</w:t>
-            </w:r>
-          </w:p>
-        </w:tc>
-        <w:tc>
-          <w:tcPr>
-            <w:tcW w:w="1701" w:type="dxa"/>
-            <w:tcBorders>
-              <w:top w:val="single" w:sz="7" w:space="0" w:color="000000"/>
-              <w:left w:val="single" w:sz="7" w:space="0" w:color="000000"/>
-              <w:bottom w:val="single" w:sz="7" w:space="0" w:color="000000"/>
-              <w:right w:val="single" w:sz="7" w:space="0" w:color="000000"/>
-            </w:tcBorders>
-            <w:vAlign w:val="center"/>
-          </w:tcPr>
-          <w:p>
-            <w:pPr>
-              <w:spacing w:line="259" w:lineRule="auto"/>
-              <w:ind w:left="43"/>
-              <w:rPr>
-                <w:rFonts w:asciiTheme="majorHAnsi" w:hAnsiTheme="majorHAnsi" w:cstheme="majorHAnsi"/>
-              </w:rPr>
-            </w:pPr>
-            <w:r>
-              <w:rPr>
-                <w:rFonts w:asciiTheme="majorHAnsi" w:hAnsiTheme="majorHAnsi" w:cstheme="majorHAnsi"/>
-              </w:rPr>
-              <w:t xml:space="preserve">  </w:t>
-            </w:r>
-            <w:r>
-              <w:rPr>
-                <w:rFonts w:asciiTheme="majorHAnsi" w:hAnsiTheme="majorHAnsi" w:cstheme="majorHAnsi"/>
-              </w:rPr>
-              <w:t>539,280,000</w:t>
-            </w:r>
-          </w:p>
-        </w:tc>
-        <w:tc>
-          <w:tcPr>
-            <w:tcW w:w="4167" w:type="dxa"/>
-            <w:tcBorders>
-              <w:top w:val="single" w:sz="7" w:space="0" w:color="000000"/>
-              <w:left w:val="single" w:sz="7" w:space="0" w:color="000000"/>
-              <w:bottom w:val="single" w:sz="7" w:space="0" w:color="000000"/>
-              <w:right w:val="single" w:sz="7" w:space="0" w:color="000000"/>
-            </w:tcBorders>
-            <w:vAlign w:val="center"/>
-          </w:tcPr>
-          <w:p>
-            <w:pPr>
-              <w:numPr>
-                <w:ilvl w:val="0"/>
-                <w:numId w:val="29"/>
-              </w:numPr>
-              <w:spacing w:after="1" w:line="259" w:lineRule="auto"/>
-              <w:ind w:hanging="115"/>
-              <w:rPr>
-                <w:rFonts w:asciiTheme="majorHAnsi" w:hAnsiTheme="majorHAnsi" w:cstheme="majorHAnsi"/>
-              </w:rPr>
-            </w:pPr>
-            <w:r>
-              <w:rPr>
-                <w:rFonts w:asciiTheme="majorHAnsi" w:hAnsiTheme="majorHAnsi" w:cstheme="majorHAnsi"/>
-                <w:color w:val="FF0000"/>
-              </w:rPr>
-              <w:t>Hồ sơ xe và các đề nghị có liên quan.</w:t>
-            </w:r>
-          </w:p>
-          <w:p>
-            <w:pPr>
-              <w:numPr>
-                <w:ilvl w:val="0"/>
-                <w:numId w:val="29"/>
-              </w:numPr>
-              <w:spacing w:after="1" w:line="259" w:lineRule="auto"/>
-              <w:ind w:hanging="115"/>
-              <w:rPr>
-                <w:rFonts w:asciiTheme="majorHAnsi" w:hAnsiTheme="majorHAnsi" w:cstheme="majorHAnsi"/>
-                <w:color w:val="FF0000"/>
-              </w:rPr>
-            </w:pPr>
-            <w:r>
-              <w:rPr>
-                <w:rFonts w:asciiTheme="majorHAnsi" w:hAnsiTheme="majorHAnsi" w:cstheme="majorHAnsi"/>
-                <w:color w:val="FF0000"/>
-              </w:rPr>
-              <w:t>UNC ngày 04/02/2026</w:t>
-            </w:r>
+          </w:tcPr>
+          <w:p>
+            <w:pPr>
+              <w:spacing w:after="160" w:line="259" w:lineRule="auto"/>
+              <w:rPr>
+                <w:rFonts w:asciiTheme="majorHAnsi" w:hAnsiTheme="majorHAnsi" w:cstheme="majorHAnsi"/>
+              </w:rPr>
+            </w:pPr>
           </w:p>
         </w:tc>
       </w:tr>
     </w:tbl>
     <w:p>
       <w:pPr>
-        <w:spacing w:after="0" w:line="259" w:lineRule="auto"/>
-        <w:ind w:right="41"/>
-        <w:rPr>
-          <w:rFonts w:asciiTheme="majorHAnsi" w:hAnsiTheme="majorHAnsi" w:cstheme="majorHAnsi"/>
-        </w:rPr>
-      </w:pPr>
-    </w:p>
-    <w:p>
-      <w:pPr>
-        <w:spacing w:after="0" w:line="259" w:lineRule="auto"/>
-        <w:ind w:right="41"/>
-        <w:rPr>
-          <w:rFonts w:asciiTheme="majorHAnsi" w:hAnsiTheme="majorHAnsi" w:cstheme="majorHAnsi"/>
-        </w:rPr>
-      </w:pPr>
-    </w:p>
-    <w:p>
-      <w:pPr>
-        <w:spacing w:after="0" w:line="259" w:lineRule="auto"/>
-        <w:ind w:right="41"/>
-        <w:rPr>
-          <w:rFonts w:asciiTheme="majorHAnsi" w:hAnsiTheme="majorHAnsi" w:cstheme="majorHAnsi"/>
-        </w:rPr>
-      </w:pPr>
-    </w:p>
-    <w:p>
-      <w:pPr>
-        <w:spacing w:after="0" w:line="259" w:lineRule="auto"/>
-        <w:ind w:right="41"/>
-        <w:rPr>
-          <w:rFonts w:asciiTheme="majorHAnsi" w:hAnsiTheme="majorHAnsi" w:cstheme="majorHAnsi"/>
-        </w:rPr>
-      </w:pPr>
-    </w:p>
-    <w:p>
-      <w:pPr>
-        <w:spacing w:after="0" w:line="259" w:lineRule="auto"/>
-        <w:ind w:right="41"/>
-        <w:rPr>
-          <w:rFonts w:asciiTheme="majorHAnsi" w:hAnsiTheme="majorHAnsi" w:cstheme="majorHAnsi"/>
-        </w:rPr>
-      </w:pPr>
-    </w:p>
-    <w:p>
-      <w:pPr>
-        <w:spacing w:after="0" w:line="259" w:lineRule="auto"/>
-        <w:ind w:right="41"/>
-        <w:rPr>
-          <w:rFonts w:asciiTheme="majorHAnsi" w:hAnsiTheme="majorHAnsi" w:cstheme="majorHAnsi"/>
-        </w:rPr>
-      </w:pPr>
-    </w:p>
-    <w:p>
-      <w:pPr>
-        <w:spacing w:after="0" w:line="259" w:lineRule="auto"/>
-        <w:ind w:right="41"/>
-        <w:rPr>
-          <w:rFonts w:asciiTheme="majorHAnsi" w:hAnsiTheme="majorHAnsi" w:cstheme="majorHAnsi"/>
-        </w:rPr>
-      </w:pPr>
-    </w:p>
-    <w:p>
-      <w:pPr>
-        <w:spacing w:after="0" w:line="259" w:lineRule="auto"/>
-        <w:ind w:right="41"/>
-        <w:rPr>
-          <w:rFonts w:asciiTheme="majorHAnsi" w:hAnsiTheme="majorHAnsi" w:cstheme="majorHAnsi"/>
-        </w:rPr>
-      </w:pPr>
-    </w:p>
-    <w:p>
-      <w:pPr>
-        <w:spacing w:after="0" w:line="259" w:lineRule="auto"/>
-        <w:ind w:right="41"/>
-        <w:rPr>
-          <w:rFonts w:asciiTheme="majorHAnsi" w:hAnsiTheme="majorHAnsi" w:cstheme="majorHAnsi"/>
-        </w:rPr>
-      </w:pPr>
-    </w:p>
-    <w:tbl>
-      <w:tblPr>
-        <w:tblStyle w:val="TableGrid0"/>
-        <w:tblW w:w="9810" w:type="dxa"/>
-        <w:tblInd w:w="-459" w:type="dxa"/>
-        <w:tblCellMar>
-          <w:left w:w="35" w:type="dxa"/>
-        </w:tblCellMar>
-        <w:tblLook w:val="04A0" w:firstRow="1" w:lastRow="0" w:firstColumn="1" w:lastColumn="0" w:noHBand="0" w:noVBand="1"/>
-      </w:tblPr>
-      <w:tblGrid>
-        <w:gridCol w:w="540"/>
-        <w:gridCol w:w="3171"/>
-        <w:gridCol w:w="1805"/>
-        <w:gridCol w:w="4294"/>
-      </w:tblGrid>
-      <w:tr>
-        <w:trPr>
-          <w:trHeight w:val="3253"/>
-        </w:trPr>
-        <w:tc>
-          <w:tcPr>
-            <w:tcW w:w="540" w:type="dxa"/>
-            <w:tcBorders>
-              <w:top w:val="single" w:sz="7" w:space="0" w:color="000000"/>
-              <w:left w:val="single" w:sz="7" w:space="0" w:color="000000"/>
-              <w:bottom w:val="single" w:sz="7" w:space="0" w:color="000000"/>
-              <w:right w:val="single" w:sz="7" w:space="0" w:color="000000"/>
-            </w:tcBorders>
-            <w:vAlign w:val="center"/>
-          </w:tcPr>
-          <w:p>
-            <w:pPr>
-              <w:spacing w:line="259" w:lineRule="auto"/>
-              <w:ind w:right="37"/>
-              <w:jc w:val="right"/>
-              <w:rPr>
-                <w:rFonts w:asciiTheme="majorHAnsi" w:hAnsiTheme="majorHAnsi" w:cstheme="majorHAnsi"/>
-              </w:rPr>
-            </w:pPr>
-            <w:r>
-              <w:rPr>
-                <w:rFonts w:asciiTheme="majorHAnsi" w:hAnsiTheme="majorHAnsi" w:cstheme="majorHAnsi"/>
-              </w:rPr>
-              <w:lastRenderedPageBreak/>
-              <w:t>6</w:t>
-            </w:r>
-          </w:p>
-        </w:tc>
-        <w:tc>
-          <w:tcPr>
-            <w:tcW w:w="3171" w:type="dxa"/>
-            <w:tcBorders>
-              <w:top w:val="single" w:sz="7" w:space="0" w:color="000000"/>
-              <w:left w:val="single" w:sz="7" w:space="0" w:color="000000"/>
-              <w:bottom w:val="single" w:sz="7" w:space="0" w:color="000000"/>
-              <w:right w:val="single" w:sz="7" w:space="0" w:color="000000"/>
-            </w:tcBorders>
-            <w:vAlign w:val="center"/>
-          </w:tcPr>
-          <w:p>
-            <w:pPr>
-              <w:spacing w:line="260" w:lineRule="auto"/>
-              <w:rPr>
-                <w:rFonts w:asciiTheme="majorHAnsi" w:hAnsiTheme="majorHAnsi" w:cstheme="majorHAnsi"/>
-              </w:rPr>
-            </w:pPr>
-            <w:r>
-              <w:rPr>
-                <w:rFonts w:asciiTheme="majorHAnsi" w:hAnsiTheme="majorHAnsi" w:cstheme="majorHAnsi"/>
-              </w:rPr>
-              <w:t xml:space="preserve">Thanh toán 75% giá trị xe hoặc các xe: - Xe ô tô chở người, nhãn hiệu Vinfast VF3 PLUS (xe điện), mới 100%, xuất xứ: </w:t>
-            </w:r>
-          </w:p>
-          <w:p>
-            <w:pPr>
-              <w:spacing w:after="1" w:line="259" w:lineRule="auto"/>
-              <w:rPr>
-                <w:rFonts w:asciiTheme="majorHAnsi" w:hAnsiTheme="majorHAnsi" w:cstheme="majorHAnsi"/>
-              </w:rPr>
-            </w:pPr>
-            <w:r>
-              <w:rPr>
-                <w:rFonts w:asciiTheme="majorHAnsi" w:hAnsiTheme="majorHAnsi" w:cstheme="majorHAnsi"/>
-              </w:rPr>
-              <w:t xml:space="preserve">Việt Nam, số khung: </w:t>
-            </w:r>
-          </w:p>
-          <w:p>
-            <w:pPr>
-              <w:spacing w:line="260" w:lineRule="auto"/>
-              <w:rPr>
-                <w:rFonts w:asciiTheme="majorHAnsi" w:hAnsiTheme="majorHAnsi" w:cstheme="majorHAnsi"/>
-              </w:rPr>
-            </w:pPr>
-            <w:r>
-              <w:rPr>
-                <w:rFonts w:asciiTheme="majorHAnsi" w:hAnsiTheme="majorHAnsi" w:cstheme="majorHAnsi"/>
-              </w:rPr>
-              <w:t xml:space="preserve">RLNVBL9K4TT703462, số máy: </w:t>
-            </w:r>
-          </w:p>
-          <w:p>
-            <w:pPr>
-              <w:spacing w:line="259" w:lineRule="auto"/>
-              <w:rPr>
-                <w:rFonts w:asciiTheme="majorHAnsi" w:hAnsiTheme="majorHAnsi" w:cstheme="majorHAnsi"/>
-              </w:rPr>
-            </w:pPr>
-            <w:r>
-              <w:rPr>
-                <w:rFonts w:asciiTheme="majorHAnsi" w:hAnsiTheme="majorHAnsi" w:cstheme="majorHAnsi"/>
-              </w:rPr>
-              <w:t>TZ160X30G25122800054</w:t>
-            </w:r>
-          </w:p>
-        </w:tc>
-        <w:tc>
-          <w:tcPr>
-            <w:tcW w:w="1805" w:type="dxa"/>
-            <w:tcBorders>
-              <w:top w:val="single" w:sz="7" w:space="0" w:color="000000"/>
-              <w:left w:val="single" w:sz="7" w:space="0" w:color="000000"/>
-              <w:bottom w:val="single" w:sz="7" w:space="0" w:color="000000"/>
-              <w:right w:val="single" w:sz="7" w:space="0" w:color="000000"/>
-            </w:tcBorders>
-            <w:vAlign w:val="center"/>
-          </w:tcPr>
-          <w:p>
-            <w:pPr>
-              <w:spacing w:line="259" w:lineRule="auto"/>
-              <w:ind w:left="43"/>
-              <w:rPr>
-                <w:rFonts w:asciiTheme="majorHAnsi" w:hAnsiTheme="majorHAnsi" w:cstheme="majorHAnsi"/>
-              </w:rPr>
-            </w:pPr>
-            <w:r>
-              <w:rPr>
-                <w:rFonts w:asciiTheme="majorHAnsi" w:hAnsiTheme="majorHAnsi" w:cstheme="majorHAnsi"/>
-              </w:rPr>
-              <w:t xml:space="preserve">    226,800,000 </w:t>
-            </w:r>
-          </w:p>
-        </w:tc>
-        <w:tc>
-          <w:tcPr>
-            <w:tcW w:w="4294" w:type="dxa"/>
-            <w:tcBorders>
-              <w:top w:val="single" w:sz="7" w:space="0" w:color="000000"/>
-              <w:left w:val="single" w:sz="7" w:space="0" w:color="000000"/>
-              <w:bottom w:val="single" w:sz="7" w:space="0" w:color="000000"/>
-              <w:right w:val="single" w:sz="7" w:space="0" w:color="000000"/>
-            </w:tcBorders>
-            <w:vAlign w:val="center"/>
-          </w:tcPr>
-          <w:p>
-            <w:pPr>
-              <w:numPr>
-                <w:ilvl w:val="0"/>
-                <w:numId w:val="34"/>
-              </w:numPr>
-              <w:spacing w:after="1" w:line="259" w:lineRule="auto"/>
-              <w:ind w:hanging="115"/>
-              <w:rPr>
-                <w:rFonts w:asciiTheme="majorHAnsi" w:hAnsiTheme="majorHAnsi" w:cstheme="majorHAnsi"/>
-              </w:rPr>
-            </w:pPr>
-            <w:r>
-              <w:rPr>
-                <w:rFonts w:asciiTheme="majorHAnsi" w:hAnsiTheme="majorHAnsi" w:cstheme="majorHAnsi"/>
-                <w:color w:val="FF0000"/>
-              </w:rPr>
-              <w:t>Hồ sơ xe và các đề nghị có liên quan.</w:t>
-            </w:r>
-          </w:p>
-          <w:p>
-            <w:pPr>
-              <w:numPr>
-                <w:ilvl w:val="0"/>
-                <w:numId w:val="34"/>
-              </w:numPr>
-              <w:spacing w:line="259" w:lineRule="auto"/>
-              <w:ind w:hanging="115"/>
-              <w:rPr>
-                <w:rFonts w:asciiTheme="majorHAnsi" w:hAnsiTheme="majorHAnsi" w:cstheme="majorHAnsi"/>
-              </w:rPr>
-            </w:pPr>
-            <w:r>
-              <w:rPr>
-                <w:rFonts w:asciiTheme="majorHAnsi" w:hAnsiTheme="majorHAnsi" w:cstheme="majorHAnsi"/>
-                <w:color w:val="FF0000"/>
-              </w:rPr>
-              <w:t>UNC ngày 04/02/2026</w:t>
-            </w:r>
-          </w:p>
-        </w:tc>
-      </w:tr>
-      <w:tr>
-        <w:trPr>
-          <w:trHeight w:val="3252"/>
-        </w:trPr>
-        <w:tc>
-          <w:tcPr>
-            <w:tcW w:w="540" w:type="dxa"/>
-            <w:tcBorders>
-              <w:top w:val="single" w:sz="7" w:space="0" w:color="000000"/>
-              <w:left w:val="single" w:sz="7" w:space="0" w:color="000000"/>
-              <w:bottom w:val="single" w:sz="7" w:space="0" w:color="000000"/>
-              <w:right w:val="single" w:sz="7" w:space="0" w:color="000000"/>
-            </w:tcBorders>
-            <w:vAlign w:val="center"/>
-          </w:tcPr>
-          <w:p>
-            <w:pPr>
-              <w:spacing w:line="259" w:lineRule="auto"/>
-              <w:ind w:right="37"/>
-              <w:jc w:val="right"/>
-              <w:rPr>
-                <w:rFonts w:asciiTheme="majorHAnsi" w:hAnsiTheme="majorHAnsi" w:cstheme="majorHAnsi"/>
-              </w:rPr>
-            </w:pPr>
-            <w:r>
-              <w:rPr>
-                <w:rFonts w:asciiTheme="majorHAnsi" w:hAnsiTheme="majorHAnsi" w:cstheme="majorHAnsi"/>
-              </w:rPr>
-              <w:t>7</w:t>
-            </w:r>
-          </w:p>
-        </w:tc>
-        <w:tc>
-          <w:tcPr>
-            <w:tcW w:w="3171" w:type="dxa"/>
-            <w:tcBorders>
-              <w:top w:val="single" w:sz="7" w:space="0" w:color="000000"/>
-              <w:left w:val="single" w:sz="7" w:space="0" w:color="000000"/>
-              <w:bottom w:val="single" w:sz="7" w:space="0" w:color="000000"/>
-              <w:right w:val="single" w:sz="7" w:space="0" w:color="000000"/>
-            </w:tcBorders>
-            <w:vAlign w:val="center"/>
-          </w:tcPr>
-          <w:p>
-            <w:pPr>
-              <w:spacing w:line="260" w:lineRule="auto"/>
-              <w:rPr>
-                <w:rFonts w:asciiTheme="majorHAnsi" w:hAnsiTheme="majorHAnsi" w:cstheme="majorHAnsi"/>
-              </w:rPr>
-            </w:pPr>
-            <w:r>
-              <w:rPr>
-                <w:rFonts w:asciiTheme="majorHAnsi" w:hAnsiTheme="majorHAnsi" w:cstheme="majorHAnsi"/>
-              </w:rPr>
-              <w:t xml:space="preserve">Thanh toán 75% giá trị xe hoặc các xe: - Xe ô tô chở người, nhãn hiệu Vinfast VF3 PLUS (xe điện), mới 100%, xuất xứ: </w:t>
-            </w:r>
-          </w:p>
-          <w:p>
-            <w:pPr>
-              <w:spacing w:after="1" w:line="259" w:lineRule="auto"/>
-              <w:rPr>
-                <w:rFonts w:asciiTheme="majorHAnsi" w:hAnsiTheme="majorHAnsi" w:cstheme="majorHAnsi"/>
-              </w:rPr>
-            </w:pPr>
-            <w:r>
-              <w:rPr>
-                <w:rFonts w:asciiTheme="majorHAnsi" w:hAnsiTheme="majorHAnsi" w:cstheme="majorHAnsi"/>
-              </w:rPr>
-              <w:t xml:space="preserve">Việt Nam, số khung: </w:t>
-            </w:r>
-          </w:p>
-          <w:p>
-            <w:pPr>
-              <w:spacing w:line="260" w:lineRule="auto"/>
-              <w:rPr>
-                <w:rFonts w:asciiTheme="majorHAnsi" w:hAnsiTheme="majorHAnsi" w:cstheme="majorHAnsi"/>
-              </w:rPr>
-            </w:pPr>
-            <w:r>
-              <w:rPr>
-                <w:rFonts w:asciiTheme="majorHAnsi" w:hAnsiTheme="majorHAnsi" w:cstheme="majorHAnsi"/>
-              </w:rPr>
-              <w:t xml:space="preserve">RLNVBL9K9TT703196, số máy: </w:t>
-            </w:r>
-          </w:p>
-          <w:p>
-            <w:pPr>
-              <w:spacing w:line="259" w:lineRule="auto"/>
-              <w:rPr>
-                <w:rFonts w:asciiTheme="majorHAnsi" w:hAnsiTheme="majorHAnsi" w:cstheme="majorHAnsi"/>
-              </w:rPr>
-            </w:pPr>
-            <w:r>
-              <w:rPr>
-                <w:rFonts w:asciiTheme="majorHAnsi" w:hAnsiTheme="majorHAnsi" w:cstheme="majorHAnsi"/>
-              </w:rPr>
-              <w:t>TZ160X30G25121700241</w:t>
-            </w:r>
-          </w:p>
-        </w:tc>
-        <w:tc>
-          <w:tcPr>
-            <w:tcW w:w="1805" w:type="dxa"/>
-            <w:tcBorders>
-              <w:top w:val="single" w:sz="7" w:space="0" w:color="000000"/>
-              <w:left w:val="single" w:sz="7" w:space="0" w:color="000000"/>
-              <w:bottom w:val="single" w:sz="7" w:space="0" w:color="000000"/>
-              <w:right w:val="single" w:sz="7" w:space="0" w:color="000000"/>
-            </w:tcBorders>
-            <w:vAlign w:val="center"/>
-          </w:tcPr>
-          <w:p>
-            <w:pPr>
-              <w:spacing w:line="259" w:lineRule="auto"/>
-              <w:ind w:left="43"/>
-              <w:rPr>
-                <w:rFonts w:asciiTheme="majorHAnsi" w:hAnsiTheme="majorHAnsi" w:cstheme="majorHAnsi"/>
-              </w:rPr>
-            </w:pPr>
-            <w:r>
-              <w:rPr>
-                <w:rFonts w:asciiTheme="majorHAnsi" w:hAnsiTheme="majorHAnsi" w:cstheme="majorHAnsi"/>
-              </w:rPr>
-              <w:t xml:space="preserve">    226,800,000 </w:t>
-            </w:r>
-          </w:p>
-        </w:tc>
-        <w:tc>
-          <w:tcPr>
-            <w:tcW w:w="4294" w:type="dxa"/>
-            <w:tcBorders>
-              <w:top w:val="single" w:sz="7" w:space="0" w:color="000000"/>
-              <w:left w:val="single" w:sz="7" w:space="0" w:color="000000"/>
-              <w:bottom w:val="single" w:sz="7" w:space="0" w:color="000000"/>
-              <w:right w:val="single" w:sz="7" w:space="0" w:color="000000"/>
-            </w:tcBorders>
-            <w:vAlign w:val="center"/>
-          </w:tcPr>
-          <w:p>
-            <w:pPr>
-              <w:numPr>
-                <w:ilvl w:val="0"/>
-                <w:numId w:val="35"/>
-              </w:numPr>
-              <w:spacing w:after="1" w:line="259" w:lineRule="auto"/>
-              <w:ind w:hanging="115"/>
-              <w:rPr>
-                <w:rFonts w:asciiTheme="majorHAnsi" w:hAnsiTheme="majorHAnsi" w:cstheme="majorHAnsi"/>
-              </w:rPr>
-            </w:pPr>
-            <w:r>
-              <w:rPr>
-                <w:rFonts w:asciiTheme="majorHAnsi" w:hAnsiTheme="majorHAnsi" w:cstheme="majorHAnsi"/>
-                <w:color w:val="FF0000"/>
-              </w:rPr>
-              <w:t>Hồ sơ xe và các đề nghị có liên quan.</w:t>
-            </w:r>
-          </w:p>
-          <w:p>
-            <w:pPr>
-              <w:numPr>
-                <w:ilvl w:val="0"/>
-                <w:numId w:val="35"/>
-              </w:numPr>
-              <w:spacing w:line="259" w:lineRule="auto"/>
-              <w:ind w:hanging="115"/>
-              <w:rPr>
-                <w:rFonts w:asciiTheme="majorHAnsi" w:hAnsiTheme="majorHAnsi" w:cstheme="majorHAnsi"/>
-              </w:rPr>
-            </w:pPr>
-            <w:r>
-              <w:rPr>
-                <w:rFonts w:asciiTheme="majorHAnsi" w:hAnsiTheme="majorHAnsi" w:cstheme="majorHAnsi"/>
-                <w:color w:val="FF0000"/>
-              </w:rPr>
-              <w:t>UNC ngày 04/02/2026</w:t>
-            </w:r>
-          </w:p>
-        </w:tc>
-      </w:tr>
-      <w:tr>
-        <w:trPr>
-          <w:trHeight w:val="3253"/>
-        </w:trPr>
-        <w:tc>
-          <w:tcPr>
-            <w:tcW w:w="540" w:type="dxa"/>
-            <w:tcBorders>
-              <w:top w:val="single" w:sz="7" w:space="0" w:color="000000"/>
-              <w:left w:val="single" w:sz="7" w:space="0" w:color="000000"/>
-              <w:bottom w:val="single" w:sz="7" w:space="0" w:color="000000"/>
-              <w:right w:val="single" w:sz="7" w:space="0" w:color="000000"/>
-            </w:tcBorders>
-            <w:vAlign w:val="center"/>
-          </w:tcPr>
-          <w:p>
-            <w:pPr>
-              <w:spacing w:line="259" w:lineRule="auto"/>
-              <w:ind w:right="37"/>
-              <w:jc w:val="right"/>
-              <w:rPr>
-                <w:rFonts w:asciiTheme="majorHAnsi" w:hAnsiTheme="majorHAnsi" w:cstheme="majorHAnsi"/>
-              </w:rPr>
-            </w:pPr>
-            <w:r>
-              <w:rPr>
-                <w:rFonts w:asciiTheme="majorHAnsi" w:hAnsiTheme="majorHAnsi" w:cstheme="majorHAnsi"/>
-              </w:rPr>
-              <w:t>8</w:t>
-            </w:r>
-          </w:p>
-        </w:tc>
-        <w:tc>
-          <w:tcPr>
-            <w:tcW w:w="3171" w:type="dxa"/>
-            <w:tcBorders>
-              <w:top w:val="single" w:sz="7" w:space="0" w:color="000000"/>
-              <w:left w:val="single" w:sz="7" w:space="0" w:color="000000"/>
-              <w:bottom w:val="single" w:sz="7" w:space="0" w:color="000000"/>
-              <w:right w:val="single" w:sz="7" w:space="0" w:color="000000"/>
-            </w:tcBorders>
-            <w:vAlign w:val="center"/>
-          </w:tcPr>
-          <w:p>
-            <w:pPr>
-              <w:spacing w:line="260" w:lineRule="auto"/>
-              <w:rPr>
-                <w:rFonts w:asciiTheme="majorHAnsi" w:hAnsiTheme="majorHAnsi" w:cstheme="majorHAnsi"/>
-              </w:rPr>
-            </w:pPr>
-            <w:r>
-              <w:rPr>
-                <w:rFonts w:asciiTheme="majorHAnsi" w:hAnsiTheme="majorHAnsi" w:cstheme="majorHAnsi"/>
-              </w:rPr>
-              <w:t xml:space="preserve">Thanh toán 75% giá trị xe hoặc các xe: - Xe ô tô chở người, nhãn hiệu Vinfast LIMO GREEN (xe điện), mới 100%, xuất xứ: Việt Nam, số khung: </w:t>
-            </w:r>
-          </w:p>
-          <w:p>
-            <w:pPr>
-              <w:spacing w:line="259" w:lineRule="auto"/>
-              <w:rPr>
-                <w:rFonts w:asciiTheme="majorHAnsi" w:hAnsiTheme="majorHAnsi" w:cstheme="majorHAnsi"/>
-              </w:rPr>
-            </w:pPr>
-            <w:r>
-              <w:rPr>
-                <w:rFonts w:asciiTheme="majorHAnsi" w:hAnsiTheme="majorHAnsi" w:cstheme="majorHAnsi"/>
-              </w:rPr>
-              <w:t>RLLVFPNT2TH711730, số máy: ENBALB25C150050</w:t>
-            </w:r>
-          </w:p>
-        </w:tc>
-        <w:tc>
-          <w:tcPr>
-            <w:tcW w:w="1805" w:type="dxa"/>
-            <w:tcBorders>
-              <w:top w:val="single" w:sz="7" w:space="0" w:color="000000"/>
-              <w:left w:val="single" w:sz="7" w:space="0" w:color="000000"/>
-              <w:bottom w:val="single" w:sz="7" w:space="0" w:color="000000"/>
-              <w:right w:val="single" w:sz="7" w:space="0" w:color="000000"/>
-            </w:tcBorders>
-            <w:vAlign w:val="center"/>
-          </w:tcPr>
-          <w:p>
-            <w:pPr>
-              <w:spacing w:line="259" w:lineRule="auto"/>
-              <w:ind w:left="43"/>
-              <w:rPr>
-                <w:rFonts w:asciiTheme="majorHAnsi" w:hAnsiTheme="majorHAnsi" w:cstheme="majorHAnsi"/>
-              </w:rPr>
-            </w:pPr>
-            <w:r>
-              <w:rPr>
-                <w:rFonts w:asciiTheme="majorHAnsi" w:hAnsiTheme="majorHAnsi" w:cstheme="majorHAnsi"/>
-              </w:rPr>
-              <w:t xml:space="preserve">    539,280,000 </w:t>
-            </w:r>
-          </w:p>
-        </w:tc>
-        <w:tc>
-          <w:tcPr>
-            <w:tcW w:w="4294" w:type="dxa"/>
-            <w:tcBorders>
-              <w:top w:val="single" w:sz="7" w:space="0" w:color="000000"/>
-              <w:left w:val="single" w:sz="7" w:space="0" w:color="000000"/>
-              <w:bottom w:val="single" w:sz="7" w:space="0" w:color="000000"/>
-              <w:right w:val="single" w:sz="7" w:space="0" w:color="000000"/>
-            </w:tcBorders>
-            <w:vAlign w:val="center"/>
-          </w:tcPr>
-          <w:p>
-            <w:pPr>
-              <w:numPr>
-                <w:ilvl w:val="0"/>
-                <w:numId w:val="36"/>
-              </w:numPr>
-              <w:spacing w:after="1" w:line="259" w:lineRule="auto"/>
-              <w:ind w:hanging="115"/>
-              <w:rPr>
-                <w:rFonts w:asciiTheme="majorHAnsi" w:hAnsiTheme="majorHAnsi" w:cstheme="majorHAnsi"/>
-              </w:rPr>
-            </w:pPr>
-            <w:r>
-              <w:rPr>
-                <w:rFonts w:asciiTheme="majorHAnsi" w:hAnsiTheme="majorHAnsi" w:cstheme="majorHAnsi"/>
-                <w:color w:val="FF0000"/>
-              </w:rPr>
-              <w:t>Hồ sơ xe và các đề nghị có liên quan.</w:t>
-            </w:r>
-          </w:p>
-          <w:p>
-            <w:pPr>
-              <w:numPr>
-                <w:ilvl w:val="0"/>
-                <w:numId w:val="36"/>
-              </w:numPr>
-              <w:spacing w:line="259" w:lineRule="auto"/>
-              <w:ind w:hanging="115"/>
-              <w:rPr>
-                <w:rFonts w:asciiTheme="majorHAnsi" w:hAnsiTheme="majorHAnsi" w:cstheme="majorHAnsi"/>
-              </w:rPr>
-            </w:pPr>
-            <w:r>
-              <w:rPr>
-                <w:rFonts w:asciiTheme="majorHAnsi" w:hAnsiTheme="majorHAnsi" w:cstheme="majorHAnsi"/>
-                <w:color w:val="FF0000"/>
-              </w:rPr>
-              <w:t>UNC ngày 04/02/2026</w:t>
-            </w:r>
-          </w:p>
-        </w:tc>
-      </w:tr>
-      <w:tr>
-        <w:trPr>
-          <w:trHeight w:val="367"/>
-        </w:trPr>
-        <w:tc>
-          <w:tcPr>
-            <w:tcW w:w="540" w:type="dxa"/>
-            <w:tcBorders>
-              <w:top w:val="single" w:sz="7" w:space="0" w:color="000000"/>
-              <w:left w:val="single" w:sz="7" w:space="0" w:color="000000"/>
-              <w:bottom w:val="single" w:sz="7" w:space="0" w:color="000000"/>
-              <w:right w:val="single" w:sz="7" w:space="0" w:color="000000"/>
-            </w:tcBorders>
-          </w:tcPr>
-          <w:p>
-            <w:pPr>
-              <w:spacing w:after="160" w:line="259" w:lineRule="auto"/>
-              <w:rPr>
-                <w:rFonts w:asciiTheme="majorHAnsi" w:hAnsiTheme="majorHAnsi" w:cstheme="majorHAnsi"/>
-              </w:rPr>
-            </w:pPr>
-          </w:p>
-        </w:tc>
-        <w:tc>
-          <w:tcPr>
-            <w:tcW w:w="3171" w:type="dxa"/>
-            <w:tcBorders>
-              <w:top w:val="single" w:sz="7" w:space="0" w:color="000000"/>
-              <w:left w:val="single" w:sz="7" w:space="0" w:color="000000"/>
-              <w:bottom w:val="single" w:sz="7" w:space="0" w:color="000000"/>
-              <w:right w:val="single" w:sz="7" w:space="0" w:color="000000"/>
-            </w:tcBorders>
-          </w:tcPr>
-          <w:p>
-            <w:pPr>
-              <w:spacing w:line="259" w:lineRule="auto"/>
-              <w:ind w:right="19"/>
-              <w:jc w:val="center"/>
-              <w:rPr>
-                <w:rFonts w:asciiTheme="majorHAnsi" w:hAnsiTheme="majorHAnsi" w:cstheme="majorHAnsi"/>
-              </w:rPr>
-            </w:pPr>
-            <w:r>
-              <w:rPr>
-                <w:rFonts w:asciiTheme="majorHAnsi" w:hAnsiTheme="majorHAnsi" w:cstheme="majorHAnsi"/>
-                <w:b/>
-                <w:color w:val="0000CC"/>
-              </w:rPr>
-              <w:t>Tổng cộng</w:t>
-            </w:r>
-          </w:p>
-        </w:tc>
-        <w:tc>
-          <w:tcPr>
-            <w:tcW w:w="1805" w:type="dxa"/>
-            <w:tcBorders>
-              <w:top w:val="single" w:sz="7" w:space="0" w:color="000000"/>
-              <w:left w:val="single" w:sz="7" w:space="0" w:color="000000"/>
-              <w:bottom w:val="single" w:sz="7" w:space="0" w:color="000000"/>
-              <w:right w:val="single" w:sz="7" w:space="0" w:color="000000"/>
-            </w:tcBorders>
-          </w:tcPr>
-          <w:p>
-            <w:pPr>
-              <w:spacing w:line="259" w:lineRule="auto"/>
-              <w:ind w:left="67"/>
-              <w:rPr>
-                <w:rFonts w:asciiTheme="majorHAnsi" w:hAnsiTheme="majorHAnsi" w:cstheme="majorHAnsi"/>
-              </w:rPr>
-            </w:pPr>
-            <w:r>
-              <w:rPr>
-                <w:rFonts w:asciiTheme="majorHAnsi" w:hAnsiTheme="majorHAnsi" w:cstheme="majorHAnsi"/>
-                <w:b/>
-                <w:color w:val="0000CC"/>
-              </w:rPr>
-              <w:t xml:space="preserve">3,689,280,000 </w:t>
-            </w:r>
-          </w:p>
-        </w:tc>
-        <w:tc>
-          <w:tcPr>
-            <w:tcW w:w="4294" w:type="dxa"/>
-            <w:tcBorders>
-              <w:top w:val="single" w:sz="7" w:space="0" w:color="000000"/>
-              <w:left w:val="single" w:sz="7" w:space="0" w:color="000000"/>
-              <w:bottom w:val="single" w:sz="7" w:space="0" w:color="000000"/>
-              <w:right w:val="single" w:sz="7" w:space="0" w:color="000000"/>
-            </w:tcBorders>
-          </w:tcPr>
-          <w:p>
-            <w:pPr>
-              <w:spacing w:after="160" w:line="259" w:lineRule="auto"/>
-              <w:rPr>
-                <w:rFonts w:asciiTheme="majorHAnsi" w:hAnsiTheme="majorHAnsi" w:cstheme="majorHAnsi"/>
-              </w:rPr>
-            </w:pPr>
-          </w:p>
-        </w:tc>
-      </w:tr>
-    </w:tbl>
-    <w:p>
-      <w:pPr>
         <w:ind w:left="-5"/>
         <w:rPr>
           <w:rFonts w:asciiTheme="majorHAnsi" w:hAnsiTheme="majorHAnsi" w:cstheme="majorHAnsi"/>
@@ -5130,7 +4348,7 @@
           <w:i/>
           <w:color w:val="FF0000"/>
         </w:rPr>
-        <w:t xml:space="preserve">#NAME? </w:t>
+        <w:t>(Bằng chữ: {{TONG_TEXT}}</w:t>
       </w:r>
     </w:p>
     <w:p>
@@ -5629,8 +4847,8 @@
         <w:tblLook w:val="04A0" w:firstRow="1" w:lastRow="0" w:firstColumn="1" w:lastColumn="0" w:noHBand="0" w:noVBand="1"/>
       </w:tblPr>
       <w:tblGrid>
-        <w:gridCol w:w="4610"/>
-        <w:gridCol w:w="4653"/>
+        <w:gridCol w:w="4611"/>
+        <w:gridCol w:w="4652"/>
       </w:tblGrid>
       <w:tr>
         <w:tc>
@@ -5815,6 +5033,59 @@
           </w:tcPr>
           <w:p>
             <w:pPr>
+              <w:rPr>
+                <w:rFonts w:asciiTheme="majorHAnsi" w:hAnsiTheme="majorHAnsi" w:cstheme="majorHAnsi"/>
+                <w:b/>
+                <w:bCs/>
+              </w:rPr>
+            </w:pPr>
+            <w:r>
+              <w:rPr>
+                <w:rFonts w:asciiTheme="majorHAnsi" w:hAnsiTheme="majorHAnsi" w:cstheme="majorHAnsi"/>
+              </w:rPr>
+              <w:t>{{</w:t>
+            </w:r>
+            <w:r>
+              <w:rPr>
+                <w:rFonts w:asciiTheme="majorHAnsi" w:hAnsiTheme="majorHAnsi" w:cstheme="majorHAnsi"/>
+              </w:rPr>
+              <w:t>expiry</w:t>
+            </w:r>
+            <w:r>
+              <w:rPr>
+                <w:rFonts w:asciiTheme="majorHAnsi" w:hAnsiTheme="majorHAnsi" w:cstheme="majorHAnsi"/>
+              </w:rPr>
+              <w:t>}}</w:t>
+            </w:r>
+            <w:r>
+              <w:rPr>
+                <w:rFonts w:asciiTheme="majorHAnsi" w:hAnsiTheme="majorHAnsi" w:cstheme="majorHAnsi"/>
+              </w:rPr>
+              <w:t xml:space="preserve"> ngày</w:t>
+            </w:r>
+            <w:r>
+              <w:rPr>
+                <w:rFonts w:asciiTheme="majorHAnsi" w:hAnsiTheme="majorHAnsi" w:cstheme="majorHAnsi"/>
+              </w:rPr>
+              <w:t xml:space="preserve"> </w:t>
+            </w:r>
+            <w:r>
+              <w:rPr>
+                <w:rFonts w:asciiTheme="majorHAnsi" w:hAnsiTheme="majorHAnsi" w:cstheme="majorHAnsi"/>
+              </w:rPr>
+              <w:t xml:space="preserve">(Ngày giải ngân: </w:t>
+            </w:r>
+            <w:r>
+              <w:rPr>
+                <w:rFonts w:asciiTheme="majorHAnsi" w:hAnsiTheme="majorHAnsi" w:cstheme="majorHAnsi"/>
+                <w:i/>
+                <w:color w:val="4472C4" w:themeColor="accent1"/>
+              </w:rPr>
+              <w:t>{{GUARANTEE_DATE}}</w:t>
+            </w:r>
+          </w:p>
+          <w:p>
+            <w:pPr>
               <w:spacing w:after="35" w:line="259" w:lineRule="auto"/>
               <w:rPr>
                 <w:rFonts w:asciiTheme="majorHAnsi" w:hAnsiTheme="majorHAnsi" w:cstheme="majorHAnsi"/>
@@ -5824,19 +5095,7 @@
               <w:rPr>
                 <w:rFonts w:asciiTheme="majorHAnsi" w:hAnsiTheme="majorHAnsi" w:cstheme="majorHAnsi"/>
               </w:rPr>
-              <w:t>84 ngày</w:t>
-            </w:r>
-            <w:r>
-              <w:rPr>
-                <w:rFonts w:asciiTheme="majorHAnsi" w:hAnsiTheme="majorHAnsi" w:cstheme="majorHAnsi"/>
-              </w:rPr>
-              <w:t xml:space="preserve"> </w:t>
-            </w:r>
-            <w:r>
-              <w:rPr>
-                <w:rFonts w:asciiTheme="majorHAnsi" w:hAnsiTheme="majorHAnsi" w:cstheme="majorHAnsi"/>
-              </w:rPr>
-              <w:t>(Ngày giải ngân: 2/4/2026; Ngày thu nợ cuối cùng: 25/6/2026)</w:t>
+              <w:t>; Ngày thu nợ cuối cùng: 25/6/2026)</w:t>
             </w:r>
           </w:p>
         </w:tc>
@@ -5930,7 +5189,28 @@
                 <w:rFonts w:asciiTheme="majorHAnsi" w:hAnsiTheme="majorHAnsi" w:cstheme="majorHAnsi"/>
                 <w:color w:val="FF0000"/>
               </w:rPr>
-              <w:t>02/2025/10987477/HĐTC ngày 09/05/2025, và các Văn bản sửa đổi bổ sung đính kèm.</w:t>
+              <w:t xml:space="preserve">{{HDTD}} </w:t>
+            </w:r>
+            <w:r>
+              <w:rPr>
+                <w:rFonts w:asciiTheme="majorHAnsi" w:hAnsiTheme="majorHAnsi" w:cstheme="majorHAnsi"/>
+                <w:color w:val="FF0000"/>
+              </w:rPr>
+              <w:t xml:space="preserve">ngày </w:t>
+            </w:r>
+            <w:r>
+              <w:rPr>
+                <w:rFonts w:asciiTheme="majorHAnsi" w:hAnsiTheme="majorHAnsi" w:cstheme="majorHAnsi"/>
+                <w:color w:val="FF0000"/>
+              </w:rPr>
+              <w:t>{{HDTD_DATE}}</w:t>
+            </w:r>
+            <w:r>
+              <w:rPr>
+                <w:rFonts w:asciiTheme="majorHAnsi" w:hAnsiTheme="majorHAnsi" w:cstheme="majorHAnsi"/>
+                <w:color w:val="FF0000"/>
+              </w:rPr>
+              <w:t>, và các Văn bản sửa đổi bổ sung đính kèm.</w:t>
             </w:r>
           </w:p>
         </w:tc>
@@ -11802,7 +11082,7 @@
   <w:style w:type="paragraph" w:default="1" w:styleId="Normal">
     <w:name w:val="Normal"/>
     <w:qFormat/>
-    <w:rsid w:val="005078AD"/>
+    <w:rsid w:val="003769DC"/>
     <w:rPr>
       <w:rFonts w:eastAsiaTheme="minorEastAsia"/>
       <w:lang w:val="en-US" w:eastAsia="ja-JP"/>
@@ -12010,7 +11290,6 @@
   <w:style w:type="character" w:default="1" w:styleId="DefaultParagraphFont">
     <w:name w:val="Default Paragraph Font"/>
     <w:uiPriority w:val="1"/>
-    <w:semiHidden/>
     <w:unhideWhenUsed/>
   </w:style>
   <w:style w:type="table" w:default="1" w:styleId="TableNormal">
@@ -12438,6 +11717,37 @@
       </w:tblCellMar>
     </w:tblPr>
   </w:style>
+  <w:style w:type="paragraph" w:styleId="HTMLPreformatted">
+    <w:name w:val="HTML Preformatted"/>
+    <w:basedOn w:val="Normal"/>
+    <w:link w:val="HTMLPreformattedChar"/>
+    <w:uiPriority w:val="99"/>
+    <w:semiHidden/>
+    <w:unhideWhenUsed/>
+    <w:rsid w:val="009F17D2"/>
+    <w:pPr>
+      <w:spacing w:after="0" w:line="240" w:lineRule="auto"/>
+    </w:pPr>
+    <w:rPr>
+      <w:rFonts w:ascii="Consolas" w:hAnsi="Consolas"/>
+      <w:sz w:val="20"/>
+      <w:szCs w:val="20"/>
+    </w:rPr>
+  </w:style>
+  <w:style w:type="character" w:customStyle="1" w:styleId="HTMLPreformattedChar">
+    <w:name w:val="HTML Preformatted Char"/>
+    <w:basedOn w:val="DefaultParagraphFont"/>
+    <w:link w:val="HTMLPreformatted"/>
+    <w:uiPriority w:val="99"/>
+    <w:semiHidden/>
+    <w:rsid w:val="009F17D2"/>
+    <w:rPr>
+      <w:rFonts w:ascii="Consolas" w:eastAsiaTheme="minorEastAsia" w:hAnsi="Consolas"/>
+      <w:sz w:val="20"/>
+      <w:szCs w:val="20"/>
+      <w:lang w:val="en-US" w:eastAsia="ja-JP"/>
+    </w:rPr>
+  </w:style>
 </w:styles>
 </file>
 

--- a/src/main/resources/templates/GiaiNgan/de-xuat-giai-ngan.docx
+++ b/src/main/resources/templates/GiaiNgan/de-xuat-giai-ngan.docx
@@ -33,13 +33,39 @@
         </w:rPr>
         <w:t xml:space="preserve">P. Cao Lãnh, </w:t>
       </w:r>
+      <w:proofErr w:type="gramStart"/>
       <w:r>
         <w:rPr>
           <w:rFonts w:asciiTheme="majorHAnsi" w:hAnsiTheme="majorHAnsi" w:cstheme="majorHAnsi"/>
           <w:i/>
           <w:color w:val="4472C4" w:themeColor="accent1"/>
         </w:rPr>
-        <w:t>{{GUARANTEE_DATE_TITLE}}</w:t>
+        <w:t>{{</w:t>
+      </w:r>
+      <w:r>
+        <w:rPr>
+          <w:rFonts w:asciiTheme="majorHAnsi" w:hAnsiTheme="majorHAnsi" w:cstheme="majorHAnsi"/>
+          <w:i/>
+          <w:color w:val="4472C4" w:themeColor="accent1"/>
+        </w:rPr>
+        <w:t xml:space="preserve"> </w:t>
+      </w:r>
+      <w:r>
+        <w:rPr>
+          <w:rFonts w:asciiTheme="majorHAnsi" w:hAnsiTheme="majorHAnsi" w:cstheme="majorHAnsi"/>
+          <w:i/>
+          <w:color w:val="4472C4" w:themeColor="accent1"/>
+        </w:rPr>
+        <w:t>CURRENT</w:t>
+      </w:r>
+      <w:proofErr w:type="gramEnd"/>
+      <w:r>
+        <w:rPr>
+          <w:rFonts w:asciiTheme="majorHAnsi" w:hAnsiTheme="majorHAnsi" w:cstheme="majorHAnsi"/>
+          <w:i/>
+          <w:color w:val="4472C4" w:themeColor="accent1"/>
+        </w:rPr>
+        <w:t>_DATE_TITLE}}</w:t>
       </w:r>
     </w:p>
     <w:p>
@@ -714,15 +740,16 @@
           <w:i/>
           <w:iCs/>
         </w:rPr>
-        <w:t>(để kinh doanh xe ô tô khác, phụ tùng và các bộ phận phụ trợ xe ô tô từ HTC-VN và Vinfast, các nhu cầu vốn lưu động khác,</w:t>
-      </w:r>
+        <w:t xml:space="preserve">(để kinh doanh xe ô tô khác, phụ tùng và các bộ phận phụ trợ xe ô tô từ HTC-VN và Vinfast, các nhu cầu vốn lưu động </w:t>
+      </w:r>
+      <w:proofErr w:type="gramStart"/>
       <w:r>
         <w:rPr>
           <w:rFonts w:asciiTheme="majorHAnsi" w:hAnsiTheme="majorHAnsi" w:cstheme="majorHAnsi"/>
           <w:i/>
           <w:iCs/>
         </w:rPr>
-        <w:t>…</w:t>
+        <w:t>khác,</w:t>
       </w:r>
       <w:r>
         <w:rPr>
@@ -730,13 +757,28 @@
           <w:i/>
           <w:iCs/>
         </w:rPr>
+        <w:t>…</w:t>
+      </w:r>
+      <w:r>
+        <w:rPr>
+          <w:rFonts w:asciiTheme="majorHAnsi" w:hAnsiTheme="majorHAnsi" w:cstheme="majorHAnsi"/>
+          <w:i/>
+          <w:iCs/>
+        </w:rPr>
         <w:t>)</w:t>
       </w:r>
       <w:r>
         <w:rPr>
           <w:rFonts w:asciiTheme="majorHAnsi" w:hAnsiTheme="majorHAnsi" w:cstheme="majorHAnsi"/>
         </w:rPr>
-        <w:t>:Tài sản bảo đảm là bất động sản/tiền gửi và đáp ứng tỷ lệ tài sản bảo đảm bằng bất động sản/tiền gửi tối thiểu là 78%.</w:t>
+        <w:t>:Tài</w:t>
+      </w:r>
+      <w:proofErr w:type="gramEnd"/>
+      <w:r>
+        <w:rPr>
+          <w:rFonts w:asciiTheme="majorHAnsi" w:hAnsiTheme="majorHAnsi" w:cstheme="majorHAnsi"/>
+        </w:rPr>
+        <w:t xml:space="preserve"> sản bảo đảm là bất động sản/tiền gửi và đáp ứng tỷ lệ tài sản bảo đảm bằng bất động sản/tiền gửi tối thiểu là 78%.</w:t>
       </w:r>
       <w:r>
         <w:rPr>
@@ -3142,8 +3184,8 @@
         <w:tblLook w:val="04A0" w:firstRow="1" w:lastRow="0" w:firstColumn="1" w:lastColumn="0" w:noHBand="0" w:noVBand="1"/>
       </w:tblPr>
       <w:tblGrid>
-        <w:gridCol w:w="3564"/>
-        <w:gridCol w:w="5879"/>
+        <w:gridCol w:w="3561"/>
+        <w:gridCol w:w="5882"/>
       </w:tblGrid>
       <w:tr>
         <w:tc>
@@ -3277,27 +3319,27 @@
             </w:pPr>
             <w:r>
               <w:rPr>
-                <w:rFonts w:asciiTheme="majorHAnsi" w:hAnsiTheme="majorHAnsi" w:cstheme="majorHAnsi"/>
-              </w:rPr>
-              <w:t>{{</w:t>
-            </w:r>
-            <w:r>
-              <w:rPr>
-                <w:rFonts w:asciiTheme="majorHAnsi" w:hAnsiTheme="majorHAnsi" w:cstheme="majorHAnsi"/>
-              </w:rPr>
-              <w:t>expiry</w:t>
-            </w:r>
-            <w:r>
-              <w:rPr>
-                <w:rFonts w:asciiTheme="majorHAnsi" w:hAnsiTheme="majorHAnsi" w:cstheme="majorHAnsi"/>
-              </w:rPr>
-              <w:t>}}</w:t>
-            </w:r>
-            <w:r>
-              <w:rPr>
-                <w:rFonts w:asciiTheme="majorHAnsi" w:hAnsiTheme="majorHAnsi" w:cstheme="majorHAnsi"/>
-              </w:rPr>
-              <w:t xml:space="preserve"> ngày </w:t>
+                <w:rFonts w:ascii="Times New Roman" w:hAnsi="Times New Roman" w:cs="Times New Roman"/>
+                <w:b/>
+                <w:noProof/>
+                <w:color w:val="6373BA"/>
+                <w:sz w:val="26"/>
+                <w:szCs w:val="26"/>
+                <w:lang w:val="fr-FR"/>
+              </w:rPr>
+              <w:t>{{loan_term}}</w:t>
+            </w:r>
+            <w:r>
+              <w:rPr>
+                <w:rFonts w:ascii="Times New Roman" w:eastAsia="Times New Roman" w:hAnsi="Times New Roman" w:cs="Times New Roman"/>
+              </w:rPr>
+              <w:t xml:space="preserve"> </w:t>
+            </w:r>
+            <w:r>
+              <w:rPr>
+                <w:rFonts w:asciiTheme="majorHAnsi" w:hAnsiTheme="majorHAnsi" w:cstheme="majorHAnsi"/>
+              </w:rPr>
+              <w:t xml:space="preserve">ngày </w:t>
             </w:r>
           </w:p>
         </w:tc>
@@ -3810,14 +3852,30 @@
           <w:rFonts w:asciiTheme="majorHAnsi" w:hAnsiTheme="majorHAnsi" w:cstheme="majorHAnsi"/>
           <w:color w:val="FF0000"/>
         </w:rPr>
-        <w:t>{{gate}}</w:t>
-      </w:r>
+        <w:t>{{gate</w:t>
+      </w:r>
+      <w:proofErr w:type="gramStart"/>
       <w:r>
         <w:rPr>
           <w:rFonts w:asciiTheme="majorHAnsi" w:hAnsiTheme="majorHAnsi" w:cstheme="majorHAnsi"/>
           <w:color w:val="FF0000"/>
         </w:rPr>
-        <w:t xml:space="preserve">% giá trị đối với số lượng xe mà </w:t>
+        <w:t>}}</w:t>
+      </w:r>
+      <w:r>
+        <w:rPr>
+          <w:rFonts w:asciiTheme="majorHAnsi" w:hAnsiTheme="majorHAnsi" w:cstheme="majorHAnsi"/>
+          <w:color w:val="FF0000"/>
+        </w:rPr>
+        <w:t>%</w:t>
+      </w:r>
+      <w:proofErr w:type="gramEnd"/>
+      <w:r>
+        <w:rPr>
+          <w:rFonts w:asciiTheme="majorHAnsi" w:hAnsiTheme="majorHAnsi" w:cstheme="majorHAnsi"/>
+          <w:color w:val="FF0000"/>
+        </w:rPr>
+        <w:t xml:space="preserve"> giá trị đối với số lượng xe mà </w:t>
       </w:r>
       <w:r>
         <w:rPr>
@@ -4054,15 +4112,16 @@
                 <w:sz w:val="20"/>
                 <w:szCs w:val="20"/>
               </w:rPr>
-              <w:t>{{gate}}</w:t>
-            </w:r>
+              <w:t>{{gate</w:t>
+            </w:r>
+            <w:proofErr w:type="gramStart"/>
             <w:r>
               <w:rPr>
                 <w:rFonts w:asciiTheme="majorHAnsi" w:hAnsiTheme="majorHAnsi" w:cstheme="majorHAnsi"/>
                 <w:sz w:val="20"/>
                 <w:szCs w:val="20"/>
               </w:rPr>
-              <w:t>% giá trị xe hoặc các xe</w:t>
+              <w:t>}}</w:t>
             </w:r>
             <w:r>
               <w:rPr>
@@ -4070,15 +4129,16 @@
                 <w:sz w:val="20"/>
                 <w:szCs w:val="20"/>
               </w:rPr>
-              <w:t xml:space="preserve"> </w:t>
-            </w:r>
+              <w:t>%</w:t>
+            </w:r>
+            <w:proofErr w:type="gramEnd"/>
             <w:r>
               <w:rPr>
                 <w:rFonts w:asciiTheme="majorHAnsi" w:hAnsiTheme="majorHAnsi" w:cstheme="majorHAnsi"/>
                 <w:sz w:val="20"/>
                 <w:szCs w:val="20"/>
               </w:rPr>
-              <w:t>{{description}}</w:t>
+              <w:t xml:space="preserve"> giá trị xe hoặc các xe</w:t>
             </w:r>
             <w:r>
               <w:rPr>
@@ -4086,31 +4146,32 @@
                 <w:sz w:val="20"/>
                 <w:szCs w:val="20"/>
               </w:rPr>
-              <w:t xml:space="preserve">, số khung: </w:t>
-            </w:r>
-          </w:p>
-          <w:p>
-            <w:pPr>
-              <w:spacing w:line="259" w:lineRule="auto"/>
-              <w:rPr>
-                <w:rFonts w:asciiTheme="majorHAnsi" w:hAnsiTheme="majorHAnsi" w:cstheme="majorHAnsi"/>
-              </w:rPr>
-            </w:pPr>
+              <w:t xml:space="preserve"> {{description}}</w:t>
+            </w:r>
             <w:r>
               <w:rPr>
                 <w:rFonts w:asciiTheme="majorHAnsi" w:hAnsiTheme="majorHAnsi" w:cstheme="majorHAnsi"/>
                 <w:sz w:val="20"/>
                 <w:szCs w:val="20"/>
               </w:rPr>
-              <w:t>{{chassis}}</w:t>
-            </w:r>
+              <w:t xml:space="preserve">, số khung: </w:t>
+            </w:r>
+          </w:p>
+          <w:p>
+            <w:pPr>
+              <w:spacing w:line="259" w:lineRule="auto"/>
+              <w:rPr>
+                <w:rFonts w:asciiTheme="majorHAnsi" w:hAnsiTheme="majorHAnsi" w:cstheme="majorHAnsi"/>
+              </w:rPr>
+            </w:pPr>
+            <w:proofErr w:type="gramStart"/>
             <w:r>
               <w:rPr>
                 <w:rFonts w:asciiTheme="majorHAnsi" w:hAnsiTheme="majorHAnsi" w:cstheme="majorHAnsi"/>
                 <w:sz w:val="20"/>
                 <w:szCs w:val="20"/>
               </w:rPr>
-              <w:t>, số máy:</w:t>
+              <w:t>{{chassis}}</w:t>
             </w:r>
             <w:r>
               <w:rPr>
@@ -4118,15 +4179,24 @@
                 <w:sz w:val="20"/>
                 <w:szCs w:val="20"/>
               </w:rPr>
-              <w:t xml:space="preserve"> </w:t>
-            </w:r>
+              <w:t>,</w:t>
+            </w:r>
+            <w:proofErr w:type="gramEnd"/>
             <w:r>
               <w:rPr>
                 <w:rFonts w:asciiTheme="majorHAnsi" w:hAnsiTheme="majorHAnsi" w:cstheme="majorHAnsi"/>
                 <w:sz w:val="20"/>
                 <w:szCs w:val="20"/>
               </w:rPr>
-              <w:t>{{engine}}</w:t>
+              <w:t xml:space="preserve"> số máy:</w:t>
+            </w:r>
+            <w:r>
+              <w:rPr>
+                <w:rFonts w:asciiTheme="majorHAnsi" w:hAnsiTheme="majorHAnsi" w:cstheme="majorHAnsi"/>
+                <w:sz w:val="20"/>
+                <w:szCs w:val="20"/>
+              </w:rPr>
+              <w:t xml:space="preserve"> {{engine}}</w:t>
             </w:r>
           </w:p>
         </w:tc>
@@ -11290,6 +11360,7 @@
   <w:style w:type="character" w:default="1" w:styleId="DefaultParagraphFont">
     <w:name w:val="Default Paragraph Font"/>
     <w:uiPriority w:val="1"/>
+    <w:semiHidden/>
     <w:unhideWhenUsed/>
   </w:style>
   <w:style w:type="table" w:default="1" w:styleId="TableNormal">

--- a/src/main/resources/templates/GiaiNgan/de-xuat-giai-ngan.docx
+++ b/src/main/resources/templates/GiaiNgan/de-xuat-giai-ngan.docx
@@ -17,7 +17,7 @@
           <w:b/>
           <w:bCs/>
         </w:rPr>
-        <w:t xml:space="preserve">PHÒNG KH DOANH NGHIỆP                                         </w:t>
+        <w:t xml:space="preserve">PHÒNG KH DOANH NGHIỆP                             </w:t>
       </w:r>
       <w:r>
         <w:rPr>
@@ -25,22 +25,27 @@
           <w:b/>
           <w:bCs/>
         </w:rPr>
-        <w:t xml:space="preserve">               </w:t>
-      </w:r>
-      <w:r>
-        <w:rPr>
-          <w:rFonts w:asciiTheme="majorHAnsi" w:hAnsiTheme="majorHAnsi" w:cstheme="majorHAnsi"/>
-        </w:rPr>
-        <w:t xml:space="preserve">P. Cao Lãnh, </w:t>
-      </w:r>
-      <w:proofErr w:type="gramStart"/>
+        <w:t xml:space="preserve">    </w:t>
+      </w:r>
+      <w:r>
+        <w:rPr>
+          <w:rFonts w:asciiTheme="majorHAnsi" w:hAnsiTheme="majorHAnsi" w:cstheme="majorHAnsi"/>
+        </w:rPr>
+        <w:t>P. Cao Lãnh</w:t>
+      </w:r>
+      <w:r>
+        <w:rPr>
+          <w:rFonts w:asciiTheme="majorHAnsi" w:hAnsiTheme="majorHAnsi" w:cstheme="majorHAnsi"/>
+        </w:rPr>
+        <w:t xml:space="preserve"> </w:t>
+      </w:r>
       <w:r>
         <w:rPr>
           <w:rFonts w:asciiTheme="majorHAnsi" w:hAnsiTheme="majorHAnsi" w:cstheme="majorHAnsi"/>
           <w:i/>
           <w:color w:val="4472C4" w:themeColor="accent1"/>
         </w:rPr>
-        <w:t>{{</w:t>
+        <w:t>{</w:t>
       </w:r>
       <w:r>
         <w:rPr>
@@ -48,7 +53,7 @@
           <w:i/>
           <w:color w:val="4472C4" w:themeColor="accent1"/>
         </w:rPr>
-        <w:t xml:space="preserve"> </w:t>
+        <w:t>{</w:t>
       </w:r>
       <w:r>
         <w:rPr>
@@ -58,14 +63,21 @@
         </w:rPr>
         <w:t>CURRENT</w:t>
       </w:r>
-      <w:proofErr w:type="gramEnd"/>
       <w:r>
         <w:rPr>
           <w:rFonts w:asciiTheme="majorHAnsi" w:hAnsiTheme="majorHAnsi" w:cstheme="majorHAnsi"/>
           <w:i/>
           <w:color w:val="4472C4" w:themeColor="accent1"/>
         </w:rPr>
-        <w:t>_DATE_TITLE}}</w:t>
+        <w:t>_</w:t>
+      </w:r>
+      <w:r>
+        <w:rPr>
+          <w:rFonts w:asciiTheme="majorHAnsi" w:hAnsiTheme="majorHAnsi" w:cstheme="majorHAnsi"/>
+          <w:i/>
+          <w:color w:val="4472C4" w:themeColor="accent1"/>
+        </w:rPr>
+        <w:t>DATE_TITLE}}</w:t>
       </w:r>
     </w:p>
     <w:p>
@@ -358,13 +370,31 @@
         <w:rPr>
           <w:rFonts w:asciiTheme="majorHAnsi" w:hAnsiTheme="majorHAnsi" w:cstheme="majorHAnsi"/>
         </w:rPr>
-        <w:t xml:space="preserve">{{HDTD_DATE} </w:t>
+        <w:t>{{HDTD_DATE}</w:t>
+      </w:r>
+      <w:r>
+        <w:rPr>
+          <w:rFonts w:asciiTheme="majorHAnsi" w:hAnsiTheme="majorHAnsi" w:cstheme="majorHAnsi"/>
+        </w:rPr>
+        <w:t>}</w:t>
+      </w:r>
+      <w:r>
+        <w:rPr>
+          <w:rFonts w:asciiTheme="majorHAnsi" w:hAnsiTheme="majorHAnsi" w:cstheme="majorHAnsi"/>
+        </w:rPr>
+        <w:t xml:space="preserve"> </w:t>
       </w:r>
       <w:r>
         <w:rPr>
           <w:rFonts w:asciiTheme="majorHAnsi" w:hAnsiTheme="majorHAnsi" w:cstheme="majorHAnsi"/>
         </w:rPr>
         <w:t>đến hết ngày</w:t>
+      </w:r>
+      <w:r>
+        <w:rPr>
+          <w:rFonts w:asciiTheme="majorHAnsi" w:hAnsiTheme="majorHAnsi" w:cstheme="majorHAnsi"/>
+        </w:rPr>
+        <w:t xml:space="preserve"> </w:t>
       </w:r>
       <w:r>
         <w:rPr>
@@ -740,16 +770,15 @@
           <w:i/>
           <w:iCs/>
         </w:rPr>
-        <w:t xml:space="preserve">(để kinh doanh xe ô tô khác, phụ tùng và các bộ phận phụ trợ xe ô tô từ HTC-VN và Vinfast, các nhu cầu vốn lưu động </w:t>
-      </w:r>
-      <w:proofErr w:type="gramStart"/>
+        <w:t>(để kinh doanh xe ô tô khác, phụ tùng và các bộ phận phụ trợ xe ô tô từ HTC-VN và Vinfast, các nhu cầu vốn lưu động khác,</w:t>
+      </w:r>
       <w:r>
         <w:rPr>
           <w:rFonts w:asciiTheme="majorHAnsi" w:hAnsiTheme="majorHAnsi" w:cstheme="majorHAnsi"/>
           <w:i/>
           <w:iCs/>
         </w:rPr>
-        <w:t>khác,</w:t>
+        <w:t>…</w:t>
       </w:r>
       <w:r>
         <w:rPr>
@@ -757,28 +786,13 @@
           <w:i/>
           <w:iCs/>
         </w:rPr>
-        <w:t>…</w:t>
-      </w:r>
-      <w:r>
-        <w:rPr>
-          <w:rFonts w:asciiTheme="majorHAnsi" w:hAnsiTheme="majorHAnsi" w:cstheme="majorHAnsi"/>
-          <w:i/>
-          <w:iCs/>
-        </w:rPr>
         <w:t>)</w:t>
       </w:r>
       <w:r>
         <w:rPr>
           <w:rFonts w:asciiTheme="majorHAnsi" w:hAnsiTheme="majorHAnsi" w:cstheme="majorHAnsi"/>
         </w:rPr>
-        <w:t>:Tài</w:t>
-      </w:r>
-      <w:proofErr w:type="gramEnd"/>
-      <w:r>
-        <w:rPr>
-          <w:rFonts w:asciiTheme="majorHAnsi" w:hAnsiTheme="majorHAnsi" w:cstheme="majorHAnsi"/>
-        </w:rPr>
-        <w:t xml:space="preserve"> sản bảo đảm là bất động sản/tiền gửi và đáp ứng tỷ lệ tài sản bảo đảm bằng bất động sản/tiền gửi tối thiểu là 78%.</w:t>
+        <w:t>:Tài sản bảo đảm là bất động sản/tiền gửi và đáp ứng tỷ lệ tài sản bảo đảm bằng bất động sản/tiền gửi tối thiểu là 78%.</w:t>
       </w:r>
       <w:r>
         <w:rPr>
@@ -978,8 +992,6 @@
               <w:jc w:val="right"/>
               <w:rPr>
                 <w:rFonts w:asciiTheme="majorHAnsi" w:hAnsiTheme="majorHAnsi" w:cstheme="majorHAnsi"/>
-                <w:b/>
-                <w:bCs/>
                 <w:color w:val="EE0000"/>
               </w:rPr>
             </w:pPr>
@@ -988,7 +1000,21 @@
                 <w:rFonts w:asciiTheme="majorHAnsi" w:hAnsiTheme="majorHAnsi" w:cstheme="majorHAnsi"/>
                 <w:color w:val="EE0000"/>
               </w:rPr>
-              <w:t>{{TONG_XE}}</w:t>
+              <w:t>{{</w:t>
+            </w:r>
+            <w:r>
+              <w:rPr>
+                <w:rFonts w:asciiTheme="majorHAnsi" w:hAnsiTheme="majorHAnsi" w:cstheme="majorHAnsi"/>
+                <w:color w:val="EE0000"/>
+              </w:rPr>
+              <w:t>totalCollateral</w:t>
+            </w:r>
+            <w:r>
+              <w:rPr>
+                <w:rFonts w:asciiTheme="majorHAnsi" w:hAnsiTheme="majorHAnsi" w:cstheme="majorHAnsi"/>
+                <w:color w:val="EE0000"/>
+              </w:rPr>
+              <w:t>}}</w:t>
             </w:r>
           </w:p>
         </w:tc>
@@ -1031,7 +1057,21 @@
                 <w:rFonts w:asciiTheme="majorHAnsi" w:hAnsiTheme="majorHAnsi" w:cstheme="majorHAnsi"/>
                 <w:color w:val="EE0000"/>
               </w:rPr>
-              <w:t>{{TONGBDS}}</w:t>
+              <w:t>{{</w:t>
+            </w:r>
+            <w:r>
+              <w:rPr>
+                <w:rFonts w:asciiTheme="majorHAnsi" w:hAnsiTheme="majorHAnsi" w:cstheme="majorHAnsi"/>
+                <w:color w:val="EE0000"/>
+              </w:rPr>
+              <w:t>realEstate</w:t>
+            </w:r>
+            <w:r>
+              <w:rPr>
+                <w:rFonts w:asciiTheme="majorHAnsi" w:hAnsiTheme="majorHAnsi" w:cstheme="majorHAnsi"/>
+                <w:color w:val="EE0000"/>
+              </w:rPr>
+              <w:t>}}</w:t>
             </w:r>
           </w:p>
         </w:tc>
@@ -1172,7 +1212,21 @@
                 <w:rFonts w:asciiTheme="majorHAnsi" w:hAnsiTheme="majorHAnsi" w:cstheme="majorHAnsi"/>
                 <w:color w:val="EE0000"/>
               </w:rPr>
-              <w:t>{{TONG_XE_0.85}}</w:t>
+              <w:t>{{</w:t>
+            </w:r>
+            <w:r>
+              <w:rPr>
+                <w:rFonts w:asciiTheme="majorHAnsi" w:hAnsiTheme="majorHAnsi" w:cstheme="majorHAnsi"/>
+                <w:color w:val="EE0000"/>
+              </w:rPr>
+              <w:t>realEstateFactor</w:t>
+            </w:r>
+            <w:r>
+              <w:rPr>
+                <w:rFonts w:asciiTheme="majorHAnsi" w:hAnsiTheme="majorHAnsi" w:cstheme="majorHAnsi"/>
+                <w:color w:val="EE0000"/>
+              </w:rPr>
+              <w:t>}}</w:t>
             </w:r>
           </w:p>
         </w:tc>
@@ -1215,7 +1269,21 @@
                 <w:rFonts w:asciiTheme="majorHAnsi" w:hAnsiTheme="majorHAnsi" w:cstheme="majorHAnsi"/>
                 <w:color w:val="EE0000"/>
               </w:rPr>
-              <w:t>{{TONGBDS_0.80}}</w:t>
+              <w:t>{{</w:t>
+            </w:r>
+            <w:r>
+              <w:rPr>
+                <w:rFonts w:asciiTheme="majorHAnsi" w:hAnsiTheme="majorHAnsi" w:cstheme="majorHAnsi"/>
+                <w:color w:val="EE0000"/>
+              </w:rPr>
+              <w:t>collateralFactor</w:t>
+            </w:r>
+            <w:r>
+              <w:rPr>
+                <w:rFonts w:asciiTheme="majorHAnsi" w:hAnsiTheme="majorHAnsi" w:cstheme="majorHAnsi"/>
+                <w:color w:val="EE0000"/>
+              </w:rPr>
+              <w:t>}}</w:t>
             </w:r>
           </w:p>
         </w:tc>
@@ -1249,14 +1317,6 @@
           <w:p>
             <w:pPr>
               <w:jc w:val="right"/>
-              <w:rPr>
-                <w:rFonts w:asciiTheme="majorHAnsi" w:hAnsiTheme="majorHAnsi" w:cstheme="majorHAnsi"/>
-                <w:b/>
-                <w:bCs/>
-                <w:color w:val="EE0000"/>
-              </w:rPr>
-            </w:pPr>
-            <w:r>
               <w:rPr>
                 <w:rFonts w:ascii="Times New Roman" w:hAnsi="Times New Roman" w:cs="Times New Roman"/>
                 <w:b/>
@@ -1264,45 +1324,6 @@
                 <w:sz w:val="26"/>
                 <w:szCs w:val="26"/>
               </w:rPr>
-              <w:t>{{GHTD}}</w:t>
-            </w:r>
-          </w:p>
-        </w:tc>
-      </w:tr>
-      <w:tr>
-        <w:tc>
-          <w:tcPr>
-            <w:tcW w:w="5766" w:type="dxa"/>
-            <w:gridSpan w:val="2"/>
-          </w:tcPr>
-          <w:p>
-            <w:pPr>
-              <w:spacing w:after="66"/>
-              <w:rPr>
-                <w:rFonts w:asciiTheme="majorHAnsi" w:hAnsiTheme="majorHAnsi" w:cstheme="majorHAnsi"/>
-              </w:rPr>
-            </w:pPr>
-            <w:r>
-              <w:rPr>
-                <w:rFonts w:ascii="Times New Roman" w:hAnsi="Times New Roman" w:cs="Times New Roman"/>
-                <w:sz w:val="26"/>
-                <w:szCs w:val="26"/>
-              </w:rPr>
-              <w:t>- GHTD đã sử dụng</w:t>
-            </w:r>
-          </w:p>
-        </w:tc>
-        <w:tc>
-          <w:tcPr>
-            <w:tcW w:w="3502" w:type="dxa"/>
-          </w:tcPr>
-          <w:p>
-            <w:pPr>
-              <w:jc w:val="right"/>
-              <w:rPr>
-                <w:rFonts w:asciiTheme="majorHAnsi" w:hAnsiTheme="majorHAnsi" w:cstheme="majorHAnsi"/>
-                <w:color w:val="EE0000"/>
-              </w:rPr>
             </w:pPr>
             <w:r>
               <w:rPr>
@@ -1312,7 +1333,27 @@
                 <w:sz w:val="26"/>
                 <w:szCs w:val="26"/>
               </w:rPr>
-              <w:t>{{GHTDaSuDung}}</w:t>
+              <w:t>{{</w:t>
+            </w:r>
+            <w:r>
+              <w:rPr>
+                <w:rFonts w:ascii="Times New Roman" w:hAnsi="Times New Roman" w:cs="Times New Roman"/>
+                <w:b/>
+                <w:bCs/>
+                <w:sz w:val="26"/>
+                <w:szCs w:val="26"/>
+              </w:rPr>
+              <w:t>creditLimit</w:t>
+            </w:r>
+            <w:r>
+              <w:rPr>
+                <w:rFonts w:ascii="Times New Roman" w:hAnsi="Times New Roman" w:cs="Times New Roman"/>
+                <w:b/>
+                <w:bCs/>
+                <w:sz w:val="26"/>
+                <w:szCs w:val="26"/>
+              </w:rPr>
+              <w:t>}}</w:t>
             </w:r>
           </w:p>
         </w:tc>
@@ -1325,19 +1366,90 @@
           </w:tcPr>
           <w:p>
             <w:pPr>
-              <w:jc w:val="both"/>
+              <w:spacing w:after="66"/>
+              <w:rPr>
+                <w:rFonts w:asciiTheme="majorHAnsi" w:hAnsiTheme="majorHAnsi" w:cstheme="majorHAnsi"/>
+              </w:rPr>
+            </w:pPr>
+            <w:r>
               <w:rPr>
                 <w:rFonts w:ascii="Times New Roman" w:hAnsi="Times New Roman" w:cs="Times New Roman"/>
                 <w:sz w:val="26"/>
                 <w:szCs w:val="26"/>
               </w:rPr>
-            </w:pPr>
-            <w:r>
+              <w:t>- GHTD đã sử dụng</w:t>
+            </w:r>
+          </w:p>
+        </w:tc>
+        <w:tc>
+          <w:tcPr>
+            <w:tcW w:w="3502" w:type="dxa"/>
+          </w:tcPr>
+          <w:p>
+            <w:pPr>
+              <w:jc w:val="right"/>
+              <w:rPr>
+                <w:rFonts w:ascii="Times New Roman" w:hAnsi="Times New Roman" w:cs="Times New Roman"/>
+                <w:b/>
+                <w:bCs/>
+                <w:sz w:val="26"/>
+                <w:szCs w:val="26"/>
+              </w:rPr>
+            </w:pPr>
+            <w:r>
+              <w:rPr>
+                <w:rFonts w:ascii="Times New Roman" w:hAnsi="Times New Roman" w:cs="Times New Roman"/>
+                <w:b/>
+                <w:bCs/>
+                <w:sz w:val="26"/>
+                <w:szCs w:val="26"/>
+              </w:rPr>
+              <w:t>{{</w:t>
+            </w:r>
+            <w:r>
+              <w:rPr>
+                <w:rFonts w:ascii="Times New Roman" w:hAnsi="Times New Roman" w:cs="Times New Roman"/>
+                <w:b/>
+                <w:bCs/>
+                <w:sz w:val="26"/>
+                <w:szCs w:val="26"/>
+              </w:rPr>
+              <w:t>usedLimit</w:t>
+            </w:r>
+            <w:r>
+              <w:rPr>
+                <w:rFonts w:ascii="Times New Roman" w:hAnsi="Times New Roman" w:cs="Times New Roman"/>
+                <w:b/>
+                <w:bCs/>
+                <w:sz w:val="26"/>
+                <w:szCs w:val="26"/>
+              </w:rPr>
+              <w:t>}}</w:t>
+            </w:r>
+          </w:p>
+        </w:tc>
+      </w:tr>
+      <w:tr>
+        <w:tc>
+          <w:tcPr>
+            <w:tcW w:w="5766" w:type="dxa"/>
+            <w:gridSpan w:val="2"/>
+          </w:tcPr>
+          <w:p>
+            <w:pPr>
+              <w:jc w:val="both"/>
               <w:rPr>
                 <w:rFonts w:ascii="Times New Roman" w:hAnsi="Times New Roman" w:cs="Times New Roman"/>
                 <w:sz w:val="26"/>
                 <w:szCs w:val="26"/>
               </w:rPr>
+            </w:pPr>
+            <w:r>
+              <w:rPr>
+                <w:rFonts w:ascii="Times New Roman" w:hAnsi="Times New Roman" w:cs="Times New Roman"/>
+                <w:sz w:val="26"/>
+                <w:szCs w:val="26"/>
+              </w:rPr>
               <w:t>+ Dư nợ vay tiền còn lại (TSBĐ là xe ô tô):</w:t>
             </w:r>
           </w:p>
@@ -1349,20 +1461,13 @@
           <w:p>
             <w:pPr>
               <w:jc w:val="right"/>
-              <w:rPr>
-                <w:rFonts w:asciiTheme="majorHAnsi" w:hAnsiTheme="majorHAnsi" w:cstheme="majorHAnsi"/>
-                <w:color w:val="EE0000"/>
-              </w:rPr>
-            </w:pPr>
-            <w:r>
               <w:rPr>
                 <w:rFonts w:ascii="Times New Roman" w:hAnsi="Times New Roman" w:cs="Times New Roman"/>
                 <w:color w:val="0070C0"/>
                 <w:sz w:val="26"/>
                 <w:szCs w:val="26"/>
               </w:rPr>
-              <w:t>{{</w:t>
-            </w:r>
+            </w:pPr>
             <w:r>
               <w:rPr>
                 <w:rFonts w:ascii="Times New Roman" w:hAnsi="Times New Roman" w:cs="Times New Roman"/>
@@ -1370,7 +1475,7 @@
                 <w:sz w:val="26"/>
                 <w:szCs w:val="26"/>
               </w:rPr>
-              <w:t>DuNoVay</w:t>
+              <w:t>{{</w:t>
             </w:r>
             <w:r>
               <w:rPr>
@@ -1379,46 +1484,8 @@
                 <w:sz w:val="26"/>
                 <w:szCs w:val="26"/>
               </w:rPr>
-              <w:t>}}</w:t>
-            </w:r>
-          </w:p>
-        </w:tc>
-      </w:tr>
-      <w:tr>
-        <w:tc>
-          <w:tcPr>
-            <w:tcW w:w="5766" w:type="dxa"/>
-            <w:gridSpan w:val="2"/>
-          </w:tcPr>
-          <w:p>
-            <w:pPr>
-              <w:spacing w:after="59"/>
-              <w:rPr>
-                <w:rFonts w:asciiTheme="majorHAnsi" w:hAnsiTheme="majorHAnsi" w:cstheme="majorHAnsi"/>
-              </w:rPr>
-            </w:pPr>
-            <w:r>
-              <w:rPr>
-                <w:rFonts w:ascii="Times New Roman" w:hAnsi="Times New Roman" w:cs="Times New Roman"/>
-                <w:sz w:val="26"/>
-                <w:szCs w:val="26"/>
-              </w:rPr>
-              <w:t>+ Số dư cấp bảo lãnh (TSBĐ hình thành từ vốn vay):</w:t>
-            </w:r>
-          </w:p>
-        </w:tc>
-        <w:tc>
-          <w:tcPr>
-            <w:tcW w:w="3502" w:type="dxa"/>
-          </w:tcPr>
-          <w:p>
-            <w:pPr>
-              <w:jc w:val="right"/>
-              <w:rPr>
-                <w:rFonts w:asciiTheme="majorHAnsi" w:hAnsiTheme="majorHAnsi" w:cstheme="majorHAnsi"/>
-                <w:color w:val="EE0000"/>
-              </w:rPr>
-            </w:pPr>
+              <w:t>vehicleLoanBalance</w:t>
+            </w:r>
             <w:r>
               <w:rPr>
                 <w:rFonts w:ascii="Times New Roman" w:hAnsi="Times New Roman" w:cs="Times New Roman"/>
@@ -1426,17 +1493,48 @@
                 <w:sz w:val="26"/>
                 <w:szCs w:val="26"/>
               </w:rPr>
-              <w:t>{{</w:t>
-            </w:r>
-            <w:r>
+              <w:t>}}</w:t>
+            </w:r>
+          </w:p>
+        </w:tc>
+      </w:tr>
+      <w:tr>
+        <w:tc>
+          <w:tcPr>
+            <w:tcW w:w="5766" w:type="dxa"/>
+            <w:gridSpan w:val="2"/>
+          </w:tcPr>
+          <w:p>
+            <w:pPr>
+              <w:spacing w:after="59"/>
+              <w:rPr>
+                <w:rFonts w:asciiTheme="majorHAnsi" w:hAnsiTheme="majorHAnsi" w:cstheme="majorHAnsi"/>
+              </w:rPr>
+            </w:pPr>
+            <w:r>
+              <w:rPr>
+                <w:rFonts w:ascii="Times New Roman" w:hAnsi="Times New Roman" w:cs="Times New Roman"/>
+                <w:sz w:val="26"/>
+                <w:szCs w:val="26"/>
+              </w:rPr>
+              <w:t>+ Số dư cấp bảo lãnh (TSBĐ hình thành từ vốn vay):</w:t>
+            </w:r>
+          </w:p>
+        </w:tc>
+        <w:tc>
+          <w:tcPr>
+            <w:tcW w:w="3502" w:type="dxa"/>
+          </w:tcPr>
+          <w:p>
+            <w:pPr>
+              <w:jc w:val="right"/>
               <w:rPr>
                 <w:rFonts w:ascii="Times New Roman" w:hAnsi="Times New Roman" w:cs="Times New Roman"/>
                 <w:color w:val="0070C0"/>
                 <w:sz w:val="26"/>
                 <w:szCs w:val="26"/>
               </w:rPr>
-              <w:t>SoDuCap</w:t>
-            </w:r>
+            </w:pPr>
             <w:r>
               <w:rPr>
                 <w:rFonts w:ascii="Times New Roman" w:hAnsi="Times New Roman" w:cs="Times New Roman"/>
@@ -1444,50 +1542,17 @@
                 <w:sz w:val="26"/>
                 <w:szCs w:val="26"/>
               </w:rPr>
-              <w:t>}}</w:t>
-            </w:r>
-          </w:p>
-        </w:tc>
-      </w:tr>
-      <w:tr>
-        <w:tc>
-          <w:tcPr>
-            <w:tcW w:w="5766" w:type="dxa"/>
-            <w:gridSpan w:val="2"/>
-          </w:tcPr>
-          <w:p>
-            <w:pPr>
-              <w:spacing w:after="59"/>
-              <w:rPr>
-                <w:rFonts w:ascii="Times New Roman" w:hAnsi="Times New Roman" w:cs="Times New Roman"/>
-                <w:sz w:val="26"/>
-                <w:szCs w:val="26"/>
-              </w:rPr>
-            </w:pPr>
-            <w:r>
-              <w:rPr>
-                <w:rFonts w:ascii="Times New Roman" w:hAnsi="Times New Roman" w:cs="Times New Roman"/>
-                <w:sz w:val="26"/>
-                <w:szCs w:val="26"/>
-              </w:rPr>
-              <w:t>+ Số dư vay ngắn hạn khác (TSBĐ là BĐS):</w:t>
-            </w:r>
-          </w:p>
-        </w:tc>
-        <w:tc>
-          <w:tcPr>
-            <w:tcW w:w="3502" w:type="dxa"/>
-          </w:tcPr>
-          <w:p>
-            <w:pPr>
-              <w:jc w:val="right"/>
+              <w:t>{{</w:t>
+            </w:r>
+            <w:r>
               <w:rPr>
                 <w:rFonts w:ascii="Times New Roman" w:hAnsi="Times New Roman" w:cs="Times New Roman"/>
                 <w:color w:val="0070C0"/>
                 <w:sz w:val="26"/>
                 <w:szCs w:val="26"/>
               </w:rPr>
-            </w:pPr>
+              <w:t>issuedGuaranteeBalance</w:t>
+            </w:r>
             <w:r>
               <w:rPr>
                 <w:rFonts w:ascii="Times New Roman" w:hAnsi="Times New Roman" w:cs="Times New Roman"/>
@@ -1495,17 +1560,50 @@
                 <w:sz w:val="26"/>
                 <w:szCs w:val="26"/>
               </w:rPr>
-              <w:t>{{</w:t>
-            </w:r>
-            <w:r>
+              <w:t>}}</w:t>
+            </w:r>
+          </w:p>
+        </w:tc>
+      </w:tr>
+      <w:tr>
+        <w:tc>
+          <w:tcPr>
+            <w:tcW w:w="5766" w:type="dxa"/>
+            <w:gridSpan w:val="2"/>
+          </w:tcPr>
+          <w:p>
+            <w:pPr>
+              <w:spacing w:after="59"/>
+              <w:rPr>
+                <w:rFonts w:ascii="Times New Roman" w:hAnsi="Times New Roman" w:cs="Times New Roman"/>
+                <w:sz w:val="26"/>
+                <w:szCs w:val="26"/>
+              </w:rPr>
+            </w:pPr>
+            <w:r>
+              <w:rPr>
+                <w:rFonts w:ascii="Times New Roman" w:hAnsi="Times New Roman" w:cs="Times New Roman"/>
+                <w:sz w:val="26"/>
+                <w:szCs w:val="26"/>
+              </w:rPr>
+              <w:t>+ Số dư vay ngắn hạn khác (TSBĐ là BĐS):</w:t>
+            </w:r>
+          </w:p>
+        </w:tc>
+        <w:tc>
+          <w:tcPr>
+            <w:tcW w:w="3502" w:type="dxa"/>
+          </w:tcPr>
+          <w:p>
+            <w:pPr>
+              <w:jc w:val="right"/>
               <w:rPr>
                 <w:rFonts w:ascii="Times New Roman" w:hAnsi="Times New Roman" w:cs="Times New Roman"/>
                 <w:color w:val="0070C0"/>
                 <w:sz w:val="26"/>
                 <w:szCs w:val="26"/>
               </w:rPr>
-              <w:t>SoDuVay</w:t>
-            </w:r>
+            </w:pPr>
             <w:r>
               <w:rPr>
                 <w:rFonts w:ascii="Times New Roman" w:hAnsi="Times New Roman" w:cs="Times New Roman"/>
@@ -1513,50 +1611,17 @@
                 <w:sz w:val="26"/>
                 <w:szCs w:val="26"/>
               </w:rPr>
-              <w:t>}}</w:t>
-            </w:r>
-          </w:p>
-        </w:tc>
-      </w:tr>
-      <w:tr>
-        <w:tc>
-          <w:tcPr>
-            <w:tcW w:w="5766" w:type="dxa"/>
-            <w:gridSpan w:val="2"/>
-          </w:tcPr>
-          <w:p>
-            <w:pPr>
-              <w:spacing w:after="59"/>
-              <w:rPr>
-                <w:rFonts w:ascii="Times New Roman" w:hAnsi="Times New Roman" w:cs="Times New Roman"/>
-                <w:sz w:val="26"/>
-                <w:szCs w:val="26"/>
-              </w:rPr>
-            </w:pPr>
-            <w:r>
-              <w:rPr>
-                <w:rFonts w:ascii="Times New Roman" w:hAnsi="Times New Roman" w:cs="Times New Roman"/>
-                <w:sz w:val="26"/>
-                <w:szCs w:val="26"/>
-              </w:rPr>
-              <w:t>- GHTD còn được sử dụng</w:t>
-            </w:r>
-          </w:p>
-        </w:tc>
-        <w:tc>
-          <w:tcPr>
-            <w:tcW w:w="3502" w:type="dxa"/>
-          </w:tcPr>
-          <w:p>
-            <w:pPr>
-              <w:jc w:val="right"/>
+              <w:t>{{</w:t>
+            </w:r>
+            <w:r>
               <w:rPr>
                 <w:rFonts w:ascii="Times New Roman" w:hAnsi="Times New Roman" w:cs="Times New Roman"/>
                 <w:color w:val="0070C0"/>
                 <w:sz w:val="26"/>
                 <w:szCs w:val="26"/>
               </w:rPr>
-            </w:pPr>
+              <w:t>realEstateLoanBalance</w:t>
+            </w:r>
             <w:r>
               <w:rPr>
                 <w:rFonts w:ascii="Times New Roman" w:hAnsi="Times New Roman" w:cs="Times New Roman"/>
@@ -1564,17 +1629,50 @@
                 <w:sz w:val="26"/>
                 <w:szCs w:val="26"/>
               </w:rPr>
-              <w:t>{{GHTD</w:t>
-            </w:r>
-            <w:r>
+              <w:t>}}</w:t>
+            </w:r>
+          </w:p>
+        </w:tc>
+      </w:tr>
+      <w:tr>
+        <w:tc>
+          <w:tcPr>
+            <w:tcW w:w="5766" w:type="dxa"/>
+            <w:gridSpan w:val="2"/>
+          </w:tcPr>
+          <w:p>
+            <w:pPr>
+              <w:spacing w:after="59"/>
+              <w:rPr>
+                <w:rFonts w:ascii="Times New Roman" w:hAnsi="Times New Roman" w:cs="Times New Roman"/>
+                <w:sz w:val="26"/>
+                <w:szCs w:val="26"/>
+              </w:rPr>
+            </w:pPr>
+            <w:r>
+              <w:rPr>
+                <w:rFonts w:ascii="Times New Roman" w:hAnsi="Times New Roman" w:cs="Times New Roman"/>
+                <w:sz w:val="26"/>
+                <w:szCs w:val="26"/>
+              </w:rPr>
+              <w:t>- GHTD còn được sử dụng</w:t>
+            </w:r>
+          </w:p>
+        </w:tc>
+        <w:tc>
+          <w:tcPr>
+            <w:tcW w:w="3502" w:type="dxa"/>
+          </w:tcPr>
+          <w:p>
+            <w:pPr>
+              <w:jc w:val="right"/>
               <w:rPr>
                 <w:rFonts w:ascii="Times New Roman" w:hAnsi="Times New Roman" w:cs="Times New Roman"/>
                 <w:color w:val="0070C0"/>
                 <w:sz w:val="26"/>
                 <w:szCs w:val="26"/>
               </w:rPr>
-              <w:t>ConSD</w:t>
-            </w:r>
+            </w:pPr>
             <w:r>
               <w:rPr>
                 <w:rFonts w:ascii="Times New Roman" w:hAnsi="Times New Roman" w:cs="Times New Roman"/>
@@ -1582,6 +1680,24 @@
                 <w:sz w:val="26"/>
                 <w:szCs w:val="26"/>
               </w:rPr>
+              <w:t>{{</w:t>
+            </w:r>
+            <w:r>
+              <w:rPr>
+                <w:rFonts w:ascii="Times New Roman" w:hAnsi="Times New Roman" w:cs="Times New Roman"/>
+                <w:color w:val="0070C0"/>
+                <w:sz w:val="26"/>
+                <w:szCs w:val="26"/>
+              </w:rPr>
+              <w:t>remainingLimit</w:t>
+            </w:r>
+            <w:r>
+              <w:rPr>
+                <w:rFonts w:ascii="Times New Roman" w:hAnsi="Times New Roman" w:cs="Times New Roman"/>
+                <w:color w:val="0070C0"/>
+                <w:sz w:val="26"/>
+                <w:szCs w:val="26"/>
+              </w:rPr>
               <w:t>}}</w:t>
             </w:r>
           </w:p>
@@ -1711,17 +1827,16 @@
           <w:i/>
           <w:color w:val="4472C4" w:themeColor="accent1"/>
         </w:rPr>
-        <w:t>{{GUARANTEE_DATE}}</w:t>
-      </w:r>
-    </w:p>
-    <w:p>
-      <w:pPr>
-        <w:spacing w:line="240" w:lineRule="auto"/>
-        <w:ind w:right="440"/>
-        <w:rPr>
-          <w:rFonts w:asciiTheme="majorHAnsi" w:hAnsiTheme="majorHAnsi" w:cstheme="majorHAnsi"/>
-        </w:rPr>
-      </w:pPr>
+        <w:t>25/2/2026</w:t>
+      </w:r>
+      <w:r>
+        <w:rPr>
+          <w:rFonts w:asciiTheme="majorHAnsi" w:hAnsiTheme="majorHAnsi" w:cstheme="majorHAnsi"/>
+          <w:b/>
+          <w:bCs/>
+        </w:rPr>
+        <w:t xml:space="preserve"> </w:t>
+      </w:r>
       <w:r>
         <w:rPr>
           <w:rFonts w:asciiTheme="majorHAnsi" w:hAnsiTheme="majorHAnsi" w:cstheme="majorHAnsi"/>
@@ -1733,7 +1848,7 @@
           <w:rFonts w:asciiTheme="majorHAnsi" w:hAnsiTheme="majorHAnsi" w:cstheme="majorHAnsi"/>
           <w:color w:val="4472C4" w:themeColor="accent1"/>
         </w:rPr>
-        <w:t xml:space="preserve">38,731,972,700 đồng </w:t>
+        <w:t>38,731,972,700 đồng</w:t>
       </w:r>
     </w:p>
     <w:p>
@@ -1930,7 +2045,6 @@
               <w:rPr>
                 <w:rFonts w:asciiTheme="majorHAnsi" w:hAnsiTheme="majorHAnsi" w:cstheme="majorHAnsi"/>
               </w:rPr>
-              <w:lastRenderedPageBreak/>
               <w:t>- Giá vốn tăng bán:</w:t>
             </w:r>
           </w:p>
@@ -2033,6 +2147,7 @@
               <w:rPr>
                 <w:rFonts w:asciiTheme="majorHAnsi" w:hAnsiTheme="majorHAnsi" w:cstheme="majorHAnsi"/>
               </w:rPr>
+              <w:lastRenderedPageBreak/>
               <w:t>- Chi phí quản lý kinh doanh:</w:t>
             </w:r>
           </w:p>
@@ -2852,8 +2967,8 @@
         <w:tblLook w:val="04A0" w:firstRow="1" w:lastRow="0" w:firstColumn="1" w:lastColumn="0" w:noHBand="0" w:noVBand="1"/>
       </w:tblPr>
       <w:tblGrid>
-        <w:gridCol w:w="3021"/>
-        <w:gridCol w:w="6332"/>
+        <w:gridCol w:w="3020"/>
+        <w:gridCol w:w="6333"/>
       </w:tblGrid>
       <w:tr>
         <w:tc>
@@ -2900,7 +3015,23 @@
                 <w:i/>
                 <w:color w:val="4472C4" w:themeColor="accent1"/>
               </w:rPr>
-              <w:t>{{GUARANTEE_DATE}}</w:t>
+              <w:t>{{</w:t>
+            </w:r>
+            <w:r>
+              <w:rPr>
+                <w:rFonts w:asciiTheme="majorHAnsi" w:hAnsiTheme="majorHAnsi" w:cstheme="majorHAnsi"/>
+                <w:i/>
+                <w:color w:val="4472C4" w:themeColor="accent1"/>
+              </w:rPr>
+              <w:t>CURRENT</w:t>
+            </w:r>
+            <w:r>
+              <w:rPr>
+                <w:rFonts w:asciiTheme="majorHAnsi" w:hAnsiTheme="majorHAnsi" w:cstheme="majorHAnsi"/>
+                <w:i/>
+                <w:color w:val="4472C4" w:themeColor="accent1"/>
+              </w:rPr>
+              <w:t>_DATE}}</w:t>
             </w:r>
           </w:p>
         </w:tc>
@@ -2946,7 +3077,21 @@
                 <w:rFonts w:asciiTheme="majorHAnsi" w:hAnsiTheme="majorHAnsi" w:cstheme="majorHAnsi"/>
                 <w:color w:val="4472C4" w:themeColor="accent1"/>
               </w:rPr>
-              <w:t>{{TONG}}</w:t>
+              <w:t>{{</w:t>
+            </w:r>
+            <w:r>
+              <w:rPr>
+                <w:rFonts w:asciiTheme="majorHAnsi" w:hAnsiTheme="majorHAnsi" w:cstheme="majorHAnsi"/>
+                <w:color w:val="4472C4" w:themeColor="accent1"/>
+              </w:rPr>
+              <w:t>disbursementAmount</w:t>
+            </w:r>
+            <w:r>
+              <w:rPr>
+                <w:rFonts w:asciiTheme="majorHAnsi" w:hAnsiTheme="majorHAnsi" w:cstheme="majorHAnsi"/>
+                <w:color w:val="4472C4" w:themeColor="accent1"/>
+              </w:rPr>
+              <w:t>}}</w:t>
             </w:r>
           </w:p>
         </w:tc>
@@ -3497,14 +3642,7 @@
               <w:rPr>
                 <w:rFonts w:asciiTheme="majorHAnsi" w:hAnsiTheme="majorHAnsi" w:cstheme="majorHAnsi"/>
               </w:rPr>
-              <w:t xml:space="preserve"> thông thường, </w:t>
-            </w:r>
-            <w:r>
-              <w:rPr>
-                <w:rFonts w:asciiTheme="majorHAnsi" w:hAnsiTheme="majorHAnsi" w:cstheme="majorHAnsi"/>
-              </w:rPr>
-              <w:lastRenderedPageBreak/>
-              <w:t>đảm bảo NIM tối thiểu theo tờ trình được phê duyệt).</w:t>
+              <w:t xml:space="preserve"> thông thường, đảm bảo NIM tối thiểu theo tờ trình được phê duyệt).</w:t>
             </w:r>
           </w:p>
         </w:tc>
@@ -3600,6 +3738,7 @@
               <w:rPr>
                 <w:rFonts w:asciiTheme="majorHAnsi" w:hAnsiTheme="majorHAnsi" w:cstheme="majorHAnsi"/>
               </w:rPr>
+              <w:lastRenderedPageBreak/>
               <w:t>(FTPbvcs: 5,86%; Điều chỉnh tỷ lệ chi phí VTC theo HSRRTD 90 là: 0%)</w:t>
             </w:r>
           </w:p>
@@ -3681,13 +3820,55 @@
               <w:rPr>
                 <w:rFonts w:asciiTheme="majorHAnsi" w:hAnsiTheme="majorHAnsi" w:cstheme="majorHAnsi"/>
               </w:rPr>
-              <w:t>{{TONG}}</w:t>
-            </w:r>
-            <w:r>
-              <w:rPr>
-                <w:rFonts w:asciiTheme="majorHAnsi" w:hAnsiTheme="majorHAnsi" w:cstheme="majorHAnsi"/>
-              </w:rPr>
-              <w:t xml:space="preserve"> x (7% - 5,86%)/365 x 84 = </w:t>
+              <w:t>{{</w:t>
+            </w:r>
+            <w:r>
+              <w:rPr>
+                <w:rFonts w:asciiTheme="majorHAnsi" w:hAnsiTheme="majorHAnsi" w:cstheme="majorHAnsi"/>
+              </w:rPr>
+              <w:t>disbursementAmount</w:t>
+            </w:r>
+            <w:r>
+              <w:rPr>
+                <w:rFonts w:asciiTheme="majorHAnsi" w:hAnsiTheme="majorHAnsi" w:cstheme="majorHAnsi"/>
+              </w:rPr>
+              <w:t>}}</w:t>
+            </w:r>
+            <w:r>
+              <w:rPr>
+                <w:rFonts w:asciiTheme="majorHAnsi" w:hAnsiTheme="majorHAnsi" w:cstheme="majorHAnsi"/>
+              </w:rPr>
+              <w:t xml:space="preserve"> x (7% - 5,86%)/365 x </w:t>
+            </w:r>
+            <w:r>
+              <w:rPr>
+                <w:rFonts w:asciiTheme="majorHAnsi" w:hAnsiTheme="majorHAnsi" w:cstheme="majorHAnsi"/>
+              </w:rPr>
+              <w:t>{{</w:t>
+            </w:r>
+            <w:r>
+              <w:rPr>
+                <w:rFonts w:asciiTheme="majorHAnsi" w:hAnsiTheme="majorHAnsi" w:cstheme="majorHAnsi"/>
+              </w:rPr>
+              <w:t>loan_term</w:t>
+            </w:r>
+            <w:r>
+              <w:rPr>
+                <w:rFonts w:asciiTheme="majorHAnsi" w:hAnsiTheme="majorHAnsi" w:cstheme="majorHAnsi"/>
+              </w:rPr>
+              <w:t>}}</w:t>
+            </w:r>
+            <w:r>
+              <w:rPr>
+                <w:rFonts w:asciiTheme="majorHAnsi" w:hAnsiTheme="majorHAnsi" w:cstheme="majorHAnsi"/>
+              </w:rPr>
+              <w:t xml:space="preserve"> </w:t>
+            </w:r>
+            <w:r>
+              <w:rPr>
+                <w:rFonts w:asciiTheme="majorHAnsi" w:hAnsiTheme="majorHAnsi" w:cstheme="majorHAnsi"/>
+              </w:rPr>
+              <w:t xml:space="preserve">= </w:t>
             </w:r>
             <w:r>
               <w:rPr>
@@ -3699,7 +3880,7 @@
               <w:rPr>
                 <w:rFonts w:asciiTheme="majorHAnsi" w:hAnsiTheme="majorHAnsi" w:cstheme="majorHAnsi"/>
               </w:rPr>
-              <w:t xml:space="preserve"> đ</w:t>
+              <w:t xml:space="preserve"> </w:t>
             </w:r>
           </w:p>
         </w:tc>
@@ -3745,18 +3926,48 @@
     </w:p>
     <w:p>
       <w:pPr>
-        <w:spacing w:line="240" w:lineRule="auto"/>
+        <w:rPr>
+          <w:rFonts w:ascii="JetBrains Mono" w:eastAsia="Times New Roman" w:hAnsi="JetBrains Mono" w:cs="Courier New"/>
+          <w:color w:val="6AAB73"/>
+          <w:kern w:val="0"/>
+          <w:lang w:eastAsia="en-US"/>
+          <w14:ligatures w14:val="none"/>
+        </w:rPr>
+      </w:pPr>
+      <w:r>
         <w:rPr>
           <w:rFonts w:asciiTheme="majorHAnsi" w:hAnsiTheme="majorHAnsi" w:cstheme="majorHAnsi"/>
           <w:color w:val="007BB8"/>
         </w:rPr>
-      </w:pPr>
+        <w:t>Đề nghị cho vay số tiền: {{</w:t>
+      </w:r>
       <w:r>
         <w:rPr>
           <w:rFonts w:asciiTheme="majorHAnsi" w:hAnsiTheme="majorHAnsi" w:cstheme="majorHAnsi"/>
           <w:color w:val="007BB8"/>
         </w:rPr>
-        <w:t>Đề nghị cho vay số tiền: {{TONG}} (Bằng chữ: {{TONG_TEXT}}</w:t>
+        <w:t>disbursementAmount</w:t>
+      </w:r>
+      <w:r>
+        <w:rPr>
+          <w:rFonts w:asciiTheme="majorHAnsi" w:hAnsiTheme="majorHAnsi" w:cstheme="majorHAnsi"/>
+          <w:color w:val="007BB8"/>
+        </w:rPr>
+        <w:t>}} (Bằng chữ: {{</w:t>
+      </w:r>
+      <w:r>
+        <w:rPr>
+          <w:rFonts w:asciiTheme="majorHAnsi" w:hAnsiTheme="majorHAnsi" w:cstheme="majorHAnsi"/>
+          <w:color w:val="007BB8"/>
+        </w:rPr>
+        <w:t>disbursementAmountText</w:t>
+      </w:r>
+      <w:r>
+        <w:rPr>
+          <w:rFonts w:asciiTheme="majorHAnsi" w:hAnsiTheme="majorHAnsi" w:cstheme="majorHAnsi"/>
+          <w:color w:val="007BB8"/>
+        </w:rPr>
+        <w:t>}}</w:t>
       </w:r>
     </w:p>
     <w:p>
@@ -3838,13 +4049,14 @@
         <w:jc w:val="both"/>
         <w:rPr>
           <w:rFonts w:asciiTheme="majorHAnsi" w:hAnsiTheme="majorHAnsi" w:cstheme="majorHAnsi"/>
-        </w:rPr>
-      </w:pPr>
-      <w:r>
-        <w:rPr>
-          <w:rFonts w:asciiTheme="majorHAnsi" w:hAnsiTheme="majorHAnsi" w:cstheme="majorHAnsi"/>
           <w:color w:val="FF0000"/>
         </w:rPr>
+      </w:pPr>
+      <w:r>
+        <w:rPr>
+          <w:rFonts w:asciiTheme="majorHAnsi" w:hAnsiTheme="majorHAnsi" w:cstheme="majorHAnsi"/>
+          <w:color w:val="FF0000"/>
+        </w:rPr>
         <w:t xml:space="preserve">Mục đích: Vay thanh toán tiền còn lại tương đương </w:t>
       </w:r>
       <w:r>
@@ -3852,43 +4064,48 @@
           <w:rFonts w:asciiTheme="majorHAnsi" w:hAnsiTheme="majorHAnsi" w:cstheme="majorHAnsi"/>
           <w:color w:val="FF0000"/>
         </w:rPr>
-        <w:t>{{gate</w:t>
-      </w:r>
-      <w:proofErr w:type="gramStart"/>
+        <w:t>{{gate}}</w:t>
+      </w:r>
       <w:r>
         <w:rPr>
           <w:rFonts w:asciiTheme="majorHAnsi" w:hAnsiTheme="majorHAnsi" w:cstheme="majorHAnsi"/>
           <w:color w:val="FF0000"/>
         </w:rPr>
-        <w:t>}}</w:t>
+        <w:t xml:space="preserve">% giá trị đối với số lượng xe mà </w:t>
       </w:r>
       <w:r>
         <w:rPr>
           <w:rFonts w:asciiTheme="majorHAnsi" w:hAnsiTheme="majorHAnsi" w:cstheme="majorHAnsi"/>
           <w:color w:val="FF0000"/>
         </w:rPr>
-        <w:t>%</w:t>
-      </w:r>
-      <w:proofErr w:type="gramEnd"/>
+        <w:t>{{</w:t>
+      </w:r>
       <w:r>
         <w:rPr>
           <w:rFonts w:asciiTheme="majorHAnsi" w:hAnsiTheme="majorHAnsi" w:cstheme="majorHAnsi"/>
           <w:color w:val="FF0000"/>
         </w:rPr>
-        <w:t xml:space="preserve"> giá trị đối với số lượng xe mà </w:t>
+        <w:t>manufacturer</w:t>
       </w:r>
       <w:r>
         <w:rPr>
           <w:rFonts w:asciiTheme="majorHAnsi" w:hAnsiTheme="majorHAnsi" w:cstheme="majorHAnsi"/>
           <w:color w:val="FF0000"/>
         </w:rPr>
-        <w:t>{{name}}</w:t>
+        <w:t>_</w:t>
       </w:r>
       <w:r>
         <w:rPr>
           <w:rFonts w:asciiTheme="majorHAnsi" w:hAnsiTheme="majorHAnsi" w:cstheme="majorHAnsi"/>
           <w:color w:val="FF0000"/>
         </w:rPr>
+        <w:t>name}}</w:t>
+      </w:r>
+      <w:r>
+        <w:rPr>
+          <w:rFonts w:asciiTheme="majorHAnsi" w:hAnsiTheme="majorHAnsi" w:cstheme="majorHAnsi"/>
+          <w:color w:val="FF0000"/>
+        </w:rPr>
         <w:t xml:space="preserve"> (</w:t>
       </w:r>
       <w:r>
@@ -3896,7 +4113,21 @@
           <w:rFonts w:asciiTheme="majorHAnsi" w:hAnsiTheme="majorHAnsi" w:cstheme="majorHAnsi"/>
           <w:color w:val="FF0000"/>
         </w:rPr>
-        <w:t>{{code}}</w:t>
+        <w:t>{{</w:t>
+      </w:r>
+      <w:r>
+        <w:rPr>
+          <w:rFonts w:asciiTheme="majorHAnsi" w:hAnsiTheme="majorHAnsi" w:cstheme="majorHAnsi"/>
+          <w:color w:val="FF0000"/>
+        </w:rPr>
+        <w:t>manufacturer_</w:t>
+      </w:r>
+      <w:r>
+        <w:rPr>
+          <w:rFonts w:asciiTheme="majorHAnsi" w:hAnsiTheme="majorHAnsi" w:cstheme="majorHAnsi"/>
+          <w:color w:val="FF0000"/>
+        </w:rPr>
+        <w:t>code}}</w:t>
       </w:r>
       <w:r>
         <w:rPr>
@@ -3927,10 +4158,10 @@
         <w:tblLook w:val="04A0" w:firstRow="1" w:lastRow="0" w:firstColumn="1" w:lastColumn="0" w:noHBand="0" w:noVBand="1"/>
       </w:tblPr>
       <w:tblGrid>
-        <w:gridCol w:w="540"/>
-        <w:gridCol w:w="3150"/>
-        <w:gridCol w:w="1890"/>
-        <w:gridCol w:w="4140"/>
+        <w:gridCol w:w="760"/>
+        <w:gridCol w:w="3067"/>
+        <w:gridCol w:w="3013"/>
+        <w:gridCol w:w="2880"/>
       </w:tblGrid>
       <w:tr>
         <w:trPr>
@@ -3938,7 +4169,7 @@
         </w:trPr>
         <w:tc>
           <w:tcPr>
-            <w:tcW w:w="540" w:type="dxa"/>
+            <w:tcW w:w="760" w:type="dxa"/>
             <w:tcBorders>
               <w:top w:val="single" w:sz="7" w:space="0" w:color="000000"/>
               <w:left w:val="single" w:sz="7" w:space="0" w:color="000000"/>
@@ -3964,7 +4195,7 @@
         </w:tc>
         <w:tc>
           <w:tcPr>
-            <w:tcW w:w="3150" w:type="dxa"/>
+            <w:tcW w:w="3067" w:type="dxa"/>
             <w:tcBorders>
               <w:top w:val="single" w:sz="7" w:space="0" w:color="000000"/>
               <w:left w:val="single" w:sz="7" w:space="0" w:color="000000"/>
@@ -3992,7 +4223,7 @@
         </w:tc>
         <w:tc>
           <w:tcPr>
-            <w:tcW w:w="1890" w:type="dxa"/>
+            <w:tcW w:w="3013" w:type="dxa"/>
             <w:tcBorders>
               <w:top w:val="single" w:sz="7" w:space="0" w:color="000000"/>
               <w:left w:val="single" w:sz="7" w:space="0" w:color="000000"/>
@@ -4019,7 +4250,7 @@
         </w:tc>
         <w:tc>
           <w:tcPr>
-            <w:tcW w:w="4140" w:type="dxa"/>
+            <w:tcW w:w="2880" w:type="dxa"/>
             <w:tcBorders>
               <w:top w:val="single" w:sz="7" w:space="0" w:color="000000"/>
               <w:left w:val="single" w:sz="7" w:space="0" w:color="000000"/>
@@ -4052,7 +4283,7 @@
         </w:trPr>
         <w:tc>
           <w:tcPr>
-            <w:tcW w:w="540" w:type="dxa"/>
+            <w:tcW w:w="760" w:type="dxa"/>
             <w:tcBorders>
               <w:top w:val="single" w:sz="7" w:space="0" w:color="000000"/>
               <w:left w:val="single" w:sz="7" w:space="0" w:color="000000"/>
@@ -4074,13 +4305,13 @@
               <w:rPr>
                 <w:rFonts w:asciiTheme="majorHAnsi" w:hAnsiTheme="majorHAnsi" w:cstheme="majorHAnsi"/>
               </w:rPr>
-              <w:t>1</w:t>
-            </w:r>
-          </w:p>
-        </w:tc>
-        <w:tc>
-          <w:tcPr>
-            <w:tcW w:w="3150" w:type="dxa"/>
+              <w:t>{{stt}}</w:t>
+            </w:r>
+          </w:p>
+        </w:tc>
+        <w:tc>
+          <w:tcPr>
+            <w:tcW w:w="3067" w:type="dxa"/>
             <w:tcBorders>
               <w:top w:val="single" w:sz="7" w:space="0" w:color="000000"/>
               <w:left w:val="single" w:sz="7" w:space="0" w:color="000000"/>
@@ -4112,16 +4343,15 @@
                 <w:sz w:val="20"/>
                 <w:szCs w:val="20"/>
               </w:rPr>
-              <w:t>{{gate</w:t>
-            </w:r>
-            <w:proofErr w:type="gramStart"/>
+              <w:t>{{gate}}</w:t>
+            </w:r>
             <w:r>
               <w:rPr>
                 <w:rFonts w:asciiTheme="majorHAnsi" w:hAnsiTheme="majorHAnsi" w:cstheme="majorHAnsi"/>
                 <w:sz w:val="20"/>
                 <w:szCs w:val="20"/>
               </w:rPr>
-              <w:t>}}</w:t>
+              <w:t>% giá trị xe hoặc các xe</w:t>
             </w:r>
             <w:r>
               <w:rPr>
@@ -4129,24 +4359,31 @@
                 <w:sz w:val="20"/>
                 <w:szCs w:val="20"/>
               </w:rPr>
-              <w:t>%</w:t>
-            </w:r>
-            <w:proofErr w:type="gramEnd"/>
+              <w:t xml:space="preserve"> {{description}}</w:t>
+            </w:r>
             <w:r>
               <w:rPr>
                 <w:rFonts w:asciiTheme="majorHAnsi" w:hAnsiTheme="majorHAnsi" w:cstheme="majorHAnsi"/>
                 <w:sz w:val="20"/>
                 <w:szCs w:val="20"/>
               </w:rPr>
-              <w:t xml:space="preserve"> giá trị xe hoặc các xe</w:t>
-            </w:r>
+              <w:t xml:space="preserve">, số khung: </w:t>
+            </w:r>
+          </w:p>
+          <w:p>
+            <w:pPr>
+              <w:spacing w:line="259" w:lineRule="auto"/>
+              <w:rPr>
+                <w:rFonts w:asciiTheme="majorHAnsi" w:hAnsiTheme="majorHAnsi" w:cstheme="majorHAnsi"/>
+              </w:rPr>
+            </w:pPr>
             <w:r>
               <w:rPr>
                 <w:rFonts w:asciiTheme="majorHAnsi" w:hAnsiTheme="majorHAnsi" w:cstheme="majorHAnsi"/>
                 <w:sz w:val="20"/>
                 <w:szCs w:val="20"/>
               </w:rPr>
-              <w:t xml:space="preserve"> {{description}}</w:t>
+              <w:t>{{chassis}}</w:t>
             </w:r>
             <w:r>
               <w:rPr>
@@ -4154,55 +4391,21 @@
                 <w:sz w:val="20"/>
                 <w:szCs w:val="20"/>
               </w:rPr>
-              <w:t xml:space="preserve">, số khung: </w:t>
-            </w:r>
-          </w:p>
-          <w:p>
-            <w:pPr>
-              <w:spacing w:line="259" w:lineRule="auto"/>
-              <w:rPr>
-                <w:rFonts w:asciiTheme="majorHAnsi" w:hAnsiTheme="majorHAnsi" w:cstheme="majorHAnsi"/>
-              </w:rPr>
-            </w:pPr>
-            <w:proofErr w:type="gramStart"/>
+              <w:t>, số máy:</w:t>
+            </w:r>
             <w:r>
               <w:rPr>
                 <w:rFonts w:asciiTheme="majorHAnsi" w:hAnsiTheme="majorHAnsi" w:cstheme="majorHAnsi"/>
                 <w:sz w:val="20"/>
                 <w:szCs w:val="20"/>
               </w:rPr>
-              <w:t>{{chassis}}</w:t>
-            </w:r>
-            <w:r>
-              <w:rPr>
-                <w:rFonts w:asciiTheme="majorHAnsi" w:hAnsiTheme="majorHAnsi" w:cstheme="majorHAnsi"/>
-                <w:sz w:val="20"/>
-                <w:szCs w:val="20"/>
-              </w:rPr>
-              <w:t>,</w:t>
-            </w:r>
-            <w:proofErr w:type="gramEnd"/>
-            <w:r>
-              <w:rPr>
-                <w:rFonts w:asciiTheme="majorHAnsi" w:hAnsiTheme="majorHAnsi" w:cstheme="majorHAnsi"/>
-                <w:sz w:val="20"/>
-                <w:szCs w:val="20"/>
-              </w:rPr>
-              <w:t xml:space="preserve"> số máy:</w:t>
-            </w:r>
-            <w:r>
-              <w:rPr>
-                <w:rFonts w:asciiTheme="majorHAnsi" w:hAnsiTheme="majorHAnsi" w:cstheme="majorHAnsi"/>
-                <w:sz w:val="20"/>
-                <w:szCs w:val="20"/>
-              </w:rPr>
               <w:t xml:space="preserve"> {{engine}}</w:t>
             </w:r>
           </w:p>
         </w:tc>
         <w:tc>
           <w:tcPr>
-            <w:tcW w:w="1890" w:type="dxa"/>
+            <w:tcW w:w="3013" w:type="dxa"/>
             <w:tcBorders>
               <w:top w:val="single" w:sz="7" w:space="0" w:color="000000"/>
               <w:left w:val="single" w:sz="7" w:space="0" w:color="000000"/>
@@ -4234,7 +4437,7 @@
         </w:tc>
         <w:tc>
           <w:tcPr>
-            <w:tcW w:w="4140" w:type="dxa"/>
+            <w:tcW w:w="2880" w:type="dxa"/>
             <w:tcBorders>
               <w:top w:val="single" w:sz="7" w:space="0" w:color="000000"/>
               <w:left w:val="single" w:sz="7" w:space="0" w:color="000000"/>
@@ -4284,7 +4487,23 @@
                 <w:i/>
                 <w:color w:val="4472C4" w:themeColor="accent1"/>
               </w:rPr>
-              <w:t>{{GUARANTEE_DATE}}</w:t>
+              <w:t>{{</w:t>
+            </w:r>
+            <w:r>
+              <w:rPr>
+                <w:rFonts w:asciiTheme="majorHAnsi" w:hAnsiTheme="majorHAnsi" w:cstheme="majorHAnsi"/>
+                <w:i/>
+                <w:color w:val="4472C4" w:themeColor="accent1"/>
+              </w:rPr>
+              <w:t>CURRENT</w:t>
+            </w:r>
+            <w:r>
+              <w:rPr>
+                <w:rFonts w:asciiTheme="majorHAnsi" w:hAnsiTheme="majorHAnsi" w:cstheme="majorHAnsi"/>
+                <w:i/>
+                <w:color w:val="4472C4" w:themeColor="accent1"/>
+              </w:rPr>
+              <w:t>_DATE}}</w:t>
             </w:r>
           </w:p>
           <w:p>
@@ -4308,7 +4527,7 @@
         </w:trPr>
         <w:tc>
           <w:tcPr>
-            <w:tcW w:w="540" w:type="dxa"/>
+            <w:tcW w:w="760" w:type="dxa"/>
             <w:tcBorders>
               <w:top w:val="single" w:sz="7" w:space="0" w:color="000000"/>
               <w:left w:val="single" w:sz="7" w:space="0" w:color="000000"/>
@@ -4326,7 +4545,7 @@
         </w:tc>
         <w:tc>
           <w:tcPr>
-            <w:tcW w:w="3150" w:type="dxa"/>
+            <w:tcW w:w="3067" w:type="dxa"/>
             <w:tcBorders>
               <w:top w:val="single" w:sz="7" w:space="0" w:color="000000"/>
               <w:left w:val="single" w:sz="7" w:space="0" w:color="000000"/>
@@ -4355,7 +4574,7 @@
         </w:tc>
         <w:tc>
           <w:tcPr>
-            <w:tcW w:w="1890" w:type="dxa"/>
+            <w:tcW w:w="3013" w:type="dxa"/>
             <w:tcBorders>
               <w:top w:val="single" w:sz="7" w:space="0" w:color="000000"/>
               <w:left w:val="single" w:sz="7" w:space="0" w:color="000000"/>
@@ -4370,21 +4589,39 @@
               <w:jc w:val="center"/>
               <w:rPr>
                 <w:rFonts w:asciiTheme="majorHAnsi" w:hAnsiTheme="majorHAnsi" w:cstheme="majorHAnsi"/>
-              </w:rPr>
-            </w:pPr>
-            <w:r>
-              <w:rPr>
-                <w:rFonts w:asciiTheme="majorHAnsi" w:hAnsiTheme="majorHAnsi" w:cstheme="majorHAnsi"/>
                 <w:b/>
                 <w:color w:val="0000CC"/>
               </w:rPr>
-              <w:t>{{TONG}}</w:t>
-            </w:r>
-          </w:p>
-        </w:tc>
-        <w:tc>
-          <w:tcPr>
-            <w:tcW w:w="4140" w:type="dxa"/>
+            </w:pPr>
+            <w:r>
+              <w:rPr>
+                <w:rFonts w:asciiTheme="majorHAnsi" w:hAnsiTheme="majorHAnsi" w:cstheme="majorHAnsi"/>
+                <w:b/>
+                <w:color w:val="0000CC"/>
+              </w:rPr>
+              <w:t>{{</w:t>
+            </w:r>
+            <w:r>
+              <w:rPr>
+                <w:rFonts w:asciiTheme="majorHAnsi" w:hAnsiTheme="majorHAnsi" w:cstheme="majorHAnsi"/>
+                <w:b/>
+                <w:color w:val="0000CC"/>
+              </w:rPr>
+              <w:t>total_vehicle</w:t>
+            </w:r>
+            <w:r>
+              <w:rPr>
+                <w:rFonts w:asciiTheme="majorHAnsi" w:hAnsiTheme="majorHAnsi" w:cstheme="majorHAnsi"/>
+                <w:b/>
+                <w:color w:val="0000CC"/>
+              </w:rPr>
+              <w:t>}}</w:t>
+            </w:r>
+          </w:p>
+        </w:tc>
+        <w:tc>
+          <w:tcPr>
+            <w:tcW w:w="2880" w:type="dxa"/>
             <w:tcBorders>
               <w:top w:val="single" w:sz="7" w:space="0" w:color="000000"/>
               <w:left w:val="single" w:sz="7" w:space="0" w:color="000000"/>
@@ -4418,7 +4655,23 @@
           <w:i/>
           <w:color w:val="FF0000"/>
         </w:rPr>
-        <w:t>(Bằng chữ: {{TONG_TEXT}}</w:t>
+        <w:t>(Bằng chữ: {{</w:t>
+      </w:r>
+      <w:r>
+        <w:rPr>
+          <w:rFonts w:asciiTheme="majorHAnsi" w:hAnsiTheme="majorHAnsi" w:cstheme="majorHAnsi"/>
+          <w:i/>
+          <w:color w:val="FF0000"/>
+        </w:rPr>
+        <w:t>total_vehicle_text</w:t>
+      </w:r>
+      <w:r>
+        <w:rPr>
+          <w:rFonts w:asciiTheme="majorHAnsi" w:hAnsiTheme="majorHAnsi" w:cstheme="majorHAnsi"/>
+          <w:i/>
+          <w:color w:val="FF0000"/>
+        </w:rPr>
+        <w:t>}}</w:t>
       </w:r>
     </w:p>
     <w:p>
@@ -4917,8 +5170,8 @@
         <w:tblLook w:val="04A0" w:firstRow="1" w:lastRow="0" w:firstColumn="1" w:lastColumn="0" w:noHBand="0" w:noVBand="1"/>
       </w:tblPr>
       <w:tblGrid>
-        <w:gridCol w:w="4611"/>
-        <w:gridCol w:w="4652"/>
+        <w:gridCol w:w="4616"/>
+        <w:gridCol w:w="4647"/>
       </w:tblGrid>
       <w:tr>
         <w:tc>
@@ -5105,8 +5358,6 @@
             <w:pPr>
               <w:rPr>
                 <w:rFonts w:asciiTheme="majorHAnsi" w:hAnsiTheme="majorHAnsi" w:cstheme="majorHAnsi"/>
-                <w:b/>
-                <w:bCs/>
               </w:rPr>
             </w:pPr>
             <w:r>
@@ -5119,7 +5370,7 @@
               <w:rPr>
                 <w:rFonts w:asciiTheme="majorHAnsi" w:hAnsiTheme="majorHAnsi" w:cstheme="majorHAnsi"/>
               </w:rPr>
-              <w:t>expiry</w:t>
+              <w:t>loan_term</w:t>
             </w:r>
             <w:r>
               <w:rPr>
@@ -5151,7 +5402,23 @@
                 <w:i/>
                 <w:color w:val="4472C4" w:themeColor="accent1"/>
               </w:rPr>
-              <w:t>{{GUARANTEE_DATE}}</w:t>
+              <w:t>{{</w:t>
+            </w:r>
+            <w:r>
+              <w:rPr>
+                <w:rFonts w:asciiTheme="majorHAnsi" w:hAnsiTheme="majorHAnsi" w:cstheme="majorHAnsi"/>
+                <w:i/>
+                <w:color w:val="4472C4" w:themeColor="accent1"/>
+              </w:rPr>
+              <w:t>CURRENT</w:t>
+            </w:r>
+            <w:r>
+              <w:rPr>
+                <w:rFonts w:asciiTheme="majorHAnsi" w:hAnsiTheme="majorHAnsi" w:cstheme="majorHAnsi"/>
+                <w:i/>
+                <w:color w:val="4472C4" w:themeColor="accent1"/>
+              </w:rPr>
+              <w:t>_DATE}}</w:t>
             </w:r>
           </w:p>
           <w:p>
@@ -5165,7 +5432,37 @@
               <w:rPr>
                 <w:rFonts w:asciiTheme="majorHAnsi" w:hAnsiTheme="majorHAnsi" w:cstheme="majorHAnsi"/>
               </w:rPr>
-              <w:t>; Ngày thu nợ cuối cùng: 25/6/2026)</w:t>
+              <w:t>; Ngày thu nợ cuối cùng:</w:t>
+            </w:r>
+            <w:r>
+              <w:rPr>
+                <w:rFonts w:asciiTheme="majorHAnsi" w:hAnsiTheme="majorHAnsi" w:cstheme="majorHAnsi"/>
+              </w:rPr>
+              <w:t xml:space="preserve"> </w:t>
+            </w:r>
+            <w:r>
+              <w:rPr>
+                <w:rFonts w:asciiTheme="majorHAnsi" w:hAnsiTheme="majorHAnsi" w:cstheme="majorHAnsi"/>
+              </w:rPr>
+              <w:t>{{</w:t>
+            </w:r>
+            <w:r>
+              <w:rPr>
+                <w:rFonts w:asciiTheme="majorHAnsi" w:hAnsiTheme="majorHAnsi" w:cstheme="majorHAnsi"/>
+              </w:rPr>
+              <w:t>dueDate</w:t>
+            </w:r>
+            <w:r>
+              <w:rPr>
+                <w:rFonts w:asciiTheme="majorHAnsi" w:hAnsiTheme="majorHAnsi" w:cstheme="majorHAnsi"/>
+              </w:rPr>
+              <w:t>}}</w:t>
+            </w:r>
+            <w:r>
+              <w:rPr>
+                <w:rFonts w:asciiTheme="majorHAnsi" w:hAnsiTheme="majorHAnsi" w:cstheme="majorHAnsi"/>
+              </w:rPr>
+              <w:t>)</w:t>
             </w:r>
           </w:p>
         </w:tc>
@@ -5459,25 +5756,58 @@
     </w:p>
     <w:p>
       <w:pPr>
-        <w:spacing w:line="240" w:lineRule="auto"/>
         <w:jc w:val="right"/>
-        <w:rPr>
-          <w:rFonts w:asciiTheme="majorHAnsi" w:hAnsiTheme="majorHAnsi" w:cstheme="majorHAnsi"/>
-        </w:rPr>
-      </w:pPr>
-      <w:r>
-        <w:rPr>
-          <w:rFonts w:asciiTheme="majorHAnsi" w:hAnsiTheme="majorHAnsi" w:cstheme="majorHAnsi"/>
-        </w:rPr>
-        <w:t xml:space="preserve">P. Cao Lãnh, </w:t>
-      </w:r>
-      <w:r>
         <w:rPr>
           <w:rFonts w:asciiTheme="majorHAnsi" w:hAnsiTheme="majorHAnsi" w:cstheme="majorHAnsi"/>
           <w:i/>
           <w:color w:val="4472C4" w:themeColor="accent1"/>
         </w:rPr>
-        <w:t>{{GUARANTEE_DATE_TITLE}</w:t>
+      </w:pPr>
+      <w:r>
+        <w:rPr>
+          <w:rFonts w:asciiTheme="majorHAnsi" w:hAnsiTheme="majorHAnsi" w:cstheme="majorHAnsi"/>
+        </w:rPr>
+        <w:t xml:space="preserve">P. Cao Lãnh, </w:t>
+      </w:r>
+      <w:r>
+        <w:rPr>
+          <w:rFonts w:asciiTheme="majorHAnsi" w:hAnsiTheme="majorHAnsi" w:cstheme="majorHAnsi"/>
+          <w:i/>
+          <w:color w:val="4472C4" w:themeColor="accent1"/>
+        </w:rPr>
+        <w:t>{{</w:t>
+      </w:r>
+      <w:r>
+        <w:rPr>
+          <w:rFonts w:asciiTheme="majorHAnsi" w:hAnsiTheme="majorHAnsi" w:cstheme="majorHAnsi"/>
+          <w:i/>
+          <w:color w:val="4472C4" w:themeColor="accent1"/>
+        </w:rPr>
+        <w:t>C</w:t>
+      </w:r>
+      <w:r>
+        <w:rPr>
+          <w:rFonts w:asciiTheme="majorHAnsi" w:hAnsiTheme="majorHAnsi" w:cstheme="majorHAnsi"/>
+          <w:i/>
+          <w:color w:val="4472C4" w:themeColor="accent1"/>
+        </w:rPr>
+        <w:t>URRENT_DATE_TITLE</w:t>
+      </w:r>
+      <w:r>
+        <w:rPr>
+          <w:rFonts w:asciiTheme="majorHAnsi" w:hAnsiTheme="majorHAnsi" w:cstheme="majorHAnsi"/>
+          <w:i/>
+          <w:color w:val="4472C4" w:themeColor="accent1"/>
+        </w:rPr>
+        <w:t>}</w:t>
+      </w:r>
+      <w:r>
+        <w:rPr>
+          <w:rFonts w:asciiTheme="majorHAnsi" w:hAnsiTheme="majorHAnsi" w:cstheme="majorHAnsi"/>
+          <w:i/>
+          <w:color w:val="4472C4" w:themeColor="accent1"/>
+        </w:rPr>
+        <w:t>}</w:t>
       </w:r>
     </w:p>
     <w:sectPr>

--- a/src/main/resources/templates/GiaiNgan/de-xuat-giai-ngan.docx
+++ b/src/main/resources/templates/GiaiNgan/de-xuat-giai-ngan.docx
@@ -5585,81 +5585,286 @@
     </w:tbl>
     <w:p>
       <w:pPr>
+        <w:tabs>
+          <w:tab w:val="left" w:pos="3969"/>
+        </w:tabs>
         <w:spacing w:line="240" w:lineRule="auto"/>
         <w:rPr>
           <w:rFonts w:asciiTheme="majorHAnsi" w:hAnsiTheme="majorHAnsi" w:cstheme="majorHAnsi"/>
         </w:rPr>
       </w:pPr>
     </w:p>
+    <w:tbl>
+      <w:tblPr>
+        <w:tblStyle w:val="TableGrid"/>
+        <w:tblW w:w="0" w:type="auto"/>
+        <w:tblInd w:w="-635" w:type="dxa"/>
+        <w:tblBorders>
+          <w:top w:val="none" w:sz="0" w:space="0" w:color="auto"/>
+          <w:left w:val="none" w:sz="0" w:space="0" w:color="auto"/>
+          <w:bottom w:val="none" w:sz="0" w:space="0" w:color="auto"/>
+          <w:right w:val="none" w:sz="0" w:space="0" w:color="auto"/>
+          <w:insideH w:val="none" w:sz="0" w:space="0" w:color="auto"/>
+          <w:insideV w:val="none" w:sz="0" w:space="0" w:color="auto"/>
+        </w:tblBorders>
+        <w:tblLook w:val="04A0" w:firstRow="1" w:lastRow="0" w:firstColumn="1" w:lastColumn="0" w:noHBand="0" w:noVBand="1"/>
+      </w:tblPr>
+      <w:tblGrid>
+        <w:gridCol w:w="9888"/>
+      </w:tblGrid>
+      <w:tr>
+        <w:trPr>
+          <w:trHeight w:val="3797"/>
+        </w:trPr>
+        <w:tc>
+          <w:tcPr>
+            <w:tcW w:w="9888" w:type="dxa"/>
+          </w:tcPr>
+          <w:p>
+            <w:pPr>
+              <w:tabs>
+                <w:tab w:val="left" w:pos="3969"/>
+              </w:tabs>
+              <w:rPr>
+                <w:rFonts w:asciiTheme="majorHAnsi" w:hAnsiTheme="majorHAnsi" w:cstheme="majorHAnsi"/>
+                <w:sz w:val="26"/>
+                <w:szCs w:val="26"/>
+              </w:rPr>
+            </w:pPr>
+            <w:r>
+              <w:rPr>
+                <w:rFonts w:asciiTheme="majorHAnsi" w:hAnsiTheme="majorHAnsi" w:cstheme="majorHAnsi"/>
+                <w:sz w:val="26"/>
+                <w:szCs w:val="26"/>
+              </w:rPr>
+              <w:t>Kính trình Ban Lãnh đạo xem xét</w:t>
+            </w:r>
+          </w:p>
+          <w:p>
+            <w:pPr>
+              <w:tabs>
+                <w:tab w:val="left" w:pos="3969"/>
+              </w:tabs>
+              <w:rPr>
+                <w:rFonts w:asciiTheme="majorHAnsi" w:hAnsiTheme="majorHAnsi" w:cstheme="majorHAnsi"/>
+                <w:sz w:val="26"/>
+                <w:szCs w:val="26"/>
+              </w:rPr>
+            </w:pPr>
+          </w:p>
+          <w:p>
+            <w:pPr>
+              <w:tabs>
+                <w:tab w:val="left" w:pos="3969"/>
+              </w:tabs>
+              <w:rPr>
+                <w:rFonts w:asciiTheme="majorHAnsi" w:hAnsiTheme="majorHAnsi" w:cstheme="majorHAnsi"/>
+                <w:sz w:val="26"/>
+                <w:szCs w:val="26"/>
+              </w:rPr>
+            </w:pPr>
+            <w:r>
+              <w:rPr>
+                <w:rFonts w:asciiTheme="majorHAnsi" w:hAnsiTheme="majorHAnsi" w:cstheme="majorHAnsi"/>
+                <w:sz w:val="26"/>
+                <w:szCs w:val="26"/>
+              </w:rPr>
+              <w:t xml:space="preserve">      </w:t>
+            </w:r>
+            <w:r>
+              <w:rPr>
+                <w:rFonts w:asciiTheme="majorHAnsi" w:hAnsiTheme="majorHAnsi" w:cstheme="majorHAnsi"/>
+                <w:sz w:val="26"/>
+                <w:szCs w:val="26"/>
+              </w:rPr>
+              <w:t>Cán bộ QLKH</w:t>
+            </w:r>
+            <w:r>
+              <w:rPr>
+                <w:rFonts w:asciiTheme="majorHAnsi" w:hAnsiTheme="majorHAnsi" w:cstheme="majorHAnsi"/>
+                <w:sz w:val="26"/>
+                <w:szCs w:val="26"/>
+              </w:rPr>
+              <w:tab/>
+            </w:r>
+            <w:r>
+              <w:rPr>
+                <w:rFonts w:asciiTheme="majorHAnsi" w:hAnsiTheme="majorHAnsi" w:cstheme="majorHAnsi"/>
+                <w:sz w:val="26"/>
+                <w:szCs w:val="26"/>
+              </w:rPr>
+              <w:t xml:space="preserve">                                                </w:t>
+            </w:r>
+            <w:r>
+              <w:rPr>
+                <w:rFonts w:asciiTheme="majorHAnsi" w:hAnsiTheme="majorHAnsi" w:cstheme="majorHAnsi"/>
+                <w:sz w:val="26"/>
+                <w:szCs w:val="26"/>
+              </w:rPr>
+              <w:t>Trưởng P. KHDN</w:t>
+            </w:r>
+          </w:p>
+          <w:p>
+            <w:pPr>
+              <w:tabs>
+                <w:tab w:val="left" w:pos="3969"/>
+              </w:tabs>
+              <w:rPr>
+                <w:rFonts w:asciiTheme="majorHAnsi" w:hAnsiTheme="majorHAnsi" w:cstheme="majorHAnsi"/>
+                <w:sz w:val="26"/>
+                <w:szCs w:val="26"/>
+              </w:rPr>
+            </w:pPr>
+          </w:p>
+          <w:p>
+            <w:pPr>
+              <w:tabs>
+                <w:tab w:val="left" w:pos="3969"/>
+              </w:tabs>
+              <w:rPr>
+                <w:rFonts w:asciiTheme="majorHAnsi" w:hAnsiTheme="majorHAnsi" w:cstheme="majorHAnsi"/>
+                <w:sz w:val="26"/>
+                <w:szCs w:val="26"/>
+              </w:rPr>
+            </w:pPr>
+          </w:p>
+          <w:p>
+            <w:pPr>
+              <w:tabs>
+                <w:tab w:val="left" w:pos="3969"/>
+              </w:tabs>
+              <w:rPr>
+                <w:rFonts w:asciiTheme="majorHAnsi" w:hAnsiTheme="majorHAnsi" w:cstheme="majorHAnsi"/>
+                <w:sz w:val="26"/>
+                <w:szCs w:val="26"/>
+              </w:rPr>
+            </w:pPr>
+          </w:p>
+          <w:p>
+            <w:pPr>
+              <w:tabs>
+                <w:tab w:val="left" w:pos="3969"/>
+              </w:tabs>
+              <w:rPr>
+                <w:rFonts w:asciiTheme="majorHAnsi" w:hAnsiTheme="majorHAnsi" w:cstheme="majorHAnsi"/>
+                <w:sz w:val="26"/>
+                <w:szCs w:val="26"/>
+              </w:rPr>
+            </w:pPr>
+          </w:p>
+          <w:p>
+            <w:pPr>
+              <w:tabs>
+                <w:tab w:val="left" w:pos="3969"/>
+              </w:tabs>
+              <w:rPr>
+                <w:rFonts w:asciiTheme="majorHAnsi" w:hAnsiTheme="majorHAnsi" w:cstheme="majorHAnsi"/>
+                <w:sz w:val="26"/>
+                <w:szCs w:val="26"/>
+              </w:rPr>
+            </w:pPr>
+          </w:p>
+          <w:p>
+            <w:pPr>
+              <w:tabs>
+                <w:tab w:val="left" w:pos="3969"/>
+              </w:tabs>
+              <w:rPr>
+                <w:rFonts w:asciiTheme="majorHAnsi" w:hAnsiTheme="majorHAnsi" w:cstheme="majorHAnsi"/>
+                <w:sz w:val="26"/>
+                <w:szCs w:val="26"/>
+              </w:rPr>
+            </w:pPr>
+          </w:p>
+          <w:p>
+            <w:pPr>
+              <w:tabs>
+                <w:tab w:val="left" w:pos="3969"/>
+              </w:tabs>
+              <w:rPr>
+                <w:rFonts w:asciiTheme="majorHAnsi" w:hAnsiTheme="majorHAnsi" w:cstheme="majorHAnsi"/>
+                <w:sz w:val="26"/>
+                <w:szCs w:val="26"/>
+              </w:rPr>
+            </w:pPr>
+          </w:p>
+          <w:p>
+            <w:pPr>
+              <w:tabs>
+                <w:tab w:val="left" w:pos="3969"/>
+              </w:tabs>
+              <w:jc w:val="center"/>
+              <w:rPr>
+                <w:rFonts w:asciiTheme="majorHAnsi" w:hAnsiTheme="majorHAnsi" w:cstheme="majorHAnsi"/>
+                <w:sz w:val="26"/>
+                <w:szCs w:val="26"/>
+              </w:rPr>
+            </w:pPr>
+            <w:r>
+              <w:rPr>
+                <w:rFonts w:asciiTheme="majorHAnsi" w:hAnsiTheme="majorHAnsi" w:cstheme="majorHAnsi"/>
+                <w:sz w:val="26"/>
+                <w:szCs w:val="26"/>
+              </w:rPr>
+              <w:t>Ý KIẾN CỦA BAN ĐỐC</w:t>
+            </w:r>
+          </w:p>
+          <w:p>
+            <w:pPr>
+              <w:rPr>
+                <w:rFonts w:asciiTheme="majorHAnsi" w:hAnsiTheme="majorHAnsi" w:cstheme="majorHAnsi"/>
+                <w:sz w:val="26"/>
+                <w:szCs w:val="26"/>
+              </w:rPr>
+            </w:pPr>
+            <w:r>
+              <w:rPr>
+                <w:rFonts w:asciiTheme="majorHAnsi" w:hAnsiTheme="majorHAnsi" w:cstheme="majorHAnsi"/>
+                <w:sz w:val="26"/>
+                <w:szCs w:val="26"/>
+              </w:rPr>
+              <w:t>...............................................................................................................................................</w:t>
+            </w:r>
+          </w:p>
+          <w:p>
+            <w:pPr>
+              <w:jc w:val="right"/>
+              <w:rPr>
+                <w:rFonts w:asciiTheme="majorHAnsi" w:hAnsiTheme="majorHAnsi" w:cstheme="majorHAnsi"/>
+              </w:rPr>
+            </w:pPr>
+          </w:p>
+        </w:tc>
+      </w:tr>
+    </w:tbl>
     <w:p>
       <w:pPr>
-        <w:spacing w:line="240" w:lineRule="auto"/>
-        <w:rPr>
-          <w:rFonts w:asciiTheme="majorHAnsi" w:hAnsiTheme="majorHAnsi" w:cstheme="majorHAnsi"/>
-        </w:rPr>
-      </w:pPr>
-      <w:r>
-        <w:rPr>
-          <w:rFonts w:asciiTheme="majorHAnsi" w:hAnsiTheme="majorHAnsi" w:cstheme="majorHAnsi"/>
-        </w:rPr>
-        <w:t>Kính trình Ban Lãnh đạo xem xét.</w:t>
-      </w:r>
-    </w:p>
-    <w:p>
-      <w:pPr>
-        <w:spacing w:line="240" w:lineRule="auto"/>
-        <w:rPr>
-          <w:rFonts w:asciiTheme="majorHAnsi" w:hAnsiTheme="majorHAnsi" w:cstheme="majorHAnsi"/>
-        </w:rPr>
-      </w:pPr>
-      <w:r>
-        <w:rPr>
-          <w:rFonts w:asciiTheme="majorHAnsi" w:hAnsiTheme="majorHAnsi" w:cstheme="majorHAnsi"/>
-        </w:rPr>
-        <w:t>Cán bộ QLKH</w:t>
-      </w:r>
-      <w:r>
-        <w:rPr>
-          <w:rFonts w:asciiTheme="majorHAnsi" w:hAnsiTheme="majorHAnsi" w:cstheme="majorHAnsi"/>
-        </w:rPr>
-        <w:tab/>
-      </w:r>
-      <w:r>
-        <w:rPr>
-          <w:rFonts w:asciiTheme="majorHAnsi" w:hAnsiTheme="majorHAnsi" w:cstheme="majorHAnsi"/>
-        </w:rPr>
-        <w:tab/>
-      </w:r>
-      <w:r>
-        <w:rPr>
-          <w:rFonts w:asciiTheme="majorHAnsi" w:hAnsiTheme="majorHAnsi" w:cstheme="majorHAnsi"/>
-        </w:rPr>
-        <w:tab/>
-      </w:r>
-      <w:r>
-        <w:rPr>
-          <w:rFonts w:asciiTheme="majorHAnsi" w:hAnsiTheme="majorHAnsi" w:cstheme="majorHAnsi"/>
-        </w:rPr>
-        <w:tab/>
-      </w:r>
-      <w:r>
-        <w:rPr>
-          <w:rFonts w:asciiTheme="majorHAnsi" w:hAnsiTheme="majorHAnsi" w:cstheme="majorHAnsi"/>
-        </w:rPr>
-        <w:tab/>
-      </w:r>
-      <w:r>
-        <w:rPr>
-          <w:rFonts w:asciiTheme="majorHAnsi" w:hAnsiTheme="majorHAnsi" w:cstheme="majorHAnsi"/>
-        </w:rPr>
-        <w:tab/>
-      </w:r>
-      <w:r>
-        <w:rPr>
-          <w:rFonts w:asciiTheme="majorHAnsi" w:hAnsiTheme="majorHAnsi" w:cstheme="majorHAnsi"/>
-        </w:rPr>
-        <w:tab/>
-        <w:t xml:space="preserve">Trưởng P. KHDN </w:t>
+        <w:ind w:left="2970" w:firstLine="1350"/>
+        <w:rPr>
+          <w:rFonts w:asciiTheme="majorHAnsi" w:hAnsiTheme="majorHAnsi" w:cstheme="majorHAnsi"/>
+          <w:i/>
+          <w:color w:val="4472C4" w:themeColor="accent1"/>
+          <w:sz w:val="26"/>
+          <w:szCs w:val="26"/>
+        </w:rPr>
+      </w:pPr>
+      <w:r>
+        <w:rPr>
+          <w:rFonts w:asciiTheme="majorHAnsi" w:hAnsiTheme="majorHAnsi" w:cstheme="majorHAnsi"/>
+          <w:sz w:val="26"/>
+          <w:szCs w:val="26"/>
+        </w:rPr>
+        <w:t xml:space="preserve">P. Cao Lãnh, </w:t>
+      </w:r>
+      <w:r>
+        <w:rPr>
+          <w:rFonts w:asciiTheme="majorHAnsi" w:hAnsiTheme="majorHAnsi" w:cstheme="majorHAnsi"/>
+          <w:i/>
+          <w:color w:val="4472C4" w:themeColor="accent1"/>
+          <w:sz w:val="26"/>
+          <w:szCs w:val="26"/>
+        </w:rPr>
+        <w:t>{{CURRENT_DATE_TITLE}}</w:t>
       </w:r>
     </w:p>
     <w:p>
@@ -5685,130 +5890,6 @@
           <w:rFonts w:asciiTheme="majorHAnsi" w:hAnsiTheme="majorHAnsi" w:cstheme="majorHAnsi"/>
         </w:rPr>
       </w:pPr>
-    </w:p>
-    <w:p>
-      <w:pPr>
-        <w:tabs>
-          <w:tab w:val="left" w:pos="3969"/>
-        </w:tabs>
-        <w:spacing w:line="240" w:lineRule="auto"/>
-        <w:jc w:val="center"/>
-        <w:rPr>
-          <w:rFonts w:asciiTheme="majorHAnsi" w:hAnsiTheme="majorHAnsi" w:cstheme="majorHAnsi"/>
-        </w:rPr>
-      </w:pPr>
-    </w:p>
-    <w:p>
-      <w:pPr>
-        <w:tabs>
-          <w:tab w:val="left" w:pos="3969"/>
-        </w:tabs>
-        <w:spacing w:line="240" w:lineRule="auto"/>
-        <w:jc w:val="center"/>
-        <w:rPr>
-          <w:rFonts w:asciiTheme="majorHAnsi" w:hAnsiTheme="majorHAnsi" w:cstheme="majorHAnsi"/>
-        </w:rPr>
-      </w:pPr>
-      <w:r>
-        <w:rPr>
-          <w:rFonts w:asciiTheme="majorHAnsi" w:hAnsiTheme="majorHAnsi" w:cstheme="majorHAnsi"/>
-        </w:rPr>
-        <w:t>Ý KIẾN CỦA</w:t>
-      </w:r>
-      <w:r>
-        <w:rPr>
-          <w:rFonts w:asciiTheme="majorHAnsi" w:hAnsiTheme="majorHAnsi" w:cstheme="majorHAnsi"/>
-        </w:rPr>
-        <w:t xml:space="preserve"> </w:t>
-      </w:r>
-      <w:r>
-        <w:rPr>
-          <w:rFonts w:asciiTheme="majorHAnsi" w:hAnsiTheme="majorHAnsi" w:cstheme="majorHAnsi"/>
-        </w:rPr>
-        <w:t>BAN</w:t>
-      </w:r>
-      <w:r>
-        <w:rPr>
-          <w:rFonts w:asciiTheme="majorHAnsi" w:hAnsiTheme="majorHAnsi" w:cstheme="majorHAnsi"/>
-        </w:rPr>
-        <w:t xml:space="preserve"> </w:t>
-      </w:r>
-      <w:r>
-        <w:rPr>
-          <w:rFonts w:asciiTheme="majorHAnsi" w:hAnsiTheme="majorHAnsi" w:cstheme="majorHAnsi"/>
-        </w:rPr>
-        <w:t>ĐỐC</w:t>
-      </w:r>
-    </w:p>
-    <w:p>
-      <w:pPr>
-        <w:spacing w:line="240" w:lineRule="auto"/>
-        <w:rPr>
-          <w:rFonts w:asciiTheme="majorHAnsi" w:hAnsiTheme="majorHAnsi" w:cstheme="majorHAnsi"/>
-        </w:rPr>
-      </w:pPr>
-      <w:r>
-        <w:rPr>
-          <w:rFonts w:asciiTheme="majorHAnsi" w:hAnsiTheme="majorHAnsi" w:cstheme="majorHAnsi"/>
-        </w:rPr>
-        <w:t xml:space="preserve"> ...............................................................................................................................................</w:t>
-      </w:r>
-    </w:p>
-    <w:p>
-      <w:pPr>
-        <w:jc w:val="right"/>
-        <w:rPr>
-          <w:rFonts w:asciiTheme="majorHAnsi" w:hAnsiTheme="majorHAnsi" w:cstheme="majorHAnsi"/>
-          <w:i/>
-          <w:color w:val="4472C4" w:themeColor="accent1"/>
-        </w:rPr>
-      </w:pPr>
-      <w:r>
-        <w:rPr>
-          <w:rFonts w:asciiTheme="majorHAnsi" w:hAnsiTheme="majorHAnsi" w:cstheme="majorHAnsi"/>
-        </w:rPr>
-        <w:t xml:space="preserve">P. Cao Lãnh, </w:t>
-      </w:r>
-      <w:r>
-        <w:rPr>
-          <w:rFonts w:asciiTheme="majorHAnsi" w:hAnsiTheme="majorHAnsi" w:cstheme="majorHAnsi"/>
-          <w:i/>
-          <w:color w:val="4472C4" w:themeColor="accent1"/>
-        </w:rPr>
-        <w:t>{{</w:t>
-      </w:r>
-      <w:r>
-        <w:rPr>
-          <w:rFonts w:asciiTheme="majorHAnsi" w:hAnsiTheme="majorHAnsi" w:cstheme="majorHAnsi"/>
-          <w:i/>
-          <w:color w:val="4472C4" w:themeColor="accent1"/>
-        </w:rPr>
-        <w:t>C</w:t>
-      </w:r>
-      <w:r>
-        <w:rPr>
-          <w:rFonts w:asciiTheme="majorHAnsi" w:hAnsiTheme="majorHAnsi" w:cstheme="majorHAnsi"/>
-          <w:i/>
-          <w:color w:val="4472C4" w:themeColor="accent1"/>
-        </w:rPr>
-        <w:t>URRENT_DATE_TITLE</w:t>
-      </w:r>
-      <w:r>
-        <w:rPr>
-          <w:rFonts w:asciiTheme="majorHAnsi" w:hAnsiTheme="majorHAnsi" w:cstheme="majorHAnsi"/>
-          <w:i/>
-          <w:color w:val="4472C4" w:themeColor="accent1"/>
-        </w:rPr>
-        <w:t>}</w:t>
-      </w:r>
-      <w:r>
-        <w:rPr>
-          <w:rFonts w:asciiTheme="majorHAnsi" w:hAnsiTheme="majorHAnsi" w:cstheme="majorHAnsi"/>
-          <w:i/>
-          <w:color w:val="4472C4" w:themeColor="accent1"/>
-        </w:rPr>
-        <w:t>}</w:t>
-      </w:r>
     </w:p>
     <w:sectPr>
       <w:pgSz w:w="12240" w:h="15840"/>
@@ -11482,7 +11563,7 @@
   <w:style w:type="paragraph" w:default="1" w:styleId="Normal">
     <w:name w:val="Normal"/>
     <w:qFormat/>
-    <w:rsid w:val="003769DC"/>
+    <w:rsid w:val="00F36EE8"/>
     <w:rPr>
       <w:rFonts w:eastAsiaTheme="minorEastAsia"/>
       <w:lang w:val="en-US" w:eastAsia="ja-JP"/>
